--- a/Knowledge/3-Work knowledge/1-Software Engineering/1-Software Engineering Fundamentals/5-My Source/4-Networks Devices/2-Types of Switches/2-Unmanaged Switch.docx
+++ b/Knowledge/3-Work knowledge/1-Software Engineering/1-Software Engineering Fundamentals/5-My Source/4-Networks Devices/2-Types of Switches/2-Unmanaged Switch.docx
@@ -4,44 +4,28 @@
   <w:body>
     <w:p>
       <w:pPr>
-        <w:keepNext/>
-        <w:keepLines/>
-        <w:spacing w:before="400" w:after="120" w:line="276" w:lineRule="auto"/>
-        <w:outlineLvl w:val="0"/>
-        <w:rPr>
-          <w:rFonts w:ascii="Arial" w:eastAsia="Arial" w:hAnsi="Arial" w:cs="Arial"/>
-          <w:kern w:val="0"/>
-          <w:sz w:val="40"/>
-          <w:szCs w:val="40"/>
-          <w:lang w:val="en"/>
-          <w14:ligatures w14:val="none"/>
+        <w:pStyle w:val="Heading1"/>
+        <w:rPr>
+          <w:rFonts w:eastAsia="Arial"/>
+          <w:lang w:val="en"/>
         </w:rPr>
       </w:pPr>
       <w:bookmarkStart w:id="0" w:name="_33d278xqeegv" w:colFirst="0" w:colLast="0"/>
       <w:bookmarkEnd w:id="0"/>
       <w:r>
         <w:rPr>
-          <w:rFonts w:ascii="Arial" w:eastAsia="Arial" w:hAnsi="Arial" w:cs="Arial"/>
-          <w:kern w:val="0"/>
-          <w:sz w:val="40"/>
-          <w:szCs w:val="40"/>
-          <w:lang w:val="en"/>
-          <w14:ligatures w14:val="none"/>
+          <w:rFonts w:eastAsia="Arial"/>
+          <w:lang w:val="en"/>
         </w:rPr>
         <w:t>Unmanaged Switch</w:t>
       </w:r>
     </w:p>
     <w:p>
       <w:pPr>
-        <w:spacing w:before="280" w:after="120" w:line="276" w:lineRule="auto"/>
-        <w:outlineLvl w:val="1"/>
-        <w:rPr>
-          <w:rFonts w:ascii="Arial" w:eastAsia="Arial" w:hAnsi="Arial" w:cs="Arial"/>
-          <w:kern w:val="0"/>
-          <w:sz w:val="32"/>
-          <w:szCs w:val="32"/>
-          <w:lang w:val="en"/>
-          <w14:ligatures w14:val="none"/>
+        <w:pStyle w:val="Heading2"/>
+        <w:rPr>
+          <w:rFonts w:eastAsia="Arial"/>
+          <w:lang w:val="en"/>
         </w:rPr>
       </w:pPr>
       <w:bookmarkStart w:id="1" w:name="_f4c676stnw27" w:colFirst="0" w:colLast="0"/>
@@ -49,22 +33,14 @@
       <w:r>
         <w:rPr>
           <w:rFonts w:ascii="Segoe UI Emoji" w:eastAsia="Arial" w:hAnsi="Segoe UI Emoji" w:cs="Segoe UI Emoji"/>
-          <w:kern w:val="0"/>
-          <w:sz w:val="32"/>
-          <w:szCs w:val="32"/>
-          <w:lang w:val="en"/>
-          <w14:ligatures w14:val="none"/>
+          <w:lang w:val="en"/>
         </w:rPr>
         <w:t>🟦</w:t>
       </w:r>
       <w:r>
         <w:rPr>
-          <w:rFonts w:ascii="Arial" w:eastAsia="Arial" w:hAnsi="Arial" w:cs="Arial"/>
-          <w:kern w:val="0"/>
-          <w:sz w:val="32"/>
-          <w:szCs w:val="32"/>
-          <w:lang w:val="en"/>
-          <w14:ligatures w14:val="none"/>
+          <w:rFonts w:eastAsia="Arial"/>
+          <w:lang w:val="en"/>
         </w:rPr>
         <w:t xml:space="preserve"> What is an Unmanaged Switch?</w:t>
       </w:r>
@@ -395,15 +371,10 @@
     </w:p>
     <w:p>
       <w:pPr>
-        <w:spacing w:before="280" w:after="120" w:line="276" w:lineRule="auto"/>
-        <w:outlineLvl w:val="1"/>
-        <w:rPr>
-          <w:rFonts w:ascii="Arial" w:eastAsia="Arial" w:hAnsi="Arial" w:cs="Arial"/>
-          <w:kern w:val="0"/>
-          <w:sz w:val="32"/>
-          <w:szCs w:val="32"/>
-          <w:lang w:val="en"/>
-          <w14:ligatures w14:val="none"/>
+        <w:pStyle w:val="Heading2"/>
+        <w:rPr>
+          <w:rFonts w:eastAsia="Arial"/>
+          <w:lang w:val="en"/>
         </w:rPr>
       </w:pPr>
       <w:bookmarkStart w:id="2" w:name="_sq9aufbigpjz" w:colFirst="0" w:colLast="0"/>
@@ -411,22 +382,14 @@
       <w:r>
         <w:rPr>
           <w:rFonts w:ascii="Segoe UI Emoji" w:eastAsia="Arial" w:hAnsi="Segoe UI Emoji" w:cs="Segoe UI Emoji"/>
-          <w:kern w:val="0"/>
-          <w:sz w:val="32"/>
-          <w:szCs w:val="32"/>
-          <w:lang w:val="en"/>
-          <w14:ligatures w14:val="none"/>
+          <w:lang w:val="en"/>
         </w:rPr>
         <w:t>🔧</w:t>
       </w:r>
       <w:r>
         <w:rPr>
-          <w:rFonts w:ascii="Arial" w:eastAsia="Arial" w:hAnsi="Arial" w:cs="Arial"/>
-          <w:kern w:val="0"/>
-          <w:sz w:val="32"/>
-          <w:szCs w:val="32"/>
-          <w:lang w:val="en"/>
-          <w14:ligatures w14:val="none"/>
+          <w:rFonts w:eastAsia="Arial"/>
+          <w:lang w:val="en"/>
         </w:rPr>
         <w:t xml:space="preserve"> Key Features of an Unmanaged Switch</w:t>
       </w:r>
@@ -821,6 +784,7 @@
                 <w:lang w:val="en"/>
                 <w14:ligatures w14:val="none"/>
               </w:rPr>
+              <w:lastRenderedPageBreak/>
               <w:t>No Configuration</w:t>
             </w:r>
           </w:p>
@@ -1242,15 +1206,10 @@
     </w:p>
     <w:p>
       <w:pPr>
-        <w:spacing w:before="280" w:after="120" w:line="276" w:lineRule="auto"/>
-        <w:outlineLvl w:val="1"/>
-        <w:rPr>
-          <w:rFonts w:ascii="Arial" w:eastAsia="Arial" w:hAnsi="Arial" w:cs="Arial"/>
-          <w:kern w:val="0"/>
-          <w:sz w:val="32"/>
-          <w:szCs w:val="32"/>
-          <w:lang w:val="en"/>
-          <w14:ligatures w14:val="none"/>
+        <w:pStyle w:val="Heading2"/>
+        <w:rPr>
+          <w:rFonts w:eastAsia="Arial"/>
+          <w:lang w:val="en"/>
         </w:rPr>
       </w:pPr>
       <w:bookmarkStart w:id="3" w:name="_71khk44bk0hv" w:colFirst="0" w:colLast="0"/>
@@ -1258,22 +1217,14 @@
       <w:r>
         <w:rPr>
           <w:rFonts w:ascii="Segoe UI Emoji" w:eastAsia="Arial" w:hAnsi="Segoe UI Emoji" w:cs="Segoe UI Emoji"/>
-          <w:kern w:val="0"/>
-          <w:sz w:val="32"/>
-          <w:szCs w:val="32"/>
-          <w:lang w:val="en"/>
-          <w14:ligatures w14:val="none"/>
+          <w:lang w:val="en"/>
         </w:rPr>
         <w:t>🏠</w:t>
       </w:r>
       <w:r>
         <w:rPr>
-          <w:rFonts w:ascii="Arial" w:eastAsia="Arial" w:hAnsi="Arial" w:cs="Arial"/>
-          <w:kern w:val="0"/>
-          <w:sz w:val="32"/>
-          <w:szCs w:val="32"/>
-          <w:lang w:val="en"/>
-          <w14:ligatures w14:val="none"/>
+          <w:rFonts w:eastAsia="Arial"/>
+          <w:lang w:val="en"/>
         </w:rPr>
         <w:t xml:space="preserve"> Example Use: Small Office/Home LAN</w:t>
       </w:r>
@@ -1754,6 +1705,7 @@
           <w:lang w:val="en"/>
           <w14:ligatures w14:val="none"/>
         </w:rPr>
+        <w:lastRenderedPageBreak/>
         <w:t>No need for settings — devices are connected instantly and can communicate.</w:t>
       </w:r>
     </w:p>
@@ -1784,15 +1736,10 @@
     </w:p>
     <w:p>
       <w:pPr>
-        <w:spacing w:before="280" w:after="120" w:line="276" w:lineRule="auto"/>
-        <w:outlineLvl w:val="1"/>
-        <w:rPr>
-          <w:rFonts w:ascii="Arial" w:eastAsia="Arial" w:hAnsi="Arial" w:cs="Arial"/>
-          <w:kern w:val="0"/>
-          <w:sz w:val="32"/>
-          <w:szCs w:val="32"/>
-          <w:lang w:val="en"/>
-          <w14:ligatures w14:val="none"/>
+        <w:pStyle w:val="Heading2"/>
+        <w:rPr>
+          <w:rFonts w:eastAsia="Arial"/>
+          <w:lang w:val="en"/>
         </w:rPr>
       </w:pPr>
       <w:bookmarkStart w:id="4" w:name="_yxx38d8cg6cl" w:colFirst="0" w:colLast="0"/>
@@ -1800,22 +1747,14 @@
       <w:r>
         <w:rPr>
           <w:rFonts w:ascii="Segoe UI Emoji" w:eastAsia="Arial" w:hAnsi="Segoe UI Emoji" w:cs="Segoe UI Emoji"/>
-          <w:kern w:val="0"/>
-          <w:sz w:val="32"/>
-          <w:szCs w:val="32"/>
-          <w:lang w:val="en"/>
-          <w14:ligatures w14:val="none"/>
+          <w:lang w:val="en"/>
         </w:rPr>
         <w:t>🆚</w:t>
       </w:r>
       <w:r>
         <w:rPr>
-          <w:rFonts w:ascii="Arial" w:eastAsia="Arial" w:hAnsi="Arial" w:cs="Arial"/>
-          <w:kern w:val="0"/>
-          <w:sz w:val="32"/>
-          <w:szCs w:val="32"/>
-          <w:lang w:val="en"/>
-          <w14:ligatures w14:val="none"/>
+          <w:rFonts w:eastAsia="Arial"/>
+          <w:lang w:val="en"/>
         </w:rPr>
         <w:t xml:space="preserve"> Managed vs Unmanaged Switch</w:t>
       </w:r>
@@ -2875,6 +2814,7 @@
                 <w:lang w:val="en"/>
                 <w14:ligatures w14:val="none"/>
               </w:rPr>
+              <w:lastRenderedPageBreak/>
               <w:t>Cost</w:t>
             </w:r>
           </w:p>
@@ -3115,15 +3055,10 @@
     </w:p>
     <w:p>
       <w:pPr>
-        <w:spacing w:before="280" w:after="120" w:line="276" w:lineRule="auto"/>
-        <w:outlineLvl w:val="1"/>
-        <w:rPr>
-          <w:rFonts w:ascii="Arial" w:eastAsia="Arial" w:hAnsi="Arial" w:cs="Arial"/>
-          <w:kern w:val="0"/>
-          <w:sz w:val="32"/>
-          <w:szCs w:val="32"/>
-          <w:lang w:val="en"/>
-          <w14:ligatures w14:val="none"/>
+        <w:pStyle w:val="Heading2"/>
+        <w:rPr>
+          <w:rFonts w:ascii="Arial" w:eastAsia="Arial" w:hAnsi="Arial" w:cs="Arial"/>
+          <w:lang w:val="en"/>
         </w:rPr>
       </w:pPr>
       <w:bookmarkStart w:id="5" w:name="_k49ogt8rlxsy" w:colFirst="0" w:colLast="0"/>
@@ -3131,22 +3066,14 @@
       <w:r>
         <w:rPr>
           <w:rFonts w:ascii="Segoe UI Emoji" w:eastAsia="Arial Unicode MS" w:hAnsi="Segoe UI Emoji" w:cs="Segoe UI Emoji"/>
-          <w:kern w:val="0"/>
-          <w:sz w:val="32"/>
-          <w:szCs w:val="32"/>
-          <w:lang w:val="en"/>
-          <w14:ligatures w14:val="none"/>
+          <w:lang w:val="en"/>
         </w:rPr>
         <w:t>✅</w:t>
       </w:r>
       <w:r>
         <w:rPr>
-          <w:rFonts w:ascii="Arial Unicode MS" w:eastAsia="Arial Unicode MS" w:hAnsi="Arial Unicode MS" w:cs="Arial Unicode MS"/>
-          <w:kern w:val="0"/>
-          <w:sz w:val="32"/>
-          <w:szCs w:val="32"/>
-          <w:lang w:val="en"/>
-          <w14:ligatures w14:val="none"/>
+          <w:rFonts w:eastAsia="Arial Unicode MS"/>
+          <w:lang w:val="en"/>
         </w:rPr>
         <w:t xml:space="preserve"> Advantages</w:t>
       </w:r>
@@ -3394,15 +3321,10 @@
     </w:p>
     <w:p>
       <w:pPr>
-        <w:spacing w:before="280" w:after="120" w:line="276" w:lineRule="auto"/>
-        <w:outlineLvl w:val="1"/>
-        <w:rPr>
-          <w:rFonts w:ascii="Arial" w:eastAsia="Arial" w:hAnsi="Arial" w:cs="Arial"/>
-          <w:kern w:val="0"/>
-          <w:sz w:val="32"/>
-          <w:szCs w:val="32"/>
-          <w:lang w:val="en"/>
-          <w14:ligatures w14:val="none"/>
+        <w:pStyle w:val="Heading2"/>
+        <w:rPr>
+          <w:rFonts w:ascii="Arial" w:eastAsia="Arial" w:hAnsi="Arial" w:cs="Arial"/>
+          <w:lang w:val="en"/>
         </w:rPr>
       </w:pPr>
       <w:bookmarkStart w:id="6" w:name="_kafn5aof2g37" w:colFirst="0" w:colLast="0"/>
@@ -3410,22 +3332,14 @@
       <w:r>
         <w:rPr>
           <w:rFonts w:ascii="Segoe UI Emoji" w:eastAsia="Arial Unicode MS" w:hAnsi="Segoe UI Emoji" w:cs="Segoe UI Emoji"/>
-          <w:kern w:val="0"/>
-          <w:sz w:val="32"/>
-          <w:szCs w:val="32"/>
-          <w:lang w:val="en"/>
-          <w14:ligatures w14:val="none"/>
+          <w:lang w:val="en"/>
         </w:rPr>
         <w:t>❌</w:t>
       </w:r>
       <w:r>
         <w:rPr>
-          <w:rFonts w:ascii="Arial Unicode MS" w:eastAsia="Arial Unicode MS" w:hAnsi="Arial Unicode MS" w:cs="Arial Unicode MS"/>
-          <w:kern w:val="0"/>
-          <w:sz w:val="32"/>
-          <w:szCs w:val="32"/>
-          <w:lang w:val="en"/>
-          <w14:ligatures w14:val="none"/>
+          <w:rFonts w:eastAsia="Arial Unicode MS"/>
+          <w:lang w:val="en"/>
         </w:rPr>
         <w:t xml:space="preserve"> Limitations</w:t>
       </w:r>
@@ -4348,7 +4262,6 @@
     <w:next w:val="Normal"/>
     <w:link w:val="Heading2Char"/>
     <w:uiPriority w:val="9"/>
-    <w:semiHidden/>
     <w:unhideWhenUsed/>
     <w:qFormat/>
     <w:rsid w:val="00D114F7"/>
@@ -4565,7 +4478,6 @@
     <w:basedOn w:val="DefaultParagraphFont"/>
     <w:link w:val="Heading2"/>
     <w:uiPriority w:val="9"/>
-    <w:semiHidden/>
     <w:rsid w:val="00D114F7"/>
     <w:rPr>
       <w:rFonts w:asciiTheme="majorHAnsi" w:eastAsiaTheme="majorEastAsia" w:hAnsiTheme="majorHAnsi" w:cstheme="majorBidi"/>

--- a/Knowledge/3-Work knowledge/1-Software Engineering/1-Software Engineering Fundamentals/5-My Source/4-Networks Devices/2-Types of Switches/2-Unmanaged Switch.docx
+++ b/Knowledge/3-Work knowledge/1-Software Engineering/1-Software Engineering Fundamentals/5-My Source/4-Networks Devices/2-Types of Switches/2-Unmanaged Switch.docx
@@ -59,67 +59,1597 @@
       </w:pPr>
       <w:r>
         <w:rPr>
-          <w:rFonts w:ascii="Arial" w:eastAsia="Arial" w:hAnsi="Arial" w:cs="Arial"/>
-          <w:b/>
-          <w:kern w:val="0"/>
-          <w:sz w:val="22"/>
-          <w:szCs w:val="22"/>
-          <w:highlight w:val="darkGray"/>
-          <w:lang w:val="en"/>
-          <w14:ligatures w14:val="none"/>
-        </w:rPr>
-        <w:t># Source</w:t>
-      </w:r>
-      <w:r>
-        <w:rPr>
-          <w:rFonts w:ascii="Arial" w:eastAsia="Arial" w:hAnsi="Arial" w:cs="Arial"/>
-          <w:kern w:val="0"/>
-          <w:sz w:val="22"/>
-          <w:szCs w:val="22"/>
-          <w:highlight w:val="darkGray"/>
-          <w:lang w:val="en"/>
-          <w14:ligatures w14:val="none"/>
-        </w:rPr>
-        <w:t xml:space="preserve">: </w:t>
-      </w:r>
-      <w:r>
-        <w:rPr>
-          <w:rFonts w:ascii="Arial" w:eastAsia="Arial" w:hAnsi="Arial" w:cs="Arial"/>
-          <w:b/>
-          <w:kern w:val="0"/>
-          <w:sz w:val="22"/>
-          <w:szCs w:val="22"/>
-          <w:highlight w:val="darkGray"/>
-          <w:lang w:val="en"/>
-          <w14:ligatures w14:val="none"/>
-        </w:rPr>
-        <w:t>Chatgpt (GPT</w:t>
-      </w:r>
-      <w:r>
-        <w:rPr>
-          <w:rFonts w:ascii="Cambria Math" w:eastAsia="Arial" w:hAnsi="Cambria Math" w:cs="Cambria Math"/>
-          <w:b/>
-          <w:kern w:val="0"/>
-          <w:sz w:val="22"/>
-          <w:szCs w:val="22"/>
-          <w:highlight w:val="darkGray"/>
-          <w:lang w:val="en"/>
-          <w14:ligatures w14:val="none"/>
+          <w:rFonts w:ascii="Arial" w:hAnsi="Arial" w:eastAsia="Arial" w:cs="Arial"/>
+          <w:b/>
+          <w:i w:val="0"/>
+          <w:color w:val="000000"/>
+          <w:sz w:val="18"/>
+          <w:highlight w:val="lightGray"/>
+        </w:rPr>
+        <w:t>#</w:t>
+      </w:r>
+      <w:r>
+        <w:rPr>
+          <w:rFonts w:ascii="Arial" w:hAnsi="Arial" w:eastAsia="Arial" w:cs="Arial"/>
+          <w:b/>
+          <w:i w:val="0"/>
+          <w:color w:val="000000"/>
+          <w:sz w:val="18"/>
+          <w:highlight w:val="lightGray"/>
+        </w:rPr>
+        <w:t xml:space="preserve"> </w:t>
+      </w:r>
+      <w:r>
+        <w:rPr>
+          <w:rFonts w:ascii="Arial" w:hAnsi="Arial" w:eastAsia="Arial" w:cs="Arial"/>
+          <w:b/>
+          <w:i w:val="0"/>
+          <w:color w:val="000000"/>
+          <w:sz w:val="18"/>
+          <w:highlight w:val="lightGray"/>
+        </w:rPr>
+        <w:t>S</w:t>
+      </w:r>
+      <w:r>
+        <w:rPr>
+          <w:rFonts w:ascii="Arial" w:hAnsi="Arial" w:eastAsia="Arial" w:cs="Arial"/>
+          <w:b/>
+          <w:i w:val="0"/>
+          <w:color w:val="000000"/>
+          <w:sz w:val="18"/>
+          <w:highlight w:val="lightGray"/>
+        </w:rPr>
+        <w:t>o</w:t>
+      </w:r>
+      <w:r>
+        <w:rPr>
+          <w:rFonts w:ascii="Arial" w:hAnsi="Arial" w:eastAsia="Arial" w:cs="Arial"/>
+          <w:b/>
+          <w:i w:val="0"/>
+          <w:color w:val="000000"/>
+          <w:sz w:val="18"/>
+          <w:highlight w:val="lightGray"/>
+        </w:rPr>
+        <w:t>u</w:t>
+      </w:r>
+      <w:r>
+        <w:rPr>
+          <w:rFonts w:ascii="Arial" w:hAnsi="Arial" w:eastAsia="Arial" w:cs="Arial"/>
+          <w:b/>
+          <w:i w:val="0"/>
+          <w:color w:val="000000"/>
+          <w:sz w:val="18"/>
+          <w:highlight w:val="lightGray"/>
+        </w:rPr>
+        <w:t>r</w:t>
+      </w:r>
+      <w:r>
+        <w:rPr>
+          <w:rFonts w:ascii="Arial" w:hAnsi="Arial" w:eastAsia="Arial" w:cs="Arial"/>
+          <w:b/>
+          <w:i w:val="0"/>
+          <w:color w:val="000000"/>
+          <w:sz w:val="18"/>
+          <w:highlight w:val="lightGray"/>
+        </w:rPr>
+        <w:t>c</w:t>
+      </w:r>
+      <w:r>
+        <w:rPr>
+          <w:rFonts w:ascii="Arial" w:hAnsi="Arial" w:eastAsia="Arial" w:cs="Arial"/>
+          <w:b/>
+          <w:i w:val="0"/>
+          <w:color w:val="000000"/>
+          <w:sz w:val="18"/>
+          <w:highlight w:val="lightGray"/>
+        </w:rPr>
+        <w:t>e</w:t>
+      </w:r>
+      <w:r>
+        <w:rPr>
+          <w:rFonts w:ascii="Arial" w:hAnsi="Arial" w:eastAsia="Arial" w:cs="Arial"/>
+          <w:b/>
+          <w:i w:val="0"/>
+          <w:color w:val="000000"/>
+          <w:sz w:val="18"/>
+          <w:highlight w:val="lightGray"/>
+        </w:rPr>
+        <w:t>:</w:t>
+      </w:r>
+      <w:r>
+        <w:rPr>
+          <w:rFonts w:ascii="Arial" w:hAnsi="Arial" w:eastAsia="Arial" w:cs="Arial"/>
+          <w:b/>
+          <w:i w:val="0"/>
+          <w:color w:val="000000"/>
+          <w:sz w:val="18"/>
+          <w:highlight w:val="lightGray"/>
+        </w:rPr>
+        <w:t xml:space="preserve"> </w:t>
+      </w:r>
+      <w:r>
+        <w:rPr>
+          <w:rFonts w:ascii="Arial" w:hAnsi="Arial" w:eastAsia="Arial" w:cs="Arial"/>
+          <w:b/>
+          <w:i w:val="0"/>
+          <w:color w:val="000000"/>
+          <w:sz w:val="18"/>
+          <w:highlight w:val="lightGray"/>
+        </w:rPr>
+        <w:t>A</w:t>
+      </w:r>
+      <w:r>
+        <w:rPr>
+          <w:rFonts w:ascii="Arial" w:hAnsi="Arial" w:eastAsia="Arial" w:cs="Arial"/>
+          <w:b/>
+          <w:i w:val="0"/>
+          <w:color w:val="000000"/>
+          <w:sz w:val="18"/>
+          <w:highlight w:val="lightGray"/>
+        </w:rPr>
+        <w:t>I</w:t>
+      </w:r>
+      <w:r>
+        <w:rPr>
+          <w:rFonts w:ascii="Arial" w:hAnsi="Arial" w:eastAsia="Arial" w:cs="Arial"/>
+          <w:b/>
+          <w:i w:val="0"/>
+          <w:color w:val="000000"/>
+          <w:sz w:val="18"/>
+          <w:highlight w:val="lightGray"/>
+        </w:rPr>
+        <w:t xml:space="preserve"> </w:t>
+      </w:r>
+      <w:r>
+        <w:rPr>
+          <w:rFonts w:ascii="Arial" w:hAnsi="Arial" w:eastAsia="Arial" w:cs="Arial"/>
+          <w:b/>
+          <w:i w:val="0"/>
+          <w:color w:val="000000"/>
+          <w:sz w:val="18"/>
+          <w:highlight w:val="lightGray"/>
+        </w:rPr>
+        <w:t>S</w:t>
+      </w:r>
+      <w:r>
+        <w:rPr>
+          <w:rFonts w:ascii="Arial" w:hAnsi="Arial" w:eastAsia="Arial" w:cs="Arial"/>
+          <w:b/>
+          <w:i w:val="0"/>
+          <w:color w:val="000000"/>
+          <w:sz w:val="18"/>
+          <w:highlight w:val="lightGray"/>
+        </w:rPr>
+        <w:t>o</w:t>
+      </w:r>
+      <w:r>
+        <w:rPr>
+          <w:rFonts w:ascii="Arial" w:hAnsi="Arial" w:eastAsia="Arial" w:cs="Arial"/>
+          <w:b/>
+          <w:i w:val="0"/>
+          <w:color w:val="000000"/>
+          <w:sz w:val="18"/>
+          <w:highlight w:val="lightGray"/>
+        </w:rPr>
+        <w:t>u</w:t>
+      </w:r>
+      <w:r>
+        <w:rPr>
+          <w:rFonts w:ascii="Arial" w:hAnsi="Arial" w:eastAsia="Arial" w:cs="Arial"/>
+          <w:b/>
+          <w:i w:val="0"/>
+          <w:color w:val="000000"/>
+          <w:sz w:val="18"/>
+          <w:highlight w:val="lightGray"/>
+        </w:rPr>
+        <w:t>r</w:t>
+      </w:r>
+      <w:r>
+        <w:rPr>
+          <w:rFonts w:ascii="Arial" w:hAnsi="Arial" w:eastAsia="Arial" w:cs="Arial"/>
+          <w:b/>
+          <w:i w:val="0"/>
+          <w:color w:val="000000"/>
+          <w:sz w:val="18"/>
+          <w:highlight w:val="lightGray"/>
+        </w:rPr>
+        <w:t>c</w:t>
+      </w:r>
+      <w:r>
+        <w:rPr>
+          <w:rFonts w:ascii="Arial" w:hAnsi="Arial" w:eastAsia="Arial" w:cs="Arial"/>
+          <w:b/>
+          <w:i w:val="0"/>
+          <w:color w:val="000000"/>
+          <w:sz w:val="18"/>
+          <w:highlight w:val="lightGray"/>
+        </w:rPr>
+        <w:t>e</w:t>
+      </w:r>
+      <w:r>
+        <w:rPr>
+          <w:rFonts w:ascii="Arial" w:hAnsi="Arial" w:eastAsia="Arial" w:cs="Arial"/>
+          <w:b/>
+          <w:i w:val="0"/>
+          <w:color w:val="000000"/>
+          <w:sz w:val="18"/>
+          <w:highlight w:val="lightGray"/>
+        </w:rPr>
+        <w:t>:</w:t>
+      </w:r>
+      <w:r>
+        <w:rPr>
+          <w:rFonts w:ascii="Arial" w:hAnsi="Arial" w:eastAsia="Arial" w:cs="Arial"/>
+          <w:b/>
+          <w:i w:val="0"/>
+          <w:color w:val="000000"/>
+          <w:sz w:val="18"/>
+          <w:highlight w:val="lightGray"/>
+        </w:rPr>
+        <w:t xml:space="preserve"> </w:t>
+      </w:r>
+      <w:r>
+        <w:rPr>
+          <w:rFonts w:ascii="Arial" w:hAnsi="Arial" w:eastAsia="Arial" w:cs="Arial"/>
+          <w:b/>
+          <w:i w:val="0"/>
+          <w:color w:val="000000"/>
+          <w:sz w:val="18"/>
+          <w:highlight w:val="lightGray"/>
+        </w:rPr>
+        <w:t>P</w:t>
+      </w:r>
+      <w:r>
+        <w:rPr>
+          <w:rFonts w:ascii="Arial" w:hAnsi="Arial" w:eastAsia="Arial" w:cs="Arial"/>
+          <w:b/>
+          <w:i w:val="0"/>
+          <w:color w:val="000000"/>
+          <w:sz w:val="18"/>
+          <w:highlight w:val="lightGray"/>
+        </w:rPr>
+        <w:t>r</w:t>
+      </w:r>
+      <w:r>
+        <w:rPr>
+          <w:rFonts w:ascii="Arial" w:hAnsi="Arial" w:eastAsia="Arial" w:cs="Arial"/>
+          <w:b/>
+          <w:i w:val="0"/>
+          <w:color w:val="000000"/>
+          <w:sz w:val="18"/>
+          <w:highlight w:val="lightGray"/>
+        </w:rPr>
+        <w:t>o</w:t>
+      </w:r>
+      <w:r>
+        <w:rPr>
+          <w:rFonts w:ascii="Arial" w:hAnsi="Arial" w:eastAsia="Arial" w:cs="Arial"/>
+          <w:b/>
+          <w:i w:val="0"/>
+          <w:color w:val="000000"/>
+          <w:sz w:val="18"/>
+          <w:highlight w:val="lightGray"/>
+        </w:rPr>
+        <w:t>v</w:t>
+      </w:r>
+      <w:r>
+        <w:rPr>
+          <w:rFonts w:ascii="Arial" w:hAnsi="Arial" w:eastAsia="Arial" w:cs="Arial"/>
+          <w:b/>
+          <w:i w:val="0"/>
+          <w:color w:val="000000"/>
+          <w:sz w:val="18"/>
+          <w:highlight w:val="lightGray"/>
+        </w:rPr>
+        <w:t>i</w:t>
+      </w:r>
+      <w:r>
+        <w:rPr>
+          <w:rFonts w:ascii="Arial" w:hAnsi="Arial" w:eastAsia="Arial" w:cs="Arial"/>
+          <w:b/>
+          <w:i w:val="0"/>
+          <w:color w:val="000000"/>
+          <w:sz w:val="18"/>
+          <w:highlight w:val="lightGray"/>
+        </w:rPr>
+        <w:t>d</w:t>
+      </w:r>
+      <w:r>
+        <w:rPr>
+          <w:rFonts w:ascii="Arial" w:hAnsi="Arial" w:eastAsia="Arial" w:cs="Arial"/>
+          <w:b/>
+          <w:i w:val="0"/>
+          <w:color w:val="000000"/>
+          <w:sz w:val="18"/>
+          <w:highlight w:val="lightGray"/>
+        </w:rPr>
+        <w:t>e</w:t>
+      </w:r>
+      <w:r>
+        <w:rPr>
+          <w:rFonts w:ascii="Arial" w:hAnsi="Arial" w:eastAsia="Arial" w:cs="Arial"/>
+          <w:b/>
+          <w:i w:val="0"/>
+          <w:color w:val="000000"/>
+          <w:sz w:val="18"/>
+          <w:highlight w:val="lightGray"/>
+        </w:rPr>
+        <w:t>d</w:t>
+      </w:r>
+      <w:r>
+        <w:rPr>
+          <w:rFonts w:ascii="Arial" w:hAnsi="Arial" w:eastAsia="Arial" w:cs="Arial"/>
+          <w:b/>
+          <w:i w:val="0"/>
+          <w:color w:val="000000"/>
+          <w:sz w:val="18"/>
+          <w:highlight w:val="lightGray"/>
+        </w:rPr>
+        <w:t xml:space="preserve"> </w:t>
+      </w:r>
+      <w:r>
+        <w:rPr>
+          <w:rFonts w:ascii="Arial" w:hAnsi="Arial" w:eastAsia="Arial" w:cs="Arial"/>
+          <w:b/>
+          <w:i w:val="0"/>
+          <w:color w:val="000000"/>
+          <w:sz w:val="18"/>
+          <w:highlight w:val="lightGray"/>
+        </w:rPr>
+        <w:t>b</w:t>
+      </w:r>
+      <w:r>
+        <w:rPr>
+          <w:rFonts w:ascii="Arial" w:hAnsi="Arial" w:eastAsia="Arial" w:cs="Arial"/>
+          <w:b/>
+          <w:i w:val="0"/>
+          <w:color w:val="000000"/>
+          <w:sz w:val="18"/>
+          <w:highlight w:val="lightGray"/>
+        </w:rPr>
+        <w:t>y</w:t>
+      </w:r>
+      <w:r>
+        <w:rPr>
+          <w:rFonts w:ascii="Arial" w:hAnsi="Arial" w:eastAsia="Arial" w:cs="Arial"/>
+          <w:b/>
+          <w:i w:val="0"/>
+          <w:color w:val="000000"/>
+          <w:sz w:val="18"/>
+          <w:highlight w:val="lightGray"/>
+        </w:rPr>
+        <w:t>:</w:t>
+      </w:r>
+      <w:r>
+        <w:rPr>
+          <w:rFonts w:ascii="Arial" w:hAnsi="Arial" w:eastAsia="Arial" w:cs="Arial"/>
+          <w:b/>
+          <w:i w:val="0"/>
+          <w:color w:val="000000"/>
+          <w:sz w:val="18"/>
+          <w:highlight w:val="lightGray"/>
+        </w:rPr>
+        <w:t xml:space="preserve"> </w:t>
+      </w:r>
+      <w:r>
+        <w:rPr>
+          <w:rFonts w:ascii="Arial" w:hAnsi="Arial" w:eastAsia="Arial" w:cs="Arial"/>
+          <w:b/>
+          <w:i w:val="0"/>
+          <w:color w:val="000000"/>
+          <w:sz w:val="18"/>
+          <w:highlight w:val="lightGray"/>
+        </w:rPr>
+        <w:t>[</w:t>
+      </w:r>
+      <w:r>
+        <w:rPr>
+          <w:rFonts w:ascii="Arial" w:hAnsi="Arial" w:eastAsia="Arial" w:cs="Arial"/>
+          <w:b/>
+          <w:i w:val="0"/>
+          <w:color w:val="000000"/>
+          <w:sz w:val="18"/>
+          <w:highlight w:val="lightGray"/>
+        </w:rPr>
+        <w:t>D</w:t>
+      </w:r>
+      <w:r>
+        <w:rPr>
+          <w:rFonts w:ascii="Arial" w:hAnsi="Arial" w:eastAsia="Arial" w:cs="Arial"/>
+          <w:b/>
+          <w:i w:val="0"/>
+          <w:color w:val="000000"/>
+          <w:sz w:val="18"/>
+          <w:highlight w:val="lightGray"/>
+        </w:rPr>
+        <w:t>a</w:t>
+      </w:r>
+      <w:r>
+        <w:rPr>
+          <w:rFonts w:ascii="Arial" w:hAnsi="Arial" w:eastAsia="Arial" w:cs="Arial"/>
+          <w:b/>
+          <w:i w:val="0"/>
+          <w:color w:val="000000"/>
+          <w:sz w:val="18"/>
+          <w:highlight w:val="lightGray"/>
+        </w:rPr>
+        <w:t>t</w:t>
+      </w:r>
+      <w:r>
+        <w:rPr>
+          <w:rFonts w:ascii="Arial" w:hAnsi="Arial" w:eastAsia="Arial" w:cs="Arial"/>
+          <w:b/>
+          <w:i w:val="0"/>
+          <w:color w:val="000000"/>
+          <w:sz w:val="18"/>
+          <w:highlight w:val="lightGray"/>
+        </w:rPr>
+        <w:t>a</w:t>
+      </w:r>
+      <w:r>
+        <w:rPr>
+          <w:rFonts w:ascii="Arial" w:hAnsi="Arial" w:eastAsia="Arial" w:cs="Arial"/>
+          <w:b/>
+          <w:i w:val="0"/>
+          <w:color w:val="000000"/>
+          <w:sz w:val="18"/>
+          <w:highlight w:val="lightGray"/>
+        </w:rPr>
+        <w:t xml:space="preserve"> </w:t>
+      </w:r>
+      <w:r>
+        <w:rPr>
+          <w:rFonts w:ascii="Arial" w:hAnsi="Arial" w:eastAsia="Arial" w:cs="Arial"/>
+          <w:b/>
+          <w:i w:val="0"/>
+          <w:color w:val="000000"/>
+          <w:sz w:val="18"/>
+          <w:highlight w:val="lightGray"/>
+        </w:rPr>
+        <w:t>P</w:t>
+      </w:r>
+      <w:r>
+        <w:rPr>
+          <w:rFonts w:ascii="Arial" w:hAnsi="Arial" w:eastAsia="Arial" w:cs="Arial"/>
+          <w:b/>
+          <w:i w:val="0"/>
+          <w:color w:val="000000"/>
+          <w:sz w:val="18"/>
+          <w:highlight w:val="lightGray"/>
+        </w:rPr>
+        <w:t>a</w:t>
+      </w:r>
+      <w:r>
+        <w:rPr>
+          <w:rFonts w:ascii="Arial" w:hAnsi="Arial" w:eastAsia="Arial" w:cs="Arial"/>
+          <w:b/>
+          <w:i w:val="0"/>
+          <w:color w:val="000000"/>
+          <w:sz w:val="18"/>
+          <w:highlight w:val="lightGray"/>
+        </w:rPr>
+        <w:t>t</w:t>
+      </w:r>
+      <w:r>
+        <w:rPr>
+          <w:rFonts w:ascii="Arial" w:hAnsi="Arial" w:eastAsia="Arial" w:cs="Arial"/>
+          <w:b/>
+          <w:i w:val="0"/>
+          <w:color w:val="000000"/>
+          <w:sz w:val="18"/>
+          <w:highlight w:val="lightGray"/>
+        </w:rPr>
+        <w:t>h</w:t>
+      </w:r>
+      <w:r>
+        <w:rPr>
+          <w:rFonts w:ascii="Arial" w:hAnsi="Arial" w:eastAsia="Arial" w:cs="Arial"/>
+          <w:b w:val="0"/>
+          <w:i w:val="0"/>
+          <w:color w:val="000000"/>
+          <w:sz w:val="18"/>
+          <w:highlight w:val="lightGray"/>
+        </w:rPr>
+        <w:t>:</w:t>
+      </w:r>
+      <w:r>
+        <w:rPr>
+          <w:rFonts w:ascii="Arial" w:hAnsi="Arial" w:eastAsia="Arial" w:cs="Arial"/>
+          <w:b w:val="0"/>
+          <w:i w:val="0"/>
+          <w:color w:val="000000"/>
+          <w:sz w:val="18"/>
+          <w:highlight w:val="lightGray"/>
+        </w:rPr>
+        <w:t xml:space="preserve"> </w:t>
+      </w:r>
+      <w:r>
+        <w:rPr>
+          <w:rFonts w:ascii="Arial" w:hAnsi="Arial" w:eastAsia="Arial" w:cs="Arial"/>
+          <w:b w:val="0"/>
+          <w:i w:val="0"/>
+          <w:color w:val="000000"/>
+          <w:sz w:val="18"/>
+          <w:highlight w:val="lightGray"/>
+        </w:rPr>
+        <w:t>P</w:t>
+      </w:r>
+      <w:r>
+        <w:rPr>
+          <w:rFonts w:ascii="Arial" w:hAnsi="Arial" w:eastAsia="Arial" w:cs="Arial"/>
+          <w:b w:val="0"/>
+          <w:i w:val="0"/>
+          <w:color w:val="000000"/>
+          <w:sz w:val="18"/>
+          <w:highlight w:val="lightGray"/>
+        </w:rPr>
+        <w:t>e</w:t>
+      </w:r>
+      <w:r>
+        <w:rPr>
+          <w:rFonts w:ascii="Arial" w:hAnsi="Arial" w:eastAsia="Arial" w:cs="Arial"/>
+          <w:b w:val="0"/>
+          <w:i w:val="0"/>
+          <w:color w:val="000000"/>
+          <w:sz w:val="18"/>
+          <w:highlight w:val="lightGray"/>
+        </w:rPr>
+        <w:t>r</w:t>
+      </w:r>
+      <w:r>
+        <w:rPr>
+          <w:rFonts w:ascii="Arial" w:hAnsi="Arial" w:eastAsia="Arial" w:cs="Arial"/>
+          <w:b w:val="0"/>
+          <w:i w:val="0"/>
+          <w:color w:val="000000"/>
+          <w:sz w:val="18"/>
+          <w:highlight w:val="lightGray"/>
+        </w:rPr>
+        <w:t>s</w:t>
+      </w:r>
+      <w:r>
+        <w:rPr>
+          <w:rFonts w:ascii="Arial" w:hAnsi="Arial" w:eastAsia="Arial" w:cs="Arial"/>
+          <w:b w:val="0"/>
+          <w:i w:val="0"/>
+          <w:color w:val="000000"/>
+          <w:sz w:val="18"/>
+          <w:highlight w:val="lightGray"/>
+        </w:rPr>
+        <w:t>o</w:t>
+      </w:r>
+      <w:r>
+        <w:rPr>
+          <w:rFonts w:ascii="Arial" w:hAnsi="Arial" w:eastAsia="Arial" w:cs="Arial"/>
+          <w:b w:val="0"/>
+          <w:i w:val="0"/>
+          <w:color w:val="000000"/>
+          <w:sz w:val="18"/>
+          <w:highlight w:val="lightGray"/>
+        </w:rPr>
+        <w:t>n</w:t>
+      </w:r>
+      <w:r>
+        <w:rPr>
+          <w:rFonts w:ascii="Arial" w:hAnsi="Arial" w:eastAsia="Arial" w:cs="Arial"/>
+          <w:b w:val="0"/>
+          <w:i w:val="0"/>
+          <w:color w:val="000000"/>
+          <w:sz w:val="18"/>
+          <w:highlight w:val="lightGray"/>
+        </w:rPr>
+        <w:t>s</w:t>
+      </w:r>
+      <w:r>
+        <w:rPr>
+          <w:rFonts w:ascii="Arial" w:hAnsi="Arial" w:eastAsia="Arial" w:cs="Arial"/>
+          <w:b w:val="0"/>
+          <w:i w:val="0"/>
+          <w:color w:val="000000"/>
+          <w:sz w:val="18"/>
+          <w:highlight w:val="lightGray"/>
+        </w:rPr>
+        <w:t xml:space="preserve"> </w:t>
+      </w:r>
+      <w:r>
+        <w:rPr>
+          <w:rFonts w:ascii="Arial" w:hAnsi="Arial" w:eastAsia="Arial" w:cs="Arial"/>
+          <w:b w:val="0"/>
+          <w:i w:val="0"/>
+          <w:color w:val="000000"/>
+          <w:sz w:val="18"/>
+          <w:highlight w:val="lightGray"/>
+        </w:rPr>
+        <w:t>T</w:t>
+      </w:r>
+      <w:r>
+        <w:rPr>
+          <w:rFonts w:ascii="Arial" w:hAnsi="Arial" w:eastAsia="Arial" w:cs="Arial"/>
+          <w:b w:val="0"/>
+          <w:i w:val="0"/>
+          <w:color w:val="000000"/>
+          <w:sz w:val="18"/>
+          <w:highlight w:val="lightGray"/>
+        </w:rPr>
+        <w:t>a</w:t>
+      </w:r>
+      <w:r>
+        <w:rPr>
+          <w:rFonts w:ascii="Arial" w:hAnsi="Arial" w:eastAsia="Arial" w:cs="Arial"/>
+          <w:b w:val="0"/>
+          <w:i w:val="0"/>
+          <w:color w:val="000000"/>
+          <w:sz w:val="18"/>
+          <w:highlight w:val="lightGray"/>
+        </w:rPr>
+        <w:t>b</w:t>
+      </w:r>
+      <w:r>
+        <w:rPr>
+          <w:rFonts w:ascii="Arial" w:hAnsi="Arial" w:eastAsia="Arial" w:cs="Arial"/>
+          <w:b w:val="0"/>
+          <w:i w:val="0"/>
+          <w:color w:val="000000"/>
+          <w:sz w:val="18"/>
+          <w:highlight w:val="lightGray"/>
+        </w:rPr>
+        <w:t>l</w:t>
+      </w:r>
+      <w:r>
+        <w:rPr>
+          <w:rFonts w:ascii="Arial" w:hAnsi="Arial" w:eastAsia="Arial" w:cs="Arial"/>
+          <w:b w:val="0"/>
+          <w:i w:val="0"/>
+          <w:color w:val="000000"/>
+          <w:sz w:val="18"/>
+          <w:highlight w:val="lightGray"/>
+        </w:rPr>
+        <w:t>e</w:t>
+      </w:r>
+      <w:r>
+        <w:rPr>
+          <w:rFonts w:ascii="Arial" w:hAnsi="Arial" w:eastAsia="Arial" w:cs="Arial"/>
+          <w:b w:val="0"/>
+          <w:i w:val="0"/>
+          <w:color w:val="000000"/>
+          <w:sz w:val="18"/>
+          <w:highlight w:val="lightGray"/>
+        </w:rPr>
+        <w:t xml:space="preserve"> </w:t>
+      </w:r>
+      <w:r>
+        <w:rPr>
+          <w:rFonts w:ascii="Arial" w:hAnsi="Arial" w:eastAsia="Arial" w:cs="Arial"/>
+          <w:b w:val="0"/>
+          <w:i w:val="0"/>
+          <w:color w:val="000000"/>
+          <w:sz w:val="18"/>
+          <w:highlight w:val="lightGray"/>
+        </w:rPr>
+        <w:t>-</w:t>
+      </w:r>
+      <w:r>
+        <w:rPr>
+          <w:rFonts w:ascii="Arial" w:hAnsi="Arial" w:eastAsia="Arial" w:cs="Arial"/>
+          <w:b w:val="0"/>
+          <w:i w:val="0"/>
+          <w:color w:val="000000"/>
+          <w:sz w:val="18"/>
+          <w:highlight w:val="lightGray"/>
+        </w:rPr>
+        <w:t>&gt;</w:t>
+      </w:r>
+      <w:r>
+        <w:rPr>
+          <w:rFonts w:ascii="Arial" w:hAnsi="Arial" w:eastAsia="Arial" w:cs="Arial"/>
+          <w:b w:val="0"/>
+          <w:i w:val="0"/>
+          <w:color w:val="000000"/>
+          <w:sz w:val="18"/>
+          <w:highlight w:val="lightGray"/>
+        </w:rPr>
+        <w:t xml:space="preserve"> </w:t>
+      </w:r>
+      <w:r>
+        <w:rPr>
+          <w:rFonts w:ascii="Arial" w:hAnsi="Arial" w:eastAsia="Arial" w:cs="Arial"/>
+          <w:b w:val="0"/>
+          <w:i w:val="0"/>
+          <w:color w:val="000000"/>
+          <w:sz w:val="18"/>
+          <w:highlight w:val="lightGray"/>
+        </w:rPr>
+        <w:t>I</w:t>
+      </w:r>
+      <w:r>
+        <w:rPr>
+          <w:rFonts w:ascii="Arial" w:hAnsi="Arial" w:eastAsia="Arial" w:cs="Arial"/>
+          <w:b w:val="0"/>
+          <w:i w:val="0"/>
+          <w:color w:val="000000"/>
+          <w:sz w:val="18"/>
+          <w:highlight w:val="lightGray"/>
+        </w:rPr>
+        <w:t>D</w:t>
+      </w:r>
+      <w:r>
+        <w:rPr>
+          <w:rFonts w:ascii="Arial" w:hAnsi="Arial" w:eastAsia="Arial" w:cs="Arial"/>
+          <w:b w:val="0"/>
+          <w:i w:val="0"/>
+          <w:color w:val="000000"/>
+          <w:sz w:val="18"/>
+          <w:highlight w:val="lightGray"/>
+        </w:rPr>
+        <w:t xml:space="preserve"> </w:t>
+      </w:r>
+      <w:r>
+        <w:rPr>
+          <w:rFonts w:ascii="Arial" w:hAnsi="Arial" w:eastAsia="Arial" w:cs="Arial"/>
+          <w:b w:val="0"/>
+          <w:i w:val="0"/>
+          <w:color w:val="000000"/>
+          <w:sz w:val="18"/>
+          <w:highlight w:val="lightGray"/>
+        </w:rPr>
+        <w:t>C</w:t>
+      </w:r>
+      <w:r>
+        <w:rPr>
+          <w:rFonts w:ascii="Arial" w:hAnsi="Arial" w:eastAsia="Arial" w:cs="Arial"/>
+          <w:b w:val="0"/>
+          <w:i w:val="0"/>
+          <w:color w:val="000000"/>
+          <w:sz w:val="18"/>
+          <w:highlight w:val="lightGray"/>
+        </w:rPr>
+        <w:t>o</w:t>
+      </w:r>
+      <w:r>
+        <w:rPr>
+          <w:rFonts w:ascii="Arial" w:hAnsi="Arial" w:eastAsia="Arial" w:cs="Arial"/>
+          <w:b w:val="0"/>
+          <w:i w:val="0"/>
+          <w:color w:val="000000"/>
+          <w:sz w:val="18"/>
+          <w:highlight w:val="lightGray"/>
+        </w:rPr>
+        <w:t>l</w:t>
+      </w:r>
+      <w:r>
+        <w:rPr>
+          <w:rFonts w:ascii="Arial" w:hAnsi="Arial" w:eastAsia="Arial" w:cs="Arial"/>
+          <w:b w:val="0"/>
+          <w:i w:val="0"/>
+          <w:color w:val="000000"/>
+          <w:sz w:val="18"/>
+          <w:highlight w:val="lightGray"/>
+        </w:rPr>
+        <w:t>u</w:t>
+      </w:r>
+      <w:r>
+        <w:rPr>
+          <w:rFonts w:ascii="Arial" w:hAnsi="Arial" w:eastAsia="Arial" w:cs="Arial"/>
+          <w:b w:val="0"/>
+          <w:i w:val="0"/>
+          <w:color w:val="000000"/>
+          <w:sz w:val="18"/>
+          <w:highlight w:val="lightGray"/>
+        </w:rPr>
+        <w:t>m</w:t>
+      </w:r>
+      <w:r>
+        <w:rPr>
+          <w:rFonts w:ascii="Arial" w:hAnsi="Arial" w:eastAsia="Arial" w:cs="Arial"/>
+          <w:b w:val="0"/>
+          <w:i w:val="0"/>
+          <w:color w:val="000000"/>
+          <w:sz w:val="18"/>
+          <w:highlight w:val="lightGray"/>
+        </w:rPr>
+        <w:t>n</w:t>
+      </w:r>
+      <w:r>
+        <w:rPr>
+          <w:rFonts w:ascii="Arial" w:hAnsi="Arial" w:eastAsia="Arial" w:cs="Arial"/>
+          <w:b w:val="0"/>
+          <w:i w:val="0"/>
+          <w:color w:val="000000"/>
+          <w:sz w:val="18"/>
+          <w:highlight w:val="lightGray"/>
+        </w:rPr>
+        <w:t>:</w:t>
+      </w:r>
+      <w:r>
+        <w:rPr>
+          <w:rFonts w:ascii="Arial" w:hAnsi="Arial" w:eastAsia="Arial" w:cs="Arial"/>
+          <w:b w:val="0"/>
+          <w:i w:val="0"/>
+          <w:color w:val="000000"/>
+          <w:sz w:val="18"/>
+          <w:highlight w:val="lightGray"/>
+        </w:rPr>
+        <w:t xml:space="preserve"> </w:t>
+      </w:r>
+      <w:r>
+        <w:rPr>
+          <w:rFonts w:ascii="Arial" w:hAnsi="Arial" w:eastAsia="Arial" w:cs="Arial"/>
+          <w:b w:val="0"/>
+          <w:i w:val="0"/>
+          <w:color w:val="000000"/>
+          <w:sz w:val="18"/>
+          <w:highlight w:val="lightGray"/>
+        </w:rPr>
+        <w:t>1</w:t>
+      </w:r>
+      <w:r>
+        <w:rPr>
+          <w:rFonts w:ascii="Arial" w:hAnsi="Arial" w:eastAsia="Arial" w:cs="Arial"/>
+          <w:b w:val="0"/>
+          <w:i w:val="0"/>
+          <w:color w:val="000000"/>
+          <w:sz w:val="18"/>
+          <w:highlight w:val="lightGray"/>
+        </w:rPr>
+        <w:t>,</w:t>
+      </w:r>
+      <w:r>
+        <w:rPr>
+          <w:rFonts w:ascii="Arial" w:hAnsi="Arial" w:eastAsia="Arial" w:cs="Arial"/>
+          <w:b w:val="0"/>
+          <w:i w:val="0"/>
+          <w:color w:val="000000"/>
+          <w:sz w:val="18"/>
+          <w:highlight w:val="lightGray"/>
+        </w:rPr>
+        <w:t xml:space="preserve"> </w:t>
+      </w:r>
+      <w:r>
+        <w:rPr>
+          <w:rFonts w:ascii="Arial" w:hAnsi="Arial" w:eastAsia="Arial" w:cs="Arial"/>
+          <w:b w:val="0"/>
+          <w:i w:val="0"/>
+          <w:color w:val="000000"/>
+          <w:sz w:val="18"/>
+          <w:highlight w:val="lightGray"/>
+        </w:rPr>
+        <w:t>N</w:t>
+      </w:r>
+      <w:r>
+        <w:rPr>
+          <w:rFonts w:ascii="Arial" w:hAnsi="Arial" w:eastAsia="Arial" w:cs="Arial"/>
+          <w:b w:val="0"/>
+          <w:i w:val="0"/>
+          <w:color w:val="000000"/>
+          <w:sz w:val="18"/>
+          <w:highlight w:val="lightGray"/>
+        </w:rPr>
+        <w:t>a</w:t>
+      </w:r>
+      <w:r>
+        <w:rPr>
+          <w:rFonts w:ascii="Arial" w:hAnsi="Arial" w:eastAsia="Arial" w:cs="Arial"/>
+          <w:b w:val="0"/>
+          <w:i w:val="0"/>
+          <w:color w:val="000000"/>
+          <w:sz w:val="18"/>
+          <w:highlight w:val="lightGray"/>
+        </w:rPr>
+        <w:t>m</w:t>
+      </w:r>
+      <w:r>
+        <w:rPr>
+          <w:rFonts w:ascii="Arial" w:hAnsi="Arial" w:eastAsia="Arial" w:cs="Arial"/>
+          <w:b w:val="0"/>
+          <w:i w:val="0"/>
+          <w:color w:val="000000"/>
+          <w:sz w:val="18"/>
+          <w:highlight w:val="lightGray"/>
+        </w:rPr>
+        <w:t>e</w:t>
+      </w:r>
+      <w:r>
+        <w:rPr>
+          <w:rFonts w:ascii="Arial" w:hAnsi="Arial" w:eastAsia="Arial" w:cs="Arial"/>
+          <w:b w:val="0"/>
+          <w:i w:val="0"/>
+          <w:color w:val="000000"/>
+          <w:sz w:val="18"/>
+          <w:highlight w:val="lightGray"/>
+        </w:rPr>
+        <w:t>_</w:t>
+      </w:r>
+      <w:r>
+        <w:rPr>
+          <w:rFonts w:ascii="Arial" w:hAnsi="Arial" w:eastAsia="Arial" w:cs="Arial"/>
+          <w:b w:val="0"/>
+          <w:i w:val="0"/>
+          <w:color w:val="000000"/>
+          <w:sz w:val="18"/>
+          <w:highlight w:val="lightGray"/>
+        </w:rPr>
+        <w:t>E</w:t>
+      </w:r>
+      <w:r>
+        <w:rPr>
+          <w:rFonts w:ascii="Arial" w:hAnsi="Arial" w:eastAsia="Arial" w:cs="Arial"/>
+          <w:b w:val="0"/>
+          <w:i w:val="0"/>
+          <w:color w:val="000000"/>
+          <w:sz w:val="18"/>
+          <w:highlight w:val="lightGray"/>
+        </w:rPr>
+        <w:t>n</w:t>
+      </w:r>
+      <w:r>
+        <w:rPr>
+          <w:rFonts w:ascii="Arial" w:hAnsi="Arial" w:eastAsia="Arial" w:cs="Arial"/>
+          <w:b w:val="0"/>
+          <w:i w:val="0"/>
+          <w:color w:val="000000"/>
+          <w:sz w:val="18"/>
+          <w:highlight w:val="lightGray"/>
+        </w:rPr>
+        <w:t xml:space="preserve"> </w:t>
+      </w:r>
+      <w:r>
+        <w:rPr>
+          <w:rFonts w:ascii="Arial" w:hAnsi="Arial" w:eastAsia="Arial" w:cs="Arial"/>
+          <w:b w:val="0"/>
+          <w:i w:val="0"/>
+          <w:color w:val="000000"/>
+          <w:sz w:val="18"/>
+          <w:highlight w:val="lightGray"/>
+        </w:rPr>
+        <w:t>C</w:t>
+      </w:r>
+      <w:r>
+        <w:rPr>
+          <w:rFonts w:ascii="Arial" w:hAnsi="Arial" w:eastAsia="Arial" w:cs="Arial"/>
+          <w:b w:val="0"/>
+          <w:i w:val="0"/>
+          <w:color w:val="000000"/>
+          <w:sz w:val="18"/>
+          <w:highlight w:val="lightGray"/>
+        </w:rPr>
+        <w:t>o</w:t>
+      </w:r>
+      <w:r>
+        <w:rPr>
+          <w:rFonts w:ascii="Arial" w:hAnsi="Arial" w:eastAsia="Arial" w:cs="Arial"/>
+          <w:b w:val="0"/>
+          <w:i w:val="0"/>
+          <w:color w:val="000000"/>
+          <w:sz w:val="18"/>
+          <w:highlight w:val="lightGray"/>
+        </w:rPr>
+        <w:t>l</w:t>
+      </w:r>
+      <w:r>
+        <w:rPr>
+          <w:rFonts w:ascii="Arial" w:hAnsi="Arial" w:eastAsia="Arial" w:cs="Arial"/>
+          <w:b w:val="0"/>
+          <w:i w:val="0"/>
+          <w:color w:val="000000"/>
+          <w:sz w:val="18"/>
+          <w:highlight w:val="lightGray"/>
+        </w:rPr>
+        <w:t>u</w:t>
+      </w:r>
+      <w:r>
+        <w:rPr>
+          <w:rFonts w:ascii="Arial" w:hAnsi="Arial" w:eastAsia="Arial" w:cs="Arial"/>
+          <w:b w:val="0"/>
+          <w:i w:val="0"/>
+          <w:color w:val="000000"/>
+          <w:sz w:val="18"/>
+          <w:highlight w:val="lightGray"/>
+        </w:rPr>
+        <w:t>m</w:t>
+      </w:r>
+      <w:r>
+        <w:rPr>
+          <w:rFonts w:ascii="Arial" w:hAnsi="Arial" w:eastAsia="Arial" w:cs="Arial"/>
+          <w:b w:val="0"/>
+          <w:i w:val="0"/>
+          <w:color w:val="000000"/>
+          <w:sz w:val="18"/>
+          <w:highlight w:val="lightGray"/>
+        </w:rPr>
+        <w:t>n</w:t>
+      </w:r>
+      <w:r>
+        <w:rPr>
+          <w:rFonts w:ascii="Arial" w:hAnsi="Arial" w:eastAsia="Arial" w:cs="Arial"/>
+          <w:b w:val="0"/>
+          <w:i w:val="0"/>
+          <w:color w:val="000000"/>
+          <w:sz w:val="18"/>
+          <w:highlight w:val="lightGray"/>
+        </w:rPr>
+        <w:t>:</w:t>
+      </w:r>
+      <w:r>
+        <w:rPr>
+          <w:rFonts w:ascii="Arial" w:hAnsi="Arial" w:eastAsia="Arial" w:cs="Arial"/>
+          <w:b w:val="0"/>
+          <w:i w:val="0"/>
+          <w:color w:val="000000"/>
+          <w:sz w:val="18"/>
+          <w:highlight w:val="lightGray"/>
+        </w:rPr>
+        <w:t xml:space="preserve"> </w:t>
+      </w:r>
+      <w:r>
+        <w:rPr>
+          <w:rFonts w:ascii="Arial" w:hAnsi="Arial" w:eastAsia="Arial" w:cs="Arial"/>
+          <w:b w:val="0"/>
+          <w:i w:val="0"/>
+          <w:color w:val="000000"/>
+          <w:sz w:val="18"/>
+          <w:highlight w:val="lightGray"/>
+        </w:rPr>
+        <w:t>M</w:t>
+      </w:r>
+      <w:r>
+        <w:rPr>
+          <w:rFonts w:ascii="Arial" w:hAnsi="Arial" w:eastAsia="Arial" w:cs="Arial"/>
+          <w:b w:val="0"/>
+          <w:i w:val="0"/>
+          <w:color w:val="000000"/>
+          <w:sz w:val="18"/>
+          <w:highlight w:val="lightGray"/>
+        </w:rPr>
+        <w:t>o</w:t>
+      </w:r>
+      <w:r>
+        <w:rPr>
+          <w:rFonts w:ascii="Arial" w:hAnsi="Arial" w:eastAsia="Arial" w:cs="Arial"/>
+          <w:b w:val="0"/>
+          <w:i w:val="0"/>
+          <w:color w:val="000000"/>
+          <w:sz w:val="18"/>
+          <w:highlight w:val="lightGray"/>
+        </w:rPr>
+        <w:t>t</w:t>
+      </w:r>
+      <w:r>
+        <w:rPr>
+          <w:rFonts w:ascii="Arial" w:hAnsi="Arial" w:eastAsia="Arial" w:cs="Arial"/>
+          <w:b w:val="0"/>
+          <w:i w:val="0"/>
+          <w:color w:val="000000"/>
+          <w:sz w:val="18"/>
+          <w:highlight w:val="lightGray"/>
+        </w:rPr>
+        <w:t>a</w:t>
+      </w:r>
+      <w:r>
+        <w:rPr>
+          <w:rFonts w:ascii="Arial" w:hAnsi="Arial" w:eastAsia="Arial" w:cs="Arial"/>
+          <w:b w:val="0"/>
+          <w:i w:val="0"/>
+          <w:color w:val="000000"/>
+          <w:sz w:val="18"/>
+          <w:highlight w:val="lightGray"/>
+        </w:rPr>
+        <w:t>s</w:t>
+      </w:r>
+      <w:r>
+        <w:rPr>
+          <w:rFonts w:ascii="Arial" w:hAnsi="Arial" w:eastAsia="Arial" w:cs="Arial"/>
+          <w:b w:val="0"/>
+          <w:i w:val="0"/>
+          <w:color w:val="000000"/>
+          <w:sz w:val="18"/>
+          <w:highlight w:val="lightGray"/>
+        </w:rPr>
+        <w:t>e</w:t>
+      </w:r>
+      <w:r>
+        <w:rPr>
+          <w:rFonts w:ascii="Arial" w:hAnsi="Arial" w:eastAsia="Arial" w:cs="Arial"/>
+          <w:b w:val="0"/>
+          <w:i w:val="0"/>
+          <w:color w:val="000000"/>
+          <w:sz w:val="18"/>
+          <w:highlight w:val="lightGray"/>
+        </w:rPr>
+        <w:t>m</w:t>
+      </w:r>
+      <w:r>
+        <w:rPr>
+          <w:rFonts w:ascii="Arial" w:hAnsi="Arial" w:eastAsia="Arial" w:cs="Arial"/>
+          <w:b w:val="0"/>
+          <w:i w:val="0"/>
+          <w:color w:val="000000"/>
+          <w:sz w:val="18"/>
+          <w:highlight w:val="lightGray"/>
+        </w:rPr>
+        <w:t xml:space="preserve"> </w:t>
+      </w:r>
+      <w:r>
+        <w:rPr>
+          <w:rFonts w:ascii="Arial" w:hAnsi="Arial" w:eastAsia="Arial" w:cs="Arial"/>
+          <w:b w:val="0"/>
+          <w:i w:val="0"/>
+          <w:color w:val="000000"/>
+          <w:sz w:val="18"/>
+          <w:highlight w:val="lightGray"/>
+        </w:rPr>
+        <w:t>E</w:t>
+      </w:r>
+      <w:r>
+        <w:rPr>
+          <w:rFonts w:ascii="Arial" w:hAnsi="Arial" w:eastAsia="Arial" w:cs="Arial"/>
+          <w:b w:val="0"/>
+          <w:i w:val="0"/>
+          <w:color w:val="000000"/>
+          <w:sz w:val="18"/>
+          <w:highlight w:val="lightGray"/>
+        </w:rPr>
+        <w:t>s</w:t>
+      </w:r>
+      <w:r>
+        <w:rPr>
+          <w:rFonts w:ascii="Arial" w:hAnsi="Arial" w:eastAsia="Arial" w:cs="Arial"/>
+          <w:b w:val="0"/>
+          <w:i w:val="0"/>
+          <w:color w:val="000000"/>
+          <w:sz w:val="18"/>
+          <w:highlight w:val="lightGray"/>
+        </w:rPr>
+        <w:t>s</w:t>
+      </w:r>
+      <w:r>
+        <w:rPr>
+          <w:rFonts w:ascii="Arial" w:hAnsi="Arial" w:eastAsia="Arial" w:cs="Arial"/>
+          <w:b w:val="0"/>
+          <w:i w:val="0"/>
+          <w:color w:val="000000"/>
+          <w:sz w:val="18"/>
+          <w:highlight w:val="lightGray"/>
+        </w:rPr>
+        <w:t>a</w:t>
+      </w:r>
+      <w:r>
+        <w:rPr>
+          <w:rFonts w:ascii="Arial" w:hAnsi="Arial" w:eastAsia="Arial" w:cs="Arial"/>
+          <w:b w:val="0"/>
+          <w:i w:val="0"/>
+          <w:color w:val="000000"/>
+          <w:sz w:val="18"/>
+          <w:highlight w:val="lightGray"/>
+        </w:rPr>
+        <w:t>m</w:t>
+      </w:r>
+      <w:r>
+        <w:rPr>
+          <w:rFonts w:ascii="Arial" w:hAnsi="Arial" w:eastAsia="Arial" w:cs="Arial"/>
+          <w:b w:val="0"/>
+          <w:i w:val="0"/>
+          <w:color w:val="000000"/>
+          <w:sz w:val="18"/>
+          <w:highlight w:val="lightGray"/>
+        </w:rPr>
+        <w:t>]</w:t>
+      </w:r>
+      <w:r>
+        <w:rPr>
+          <w:rFonts w:ascii="Arial" w:hAnsi="Arial" w:eastAsia="Arial" w:cs="Arial"/>
+          <w:b w:val="0"/>
+          <w:i w:val="0"/>
+          <w:color w:val="000000"/>
+          <w:sz w:val="18"/>
+          <w:highlight w:val="lightGray"/>
+        </w:rPr>
+        <w:t xml:space="preserve"> </w:t>
+      </w:r>
+      <w:r>
+        <w:rPr>
+          <w:rFonts w:ascii="Arial" w:hAnsi="Arial" w:eastAsia="Arial" w:cs="Arial"/>
+          <w:b w:val="0"/>
+          <w:i w:val="0"/>
+          <w:color w:val="000000"/>
+          <w:sz w:val="18"/>
+          <w:highlight w:val="lightGray"/>
+        </w:rPr>
+        <w:t>-</w:t>
+      </w:r>
+      <w:r>
+        <w:rPr>
+          <w:rFonts w:ascii="Arial" w:hAnsi="Arial" w:eastAsia="Arial" w:cs="Arial"/>
+          <w:b w:val="0"/>
+          <w:i w:val="0"/>
+          <w:color w:val="000000"/>
+          <w:sz w:val="18"/>
+          <w:highlight w:val="lightGray"/>
+        </w:rPr>
+        <w:t>&gt;</w:t>
+      </w:r>
+      <w:r>
+        <w:rPr>
+          <w:rFonts w:ascii="Arial" w:hAnsi="Arial" w:eastAsia="Arial" w:cs="Arial"/>
+          <w:b w:val="0"/>
+          <w:i w:val="0"/>
+          <w:color w:val="000000"/>
+          <w:sz w:val="18"/>
+          <w:highlight w:val="lightGray"/>
+        </w:rPr>
+        <w:t xml:space="preserve"> </w:t>
+      </w:r>
+      <w:r>
+        <w:rPr>
+          <w:rFonts w:ascii="Arial" w:hAnsi="Arial" w:eastAsia="Arial" w:cs="Arial"/>
+          <w:b/>
+          <w:i w:val="0"/>
+          <w:color w:val="000000"/>
+          <w:sz w:val="18"/>
+          <w:highlight w:val="lightGray"/>
+        </w:rPr>
+        <w:t>F</w:t>
+      </w:r>
+      <w:r>
+        <w:rPr>
+          <w:rFonts w:ascii="Arial" w:hAnsi="Arial" w:eastAsia="Arial" w:cs="Arial"/>
+          <w:b/>
+          <w:i w:val="0"/>
+          <w:color w:val="000000"/>
+          <w:sz w:val="18"/>
+          <w:highlight w:val="lightGray"/>
+        </w:rPr>
+        <w:t>r</w:t>
+      </w:r>
+      <w:r>
+        <w:rPr>
+          <w:rFonts w:ascii="Arial" w:hAnsi="Arial" w:eastAsia="Arial" w:cs="Arial"/>
+          <w:b/>
+          <w:i w:val="0"/>
+          <w:color w:val="000000"/>
+          <w:sz w:val="18"/>
+          <w:highlight w:val="lightGray"/>
+        </w:rPr>
+        <w:t>o</w:t>
+      </w:r>
+      <w:r>
+        <w:rPr>
+          <w:rFonts w:ascii="Arial" w:hAnsi="Arial" w:eastAsia="Arial" w:cs="Arial"/>
+          <w:b/>
+          <w:i w:val="0"/>
+          <w:color w:val="000000"/>
+          <w:sz w:val="18"/>
+          <w:highlight w:val="lightGray"/>
+        </w:rPr>
+        <w:t>m</w:t>
+      </w:r>
+      <w:r>
+        <w:rPr>
+          <w:rFonts w:ascii="Arial" w:hAnsi="Arial" w:eastAsia="Arial" w:cs="Arial"/>
+          <w:b/>
+          <w:i w:val="0"/>
+          <w:color w:val="000000"/>
+          <w:sz w:val="18"/>
+          <w:highlight w:val="lightGray"/>
+        </w:rPr>
+        <w:t>:</w:t>
+      </w:r>
+      <w:r>
+        <w:rPr>
+          <w:rFonts w:ascii="Arial" w:hAnsi="Arial" w:eastAsia="Arial" w:cs="Arial"/>
+          <w:b w:val="0"/>
+          <w:i w:val="0"/>
+          <w:color w:val="000000"/>
+          <w:sz w:val="18"/>
+          <w:highlight w:val="lightGray"/>
+        </w:rPr>
+        <w:t xml:space="preserve"> </w:t>
+      </w:r>
+      <w:r>
+        <w:rPr>
+          <w:rFonts w:ascii="Arial" w:hAnsi="Arial" w:eastAsia="Arial" w:cs="Arial"/>
+          <w:b w:val="0"/>
+          <w:i w:val="0"/>
+          <w:color w:val="000000"/>
+          <w:sz w:val="18"/>
+          <w:highlight w:val="lightGray"/>
+        </w:rPr>
+        <w:t>[</w:t>
+      </w:r>
+      <w:r>
+        <w:rPr>
+          <w:rFonts w:ascii="Arial" w:hAnsi="Arial" w:eastAsia="Arial" w:cs="Arial"/>
+          <w:b w:val="0"/>
+          <w:i w:val="0"/>
+          <w:color w:val="000000"/>
+          <w:sz w:val="18"/>
+          <w:highlight w:val="lightGray"/>
+        </w:rPr>
+        <w:t>C</w:t>
+      </w:r>
+      <w:r>
+        <w:rPr>
+          <w:rFonts w:ascii="Arial" w:hAnsi="Arial" w:eastAsia="Arial" w:cs="Arial"/>
+          <w:b w:val="0"/>
+          <w:i w:val="0"/>
+          <w:color w:val="000000"/>
+          <w:sz w:val="18"/>
+          <w:highlight w:val="lightGray"/>
+        </w:rPr>
+        <w:t>h</w:t>
+      </w:r>
+      <w:r>
+        <w:rPr>
+          <w:rFonts w:ascii="Arial" w:hAnsi="Arial" w:eastAsia="Arial" w:cs="Arial"/>
+          <w:b w:val="0"/>
+          <w:i w:val="0"/>
+          <w:color w:val="000000"/>
+          <w:sz w:val="18"/>
+          <w:highlight w:val="lightGray"/>
+        </w:rPr>
+        <w:t>a</w:t>
+      </w:r>
+      <w:r>
+        <w:rPr>
+          <w:rFonts w:ascii="Arial" w:hAnsi="Arial" w:eastAsia="Arial" w:cs="Arial"/>
+          <w:b w:val="0"/>
+          <w:i w:val="0"/>
+          <w:color w:val="000000"/>
+          <w:sz w:val="18"/>
+          <w:highlight w:val="lightGray"/>
+        </w:rPr>
+        <w:t>t</w:t>
+      </w:r>
+      <w:r>
+        <w:rPr>
+          <w:rFonts w:ascii="Arial" w:hAnsi="Arial" w:eastAsia="Arial" w:cs="Arial"/>
+          <w:b w:val="0"/>
+          <w:i w:val="0"/>
+          <w:color w:val="000000"/>
+          <w:sz w:val="18"/>
+          <w:highlight w:val="lightGray"/>
+        </w:rPr>
+        <w:t>g</w:t>
+      </w:r>
+      <w:r>
+        <w:rPr>
+          <w:rFonts w:ascii="Arial" w:hAnsi="Arial" w:eastAsia="Arial" w:cs="Arial"/>
+          <w:b w:val="0"/>
+          <w:i w:val="0"/>
+          <w:color w:val="000000"/>
+          <w:sz w:val="18"/>
+          <w:highlight w:val="lightGray"/>
+        </w:rPr>
+        <w:t>p</w:t>
+      </w:r>
+      <w:r>
+        <w:rPr>
+          <w:rFonts w:ascii="Arial" w:hAnsi="Arial" w:eastAsia="Arial" w:cs="Arial"/>
+          <w:b w:val="0"/>
+          <w:i w:val="0"/>
+          <w:color w:val="000000"/>
+          <w:sz w:val="18"/>
+          <w:highlight w:val="lightGray"/>
+        </w:rPr>
+        <w:t>t</w:t>
+      </w:r>
+      <w:r>
+        <w:rPr>
+          <w:rFonts w:ascii="Arial" w:hAnsi="Arial" w:eastAsia="Arial" w:cs="Arial"/>
+          <w:b w:val="0"/>
+          <w:i w:val="0"/>
+          <w:color w:val="000000"/>
+          <w:sz w:val="18"/>
+          <w:highlight w:val="lightGray"/>
+        </w:rPr>
+        <w:t xml:space="preserve"> </w:t>
+      </w:r>
+      <w:r>
+        <w:rPr>
+          <w:rFonts w:ascii="Arial" w:hAnsi="Arial" w:eastAsia="Arial" w:cs="Arial"/>
+          <w:b w:val="0"/>
+          <w:i w:val="0"/>
+          <w:color w:val="000000"/>
+          <w:sz w:val="18"/>
+          <w:highlight w:val="lightGray"/>
+        </w:rPr>
+        <w:t>(</w:t>
+      </w:r>
+      <w:r>
+        <w:rPr>
+          <w:rFonts w:ascii="Arial" w:hAnsi="Arial" w:eastAsia="Arial" w:cs="Arial"/>
+          <w:b w:val="0"/>
+          <w:i w:val="0"/>
+          <w:color w:val="000000"/>
+          <w:sz w:val="18"/>
+          <w:highlight w:val="lightGray"/>
+        </w:rPr>
+        <w:t>G</w:t>
+      </w:r>
+      <w:r>
+        <w:rPr>
+          <w:rFonts w:ascii="Arial" w:hAnsi="Arial" w:eastAsia="Arial" w:cs="Arial"/>
+          <w:b w:val="0"/>
+          <w:i w:val="0"/>
+          <w:color w:val="000000"/>
+          <w:sz w:val="18"/>
+          <w:highlight w:val="lightGray"/>
+        </w:rPr>
+        <w:t>P</w:t>
+      </w:r>
+      <w:r>
+        <w:rPr>
+          <w:rFonts w:ascii="Arial" w:hAnsi="Arial" w:eastAsia="Arial" w:cs="Arial"/>
+          <w:b w:val="0"/>
+          <w:i w:val="0"/>
+          <w:color w:val="000000"/>
+          <w:sz w:val="18"/>
+          <w:highlight w:val="lightGray"/>
+        </w:rPr>
+        <w:t>T</w:t>
+      </w:r>
+      <w:r>
+        <w:rPr>
+          <w:rFonts w:ascii="Arial" w:hAnsi="Arial" w:eastAsia="Arial" w:cs="Arial"/>
+          <w:b w:val="0"/>
+          <w:i w:val="0"/>
+          <w:color w:val="000000"/>
+          <w:sz w:val="18"/>
+          <w:highlight w:val="lightGray"/>
         </w:rPr>
         <w:t>‑</w:t>
       </w:r>
       <w:r>
         <w:rPr>
-          <w:rFonts w:ascii="Arial" w:eastAsia="Arial" w:hAnsi="Arial" w:cs="Arial"/>
-          <w:b/>
-          <w:kern w:val="0"/>
-          <w:sz w:val="22"/>
-          <w:szCs w:val="22"/>
-          <w:highlight w:val="darkGray"/>
-          <w:lang w:val="en"/>
-          <w14:ligatures w14:val="none"/>
-        </w:rPr>
-        <w:t>5 Mini) at [12/18/2025]</w:t>
+          <w:rFonts w:ascii="Arial" w:hAnsi="Arial" w:eastAsia="Arial" w:cs="Arial"/>
+          <w:b w:val="0"/>
+          <w:i w:val="0"/>
+          <w:color w:val="000000"/>
+          <w:sz w:val="18"/>
+          <w:highlight w:val="lightGray"/>
+        </w:rPr>
+        <w:t>5</w:t>
+      </w:r>
+      <w:r>
+        <w:rPr>
+          <w:rFonts w:ascii="Arial" w:hAnsi="Arial" w:eastAsia="Arial" w:cs="Arial"/>
+          <w:b w:val="0"/>
+          <w:i w:val="0"/>
+          <w:color w:val="000000"/>
+          <w:sz w:val="18"/>
+          <w:highlight w:val="lightGray"/>
+        </w:rPr>
+        <w:t xml:space="preserve"> </w:t>
+      </w:r>
+      <w:r>
+        <w:rPr>
+          <w:rFonts w:ascii="Arial" w:hAnsi="Arial" w:eastAsia="Arial" w:cs="Arial"/>
+          <w:b w:val="0"/>
+          <w:i w:val="0"/>
+          <w:color w:val="000000"/>
+          <w:sz w:val="18"/>
+          <w:highlight w:val="lightGray"/>
+        </w:rPr>
+        <w:t>M</w:t>
+      </w:r>
+      <w:r>
+        <w:rPr>
+          <w:rFonts w:ascii="Arial" w:hAnsi="Arial" w:eastAsia="Arial" w:cs="Arial"/>
+          <w:b w:val="0"/>
+          <w:i w:val="0"/>
+          <w:color w:val="000000"/>
+          <w:sz w:val="18"/>
+          <w:highlight w:val="lightGray"/>
+        </w:rPr>
+        <w:t>i</w:t>
+      </w:r>
+      <w:r>
+        <w:rPr>
+          <w:rFonts w:ascii="Arial" w:hAnsi="Arial" w:eastAsia="Arial" w:cs="Arial"/>
+          <w:b w:val="0"/>
+          <w:i w:val="0"/>
+          <w:color w:val="000000"/>
+          <w:sz w:val="18"/>
+          <w:highlight w:val="lightGray"/>
+        </w:rPr>
+        <w:t>n</w:t>
+      </w:r>
+      <w:r>
+        <w:rPr>
+          <w:rFonts w:ascii="Arial" w:hAnsi="Arial" w:eastAsia="Arial" w:cs="Arial"/>
+          <w:b w:val="0"/>
+          <w:i w:val="0"/>
+          <w:color w:val="000000"/>
+          <w:sz w:val="18"/>
+          <w:highlight w:val="lightGray"/>
+        </w:rPr>
+        <w:t>i</w:t>
+      </w:r>
+      <w:r>
+        <w:rPr>
+          <w:rFonts w:ascii="Arial" w:hAnsi="Arial" w:eastAsia="Arial" w:cs="Arial"/>
+          <w:b w:val="0"/>
+          <w:i w:val="0"/>
+          <w:color w:val="000000"/>
+          <w:sz w:val="18"/>
+          <w:highlight w:val="lightGray"/>
+        </w:rPr>
+        <w:t>)</w:t>
+      </w:r>
+      <w:r>
+        <w:rPr>
+          <w:rFonts w:ascii="Arial" w:hAnsi="Arial" w:eastAsia="Arial" w:cs="Arial"/>
+          <w:b w:val="0"/>
+          <w:i w:val="0"/>
+          <w:color w:val="000000"/>
+          <w:sz w:val="18"/>
+          <w:highlight w:val="lightGray"/>
+        </w:rPr>
+        <w:t>]</w:t>
+      </w:r>
+      <w:r>
+        <w:rPr>
+          <w:rFonts w:ascii="Arial" w:hAnsi="Arial" w:eastAsia="Arial" w:cs="Arial"/>
+          <w:b w:val="0"/>
+          <w:i w:val="0"/>
+          <w:color w:val="000000"/>
+          <w:sz w:val="18"/>
+          <w:highlight w:val="lightGray"/>
+        </w:rPr>
+        <w:t xml:space="preserve"> </w:t>
+      </w:r>
+      <w:r>
+        <w:rPr>
+          <w:rFonts w:ascii="Arial" w:hAnsi="Arial" w:eastAsia="Arial" w:cs="Arial"/>
+          <w:b/>
+          <w:i w:val="0"/>
+          <w:color w:val="000000"/>
+          <w:sz w:val="18"/>
+          <w:highlight w:val="lightGray"/>
+        </w:rPr>
+        <w:t>o</w:t>
+      </w:r>
+      <w:r>
+        <w:rPr>
+          <w:rFonts w:ascii="Arial" w:hAnsi="Arial" w:eastAsia="Arial" w:cs="Arial"/>
+          <w:b/>
+          <w:i w:val="0"/>
+          <w:color w:val="000000"/>
+          <w:sz w:val="18"/>
+          <w:highlight w:val="lightGray"/>
+        </w:rPr>
+        <w:t>n</w:t>
+      </w:r>
+      <w:r>
+        <w:rPr>
+          <w:rFonts w:ascii="Arial" w:hAnsi="Arial"/>
+          <w:b w:val="0"/>
+          <w:i w:val="0"/>
+          <w:color w:val="000000"/>
+          <w:sz w:val="18"/>
+          <w:highlight w:val="lightGray"/>
+        </w:rPr>
+        <w:t xml:space="preserve"> </w:t>
+      </w:r>
+      <w:r>
+        <w:rPr>
+          <w:rFonts w:ascii="Arial" w:hAnsi="Arial"/>
+          <w:b w:val="0"/>
+          <w:i w:val="0"/>
+          <w:color w:val="000000"/>
+          <w:sz w:val="18"/>
+          <w:highlight w:val="lightGray"/>
+        </w:rPr>
+        <w:t>[</w:t>
+      </w:r>
+      <w:r>
+        <w:rPr>
+          <w:rFonts w:ascii="Arial" w:hAnsi="Arial"/>
+          <w:b w:val="0"/>
+          <w:i w:val="0"/>
+          <w:sz w:val="18"/>
+          <w:highlight w:val="lightGray"/>
+        </w:rPr>
+        <w:t>12/18/2025]</w:t>
       </w:r>
     </w:p>
     <w:p>
@@ -411,67 +1941,1597 @@
       </w:pPr>
       <w:r>
         <w:rPr>
-          <w:rFonts w:ascii="Arial" w:eastAsia="Arial" w:hAnsi="Arial" w:cs="Arial"/>
-          <w:b/>
-          <w:kern w:val="0"/>
-          <w:sz w:val="22"/>
-          <w:szCs w:val="22"/>
-          <w:highlight w:val="darkGray"/>
-          <w:lang w:val="en"/>
-          <w14:ligatures w14:val="none"/>
-        </w:rPr>
-        <w:t># Source</w:t>
-      </w:r>
-      <w:r>
-        <w:rPr>
-          <w:rFonts w:ascii="Arial" w:eastAsia="Arial" w:hAnsi="Arial" w:cs="Arial"/>
-          <w:kern w:val="0"/>
-          <w:sz w:val="22"/>
-          <w:szCs w:val="22"/>
-          <w:highlight w:val="darkGray"/>
-          <w:lang w:val="en"/>
-          <w14:ligatures w14:val="none"/>
-        </w:rPr>
-        <w:t xml:space="preserve">: </w:t>
-      </w:r>
-      <w:r>
-        <w:rPr>
-          <w:rFonts w:ascii="Arial" w:eastAsia="Arial" w:hAnsi="Arial" w:cs="Arial"/>
-          <w:b/>
-          <w:kern w:val="0"/>
-          <w:sz w:val="22"/>
-          <w:szCs w:val="22"/>
-          <w:highlight w:val="darkGray"/>
-          <w:lang w:val="en"/>
-          <w14:ligatures w14:val="none"/>
-        </w:rPr>
-        <w:t>Chatgpt (GPT</w:t>
-      </w:r>
-      <w:r>
-        <w:rPr>
-          <w:rFonts w:ascii="Cambria Math" w:eastAsia="Arial" w:hAnsi="Cambria Math" w:cs="Cambria Math"/>
-          <w:b/>
-          <w:kern w:val="0"/>
-          <w:sz w:val="22"/>
-          <w:szCs w:val="22"/>
-          <w:highlight w:val="darkGray"/>
-          <w:lang w:val="en"/>
-          <w14:ligatures w14:val="none"/>
+          <w:rFonts w:ascii="Arial" w:hAnsi="Arial" w:eastAsia="Arial" w:cs="Arial"/>
+          <w:b/>
+          <w:i w:val="0"/>
+          <w:color w:val="000000"/>
+          <w:sz w:val="18"/>
+          <w:highlight w:val="lightGray"/>
+        </w:rPr>
+        <w:t>#</w:t>
+      </w:r>
+      <w:r>
+        <w:rPr>
+          <w:rFonts w:ascii="Arial" w:hAnsi="Arial" w:eastAsia="Arial" w:cs="Arial"/>
+          <w:b/>
+          <w:i w:val="0"/>
+          <w:color w:val="000000"/>
+          <w:sz w:val="18"/>
+          <w:highlight w:val="lightGray"/>
+        </w:rPr>
+        <w:t xml:space="preserve"> </w:t>
+      </w:r>
+      <w:r>
+        <w:rPr>
+          <w:rFonts w:ascii="Arial" w:hAnsi="Arial" w:eastAsia="Arial" w:cs="Arial"/>
+          <w:b/>
+          <w:i w:val="0"/>
+          <w:color w:val="000000"/>
+          <w:sz w:val="18"/>
+          <w:highlight w:val="lightGray"/>
+        </w:rPr>
+        <w:t>S</w:t>
+      </w:r>
+      <w:r>
+        <w:rPr>
+          <w:rFonts w:ascii="Arial" w:hAnsi="Arial" w:eastAsia="Arial" w:cs="Arial"/>
+          <w:b/>
+          <w:i w:val="0"/>
+          <w:color w:val="000000"/>
+          <w:sz w:val="18"/>
+          <w:highlight w:val="lightGray"/>
+        </w:rPr>
+        <w:t>o</w:t>
+      </w:r>
+      <w:r>
+        <w:rPr>
+          <w:rFonts w:ascii="Arial" w:hAnsi="Arial" w:eastAsia="Arial" w:cs="Arial"/>
+          <w:b/>
+          <w:i w:val="0"/>
+          <w:color w:val="000000"/>
+          <w:sz w:val="18"/>
+          <w:highlight w:val="lightGray"/>
+        </w:rPr>
+        <w:t>u</w:t>
+      </w:r>
+      <w:r>
+        <w:rPr>
+          <w:rFonts w:ascii="Arial" w:hAnsi="Arial" w:eastAsia="Arial" w:cs="Arial"/>
+          <w:b/>
+          <w:i w:val="0"/>
+          <w:color w:val="000000"/>
+          <w:sz w:val="18"/>
+          <w:highlight w:val="lightGray"/>
+        </w:rPr>
+        <w:t>r</w:t>
+      </w:r>
+      <w:r>
+        <w:rPr>
+          <w:rFonts w:ascii="Arial" w:hAnsi="Arial" w:eastAsia="Arial" w:cs="Arial"/>
+          <w:b/>
+          <w:i w:val="0"/>
+          <w:color w:val="000000"/>
+          <w:sz w:val="18"/>
+          <w:highlight w:val="lightGray"/>
+        </w:rPr>
+        <w:t>c</w:t>
+      </w:r>
+      <w:r>
+        <w:rPr>
+          <w:rFonts w:ascii="Arial" w:hAnsi="Arial" w:eastAsia="Arial" w:cs="Arial"/>
+          <w:b/>
+          <w:i w:val="0"/>
+          <w:color w:val="000000"/>
+          <w:sz w:val="18"/>
+          <w:highlight w:val="lightGray"/>
+        </w:rPr>
+        <w:t>e</w:t>
+      </w:r>
+      <w:r>
+        <w:rPr>
+          <w:rFonts w:ascii="Arial" w:hAnsi="Arial" w:eastAsia="Arial" w:cs="Arial"/>
+          <w:b/>
+          <w:i w:val="0"/>
+          <w:color w:val="000000"/>
+          <w:sz w:val="18"/>
+          <w:highlight w:val="lightGray"/>
+        </w:rPr>
+        <w:t>:</w:t>
+      </w:r>
+      <w:r>
+        <w:rPr>
+          <w:rFonts w:ascii="Arial" w:hAnsi="Arial" w:eastAsia="Arial" w:cs="Arial"/>
+          <w:b/>
+          <w:i w:val="0"/>
+          <w:color w:val="000000"/>
+          <w:sz w:val="18"/>
+          <w:highlight w:val="lightGray"/>
+        </w:rPr>
+        <w:t xml:space="preserve"> </w:t>
+      </w:r>
+      <w:r>
+        <w:rPr>
+          <w:rFonts w:ascii="Arial" w:hAnsi="Arial" w:eastAsia="Arial" w:cs="Arial"/>
+          <w:b/>
+          <w:i w:val="0"/>
+          <w:color w:val="000000"/>
+          <w:sz w:val="18"/>
+          <w:highlight w:val="lightGray"/>
+        </w:rPr>
+        <w:t>A</w:t>
+      </w:r>
+      <w:r>
+        <w:rPr>
+          <w:rFonts w:ascii="Arial" w:hAnsi="Arial" w:eastAsia="Arial" w:cs="Arial"/>
+          <w:b/>
+          <w:i w:val="0"/>
+          <w:color w:val="000000"/>
+          <w:sz w:val="18"/>
+          <w:highlight w:val="lightGray"/>
+        </w:rPr>
+        <w:t>I</w:t>
+      </w:r>
+      <w:r>
+        <w:rPr>
+          <w:rFonts w:ascii="Arial" w:hAnsi="Arial" w:eastAsia="Arial" w:cs="Arial"/>
+          <w:b/>
+          <w:i w:val="0"/>
+          <w:color w:val="000000"/>
+          <w:sz w:val="18"/>
+          <w:highlight w:val="lightGray"/>
+        </w:rPr>
+        <w:t xml:space="preserve"> </w:t>
+      </w:r>
+      <w:r>
+        <w:rPr>
+          <w:rFonts w:ascii="Arial" w:hAnsi="Arial" w:eastAsia="Arial" w:cs="Arial"/>
+          <w:b/>
+          <w:i w:val="0"/>
+          <w:color w:val="000000"/>
+          <w:sz w:val="18"/>
+          <w:highlight w:val="lightGray"/>
+        </w:rPr>
+        <w:t>S</w:t>
+      </w:r>
+      <w:r>
+        <w:rPr>
+          <w:rFonts w:ascii="Arial" w:hAnsi="Arial" w:eastAsia="Arial" w:cs="Arial"/>
+          <w:b/>
+          <w:i w:val="0"/>
+          <w:color w:val="000000"/>
+          <w:sz w:val="18"/>
+          <w:highlight w:val="lightGray"/>
+        </w:rPr>
+        <w:t>o</w:t>
+      </w:r>
+      <w:r>
+        <w:rPr>
+          <w:rFonts w:ascii="Arial" w:hAnsi="Arial" w:eastAsia="Arial" w:cs="Arial"/>
+          <w:b/>
+          <w:i w:val="0"/>
+          <w:color w:val="000000"/>
+          <w:sz w:val="18"/>
+          <w:highlight w:val="lightGray"/>
+        </w:rPr>
+        <w:t>u</w:t>
+      </w:r>
+      <w:r>
+        <w:rPr>
+          <w:rFonts w:ascii="Arial" w:hAnsi="Arial" w:eastAsia="Arial" w:cs="Arial"/>
+          <w:b/>
+          <w:i w:val="0"/>
+          <w:color w:val="000000"/>
+          <w:sz w:val="18"/>
+          <w:highlight w:val="lightGray"/>
+        </w:rPr>
+        <w:t>r</w:t>
+      </w:r>
+      <w:r>
+        <w:rPr>
+          <w:rFonts w:ascii="Arial" w:hAnsi="Arial" w:eastAsia="Arial" w:cs="Arial"/>
+          <w:b/>
+          <w:i w:val="0"/>
+          <w:color w:val="000000"/>
+          <w:sz w:val="18"/>
+          <w:highlight w:val="lightGray"/>
+        </w:rPr>
+        <w:t>c</w:t>
+      </w:r>
+      <w:r>
+        <w:rPr>
+          <w:rFonts w:ascii="Arial" w:hAnsi="Arial" w:eastAsia="Arial" w:cs="Arial"/>
+          <w:b/>
+          <w:i w:val="0"/>
+          <w:color w:val="000000"/>
+          <w:sz w:val="18"/>
+          <w:highlight w:val="lightGray"/>
+        </w:rPr>
+        <w:t>e</w:t>
+      </w:r>
+      <w:r>
+        <w:rPr>
+          <w:rFonts w:ascii="Arial" w:hAnsi="Arial" w:eastAsia="Arial" w:cs="Arial"/>
+          <w:b/>
+          <w:i w:val="0"/>
+          <w:color w:val="000000"/>
+          <w:sz w:val="18"/>
+          <w:highlight w:val="lightGray"/>
+        </w:rPr>
+        <w:t>:</w:t>
+      </w:r>
+      <w:r>
+        <w:rPr>
+          <w:rFonts w:ascii="Arial" w:hAnsi="Arial" w:eastAsia="Arial" w:cs="Arial"/>
+          <w:b/>
+          <w:i w:val="0"/>
+          <w:color w:val="000000"/>
+          <w:sz w:val="18"/>
+          <w:highlight w:val="lightGray"/>
+        </w:rPr>
+        <w:t xml:space="preserve"> </w:t>
+      </w:r>
+      <w:r>
+        <w:rPr>
+          <w:rFonts w:ascii="Arial" w:hAnsi="Arial" w:eastAsia="Arial" w:cs="Arial"/>
+          <w:b/>
+          <w:i w:val="0"/>
+          <w:color w:val="000000"/>
+          <w:sz w:val="18"/>
+          <w:highlight w:val="lightGray"/>
+        </w:rPr>
+        <w:t>P</w:t>
+      </w:r>
+      <w:r>
+        <w:rPr>
+          <w:rFonts w:ascii="Arial" w:hAnsi="Arial" w:eastAsia="Arial" w:cs="Arial"/>
+          <w:b/>
+          <w:i w:val="0"/>
+          <w:color w:val="000000"/>
+          <w:sz w:val="18"/>
+          <w:highlight w:val="lightGray"/>
+        </w:rPr>
+        <w:t>r</w:t>
+      </w:r>
+      <w:r>
+        <w:rPr>
+          <w:rFonts w:ascii="Arial" w:hAnsi="Arial" w:eastAsia="Arial" w:cs="Arial"/>
+          <w:b/>
+          <w:i w:val="0"/>
+          <w:color w:val="000000"/>
+          <w:sz w:val="18"/>
+          <w:highlight w:val="lightGray"/>
+        </w:rPr>
+        <w:t>o</w:t>
+      </w:r>
+      <w:r>
+        <w:rPr>
+          <w:rFonts w:ascii="Arial" w:hAnsi="Arial" w:eastAsia="Arial" w:cs="Arial"/>
+          <w:b/>
+          <w:i w:val="0"/>
+          <w:color w:val="000000"/>
+          <w:sz w:val="18"/>
+          <w:highlight w:val="lightGray"/>
+        </w:rPr>
+        <w:t>v</w:t>
+      </w:r>
+      <w:r>
+        <w:rPr>
+          <w:rFonts w:ascii="Arial" w:hAnsi="Arial" w:eastAsia="Arial" w:cs="Arial"/>
+          <w:b/>
+          <w:i w:val="0"/>
+          <w:color w:val="000000"/>
+          <w:sz w:val="18"/>
+          <w:highlight w:val="lightGray"/>
+        </w:rPr>
+        <w:t>i</w:t>
+      </w:r>
+      <w:r>
+        <w:rPr>
+          <w:rFonts w:ascii="Arial" w:hAnsi="Arial" w:eastAsia="Arial" w:cs="Arial"/>
+          <w:b/>
+          <w:i w:val="0"/>
+          <w:color w:val="000000"/>
+          <w:sz w:val="18"/>
+          <w:highlight w:val="lightGray"/>
+        </w:rPr>
+        <w:t>d</w:t>
+      </w:r>
+      <w:r>
+        <w:rPr>
+          <w:rFonts w:ascii="Arial" w:hAnsi="Arial" w:eastAsia="Arial" w:cs="Arial"/>
+          <w:b/>
+          <w:i w:val="0"/>
+          <w:color w:val="000000"/>
+          <w:sz w:val="18"/>
+          <w:highlight w:val="lightGray"/>
+        </w:rPr>
+        <w:t>e</w:t>
+      </w:r>
+      <w:r>
+        <w:rPr>
+          <w:rFonts w:ascii="Arial" w:hAnsi="Arial" w:eastAsia="Arial" w:cs="Arial"/>
+          <w:b/>
+          <w:i w:val="0"/>
+          <w:color w:val="000000"/>
+          <w:sz w:val="18"/>
+          <w:highlight w:val="lightGray"/>
+        </w:rPr>
+        <w:t>d</w:t>
+      </w:r>
+      <w:r>
+        <w:rPr>
+          <w:rFonts w:ascii="Arial" w:hAnsi="Arial" w:eastAsia="Arial" w:cs="Arial"/>
+          <w:b/>
+          <w:i w:val="0"/>
+          <w:color w:val="000000"/>
+          <w:sz w:val="18"/>
+          <w:highlight w:val="lightGray"/>
+        </w:rPr>
+        <w:t xml:space="preserve"> </w:t>
+      </w:r>
+      <w:r>
+        <w:rPr>
+          <w:rFonts w:ascii="Arial" w:hAnsi="Arial" w:eastAsia="Arial" w:cs="Arial"/>
+          <w:b/>
+          <w:i w:val="0"/>
+          <w:color w:val="000000"/>
+          <w:sz w:val="18"/>
+          <w:highlight w:val="lightGray"/>
+        </w:rPr>
+        <w:t>b</w:t>
+      </w:r>
+      <w:r>
+        <w:rPr>
+          <w:rFonts w:ascii="Arial" w:hAnsi="Arial" w:eastAsia="Arial" w:cs="Arial"/>
+          <w:b/>
+          <w:i w:val="0"/>
+          <w:color w:val="000000"/>
+          <w:sz w:val="18"/>
+          <w:highlight w:val="lightGray"/>
+        </w:rPr>
+        <w:t>y</w:t>
+      </w:r>
+      <w:r>
+        <w:rPr>
+          <w:rFonts w:ascii="Arial" w:hAnsi="Arial" w:eastAsia="Arial" w:cs="Arial"/>
+          <w:b/>
+          <w:i w:val="0"/>
+          <w:color w:val="000000"/>
+          <w:sz w:val="18"/>
+          <w:highlight w:val="lightGray"/>
+        </w:rPr>
+        <w:t>:</w:t>
+      </w:r>
+      <w:r>
+        <w:rPr>
+          <w:rFonts w:ascii="Arial" w:hAnsi="Arial" w:eastAsia="Arial" w:cs="Arial"/>
+          <w:b/>
+          <w:i w:val="0"/>
+          <w:color w:val="000000"/>
+          <w:sz w:val="18"/>
+          <w:highlight w:val="lightGray"/>
+        </w:rPr>
+        <w:t xml:space="preserve"> </w:t>
+      </w:r>
+      <w:r>
+        <w:rPr>
+          <w:rFonts w:ascii="Arial" w:hAnsi="Arial" w:eastAsia="Arial" w:cs="Arial"/>
+          <w:b/>
+          <w:i w:val="0"/>
+          <w:color w:val="000000"/>
+          <w:sz w:val="18"/>
+          <w:highlight w:val="lightGray"/>
+        </w:rPr>
+        <w:t>[</w:t>
+      </w:r>
+      <w:r>
+        <w:rPr>
+          <w:rFonts w:ascii="Arial" w:hAnsi="Arial" w:eastAsia="Arial" w:cs="Arial"/>
+          <w:b/>
+          <w:i w:val="0"/>
+          <w:color w:val="000000"/>
+          <w:sz w:val="18"/>
+          <w:highlight w:val="lightGray"/>
+        </w:rPr>
+        <w:t>D</w:t>
+      </w:r>
+      <w:r>
+        <w:rPr>
+          <w:rFonts w:ascii="Arial" w:hAnsi="Arial" w:eastAsia="Arial" w:cs="Arial"/>
+          <w:b/>
+          <w:i w:val="0"/>
+          <w:color w:val="000000"/>
+          <w:sz w:val="18"/>
+          <w:highlight w:val="lightGray"/>
+        </w:rPr>
+        <w:t>a</w:t>
+      </w:r>
+      <w:r>
+        <w:rPr>
+          <w:rFonts w:ascii="Arial" w:hAnsi="Arial" w:eastAsia="Arial" w:cs="Arial"/>
+          <w:b/>
+          <w:i w:val="0"/>
+          <w:color w:val="000000"/>
+          <w:sz w:val="18"/>
+          <w:highlight w:val="lightGray"/>
+        </w:rPr>
+        <w:t>t</w:t>
+      </w:r>
+      <w:r>
+        <w:rPr>
+          <w:rFonts w:ascii="Arial" w:hAnsi="Arial" w:eastAsia="Arial" w:cs="Arial"/>
+          <w:b/>
+          <w:i w:val="0"/>
+          <w:color w:val="000000"/>
+          <w:sz w:val="18"/>
+          <w:highlight w:val="lightGray"/>
+        </w:rPr>
+        <w:t>a</w:t>
+      </w:r>
+      <w:r>
+        <w:rPr>
+          <w:rFonts w:ascii="Arial" w:hAnsi="Arial" w:eastAsia="Arial" w:cs="Arial"/>
+          <w:b/>
+          <w:i w:val="0"/>
+          <w:color w:val="000000"/>
+          <w:sz w:val="18"/>
+          <w:highlight w:val="lightGray"/>
+        </w:rPr>
+        <w:t xml:space="preserve"> </w:t>
+      </w:r>
+      <w:r>
+        <w:rPr>
+          <w:rFonts w:ascii="Arial" w:hAnsi="Arial" w:eastAsia="Arial" w:cs="Arial"/>
+          <w:b/>
+          <w:i w:val="0"/>
+          <w:color w:val="000000"/>
+          <w:sz w:val="18"/>
+          <w:highlight w:val="lightGray"/>
+        </w:rPr>
+        <w:t>P</w:t>
+      </w:r>
+      <w:r>
+        <w:rPr>
+          <w:rFonts w:ascii="Arial" w:hAnsi="Arial" w:eastAsia="Arial" w:cs="Arial"/>
+          <w:b/>
+          <w:i w:val="0"/>
+          <w:color w:val="000000"/>
+          <w:sz w:val="18"/>
+          <w:highlight w:val="lightGray"/>
+        </w:rPr>
+        <w:t>a</w:t>
+      </w:r>
+      <w:r>
+        <w:rPr>
+          <w:rFonts w:ascii="Arial" w:hAnsi="Arial" w:eastAsia="Arial" w:cs="Arial"/>
+          <w:b/>
+          <w:i w:val="0"/>
+          <w:color w:val="000000"/>
+          <w:sz w:val="18"/>
+          <w:highlight w:val="lightGray"/>
+        </w:rPr>
+        <w:t>t</w:t>
+      </w:r>
+      <w:r>
+        <w:rPr>
+          <w:rFonts w:ascii="Arial" w:hAnsi="Arial" w:eastAsia="Arial" w:cs="Arial"/>
+          <w:b/>
+          <w:i w:val="0"/>
+          <w:color w:val="000000"/>
+          <w:sz w:val="18"/>
+          <w:highlight w:val="lightGray"/>
+        </w:rPr>
+        <w:t>h</w:t>
+      </w:r>
+      <w:r>
+        <w:rPr>
+          <w:rFonts w:ascii="Arial" w:hAnsi="Arial" w:eastAsia="Arial" w:cs="Arial"/>
+          <w:b w:val="0"/>
+          <w:i w:val="0"/>
+          <w:color w:val="000000"/>
+          <w:sz w:val="18"/>
+          <w:highlight w:val="lightGray"/>
+        </w:rPr>
+        <w:t>:</w:t>
+      </w:r>
+      <w:r>
+        <w:rPr>
+          <w:rFonts w:ascii="Arial" w:hAnsi="Arial" w:eastAsia="Arial" w:cs="Arial"/>
+          <w:b w:val="0"/>
+          <w:i w:val="0"/>
+          <w:color w:val="000000"/>
+          <w:sz w:val="18"/>
+          <w:highlight w:val="lightGray"/>
+        </w:rPr>
+        <w:t xml:space="preserve"> </w:t>
+      </w:r>
+      <w:r>
+        <w:rPr>
+          <w:rFonts w:ascii="Arial" w:hAnsi="Arial" w:eastAsia="Arial" w:cs="Arial"/>
+          <w:b w:val="0"/>
+          <w:i w:val="0"/>
+          <w:color w:val="000000"/>
+          <w:sz w:val="18"/>
+          <w:highlight w:val="lightGray"/>
+        </w:rPr>
+        <w:t>P</w:t>
+      </w:r>
+      <w:r>
+        <w:rPr>
+          <w:rFonts w:ascii="Arial" w:hAnsi="Arial" w:eastAsia="Arial" w:cs="Arial"/>
+          <w:b w:val="0"/>
+          <w:i w:val="0"/>
+          <w:color w:val="000000"/>
+          <w:sz w:val="18"/>
+          <w:highlight w:val="lightGray"/>
+        </w:rPr>
+        <w:t>e</w:t>
+      </w:r>
+      <w:r>
+        <w:rPr>
+          <w:rFonts w:ascii="Arial" w:hAnsi="Arial" w:eastAsia="Arial" w:cs="Arial"/>
+          <w:b w:val="0"/>
+          <w:i w:val="0"/>
+          <w:color w:val="000000"/>
+          <w:sz w:val="18"/>
+          <w:highlight w:val="lightGray"/>
+        </w:rPr>
+        <w:t>r</w:t>
+      </w:r>
+      <w:r>
+        <w:rPr>
+          <w:rFonts w:ascii="Arial" w:hAnsi="Arial" w:eastAsia="Arial" w:cs="Arial"/>
+          <w:b w:val="0"/>
+          <w:i w:val="0"/>
+          <w:color w:val="000000"/>
+          <w:sz w:val="18"/>
+          <w:highlight w:val="lightGray"/>
+        </w:rPr>
+        <w:t>s</w:t>
+      </w:r>
+      <w:r>
+        <w:rPr>
+          <w:rFonts w:ascii="Arial" w:hAnsi="Arial" w:eastAsia="Arial" w:cs="Arial"/>
+          <w:b w:val="0"/>
+          <w:i w:val="0"/>
+          <w:color w:val="000000"/>
+          <w:sz w:val="18"/>
+          <w:highlight w:val="lightGray"/>
+        </w:rPr>
+        <w:t>o</w:t>
+      </w:r>
+      <w:r>
+        <w:rPr>
+          <w:rFonts w:ascii="Arial" w:hAnsi="Arial" w:eastAsia="Arial" w:cs="Arial"/>
+          <w:b w:val="0"/>
+          <w:i w:val="0"/>
+          <w:color w:val="000000"/>
+          <w:sz w:val="18"/>
+          <w:highlight w:val="lightGray"/>
+        </w:rPr>
+        <w:t>n</w:t>
+      </w:r>
+      <w:r>
+        <w:rPr>
+          <w:rFonts w:ascii="Arial" w:hAnsi="Arial" w:eastAsia="Arial" w:cs="Arial"/>
+          <w:b w:val="0"/>
+          <w:i w:val="0"/>
+          <w:color w:val="000000"/>
+          <w:sz w:val="18"/>
+          <w:highlight w:val="lightGray"/>
+        </w:rPr>
+        <w:t>s</w:t>
+      </w:r>
+      <w:r>
+        <w:rPr>
+          <w:rFonts w:ascii="Arial" w:hAnsi="Arial" w:eastAsia="Arial" w:cs="Arial"/>
+          <w:b w:val="0"/>
+          <w:i w:val="0"/>
+          <w:color w:val="000000"/>
+          <w:sz w:val="18"/>
+          <w:highlight w:val="lightGray"/>
+        </w:rPr>
+        <w:t xml:space="preserve"> </w:t>
+      </w:r>
+      <w:r>
+        <w:rPr>
+          <w:rFonts w:ascii="Arial" w:hAnsi="Arial" w:eastAsia="Arial" w:cs="Arial"/>
+          <w:b w:val="0"/>
+          <w:i w:val="0"/>
+          <w:color w:val="000000"/>
+          <w:sz w:val="18"/>
+          <w:highlight w:val="lightGray"/>
+        </w:rPr>
+        <w:t>T</w:t>
+      </w:r>
+      <w:r>
+        <w:rPr>
+          <w:rFonts w:ascii="Arial" w:hAnsi="Arial" w:eastAsia="Arial" w:cs="Arial"/>
+          <w:b w:val="0"/>
+          <w:i w:val="0"/>
+          <w:color w:val="000000"/>
+          <w:sz w:val="18"/>
+          <w:highlight w:val="lightGray"/>
+        </w:rPr>
+        <w:t>a</w:t>
+      </w:r>
+      <w:r>
+        <w:rPr>
+          <w:rFonts w:ascii="Arial" w:hAnsi="Arial" w:eastAsia="Arial" w:cs="Arial"/>
+          <w:b w:val="0"/>
+          <w:i w:val="0"/>
+          <w:color w:val="000000"/>
+          <w:sz w:val="18"/>
+          <w:highlight w:val="lightGray"/>
+        </w:rPr>
+        <w:t>b</w:t>
+      </w:r>
+      <w:r>
+        <w:rPr>
+          <w:rFonts w:ascii="Arial" w:hAnsi="Arial" w:eastAsia="Arial" w:cs="Arial"/>
+          <w:b w:val="0"/>
+          <w:i w:val="0"/>
+          <w:color w:val="000000"/>
+          <w:sz w:val="18"/>
+          <w:highlight w:val="lightGray"/>
+        </w:rPr>
+        <w:t>l</w:t>
+      </w:r>
+      <w:r>
+        <w:rPr>
+          <w:rFonts w:ascii="Arial" w:hAnsi="Arial" w:eastAsia="Arial" w:cs="Arial"/>
+          <w:b w:val="0"/>
+          <w:i w:val="0"/>
+          <w:color w:val="000000"/>
+          <w:sz w:val="18"/>
+          <w:highlight w:val="lightGray"/>
+        </w:rPr>
+        <w:t>e</w:t>
+      </w:r>
+      <w:r>
+        <w:rPr>
+          <w:rFonts w:ascii="Arial" w:hAnsi="Arial" w:eastAsia="Arial" w:cs="Arial"/>
+          <w:b w:val="0"/>
+          <w:i w:val="0"/>
+          <w:color w:val="000000"/>
+          <w:sz w:val="18"/>
+          <w:highlight w:val="lightGray"/>
+        </w:rPr>
+        <w:t xml:space="preserve"> </w:t>
+      </w:r>
+      <w:r>
+        <w:rPr>
+          <w:rFonts w:ascii="Arial" w:hAnsi="Arial" w:eastAsia="Arial" w:cs="Arial"/>
+          <w:b w:val="0"/>
+          <w:i w:val="0"/>
+          <w:color w:val="000000"/>
+          <w:sz w:val="18"/>
+          <w:highlight w:val="lightGray"/>
+        </w:rPr>
+        <w:t>-</w:t>
+      </w:r>
+      <w:r>
+        <w:rPr>
+          <w:rFonts w:ascii="Arial" w:hAnsi="Arial" w:eastAsia="Arial" w:cs="Arial"/>
+          <w:b w:val="0"/>
+          <w:i w:val="0"/>
+          <w:color w:val="000000"/>
+          <w:sz w:val="18"/>
+          <w:highlight w:val="lightGray"/>
+        </w:rPr>
+        <w:t>&gt;</w:t>
+      </w:r>
+      <w:r>
+        <w:rPr>
+          <w:rFonts w:ascii="Arial" w:hAnsi="Arial" w:eastAsia="Arial" w:cs="Arial"/>
+          <w:b w:val="0"/>
+          <w:i w:val="0"/>
+          <w:color w:val="000000"/>
+          <w:sz w:val="18"/>
+          <w:highlight w:val="lightGray"/>
+        </w:rPr>
+        <w:t xml:space="preserve"> </w:t>
+      </w:r>
+      <w:r>
+        <w:rPr>
+          <w:rFonts w:ascii="Arial" w:hAnsi="Arial" w:eastAsia="Arial" w:cs="Arial"/>
+          <w:b w:val="0"/>
+          <w:i w:val="0"/>
+          <w:color w:val="000000"/>
+          <w:sz w:val="18"/>
+          <w:highlight w:val="lightGray"/>
+        </w:rPr>
+        <w:t>I</w:t>
+      </w:r>
+      <w:r>
+        <w:rPr>
+          <w:rFonts w:ascii="Arial" w:hAnsi="Arial" w:eastAsia="Arial" w:cs="Arial"/>
+          <w:b w:val="0"/>
+          <w:i w:val="0"/>
+          <w:color w:val="000000"/>
+          <w:sz w:val="18"/>
+          <w:highlight w:val="lightGray"/>
+        </w:rPr>
+        <w:t>D</w:t>
+      </w:r>
+      <w:r>
+        <w:rPr>
+          <w:rFonts w:ascii="Arial" w:hAnsi="Arial" w:eastAsia="Arial" w:cs="Arial"/>
+          <w:b w:val="0"/>
+          <w:i w:val="0"/>
+          <w:color w:val="000000"/>
+          <w:sz w:val="18"/>
+          <w:highlight w:val="lightGray"/>
+        </w:rPr>
+        <w:t xml:space="preserve"> </w:t>
+      </w:r>
+      <w:r>
+        <w:rPr>
+          <w:rFonts w:ascii="Arial" w:hAnsi="Arial" w:eastAsia="Arial" w:cs="Arial"/>
+          <w:b w:val="0"/>
+          <w:i w:val="0"/>
+          <w:color w:val="000000"/>
+          <w:sz w:val="18"/>
+          <w:highlight w:val="lightGray"/>
+        </w:rPr>
+        <w:t>C</w:t>
+      </w:r>
+      <w:r>
+        <w:rPr>
+          <w:rFonts w:ascii="Arial" w:hAnsi="Arial" w:eastAsia="Arial" w:cs="Arial"/>
+          <w:b w:val="0"/>
+          <w:i w:val="0"/>
+          <w:color w:val="000000"/>
+          <w:sz w:val="18"/>
+          <w:highlight w:val="lightGray"/>
+        </w:rPr>
+        <w:t>o</w:t>
+      </w:r>
+      <w:r>
+        <w:rPr>
+          <w:rFonts w:ascii="Arial" w:hAnsi="Arial" w:eastAsia="Arial" w:cs="Arial"/>
+          <w:b w:val="0"/>
+          <w:i w:val="0"/>
+          <w:color w:val="000000"/>
+          <w:sz w:val="18"/>
+          <w:highlight w:val="lightGray"/>
+        </w:rPr>
+        <w:t>l</w:t>
+      </w:r>
+      <w:r>
+        <w:rPr>
+          <w:rFonts w:ascii="Arial" w:hAnsi="Arial" w:eastAsia="Arial" w:cs="Arial"/>
+          <w:b w:val="0"/>
+          <w:i w:val="0"/>
+          <w:color w:val="000000"/>
+          <w:sz w:val="18"/>
+          <w:highlight w:val="lightGray"/>
+        </w:rPr>
+        <w:t>u</w:t>
+      </w:r>
+      <w:r>
+        <w:rPr>
+          <w:rFonts w:ascii="Arial" w:hAnsi="Arial" w:eastAsia="Arial" w:cs="Arial"/>
+          <w:b w:val="0"/>
+          <w:i w:val="0"/>
+          <w:color w:val="000000"/>
+          <w:sz w:val="18"/>
+          <w:highlight w:val="lightGray"/>
+        </w:rPr>
+        <w:t>m</w:t>
+      </w:r>
+      <w:r>
+        <w:rPr>
+          <w:rFonts w:ascii="Arial" w:hAnsi="Arial" w:eastAsia="Arial" w:cs="Arial"/>
+          <w:b w:val="0"/>
+          <w:i w:val="0"/>
+          <w:color w:val="000000"/>
+          <w:sz w:val="18"/>
+          <w:highlight w:val="lightGray"/>
+        </w:rPr>
+        <w:t>n</w:t>
+      </w:r>
+      <w:r>
+        <w:rPr>
+          <w:rFonts w:ascii="Arial" w:hAnsi="Arial" w:eastAsia="Arial" w:cs="Arial"/>
+          <w:b w:val="0"/>
+          <w:i w:val="0"/>
+          <w:color w:val="000000"/>
+          <w:sz w:val="18"/>
+          <w:highlight w:val="lightGray"/>
+        </w:rPr>
+        <w:t>:</w:t>
+      </w:r>
+      <w:r>
+        <w:rPr>
+          <w:rFonts w:ascii="Arial" w:hAnsi="Arial" w:eastAsia="Arial" w:cs="Arial"/>
+          <w:b w:val="0"/>
+          <w:i w:val="0"/>
+          <w:color w:val="000000"/>
+          <w:sz w:val="18"/>
+          <w:highlight w:val="lightGray"/>
+        </w:rPr>
+        <w:t xml:space="preserve"> </w:t>
+      </w:r>
+      <w:r>
+        <w:rPr>
+          <w:rFonts w:ascii="Arial" w:hAnsi="Arial" w:eastAsia="Arial" w:cs="Arial"/>
+          <w:b w:val="0"/>
+          <w:i w:val="0"/>
+          <w:color w:val="000000"/>
+          <w:sz w:val="18"/>
+          <w:highlight w:val="lightGray"/>
+        </w:rPr>
+        <w:t>1</w:t>
+      </w:r>
+      <w:r>
+        <w:rPr>
+          <w:rFonts w:ascii="Arial" w:hAnsi="Arial" w:eastAsia="Arial" w:cs="Arial"/>
+          <w:b w:val="0"/>
+          <w:i w:val="0"/>
+          <w:color w:val="000000"/>
+          <w:sz w:val="18"/>
+          <w:highlight w:val="lightGray"/>
+        </w:rPr>
+        <w:t>,</w:t>
+      </w:r>
+      <w:r>
+        <w:rPr>
+          <w:rFonts w:ascii="Arial" w:hAnsi="Arial" w:eastAsia="Arial" w:cs="Arial"/>
+          <w:b w:val="0"/>
+          <w:i w:val="0"/>
+          <w:color w:val="000000"/>
+          <w:sz w:val="18"/>
+          <w:highlight w:val="lightGray"/>
+        </w:rPr>
+        <w:t xml:space="preserve"> </w:t>
+      </w:r>
+      <w:r>
+        <w:rPr>
+          <w:rFonts w:ascii="Arial" w:hAnsi="Arial" w:eastAsia="Arial" w:cs="Arial"/>
+          <w:b w:val="0"/>
+          <w:i w:val="0"/>
+          <w:color w:val="000000"/>
+          <w:sz w:val="18"/>
+          <w:highlight w:val="lightGray"/>
+        </w:rPr>
+        <w:t>N</w:t>
+      </w:r>
+      <w:r>
+        <w:rPr>
+          <w:rFonts w:ascii="Arial" w:hAnsi="Arial" w:eastAsia="Arial" w:cs="Arial"/>
+          <w:b w:val="0"/>
+          <w:i w:val="0"/>
+          <w:color w:val="000000"/>
+          <w:sz w:val="18"/>
+          <w:highlight w:val="lightGray"/>
+        </w:rPr>
+        <w:t>a</w:t>
+      </w:r>
+      <w:r>
+        <w:rPr>
+          <w:rFonts w:ascii="Arial" w:hAnsi="Arial" w:eastAsia="Arial" w:cs="Arial"/>
+          <w:b w:val="0"/>
+          <w:i w:val="0"/>
+          <w:color w:val="000000"/>
+          <w:sz w:val="18"/>
+          <w:highlight w:val="lightGray"/>
+        </w:rPr>
+        <w:t>m</w:t>
+      </w:r>
+      <w:r>
+        <w:rPr>
+          <w:rFonts w:ascii="Arial" w:hAnsi="Arial" w:eastAsia="Arial" w:cs="Arial"/>
+          <w:b w:val="0"/>
+          <w:i w:val="0"/>
+          <w:color w:val="000000"/>
+          <w:sz w:val="18"/>
+          <w:highlight w:val="lightGray"/>
+        </w:rPr>
+        <w:t>e</w:t>
+      </w:r>
+      <w:r>
+        <w:rPr>
+          <w:rFonts w:ascii="Arial" w:hAnsi="Arial" w:eastAsia="Arial" w:cs="Arial"/>
+          <w:b w:val="0"/>
+          <w:i w:val="0"/>
+          <w:color w:val="000000"/>
+          <w:sz w:val="18"/>
+          <w:highlight w:val="lightGray"/>
+        </w:rPr>
+        <w:t>_</w:t>
+      </w:r>
+      <w:r>
+        <w:rPr>
+          <w:rFonts w:ascii="Arial" w:hAnsi="Arial" w:eastAsia="Arial" w:cs="Arial"/>
+          <w:b w:val="0"/>
+          <w:i w:val="0"/>
+          <w:color w:val="000000"/>
+          <w:sz w:val="18"/>
+          <w:highlight w:val="lightGray"/>
+        </w:rPr>
+        <w:t>E</w:t>
+      </w:r>
+      <w:r>
+        <w:rPr>
+          <w:rFonts w:ascii="Arial" w:hAnsi="Arial" w:eastAsia="Arial" w:cs="Arial"/>
+          <w:b w:val="0"/>
+          <w:i w:val="0"/>
+          <w:color w:val="000000"/>
+          <w:sz w:val="18"/>
+          <w:highlight w:val="lightGray"/>
+        </w:rPr>
+        <w:t>n</w:t>
+      </w:r>
+      <w:r>
+        <w:rPr>
+          <w:rFonts w:ascii="Arial" w:hAnsi="Arial" w:eastAsia="Arial" w:cs="Arial"/>
+          <w:b w:val="0"/>
+          <w:i w:val="0"/>
+          <w:color w:val="000000"/>
+          <w:sz w:val="18"/>
+          <w:highlight w:val="lightGray"/>
+        </w:rPr>
+        <w:t xml:space="preserve"> </w:t>
+      </w:r>
+      <w:r>
+        <w:rPr>
+          <w:rFonts w:ascii="Arial" w:hAnsi="Arial" w:eastAsia="Arial" w:cs="Arial"/>
+          <w:b w:val="0"/>
+          <w:i w:val="0"/>
+          <w:color w:val="000000"/>
+          <w:sz w:val="18"/>
+          <w:highlight w:val="lightGray"/>
+        </w:rPr>
+        <w:t>C</w:t>
+      </w:r>
+      <w:r>
+        <w:rPr>
+          <w:rFonts w:ascii="Arial" w:hAnsi="Arial" w:eastAsia="Arial" w:cs="Arial"/>
+          <w:b w:val="0"/>
+          <w:i w:val="0"/>
+          <w:color w:val="000000"/>
+          <w:sz w:val="18"/>
+          <w:highlight w:val="lightGray"/>
+        </w:rPr>
+        <w:t>o</w:t>
+      </w:r>
+      <w:r>
+        <w:rPr>
+          <w:rFonts w:ascii="Arial" w:hAnsi="Arial" w:eastAsia="Arial" w:cs="Arial"/>
+          <w:b w:val="0"/>
+          <w:i w:val="0"/>
+          <w:color w:val="000000"/>
+          <w:sz w:val="18"/>
+          <w:highlight w:val="lightGray"/>
+        </w:rPr>
+        <w:t>l</w:t>
+      </w:r>
+      <w:r>
+        <w:rPr>
+          <w:rFonts w:ascii="Arial" w:hAnsi="Arial" w:eastAsia="Arial" w:cs="Arial"/>
+          <w:b w:val="0"/>
+          <w:i w:val="0"/>
+          <w:color w:val="000000"/>
+          <w:sz w:val="18"/>
+          <w:highlight w:val="lightGray"/>
+        </w:rPr>
+        <w:t>u</w:t>
+      </w:r>
+      <w:r>
+        <w:rPr>
+          <w:rFonts w:ascii="Arial" w:hAnsi="Arial" w:eastAsia="Arial" w:cs="Arial"/>
+          <w:b w:val="0"/>
+          <w:i w:val="0"/>
+          <w:color w:val="000000"/>
+          <w:sz w:val="18"/>
+          <w:highlight w:val="lightGray"/>
+        </w:rPr>
+        <w:t>m</w:t>
+      </w:r>
+      <w:r>
+        <w:rPr>
+          <w:rFonts w:ascii="Arial" w:hAnsi="Arial" w:eastAsia="Arial" w:cs="Arial"/>
+          <w:b w:val="0"/>
+          <w:i w:val="0"/>
+          <w:color w:val="000000"/>
+          <w:sz w:val="18"/>
+          <w:highlight w:val="lightGray"/>
+        </w:rPr>
+        <w:t>n</w:t>
+      </w:r>
+      <w:r>
+        <w:rPr>
+          <w:rFonts w:ascii="Arial" w:hAnsi="Arial" w:eastAsia="Arial" w:cs="Arial"/>
+          <w:b w:val="0"/>
+          <w:i w:val="0"/>
+          <w:color w:val="000000"/>
+          <w:sz w:val="18"/>
+          <w:highlight w:val="lightGray"/>
+        </w:rPr>
+        <w:t>:</w:t>
+      </w:r>
+      <w:r>
+        <w:rPr>
+          <w:rFonts w:ascii="Arial" w:hAnsi="Arial" w:eastAsia="Arial" w:cs="Arial"/>
+          <w:b w:val="0"/>
+          <w:i w:val="0"/>
+          <w:color w:val="000000"/>
+          <w:sz w:val="18"/>
+          <w:highlight w:val="lightGray"/>
+        </w:rPr>
+        <w:t xml:space="preserve"> </w:t>
+      </w:r>
+      <w:r>
+        <w:rPr>
+          <w:rFonts w:ascii="Arial" w:hAnsi="Arial" w:eastAsia="Arial" w:cs="Arial"/>
+          <w:b w:val="0"/>
+          <w:i w:val="0"/>
+          <w:color w:val="000000"/>
+          <w:sz w:val="18"/>
+          <w:highlight w:val="lightGray"/>
+        </w:rPr>
+        <w:t>M</w:t>
+      </w:r>
+      <w:r>
+        <w:rPr>
+          <w:rFonts w:ascii="Arial" w:hAnsi="Arial" w:eastAsia="Arial" w:cs="Arial"/>
+          <w:b w:val="0"/>
+          <w:i w:val="0"/>
+          <w:color w:val="000000"/>
+          <w:sz w:val="18"/>
+          <w:highlight w:val="lightGray"/>
+        </w:rPr>
+        <w:t>o</w:t>
+      </w:r>
+      <w:r>
+        <w:rPr>
+          <w:rFonts w:ascii="Arial" w:hAnsi="Arial" w:eastAsia="Arial" w:cs="Arial"/>
+          <w:b w:val="0"/>
+          <w:i w:val="0"/>
+          <w:color w:val="000000"/>
+          <w:sz w:val="18"/>
+          <w:highlight w:val="lightGray"/>
+        </w:rPr>
+        <w:t>t</w:t>
+      </w:r>
+      <w:r>
+        <w:rPr>
+          <w:rFonts w:ascii="Arial" w:hAnsi="Arial" w:eastAsia="Arial" w:cs="Arial"/>
+          <w:b w:val="0"/>
+          <w:i w:val="0"/>
+          <w:color w:val="000000"/>
+          <w:sz w:val="18"/>
+          <w:highlight w:val="lightGray"/>
+        </w:rPr>
+        <w:t>a</w:t>
+      </w:r>
+      <w:r>
+        <w:rPr>
+          <w:rFonts w:ascii="Arial" w:hAnsi="Arial" w:eastAsia="Arial" w:cs="Arial"/>
+          <w:b w:val="0"/>
+          <w:i w:val="0"/>
+          <w:color w:val="000000"/>
+          <w:sz w:val="18"/>
+          <w:highlight w:val="lightGray"/>
+        </w:rPr>
+        <w:t>s</w:t>
+      </w:r>
+      <w:r>
+        <w:rPr>
+          <w:rFonts w:ascii="Arial" w:hAnsi="Arial" w:eastAsia="Arial" w:cs="Arial"/>
+          <w:b w:val="0"/>
+          <w:i w:val="0"/>
+          <w:color w:val="000000"/>
+          <w:sz w:val="18"/>
+          <w:highlight w:val="lightGray"/>
+        </w:rPr>
+        <w:t>e</w:t>
+      </w:r>
+      <w:r>
+        <w:rPr>
+          <w:rFonts w:ascii="Arial" w:hAnsi="Arial" w:eastAsia="Arial" w:cs="Arial"/>
+          <w:b w:val="0"/>
+          <w:i w:val="0"/>
+          <w:color w:val="000000"/>
+          <w:sz w:val="18"/>
+          <w:highlight w:val="lightGray"/>
+        </w:rPr>
+        <w:t>m</w:t>
+      </w:r>
+      <w:r>
+        <w:rPr>
+          <w:rFonts w:ascii="Arial" w:hAnsi="Arial" w:eastAsia="Arial" w:cs="Arial"/>
+          <w:b w:val="0"/>
+          <w:i w:val="0"/>
+          <w:color w:val="000000"/>
+          <w:sz w:val="18"/>
+          <w:highlight w:val="lightGray"/>
+        </w:rPr>
+        <w:t xml:space="preserve"> </w:t>
+      </w:r>
+      <w:r>
+        <w:rPr>
+          <w:rFonts w:ascii="Arial" w:hAnsi="Arial" w:eastAsia="Arial" w:cs="Arial"/>
+          <w:b w:val="0"/>
+          <w:i w:val="0"/>
+          <w:color w:val="000000"/>
+          <w:sz w:val="18"/>
+          <w:highlight w:val="lightGray"/>
+        </w:rPr>
+        <w:t>E</w:t>
+      </w:r>
+      <w:r>
+        <w:rPr>
+          <w:rFonts w:ascii="Arial" w:hAnsi="Arial" w:eastAsia="Arial" w:cs="Arial"/>
+          <w:b w:val="0"/>
+          <w:i w:val="0"/>
+          <w:color w:val="000000"/>
+          <w:sz w:val="18"/>
+          <w:highlight w:val="lightGray"/>
+        </w:rPr>
+        <w:t>s</w:t>
+      </w:r>
+      <w:r>
+        <w:rPr>
+          <w:rFonts w:ascii="Arial" w:hAnsi="Arial" w:eastAsia="Arial" w:cs="Arial"/>
+          <w:b w:val="0"/>
+          <w:i w:val="0"/>
+          <w:color w:val="000000"/>
+          <w:sz w:val="18"/>
+          <w:highlight w:val="lightGray"/>
+        </w:rPr>
+        <w:t>s</w:t>
+      </w:r>
+      <w:r>
+        <w:rPr>
+          <w:rFonts w:ascii="Arial" w:hAnsi="Arial" w:eastAsia="Arial" w:cs="Arial"/>
+          <w:b w:val="0"/>
+          <w:i w:val="0"/>
+          <w:color w:val="000000"/>
+          <w:sz w:val="18"/>
+          <w:highlight w:val="lightGray"/>
+        </w:rPr>
+        <w:t>a</w:t>
+      </w:r>
+      <w:r>
+        <w:rPr>
+          <w:rFonts w:ascii="Arial" w:hAnsi="Arial" w:eastAsia="Arial" w:cs="Arial"/>
+          <w:b w:val="0"/>
+          <w:i w:val="0"/>
+          <w:color w:val="000000"/>
+          <w:sz w:val="18"/>
+          <w:highlight w:val="lightGray"/>
+        </w:rPr>
+        <w:t>m</w:t>
+      </w:r>
+      <w:r>
+        <w:rPr>
+          <w:rFonts w:ascii="Arial" w:hAnsi="Arial" w:eastAsia="Arial" w:cs="Arial"/>
+          <w:b w:val="0"/>
+          <w:i w:val="0"/>
+          <w:color w:val="000000"/>
+          <w:sz w:val="18"/>
+          <w:highlight w:val="lightGray"/>
+        </w:rPr>
+        <w:t>]</w:t>
+      </w:r>
+      <w:r>
+        <w:rPr>
+          <w:rFonts w:ascii="Arial" w:hAnsi="Arial" w:eastAsia="Arial" w:cs="Arial"/>
+          <w:b w:val="0"/>
+          <w:i w:val="0"/>
+          <w:color w:val="000000"/>
+          <w:sz w:val="18"/>
+          <w:highlight w:val="lightGray"/>
+        </w:rPr>
+        <w:t xml:space="preserve"> </w:t>
+      </w:r>
+      <w:r>
+        <w:rPr>
+          <w:rFonts w:ascii="Arial" w:hAnsi="Arial" w:eastAsia="Arial" w:cs="Arial"/>
+          <w:b w:val="0"/>
+          <w:i w:val="0"/>
+          <w:color w:val="000000"/>
+          <w:sz w:val="18"/>
+          <w:highlight w:val="lightGray"/>
+        </w:rPr>
+        <w:t>-</w:t>
+      </w:r>
+      <w:r>
+        <w:rPr>
+          <w:rFonts w:ascii="Arial" w:hAnsi="Arial" w:eastAsia="Arial" w:cs="Arial"/>
+          <w:b w:val="0"/>
+          <w:i w:val="0"/>
+          <w:color w:val="000000"/>
+          <w:sz w:val="18"/>
+          <w:highlight w:val="lightGray"/>
+        </w:rPr>
+        <w:t>&gt;</w:t>
+      </w:r>
+      <w:r>
+        <w:rPr>
+          <w:rFonts w:ascii="Arial" w:hAnsi="Arial" w:eastAsia="Arial" w:cs="Arial"/>
+          <w:b w:val="0"/>
+          <w:i w:val="0"/>
+          <w:color w:val="000000"/>
+          <w:sz w:val="18"/>
+          <w:highlight w:val="lightGray"/>
+        </w:rPr>
+        <w:t xml:space="preserve"> </w:t>
+      </w:r>
+      <w:r>
+        <w:rPr>
+          <w:rFonts w:ascii="Arial" w:hAnsi="Arial" w:eastAsia="Arial" w:cs="Arial"/>
+          <w:b/>
+          <w:i w:val="0"/>
+          <w:color w:val="000000"/>
+          <w:sz w:val="18"/>
+          <w:highlight w:val="lightGray"/>
+        </w:rPr>
+        <w:t>F</w:t>
+      </w:r>
+      <w:r>
+        <w:rPr>
+          <w:rFonts w:ascii="Arial" w:hAnsi="Arial" w:eastAsia="Arial" w:cs="Arial"/>
+          <w:b/>
+          <w:i w:val="0"/>
+          <w:color w:val="000000"/>
+          <w:sz w:val="18"/>
+          <w:highlight w:val="lightGray"/>
+        </w:rPr>
+        <w:t>r</w:t>
+      </w:r>
+      <w:r>
+        <w:rPr>
+          <w:rFonts w:ascii="Arial" w:hAnsi="Arial" w:eastAsia="Arial" w:cs="Arial"/>
+          <w:b/>
+          <w:i w:val="0"/>
+          <w:color w:val="000000"/>
+          <w:sz w:val="18"/>
+          <w:highlight w:val="lightGray"/>
+        </w:rPr>
+        <w:t>o</w:t>
+      </w:r>
+      <w:r>
+        <w:rPr>
+          <w:rFonts w:ascii="Arial" w:hAnsi="Arial" w:eastAsia="Arial" w:cs="Arial"/>
+          <w:b/>
+          <w:i w:val="0"/>
+          <w:color w:val="000000"/>
+          <w:sz w:val="18"/>
+          <w:highlight w:val="lightGray"/>
+        </w:rPr>
+        <w:t>m</w:t>
+      </w:r>
+      <w:r>
+        <w:rPr>
+          <w:rFonts w:ascii="Arial" w:hAnsi="Arial" w:eastAsia="Arial" w:cs="Arial"/>
+          <w:b/>
+          <w:i w:val="0"/>
+          <w:color w:val="000000"/>
+          <w:sz w:val="18"/>
+          <w:highlight w:val="lightGray"/>
+        </w:rPr>
+        <w:t>:</w:t>
+      </w:r>
+      <w:r>
+        <w:rPr>
+          <w:rFonts w:ascii="Arial" w:hAnsi="Arial" w:eastAsia="Arial" w:cs="Arial"/>
+          <w:b w:val="0"/>
+          <w:i w:val="0"/>
+          <w:color w:val="000000"/>
+          <w:sz w:val="18"/>
+          <w:highlight w:val="lightGray"/>
+        </w:rPr>
+        <w:t xml:space="preserve"> </w:t>
+      </w:r>
+      <w:r>
+        <w:rPr>
+          <w:rFonts w:ascii="Arial" w:hAnsi="Arial" w:eastAsia="Arial" w:cs="Arial"/>
+          <w:b w:val="0"/>
+          <w:i w:val="0"/>
+          <w:color w:val="000000"/>
+          <w:sz w:val="18"/>
+          <w:highlight w:val="lightGray"/>
+        </w:rPr>
+        <w:t>[</w:t>
+      </w:r>
+      <w:r>
+        <w:rPr>
+          <w:rFonts w:ascii="Arial" w:hAnsi="Arial" w:eastAsia="Arial" w:cs="Arial"/>
+          <w:b w:val="0"/>
+          <w:i w:val="0"/>
+          <w:color w:val="000000"/>
+          <w:sz w:val="18"/>
+          <w:highlight w:val="lightGray"/>
+        </w:rPr>
+        <w:t>C</w:t>
+      </w:r>
+      <w:r>
+        <w:rPr>
+          <w:rFonts w:ascii="Arial" w:hAnsi="Arial" w:eastAsia="Arial" w:cs="Arial"/>
+          <w:b w:val="0"/>
+          <w:i w:val="0"/>
+          <w:color w:val="000000"/>
+          <w:sz w:val="18"/>
+          <w:highlight w:val="lightGray"/>
+        </w:rPr>
+        <w:t>h</w:t>
+      </w:r>
+      <w:r>
+        <w:rPr>
+          <w:rFonts w:ascii="Arial" w:hAnsi="Arial" w:eastAsia="Arial" w:cs="Arial"/>
+          <w:b w:val="0"/>
+          <w:i w:val="0"/>
+          <w:color w:val="000000"/>
+          <w:sz w:val="18"/>
+          <w:highlight w:val="lightGray"/>
+        </w:rPr>
+        <w:t>a</w:t>
+      </w:r>
+      <w:r>
+        <w:rPr>
+          <w:rFonts w:ascii="Arial" w:hAnsi="Arial" w:eastAsia="Arial" w:cs="Arial"/>
+          <w:b w:val="0"/>
+          <w:i w:val="0"/>
+          <w:color w:val="000000"/>
+          <w:sz w:val="18"/>
+          <w:highlight w:val="lightGray"/>
+        </w:rPr>
+        <w:t>t</w:t>
+      </w:r>
+      <w:r>
+        <w:rPr>
+          <w:rFonts w:ascii="Arial" w:hAnsi="Arial" w:eastAsia="Arial" w:cs="Arial"/>
+          <w:b w:val="0"/>
+          <w:i w:val="0"/>
+          <w:color w:val="000000"/>
+          <w:sz w:val="18"/>
+          <w:highlight w:val="lightGray"/>
+        </w:rPr>
+        <w:t>g</w:t>
+      </w:r>
+      <w:r>
+        <w:rPr>
+          <w:rFonts w:ascii="Arial" w:hAnsi="Arial" w:eastAsia="Arial" w:cs="Arial"/>
+          <w:b w:val="0"/>
+          <w:i w:val="0"/>
+          <w:color w:val="000000"/>
+          <w:sz w:val="18"/>
+          <w:highlight w:val="lightGray"/>
+        </w:rPr>
+        <w:t>p</w:t>
+      </w:r>
+      <w:r>
+        <w:rPr>
+          <w:rFonts w:ascii="Arial" w:hAnsi="Arial" w:eastAsia="Arial" w:cs="Arial"/>
+          <w:b w:val="0"/>
+          <w:i w:val="0"/>
+          <w:color w:val="000000"/>
+          <w:sz w:val="18"/>
+          <w:highlight w:val="lightGray"/>
+        </w:rPr>
+        <w:t>t</w:t>
+      </w:r>
+      <w:r>
+        <w:rPr>
+          <w:rFonts w:ascii="Arial" w:hAnsi="Arial" w:eastAsia="Arial" w:cs="Arial"/>
+          <w:b w:val="0"/>
+          <w:i w:val="0"/>
+          <w:color w:val="000000"/>
+          <w:sz w:val="18"/>
+          <w:highlight w:val="lightGray"/>
+        </w:rPr>
+        <w:t xml:space="preserve"> </w:t>
+      </w:r>
+      <w:r>
+        <w:rPr>
+          <w:rFonts w:ascii="Arial" w:hAnsi="Arial" w:eastAsia="Arial" w:cs="Arial"/>
+          <w:b w:val="0"/>
+          <w:i w:val="0"/>
+          <w:color w:val="000000"/>
+          <w:sz w:val="18"/>
+          <w:highlight w:val="lightGray"/>
+        </w:rPr>
+        <w:t>(</w:t>
+      </w:r>
+      <w:r>
+        <w:rPr>
+          <w:rFonts w:ascii="Arial" w:hAnsi="Arial" w:eastAsia="Arial" w:cs="Arial"/>
+          <w:b w:val="0"/>
+          <w:i w:val="0"/>
+          <w:color w:val="000000"/>
+          <w:sz w:val="18"/>
+          <w:highlight w:val="lightGray"/>
+        </w:rPr>
+        <w:t>G</w:t>
+      </w:r>
+      <w:r>
+        <w:rPr>
+          <w:rFonts w:ascii="Arial" w:hAnsi="Arial" w:eastAsia="Arial" w:cs="Arial"/>
+          <w:b w:val="0"/>
+          <w:i w:val="0"/>
+          <w:color w:val="000000"/>
+          <w:sz w:val="18"/>
+          <w:highlight w:val="lightGray"/>
+        </w:rPr>
+        <w:t>P</w:t>
+      </w:r>
+      <w:r>
+        <w:rPr>
+          <w:rFonts w:ascii="Arial" w:hAnsi="Arial" w:eastAsia="Arial" w:cs="Arial"/>
+          <w:b w:val="0"/>
+          <w:i w:val="0"/>
+          <w:color w:val="000000"/>
+          <w:sz w:val="18"/>
+          <w:highlight w:val="lightGray"/>
+        </w:rPr>
+        <w:t>T</w:t>
+      </w:r>
+      <w:r>
+        <w:rPr>
+          <w:rFonts w:ascii="Arial" w:hAnsi="Arial" w:eastAsia="Arial" w:cs="Arial"/>
+          <w:b w:val="0"/>
+          <w:i w:val="0"/>
+          <w:color w:val="000000"/>
+          <w:sz w:val="18"/>
+          <w:highlight w:val="lightGray"/>
         </w:rPr>
         <w:t>‑</w:t>
       </w:r>
       <w:r>
         <w:rPr>
-          <w:rFonts w:ascii="Arial" w:eastAsia="Arial" w:hAnsi="Arial" w:cs="Arial"/>
-          <w:b/>
-          <w:kern w:val="0"/>
-          <w:sz w:val="22"/>
-          <w:szCs w:val="22"/>
-          <w:highlight w:val="darkGray"/>
-          <w:lang w:val="en"/>
-          <w14:ligatures w14:val="none"/>
-        </w:rPr>
-        <w:t>5 Mini) at [12/18/2025]</w:t>
+          <w:rFonts w:ascii="Arial" w:hAnsi="Arial" w:eastAsia="Arial" w:cs="Arial"/>
+          <w:b w:val="0"/>
+          <w:i w:val="0"/>
+          <w:color w:val="000000"/>
+          <w:sz w:val="18"/>
+          <w:highlight w:val="lightGray"/>
+        </w:rPr>
+        <w:t>5</w:t>
+      </w:r>
+      <w:r>
+        <w:rPr>
+          <w:rFonts w:ascii="Arial" w:hAnsi="Arial" w:eastAsia="Arial" w:cs="Arial"/>
+          <w:b w:val="0"/>
+          <w:i w:val="0"/>
+          <w:color w:val="000000"/>
+          <w:sz w:val="18"/>
+          <w:highlight w:val="lightGray"/>
+        </w:rPr>
+        <w:t xml:space="preserve"> </w:t>
+      </w:r>
+      <w:r>
+        <w:rPr>
+          <w:rFonts w:ascii="Arial" w:hAnsi="Arial" w:eastAsia="Arial" w:cs="Arial"/>
+          <w:b w:val="0"/>
+          <w:i w:val="0"/>
+          <w:color w:val="000000"/>
+          <w:sz w:val="18"/>
+          <w:highlight w:val="lightGray"/>
+        </w:rPr>
+        <w:t>M</w:t>
+      </w:r>
+      <w:r>
+        <w:rPr>
+          <w:rFonts w:ascii="Arial" w:hAnsi="Arial" w:eastAsia="Arial" w:cs="Arial"/>
+          <w:b w:val="0"/>
+          <w:i w:val="0"/>
+          <w:color w:val="000000"/>
+          <w:sz w:val="18"/>
+          <w:highlight w:val="lightGray"/>
+        </w:rPr>
+        <w:t>i</w:t>
+      </w:r>
+      <w:r>
+        <w:rPr>
+          <w:rFonts w:ascii="Arial" w:hAnsi="Arial" w:eastAsia="Arial" w:cs="Arial"/>
+          <w:b w:val="0"/>
+          <w:i w:val="0"/>
+          <w:color w:val="000000"/>
+          <w:sz w:val="18"/>
+          <w:highlight w:val="lightGray"/>
+        </w:rPr>
+        <w:t>n</w:t>
+      </w:r>
+      <w:r>
+        <w:rPr>
+          <w:rFonts w:ascii="Arial" w:hAnsi="Arial" w:eastAsia="Arial" w:cs="Arial"/>
+          <w:b w:val="0"/>
+          <w:i w:val="0"/>
+          <w:color w:val="000000"/>
+          <w:sz w:val="18"/>
+          <w:highlight w:val="lightGray"/>
+        </w:rPr>
+        <w:t>i</w:t>
+      </w:r>
+      <w:r>
+        <w:rPr>
+          <w:rFonts w:ascii="Arial" w:hAnsi="Arial" w:eastAsia="Arial" w:cs="Arial"/>
+          <w:b w:val="0"/>
+          <w:i w:val="0"/>
+          <w:color w:val="000000"/>
+          <w:sz w:val="18"/>
+          <w:highlight w:val="lightGray"/>
+        </w:rPr>
+        <w:t>)</w:t>
+      </w:r>
+      <w:r>
+        <w:rPr>
+          <w:rFonts w:ascii="Arial" w:hAnsi="Arial" w:eastAsia="Arial" w:cs="Arial"/>
+          <w:b w:val="0"/>
+          <w:i w:val="0"/>
+          <w:color w:val="000000"/>
+          <w:sz w:val="18"/>
+          <w:highlight w:val="lightGray"/>
+        </w:rPr>
+        <w:t>]</w:t>
+      </w:r>
+      <w:r>
+        <w:rPr>
+          <w:rFonts w:ascii="Arial" w:hAnsi="Arial" w:eastAsia="Arial" w:cs="Arial"/>
+          <w:b w:val="0"/>
+          <w:i w:val="0"/>
+          <w:color w:val="000000"/>
+          <w:sz w:val="18"/>
+          <w:highlight w:val="lightGray"/>
+        </w:rPr>
+        <w:t xml:space="preserve"> </w:t>
+      </w:r>
+      <w:r>
+        <w:rPr>
+          <w:rFonts w:ascii="Arial" w:hAnsi="Arial" w:eastAsia="Arial" w:cs="Arial"/>
+          <w:b/>
+          <w:i w:val="0"/>
+          <w:color w:val="000000"/>
+          <w:sz w:val="18"/>
+          <w:highlight w:val="lightGray"/>
+        </w:rPr>
+        <w:t>o</w:t>
+      </w:r>
+      <w:r>
+        <w:rPr>
+          <w:rFonts w:ascii="Arial" w:hAnsi="Arial" w:eastAsia="Arial" w:cs="Arial"/>
+          <w:b/>
+          <w:i w:val="0"/>
+          <w:color w:val="000000"/>
+          <w:sz w:val="18"/>
+          <w:highlight w:val="lightGray"/>
+        </w:rPr>
+        <w:t>n</w:t>
+      </w:r>
+      <w:r>
+        <w:rPr>
+          <w:rFonts w:ascii="Arial" w:hAnsi="Arial"/>
+          <w:b w:val="0"/>
+          <w:i w:val="0"/>
+          <w:color w:val="000000"/>
+          <w:sz w:val="18"/>
+          <w:highlight w:val="lightGray"/>
+        </w:rPr>
+        <w:t xml:space="preserve"> </w:t>
+      </w:r>
+      <w:r>
+        <w:rPr>
+          <w:rFonts w:ascii="Arial" w:hAnsi="Arial"/>
+          <w:b w:val="0"/>
+          <w:i w:val="0"/>
+          <w:color w:val="000000"/>
+          <w:sz w:val="18"/>
+          <w:highlight w:val="lightGray"/>
+        </w:rPr>
+        <w:t>[</w:t>
+      </w:r>
+      <w:r>
+        <w:rPr>
+          <w:rFonts w:ascii="Arial" w:hAnsi="Arial"/>
+          <w:b w:val="0"/>
+          <w:i w:val="0"/>
+          <w:sz w:val="18"/>
+          <w:highlight w:val="lightGray"/>
+        </w:rPr>
+        <w:t>12/18/2025]</w:t>
       </w:r>
     </w:p>
     <w:p>
@@ -1246,67 +4306,1597 @@
       </w:pPr>
       <w:r>
         <w:rPr>
-          <w:rFonts w:ascii="Arial" w:eastAsia="Arial" w:hAnsi="Arial" w:cs="Arial"/>
-          <w:b/>
-          <w:kern w:val="0"/>
-          <w:sz w:val="22"/>
-          <w:szCs w:val="22"/>
-          <w:highlight w:val="darkGray"/>
-          <w:lang w:val="en"/>
-          <w14:ligatures w14:val="none"/>
-        </w:rPr>
-        <w:t># Source</w:t>
-      </w:r>
-      <w:r>
-        <w:rPr>
-          <w:rFonts w:ascii="Arial" w:eastAsia="Arial" w:hAnsi="Arial" w:cs="Arial"/>
-          <w:kern w:val="0"/>
-          <w:sz w:val="22"/>
-          <w:szCs w:val="22"/>
-          <w:highlight w:val="darkGray"/>
-          <w:lang w:val="en"/>
-          <w14:ligatures w14:val="none"/>
-        </w:rPr>
-        <w:t xml:space="preserve">: </w:t>
-      </w:r>
-      <w:r>
-        <w:rPr>
-          <w:rFonts w:ascii="Arial" w:eastAsia="Arial" w:hAnsi="Arial" w:cs="Arial"/>
-          <w:b/>
-          <w:kern w:val="0"/>
-          <w:sz w:val="22"/>
-          <w:szCs w:val="22"/>
-          <w:highlight w:val="darkGray"/>
-          <w:lang w:val="en"/>
-          <w14:ligatures w14:val="none"/>
-        </w:rPr>
-        <w:t>Chatgpt (GPT</w:t>
-      </w:r>
-      <w:r>
-        <w:rPr>
-          <w:rFonts w:ascii="Cambria Math" w:eastAsia="Arial" w:hAnsi="Cambria Math" w:cs="Cambria Math"/>
-          <w:b/>
-          <w:kern w:val="0"/>
-          <w:sz w:val="22"/>
-          <w:szCs w:val="22"/>
-          <w:highlight w:val="darkGray"/>
-          <w:lang w:val="en"/>
-          <w14:ligatures w14:val="none"/>
+          <w:rFonts w:ascii="Arial" w:hAnsi="Arial" w:eastAsia="Arial" w:cs="Arial"/>
+          <w:b/>
+          <w:i w:val="0"/>
+          <w:color w:val="000000"/>
+          <w:sz w:val="18"/>
+          <w:highlight w:val="lightGray"/>
+        </w:rPr>
+        <w:t>#</w:t>
+      </w:r>
+      <w:r>
+        <w:rPr>
+          <w:rFonts w:ascii="Arial" w:hAnsi="Arial" w:eastAsia="Arial" w:cs="Arial"/>
+          <w:b/>
+          <w:i w:val="0"/>
+          <w:color w:val="000000"/>
+          <w:sz w:val="18"/>
+          <w:highlight w:val="lightGray"/>
+        </w:rPr>
+        <w:t xml:space="preserve"> </w:t>
+      </w:r>
+      <w:r>
+        <w:rPr>
+          <w:rFonts w:ascii="Arial" w:hAnsi="Arial" w:eastAsia="Arial" w:cs="Arial"/>
+          <w:b/>
+          <w:i w:val="0"/>
+          <w:color w:val="000000"/>
+          <w:sz w:val="18"/>
+          <w:highlight w:val="lightGray"/>
+        </w:rPr>
+        <w:t>S</w:t>
+      </w:r>
+      <w:r>
+        <w:rPr>
+          <w:rFonts w:ascii="Arial" w:hAnsi="Arial" w:eastAsia="Arial" w:cs="Arial"/>
+          <w:b/>
+          <w:i w:val="0"/>
+          <w:color w:val="000000"/>
+          <w:sz w:val="18"/>
+          <w:highlight w:val="lightGray"/>
+        </w:rPr>
+        <w:t>o</w:t>
+      </w:r>
+      <w:r>
+        <w:rPr>
+          <w:rFonts w:ascii="Arial" w:hAnsi="Arial" w:eastAsia="Arial" w:cs="Arial"/>
+          <w:b/>
+          <w:i w:val="0"/>
+          <w:color w:val="000000"/>
+          <w:sz w:val="18"/>
+          <w:highlight w:val="lightGray"/>
+        </w:rPr>
+        <w:t>u</w:t>
+      </w:r>
+      <w:r>
+        <w:rPr>
+          <w:rFonts w:ascii="Arial" w:hAnsi="Arial" w:eastAsia="Arial" w:cs="Arial"/>
+          <w:b/>
+          <w:i w:val="0"/>
+          <w:color w:val="000000"/>
+          <w:sz w:val="18"/>
+          <w:highlight w:val="lightGray"/>
+        </w:rPr>
+        <w:t>r</w:t>
+      </w:r>
+      <w:r>
+        <w:rPr>
+          <w:rFonts w:ascii="Arial" w:hAnsi="Arial" w:eastAsia="Arial" w:cs="Arial"/>
+          <w:b/>
+          <w:i w:val="0"/>
+          <w:color w:val="000000"/>
+          <w:sz w:val="18"/>
+          <w:highlight w:val="lightGray"/>
+        </w:rPr>
+        <w:t>c</w:t>
+      </w:r>
+      <w:r>
+        <w:rPr>
+          <w:rFonts w:ascii="Arial" w:hAnsi="Arial" w:eastAsia="Arial" w:cs="Arial"/>
+          <w:b/>
+          <w:i w:val="0"/>
+          <w:color w:val="000000"/>
+          <w:sz w:val="18"/>
+          <w:highlight w:val="lightGray"/>
+        </w:rPr>
+        <w:t>e</w:t>
+      </w:r>
+      <w:r>
+        <w:rPr>
+          <w:rFonts w:ascii="Arial" w:hAnsi="Arial" w:eastAsia="Arial" w:cs="Arial"/>
+          <w:b/>
+          <w:i w:val="0"/>
+          <w:color w:val="000000"/>
+          <w:sz w:val="18"/>
+          <w:highlight w:val="lightGray"/>
+        </w:rPr>
+        <w:t>:</w:t>
+      </w:r>
+      <w:r>
+        <w:rPr>
+          <w:rFonts w:ascii="Arial" w:hAnsi="Arial" w:eastAsia="Arial" w:cs="Arial"/>
+          <w:b/>
+          <w:i w:val="0"/>
+          <w:color w:val="000000"/>
+          <w:sz w:val="18"/>
+          <w:highlight w:val="lightGray"/>
+        </w:rPr>
+        <w:t xml:space="preserve"> </w:t>
+      </w:r>
+      <w:r>
+        <w:rPr>
+          <w:rFonts w:ascii="Arial" w:hAnsi="Arial" w:eastAsia="Arial" w:cs="Arial"/>
+          <w:b/>
+          <w:i w:val="0"/>
+          <w:color w:val="000000"/>
+          <w:sz w:val="18"/>
+          <w:highlight w:val="lightGray"/>
+        </w:rPr>
+        <w:t>A</w:t>
+      </w:r>
+      <w:r>
+        <w:rPr>
+          <w:rFonts w:ascii="Arial" w:hAnsi="Arial" w:eastAsia="Arial" w:cs="Arial"/>
+          <w:b/>
+          <w:i w:val="0"/>
+          <w:color w:val="000000"/>
+          <w:sz w:val="18"/>
+          <w:highlight w:val="lightGray"/>
+        </w:rPr>
+        <w:t>I</w:t>
+      </w:r>
+      <w:r>
+        <w:rPr>
+          <w:rFonts w:ascii="Arial" w:hAnsi="Arial" w:eastAsia="Arial" w:cs="Arial"/>
+          <w:b/>
+          <w:i w:val="0"/>
+          <w:color w:val="000000"/>
+          <w:sz w:val="18"/>
+          <w:highlight w:val="lightGray"/>
+        </w:rPr>
+        <w:t xml:space="preserve"> </w:t>
+      </w:r>
+      <w:r>
+        <w:rPr>
+          <w:rFonts w:ascii="Arial" w:hAnsi="Arial" w:eastAsia="Arial" w:cs="Arial"/>
+          <w:b/>
+          <w:i w:val="0"/>
+          <w:color w:val="000000"/>
+          <w:sz w:val="18"/>
+          <w:highlight w:val="lightGray"/>
+        </w:rPr>
+        <w:t>S</w:t>
+      </w:r>
+      <w:r>
+        <w:rPr>
+          <w:rFonts w:ascii="Arial" w:hAnsi="Arial" w:eastAsia="Arial" w:cs="Arial"/>
+          <w:b/>
+          <w:i w:val="0"/>
+          <w:color w:val="000000"/>
+          <w:sz w:val="18"/>
+          <w:highlight w:val="lightGray"/>
+        </w:rPr>
+        <w:t>o</w:t>
+      </w:r>
+      <w:r>
+        <w:rPr>
+          <w:rFonts w:ascii="Arial" w:hAnsi="Arial" w:eastAsia="Arial" w:cs="Arial"/>
+          <w:b/>
+          <w:i w:val="0"/>
+          <w:color w:val="000000"/>
+          <w:sz w:val="18"/>
+          <w:highlight w:val="lightGray"/>
+        </w:rPr>
+        <w:t>u</w:t>
+      </w:r>
+      <w:r>
+        <w:rPr>
+          <w:rFonts w:ascii="Arial" w:hAnsi="Arial" w:eastAsia="Arial" w:cs="Arial"/>
+          <w:b/>
+          <w:i w:val="0"/>
+          <w:color w:val="000000"/>
+          <w:sz w:val="18"/>
+          <w:highlight w:val="lightGray"/>
+        </w:rPr>
+        <w:t>r</w:t>
+      </w:r>
+      <w:r>
+        <w:rPr>
+          <w:rFonts w:ascii="Arial" w:hAnsi="Arial" w:eastAsia="Arial" w:cs="Arial"/>
+          <w:b/>
+          <w:i w:val="0"/>
+          <w:color w:val="000000"/>
+          <w:sz w:val="18"/>
+          <w:highlight w:val="lightGray"/>
+        </w:rPr>
+        <w:t>c</w:t>
+      </w:r>
+      <w:r>
+        <w:rPr>
+          <w:rFonts w:ascii="Arial" w:hAnsi="Arial" w:eastAsia="Arial" w:cs="Arial"/>
+          <w:b/>
+          <w:i w:val="0"/>
+          <w:color w:val="000000"/>
+          <w:sz w:val="18"/>
+          <w:highlight w:val="lightGray"/>
+        </w:rPr>
+        <w:t>e</w:t>
+      </w:r>
+      <w:r>
+        <w:rPr>
+          <w:rFonts w:ascii="Arial" w:hAnsi="Arial" w:eastAsia="Arial" w:cs="Arial"/>
+          <w:b/>
+          <w:i w:val="0"/>
+          <w:color w:val="000000"/>
+          <w:sz w:val="18"/>
+          <w:highlight w:val="lightGray"/>
+        </w:rPr>
+        <w:t>:</w:t>
+      </w:r>
+      <w:r>
+        <w:rPr>
+          <w:rFonts w:ascii="Arial" w:hAnsi="Arial" w:eastAsia="Arial" w:cs="Arial"/>
+          <w:b/>
+          <w:i w:val="0"/>
+          <w:color w:val="000000"/>
+          <w:sz w:val="18"/>
+          <w:highlight w:val="lightGray"/>
+        </w:rPr>
+        <w:t xml:space="preserve"> </w:t>
+      </w:r>
+      <w:r>
+        <w:rPr>
+          <w:rFonts w:ascii="Arial" w:hAnsi="Arial" w:eastAsia="Arial" w:cs="Arial"/>
+          <w:b/>
+          <w:i w:val="0"/>
+          <w:color w:val="000000"/>
+          <w:sz w:val="18"/>
+          <w:highlight w:val="lightGray"/>
+        </w:rPr>
+        <w:t>P</w:t>
+      </w:r>
+      <w:r>
+        <w:rPr>
+          <w:rFonts w:ascii="Arial" w:hAnsi="Arial" w:eastAsia="Arial" w:cs="Arial"/>
+          <w:b/>
+          <w:i w:val="0"/>
+          <w:color w:val="000000"/>
+          <w:sz w:val="18"/>
+          <w:highlight w:val="lightGray"/>
+        </w:rPr>
+        <w:t>r</w:t>
+      </w:r>
+      <w:r>
+        <w:rPr>
+          <w:rFonts w:ascii="Arial" w:hAnsi="Arial" w:eastAsia="Arial" w:cs="Arial"/>
+          <w:b/>
+          <w:i w:val="0"/>
+          <w:color w:val="000000"/>
+          <w:sz w:val="18"/>
+          <w:highlight w:val="lightGray"/>
+        </w:rPr>
+        <w:t>o</w:t>
+      </w:r>
+      <w:r>
+        <w:rPr>
+          <w:rFonts w:ascii="Arial" w:hAnsi="Arial" w:eastAsia="Arial" w:cs="Arial"/>
+          <w:b/>
+          <w:i w:val="0"/>
+          <w:color w:val="000000"/>
+          <w:sz w:val="18"/>
+          <w:highlight w:val="lightGray"/>
+        </w:rPr>
+        <w:t>v</w:t>
+      </w:r>
+      <w:r>
+        <w:rPr>
+          <w:rFonts w:ascii="Arial" w:hAnsi="Arial" w:eastAsia="Arial" w:cs="Arial"/>
+          <w:b/>
+          <w:i w:val="0"/>
+          <w:color w:val="000000"/>
+          <w:sz w:val="18"/>
+          <w:highlight w:val="lightGray"/>
+        </w:rPr>
+        <w:t>i</w:t>
+      </w:r>
+      <w:r>
+        <w:rPr>
+          <w:rFonts w:ascii="Arial" w:hAnsi="Arial" w:eastAsia="Arial" w:cs="Arial"/>
+          <w:b/>
+          <w:i w:val="0"/>
+          <w:color w:val="000000"/>
+          <w:sz w:val="18"/>
+          <w:highlight w:val="lightGray"/>
+        </w:rPr>
+        <w:t>d</w:t>
+      </w:r>
+      <w:r>
+        <w:rPr>
+          <w:rFonts w:ascii="Arial" w:hAnsi="Arial" w:eastAsia="Arial" w:cs="Arial"/>
+          <w:b/>
+          <w:i w:val="0"/>
+          <w:color w:val="000000"/>
+          <w:sz w:val="18"/>
+          <w:highlight w:val="lightGray"/>
+        </w:rPr>
+        <w:t>e</w:t>
+      </w:r>
+      <w:r>
+        <w:rPr>
+          <w:rFonts w:ascii="Arial" w:hAnsi="Arial" w:eastAsia="Arial" w:cs="Arial"/>
+          <w:b/>
+          <w:i w:val="0"/>
+          <w:color w:val="000000"/>
+          <w:sz w:val="18"/>
+          <w:highlight w:val="lightGray"/>
+        </w:rPr>
+        <w:t>d</w:t>
+      </w:r>
+      <w:r>
+        <w:rPr>
+          <w:rFonts w:ascii="Arial" w:hAnsi="Arial" w:eastAsia="Arial" w:cs="Arial"/>
+          <w:b/>
+          <w:i w:val="0"/>
+          <w:color w:val="000000"/>
+          <w:sz w:val="18"/>
+          <w:highlight w:val="lightGray"/>
+        </w:rPr>
+        <w:t xml:space="preserve"> </w:t>
+      </w:r>
+      <w:r>
+        <w:rPr>
+          <w:rFonts w:ascii="Arial" w:hAnsi="Arial" w:eastAsia="Arial" w:cs="Arial"/>
+          <w:b/>
+          <w:i w:val="0"/>
+          <w:color w:val="000000"/>
+          <w:sz w:val="18"/>
+          <w:highlight w:val="lightGray"/>
+        </w:rPr>
+        <w:t>b</w:t>
+      </w:r>
+      <w:r>
+        <w:rPr>
+          <w:rFonts w:ascii="Arial" w:hAnsi="Arial" w:eastAsia="Arial" w:cs="Arial"/>
+          <w:b/>
+          <w:i w:val="0"/>
+          <w:color w:val="000000"/>
+          <w:sz w:val="18"/>
+          <w:highlight w:val="lightGray"/>
+        </w:rPr>
+        <w:t>y</w:t>
+      </w:r>
+      <w:r>
+        <w:rPr>
+          <w:rFonts w:ascii="Arial" w:hAnsi="Arial" w:eastAsia="Arial" w:cs="Arial"/>
+          <w:b/>
+          <w:i w:val="0"/>
+          <w:color w:val="000000"/>
+          <w:sz w:val="18"/>
+          <w:highlight w:val="lightGray"/>
+        </w:rPr>
+        <w:t>:</w:t>
+      </w:r>
+      <w:r>
+        <w:rPr>
+          <w:rFonts w:ascii="Arial" w:hAnsi="Arial" w:eastAsia="Arial" w:cs="Arial"/>
+          <w:b/>
+          <w:i w:val="0"/>
+          <w:color w:val="000000"/>
+          <w:sz w:val="18"/>
+          <w:highlight w:val="lightGray"/>
+        </w:rPr>
+        <w:t xml:space="preserve"> </w:t>
+      </w:r>
+      <w:r>
+        <w:rPr>
+          <w:rFonts w:ascii="Arial" w:hAnsi="Arial" w:eastAsia="Arial" w:cs="Arial"/>
+          <w:b/>
+          <w:i w:val="0"/>
+          <w:color w:val="000000"/>
+          <w:sz w:val="18"/>
+          <w:highlight w:val="lightGray"/>
+        </w:rPr>
+        <w:t>[</w:t>
+      </w:r>
+      <w:r>
+        <w:rPr>
+          <w:rFonts w:ascii="Arial" w:hAnsi="Arial" w:eastAsia="Arial" w:cs="Arial"/>
+          <w:b/>
+          <w:i w:val="0"/>
+          <w:color w:val="000000"/>
+          <w:sz w:val="18"/>
+          <w:highlight w:val="lightGray"/>
+        </w:rPr>
+        <w:t>D</w:t>
+      </w:r>
+      <w:r>
+        <w:rPr>
+          <w:rFonts w:ascii="Arial" w:hAnsi="Arial" w:eastAsia="Arial" w:cs="Arial"/>
+          <w:b/>
+          <w:i w:val="0"/>
+          <w:color w:val="000000"/>
+          <w:sz w:val="18"/>
+          <w:highlight w:val="lightGray"/>
+        </w:rPr>
+        <w:t>a</w:t>
+      </w:r>
+      <w:r>
+        <w:rPr>
+          <w:rFonts w:ascii="Arial" w:hAnsi="Arial" w:eastAsia="Arial" w:cs="Arial"/>
+          <w:b/>
+          <w:i w:val="0"/>
+          <w:color w:val="000000"/>
+          <w:sz w:val="18"/>
+          <w:highlight w:val="lightGray"/>
+        </w:rPr>
+        <w:t>t</w:t>
+      </w:r>
+      <w:r>
+        <w:rPr>
+          <w:rFonts w:ascii="Arial" w:hAnsi="Arial" w:eastAsia="Arial" w:cs="Arial"/>
+          <w:b/>
+          <w:i w:val="0"/>
+          <w:color w:val="000000"/>
+          <w:sz w:val="18"/>
+          <w:highlight w:val="lightGray"/>
+        </w:rPr>
+        <w:t>a</w:t>
+      </w:r>
+      <w:r>
+        <w:rPr>
+          <w:rFonts w:ascii="Arial" w:hAnsi="Arial" w:eastAsia="Arial" w:cs="Arial"/>
+          <w:b/>
+          <w:i w:val="0"/>
+          <w:color w:val="000000"/>
+          <w:sz w:val="18"/>
+          <w:highlight w:val="lightGray"/>
+        </w:rPr>
+        <w:t xml:space="preserve"> </w:t>
+      </w:r>
+      <w:r>
+        <w:rPr>
+          <w:rFonts w:ascii="Arial" w:hAnsi="Arial" w:eastAsia="Arial" w:cs="Arial"/>
+          <w:b/>
+          <w:i w:val="0"/>
+          <w:color w:val="000000"/>
+          <w:sz w:val="18"/>
+          <w:highlight w:val="lightGray"/>
+        </w:rPr>
+        <w:t>P</w:t>
+      </w:r>
+      <w:r>
+        <w:rPr>
+          <w:rFonts w:ascii="Arial" w:hAnsi="Arial" w:eastAsia="Arial" w:cs="Arial"/>
+          <w:b/>
+          <w:i w:val="0"/>
+          <w:color w:val="000000"/>
+          <w:sz w:val="18"/>
+          <w:highlight w:val="lightGray"/>
+        </w:rPr>
+        <w:t>a</w:t>
+      </w:r>
+      <w:r>
+        <w:rPr>
+          <w:rFonts w:ascii="Arial" w:hAnsi="Arial" w:eastAsia="Arial" w:cs="Arial"/>
+          <w:b/>
+          <w:i w:val="0"/>
+          <w:color w:val="000000"/>
+          <w:sz w:val="18"/>
+          <w:highlight w:val="lightGray"/>
+        </w:rPr>
+        <w:t>t</w:t>
+      </w:r>
+      <w:r>
+        <w:rPr>
+          <w:rFonts w:ascii="Arial" w:hAnsi="Arial" w:eastAsia="Arial" w:cs="Arial"/>
+          <w:b/>
+          <w:i w:val="0"/>
+          <w:color w:val="000000"/>
+          <w:sz w:val="18"/>
+          <w:highlight w:val="lightGray"/>
+        </w:rPr>
+        <w:t>h</w:t>
+      </w:r>
+      <w:r>
+        <w:rPr>
+          <w:rFonts w:ascii="Arial" w:hAnsi="Arial" w:eastAsia="Arial" w:cs="Arial"/>
+          <w:b w:val="0"/>
+          <w:i w:val="0"/>
+          <w:color w:val="000000"/>
+          <w:sz w:val="18"/>
+          <w:highlight w:val="lightGray"/>
+        </w:rPr>
+        <w:t>:</w:t>
+      </w:r>
+      <w:r>
+        <w:rPr>
+          <w:rFonts w:ascii="Arial" w:hAnsi="Arial" w:eastAsia="Arial" w:cs="Arial"/>
+          <w:b w:val="0"/>
+          <w:i w:val="0"/>
+          <w:color w:val="000000"/>
+          <w:sz w:val="18"/>
+          <w:highlight w:val="lightGray"/>
+        </w:rPr>
+        <w:t xml:space="preserve"> </w:t>
+      </w:r>
+      <w:r>
+        <w:rPr>
+          <w:rFonts w:ascii="Arial" w:hAnsi="Arial" w:eastAsia="Arial" w:cs="Arial"/>
+          <w:b w:val="0"/>
+          <w:i w:val="0"/>
+          <w:color w:val="000000"/>
+          <w:sz w:val="18"/>
+          <w:highlight w:val="lightGray"/>
+        </w:rPr>
+        <w:t>P</w:t>
+      </w:r>
+      <w:r>
+        <w:rPr>
+          <w:rFonts w:ascii="Arial" w:hAnsi="Arial" w:eastAsia="Arial" w:cs="Arial"/>
+          <w:b w:val="0"/>
+          <w:i w:val="0"/>
+          <w:color w:val="000000"/>
+          <w:sz w:val="18"/>
+          <w:highlight w:val="lightGray"/>
+        </w:rPr>
+        <w:t>e</w:t>
+      </w:r>
+      <w:r>
+        <w:rPr>
+          <w:rFonts w:ascii="Arial" w:hAnsi="Arial" w:eastAsia="Arial" w:cs="Arial"/>
+          <w:b w:val="0"/>
+          <w:i w:val="0"/>
+          <w:color w:val="000000"/>
+          <w:sz w:val="18"/>
+          <w:highlight w:val="lightGray"/>
+        </w:rPr>
+        <w:t>r</w:t>
+      </w:r>
+      <w:r>
+        <w:rPr>
+          <w:rFonts w:ascii="Arial" w:hAnsi="Arial" w:eastAsia="Arial" w:cs="Arial"/>
+          <w:b w:val="0"/>
+          <w:i w:val="0"/>
+          <w:color w:val="000000"/>
+          <w:sz w:val="18"/>
+          <w:highlight w:val="lightGray"/>
+        </w:rPr>
+        <w:t>s</w:t>
+      </w:r>
+      <w:r>
+        <w:rPr>
+          <w:rFonts w:ascii="Arial" w:hAnsi="Arial" w:eastAsia="Arial" w:cs="Arial"/>
+          <w:b w:val="0"/>
+          <w:i w:val="0"/>
+          <w:color w:val="000000"/>
+          <w:sz w:val="18"/>
+          <w:highlight w:val="lightGray"/>
+        </w:rPr>
+        <w:t>o</w:t>
+      </w:r>
+      <w:r>
+        <w:rPr>
+          <w:rFonts w:ascii="Arial" w:hAnsi="Arial" w:eastAsia="Arial" w:cs="Arial"/>
+          <w:b w:val="0"/>
+          <w:i w:val="0"/>
+          <w:color w:val="000000"/>
+          <w:sz w:val="18"/>
+          <w:highlight w:val="lightGray"/>
+        </w:rPr>
+        <w:t>n</w:t>
+      </w:r>
+      <w:r>
+        <w:rPr>
+          <w:rFonts w:ascii="Arial" w:hAnsi="Arial" w:eastAsia="Arial" w:cs="Arial"/>
+          <w:b w:val="0"/>
+          <w:i w:val="0"/>
+          <w:color w:val="000000"/>
+          <w:sz w:val="18"/>
+          <w:highlight w:val="lightGray"/>
+        </w:rPr>
+        <w:t>s</w:t>
+      </w:r>
+      <w:r>
+        <w:rPr>
+          <w:rFonts w:ascii="Arial" w:hAnsi="Arial" w:eastAsia="Arial" w:cs="Arial"/>
+          <w:b w:val="0"/>
+          <w:i w:val="0"/>
+          <w:color w:val="000000"/>
+          <w:sz w:val="18"/>
+          <w:highlight w:val="lightGray"/>
+        </w:rPr>
+        <w:t xml:space="preserve"> </w:t>
+      </w:r>
+      <w:r>
+        <w:rPr>
+          <w:rFonts w:ascii="Arial" w:hAnsi="Arial" w:eastAsia="Arial" w:cs="Arial"/>
+          <w:b w:val="0"/>
+          <w:i w:val="0"/>
+          <w:color w:val="000000"/>
+          <w:sz w:val="18"/>
+          <w:highlight w:val="lightGray"/>
+        </w:rPr>
+        <w:t>T</w:t>
+      </w:r>
+      <w:r>
+        <w:rPr>
+          <w:rFonts w:ascii="Arial" w:hAnsi="Arial" w:eastAsia="Arial" w:cs="Arial"/>
+          <w:b w:val="0"/>
+          <w:i w:val="0"/>
+          <w:color w:val="000000"/>
+          <w:sz w:val="18"/>
+          <w:highlight w:val="lightGray"/>
+        </w:rPr>
+        <w:t>a</w:t>
+      </w:r>
+      <w:r>
+        <w:rPr>
+          <w:rFonts w:ascii="Arial" w:hAnsi="Arial" w:eastAsia="Arial" w:cs="Arial"/>
+          <w:b w:val="0"/>
+          <w:i w:val="0"/>
+          <w:color w:val="000000"/>
+          <w:sz w:val="18"/>
+          <w:highlight w:val="lightGray"/>
+        </w:rPr>
+        <w:t>b</w:t>
+      </w:r>
+      <w:r>
+        <w:rPr>
+          <w:rFonts w:ascii="Arial" w:hAnsi="Arial" w:eastAsia="Arial" w:cs="Arial"/>
+          <w:b w:val="0"/>
+          <w:i w:val="0"/>
+          <w:color w:val="000000"/>
+          <w:sz w:val="18"/>
+          <w:highlight w:val="lightGray"/>
+        </w:rPr>
+        <w:t>l</w:t>
+      </w:r>
+      <w:r>
+        <w:rPr>
+          <w:rFonts w:ascii="Arial" w:hAnsi="Arial" w:eastAsia="Arial" w:cs="Arial"/>
+          <w:b w:val="0"/>
+          <w:i w:val="0"/>
+          <w:color w:val="000000"/>
+          <w:sz w:val="18"/>
+          <w:highlight w:val="lightGray"/>
+        </w:rPr>
+        <w:t>e</w:t>
+      </w:r>
+      <w:r>
+        <w:rPr>
+          <w:rFonts w:ascii="Arial" w:hAnsi="Arial" w:eastAsia="Arial" w:cs="Arial"/>
+          <w:b w:val="0"/>
+          <w:i w:val="0"/>
+          <w:color w:val="000000"/>
+          <w:sz w:val="18"/>
+          <w:highlight w:val="lightGray"/>
+        </w:rPr>
+        <w:t xml:space="preserve"> </w:t>
+      </w:r>
+      <w:r>
+        <w:rPr>
+          <w:rFonts w:ascii="Arial" w:hAnsi="Arial" w:eastAsia="Arial" w:cs="Arial"/>
+          <w:b w:val="0"/>
+          <w:i w:val="0"/>
+          <w:color w:val="000000"/>
+          <w:sz w:val="18"/>
+          <w:highlight w:val="lightGray"/>
+        </w:rPr>
+        <w:t>-</w:t>
+      </w:r>
+      <w:r>
+        <w:rPr>
+          <w:rFonts w:ascii="Arial" w:hAnsi="Arial" w:eastAsia="Arial" w:cs="Arial"/>
+          <w:b w:val="0"/>
+          <w:i w:val="0"/>
+          <w:color w:val="000000"/>
+          <w:sz w:val="18"/>
+          <w:highlight w:val="lightGray"/>
+        </w:rPr>
+        <w:t>&gt;</w:t>
+      </w:r>
+      <w:r>
+        <w:rPr>
+          <w:rFonts w:ascii="Arial" w:hAnsi="Arial" w:eastAsia="Arial" w:cs="Arial"/>
+          <w:b w:val="0"/>
+          <w:i w:val="0"/>
+          <w:color w:val="000000"/>
+          <w:sz w:val="18"/>
+          <w:highlight w:val="lightGray"/>
+        </w:rPr>
+        <w:t xml:space="preserve"> </w:t>
+      </w:r>
+      <w:r>
+        <w:rPr>
+          <w:rFonts w:ascii="Arial" w:hAnsi="Arial" w:eastAsia="Arial" w:cs="Arial"/>
+          <w:b w:val="0"/>
+          <w:i w:val="0"/>
+          <w:color w:val="000000"/>
+          <w:sz w:val="18"/>
+          <w:highlight w:val="lightGray"/>
+        </w:rPr>
+        <w:t>I</w:t>
+      </w:r>
+      <w:r>
+        <w:rPr>
+          <w:rFonts w:ascii="Arial" w:hAnsi="Arial" w:eastAsia="Arial" w:cs="Arial"/>
+          <w:b w:val="0"/>
+          <w:i w:val="0"/>
+          <w:color w:val="000000"/>
+          <w:sz w:val="18"/>
+          <w:highlight w:val="lightGray"/>
+        </w:rPr>
+        <w:t>D</w:t>
+      </w:r>
+      <w:r>
+        <w:rPr>
+          <w:rFonts w:ascii="Arial" w:hAnsi="Arial" w:eastAsia="Arial" w:cs="Arial"/>
+          <w:b w:val="0"/>
+          <w:i w:val="0"/>
+          <w:color w:val="000000"/>
+          <w:sz w:val="18"/>
+          <w:highlight w:val="lightGray"/>
+        </w:rPr>
+        <w:t xml:space="preserve"> </w:t>
+      </w:r>
+      <w:r>
+        <w:rPr>
+          <w:rFonts w:ascii="Arial" w:hAnsi="Arial" w:eastAsia="Arial" w:cs="Arial"/>
+          <w:b w:val="0"/>
+          <w:i w:val="0"/>
+          <w:color w:val="000000"/>
+          <w:sz w:val="18"/>
+          <w:highlight w:val="lightGray"/>
+        </w:rPr>
+        <w:t>C</w:t>
+      </w:r>
+      <w:r>
+        <w:rPr>
+          <w:rFonts w:ascii="Arial" w:hAnsi="Arial" w:eastAsia="Arial" w:cs="Arial"/>
+          <w:b w:val="0"/>
+          <w:i w:val="0"/>
+          <w:color w:val="000000"/>
+          <w:sz w:val="18"/>
+          <w:highlight w:val="lightGray"/>
+        </w:rPr>
+        <w:t>o</w:t>
+      </w:r>
+      <w:r>
+        <w:rPr>
+          <w:rFonts w:ascii="Arial" w:hAnsi="Arial" w:eastAsia="Arial" w:cs="Arial"/>
+          <w:b w:val="0"/>
+          <w:i w:val="0"/>
+          <w:color w:val="000000"/>
+          <w:sz w:val="18"/>
+          <w:highlight w:val="lightGray"/>
+        </w:rPr>
+        <w:t>l</w:t>
+      </w:r>
+      <w:r>
+        <w:rPr>
+          <w:rFonts w:ascii="Arial" w:hAnsi="Arial" w:eastAsia="Arial" w:cs="Arial"/>
+          <w:b w:val="0"/>
+          <w:i w:val="0"/>
+          <w:color w:val="000000"/>
+          <w:sz w:val="18"/>
+          <w:highlight w:val="lightGray"/>
+        </w:rPr>
+        <w:t>u</w:t>
+      </w:r>
+      <w:r>
+        <w:rPr>
+          <w:rFonts w:ascii="Arial" w:hAnsi="Arial" w:eastAsia="Arial" w:cs="Arial"/>
+          <w:b w:val="0"/>
+          <w:i w:val="0"/>
+          <w:color w:val="000000"/>
+          <w:sz w:val="18"/>
+          <w:highlight w:val="lightGray"/>
+        </w:rPr>
+        <w:t>m</w:t>
+      </w:r>
+      <w:r>
+        <w:rPr>
+          <w:rFonts w:ascii="Arial" w:hAnsi="Arial" w:eastAsia="Arial" w:cs="Arial"/>
+          <w:b w:val="0"/>
+          <w:i w:val="0"/>
+          <w:color w:val="000000"/>
+          <w:sz w:val="18"/>
+          <w:highlight w:val="lightGray"/>
+        </w:rPr>
+        <w:t>n</w:t>
+      </w:r>
+      <w:r>
+        <w:rPr>
+          <w:rFonts w:ascii="Arial" w:hAnsi="Arial" w:eastAsia="Arial" w:cs="Arial"/>
+          <w:b w:val="0"/>
+          <w:i w:val="0"/>
+          <w:color w:val="000000"/>
+          <w:sz w:val="18"/>
+          <w:highlight w:val="lightGray"/>
+        </w:rPr>
+        <w:t>:</w:t>
+      </w:r>
+      <w:r>
+        <w:rPr>
+          <w:rFonts w:ascii="Arial" w:hAnsi="Arial" w:eastAsia="Arial" w:cs="Arial"/>
+          <w:b w:val="0"/>
+          <w:i w:val="0"/>
+          <w:color w:val="000000"/>
+          <w:sz w:val="18"/>
+          <w:highlight w:val="lightGray"/>
+        </w:rPr>
+        <w:t xml:space="preserve"> </w:t>
+      </w:r>
+      <w:r>
+        <w:rPr>
+          <w:rFonts w:ascii="Arial" w:hAnsi="Arial" w:eastAsia="Arial" w:cs="Arial"/>
+          <w:b w:val="0"/>
+          <w:i w:val="0"/>
+          <w:color w:val="000000"/>
+          <w:sz w:val="18"/>
+          <w:highlight w:val="lightGray"/>
+        </w:rPr>
+        <w:t>1</w:t>
+      </w:r>
+      <w:r>
+        <w:rPr>
+          <w:rFonts w:ascii="Arial" w:hAnsi="Arial" w:eastAsia="Arial" w:cs="Arial"/>
+          <w:b w:val="0"/>
+          <w:i w:val="0"/>
+          <w:color w:val="000000"/>
+          <w:sz w:val="18"/>
+          <w:highlight w:val="lightGray"/>
+        </w:rPr>
+        <w:t>,</w:t>
+      </w:r>
+      <w:r>
+        <w:rPr>
+          <w:rFonts w:ascii="Arial" w:hAnsi="Arial" w:eastAsia="Arial" w:cs="Arial"/>
+          <w:b w:val="0"/>
+          <w:i w:val="0"/>
+          <w:color w:val="000000"/>
+          <w:sz w:val="18"/>
+          <w:highlight w:val="lightGray"/>
+        </w:rPr>
+        <w:t xml:space="preserve"> </w:t>
+      </w:r>
+      <w:r>
+        <w:rPr>
+          <w:rFonts w:ascii="Arial" w:hAnsi="Arial" w:eastAsia="Arial" w:cs="Arial"/>
+          <w:b w:val="0"/>
+          <w:i w:val="0"/>
+          <w:color w:val="000000"/>
+          <w:sz w:val="18"/>
+          <w:highlight w:val="lightGray"/>
+        </w:rPr>
+        <w:t>N</w:t>
+      </w:r>
+      <w:r>
+        <w:rPr>
+          <w:rFonts w:ascii="Arial" w:hAnsi="Arial" w:eastAsia="Arial" w:cs="Arial"/>
+          <w:b w:val="0"/>
+          <w:i w:val="0"/>
+          <w:color w:val="000000"/>
+          <w:sz w:val="18"/>
+          <w:highlight w:val="lightGray"/>
+        </w:rPr>
+        <w:t>a</w:t>
+      </w:r>
+      <w:r>
+        <w:rPr>
+          <w:rFonts w:ascii="Arial" w:hAnsi="Arial" w:eastAsia="Arial" w:cs="Arial"/>
+          <w:b w:val="0"/>
+          <w:i w:val="0"/>
+          <w:color w:val="000000"/>
+          <w:sz w:val="18"/>
+          <w:highlight w:val="lightGray"/>
+        </w:rPr>
+        <w:t>m</w:t>
+      </w:r>
+      <w:r>
+        <w:rPr>
+          <w:rFonts w:ascii="Arial" w:hAnsi="Arial" w:eastAsia="Arial" w:cs="Arial"/>
+          <w:b w:val="0"/>
+          <w:i w:val="0"/>
+          <w:color w:val="000000"/>
+          <w:sz w:val="18"/>
+          <w:highlight w:val="lightGray"/>
+        </w:rPr>
+        <w:t>e</w:t>
+      </w:r>
+      <w:r>
+        <w:rPr>
+          <w:rFonts w:ascii="Arial" w:hAnsi="Arial" w:eastAsia="Arial" w:cs="Arial"/>
+          <w:b w:val="0"/>
+          <w:i w:val="0"/>
+          <w:color w:val="000000"/>
+          <w:sz w:val="18"/>
+          <w:highlight w:val="lightGray"/>
+        </w:rPr>
+        <w:t>_</w:t>
+      </w:r>
+      <w:r>
+        <w:rPr>
+          <w:rFonts w:ascii="Arial" w:hAnsi="Arial" w:eastAsia="Arial" w:cs="Arial"/>
+          <w:b w:val="0"/>
+          <w:i w:val="0"/>
+          <w:color w:val="000000"/>
+          <w:sz w:val="18"/>
+          <w:highlight w:val="lightGray"/>
+        </w:rPr>
+        <w:t>E</w:t>
+      </w:r>
+      <w:r>
+        <w:rPr>
+          <w:rFonts w:ascii="Arial" w:hAnsi="Arial" w:eastAsia="Arial" w:cs="Arial"/>
+          <w:b w:val="0"/>
+          <w:i w:val="0"/>
+          <w:color w:val="000000"/>
+          <w:sz w:val="18"/>
+          <w:highlight w:val="lightGray"/>
+        </w:rPr>
+        <w:t>n</w:t>
+      </w:r>
+      <w:r>
+        <w:rPr>
+          <w:rFonts w:ascii="Arial" w:hAnsi="Arial" w:eastAsia="Arial" w:cs="Arial"/>
+          <w:b w:val="0"/>
+          <w:i w:val="0"/>
+          <w:color w:val="000000"/>
+          <w:sz w:val="18"/>
+          <w:highlight w:val="lightGray"/>
+        </w:rPr>
+        <w:t xml:space="preserve"> </w:t>
+      </w:r>
+      <w:r>
+        <w:rPr>
+          <w:rFonts w:ascii="Arial" w:hAnsi="Arial" w:eastAsia="Arial" w:cs="Arial"/>
+          <w:b w:val="0"/>
+          <w:i w:val="0"/>
+          <w:color w:val="000000"/>
+          <w:sz w:val="18"/>
+          <w:highlight w:val="lightGray"/>
+        </w:rPr>
+        <w:t>C</w:t>
+      </w:r>
+      <w:r>
+        <w:rPr>
+          <w:rFonts w:ascii="Arial" w:hAnsi="Arial" w:eastAsia="Arial" w:cs="Arial"/>
+          <w:b w:val="0"/>
+          <w:i w:val="0"/>
+          <w:color w:val="000000"/>
+          <w:sz w:val="18"/>
+          <w:highlight w:val="lightGray"/>
+        </w:rPr>
+        <w:t>o</w:t>
+      </w:r>
+      <w:r>
+        <w:rPr>
+          <w:rFonts w:ascii="Arial" w:hAnsi="Arial" w:eastAsia="Arial" w:cs="Arial"/>
+          <w:b w:val="0"/>
+          <w:i w:val="0"/>
+          <w:color w:val="000000"/>
+          <w:sz w:val="18"/>
+          <w:highlight w:val="lightGray"/>
+        </w:rPr>
+        <w:t>l</w:t>
+      </w:r>
+      <w:r>
+        <w:rPr>
+          <w:rFonts w:ascii="Arial" w:hAnsi="Arial" w:eastAsia="Arial" w:cs="Arial"/>
+          <w:b w:val="0"/>
+          <w:i w:val="0"/>
+          <w:color w:val="000000"/>
+          <w:sz w:val="18"/>
+          <w:highlight w:val="lightGray"/>
+        </w:rPr>
+        <w:t>u</w:t>
+      </w:r>
+      <w:r>
+        <w:rPr>
+          <w:rFonts w:ascii="Arial" w:hAnsi="Arial" w:eastAsia="Arial" w:cs="Arial"/>
+          <w:b w:val="0"/>
+          <w:i w:val="0"/>
+          <w:color w:val="000000"/>
+          <w:sz w:val="18"/>
+          <w:highlight w:val="lightGray"/>
+        </w:rPr>
+        <w:t>m</w:t>
+      </w:r>
+      <w:r>
+        <w:rPr>
+          <w:rFonts w:ascii="Arial" w:hAnsi="Arial" w:eastAsia="Arial" w:cs="Arial"/>
+          <w:b w:val="0"/>
+          <w:i w:val="0"/>
+          <w:color w:val="000000"/>
+          <w:sz w:val="18"/>
+          <w:highlight w:val="lightGray"/>
+        </w:rPr>
+        <w:t>n</w:t>
+      </w:r>
+      <w:r>
+        <w:rPr>
+          <w:rFonts w:ascii="Arial" w:hAnsi="Arial" w:eastAsia="Arial" w:cs="Arial"/>
+          <w:b w:val="0"/>
+          <w:i w:val="0"/>
+          <w:color w:val="000000"/>
+          <w:sz w:val="18"/>
+          <w:highlight w:val="lightGray"/>
+        </w:rPr>
+        <w:t>:</w:t>
+      </w:r>
+      <w:r>
+        <w:rPr>
+          <w:rFonts w:ascii="Arial" w:hAnsi="Arial" w:eastAsia="Arial" w:cs="Arial"/>
+          <w:b w:val="0"/>
+          <w:i w:val="0"/>
+          <w:color w:val="000000"/>
+          <w:sz w:val="18"/>
+          <w:highlight w:val="lightGray"/>
+        </w:rPr>
+        <w:t xml:space="preserve"> </w:t>
+      </w:r>
+      <w:r>
+        <w:rPr>
+          <w:rFonts w:ascii="Arial" w:hAnsi="Arial" w:eastAsia="Arial" w:cs="Arial"/>
+          <w:b w:val="0"/>
+          <w:i w:val="0"/>
+          <w:color w:val="000000"/>
+          <w:sz w:val="18"/>
+          <w:highlight w:val="lightGray"/>
+        </w:rPr>
+        <w:t>M</w:t>
+      </w:r>
+      <w:r>
+        <w:rPr>
+          <w:rFonts w:ascii="Arial" w:hAnsi="Arial" w:eastAsia="Arial" w:cs="Arial"/>
+          <w:b w:val="0"/>
+          <w:i w:val="0"/>
+          <w:color w:val="000000"/>
+          <w:sz w:val="18"/>
+          <w:highlight w:val="lightGray"/>
+        </w:rPr>
+        <w:t>o</w:t>
+      </w:r>
+      <w:r>
+        <w:rPr>
+          <w:rFonts w:ascii="Arial" w:hAnsi="Arial" w:eastAsia="Arial" w:cs="Arial"/>
+          <w:b w:val="0"/>
+          <w:i w:val="0"/>
+          <w:color w:val="000000"/>
+          <w:sz w:val="18"/>
+          <w:highlight w:val="lightGray"/>
+        </w:rPr>
+        <w:t>t</w:t>
+      </w:r>
+      <w:r>
+        <w:rPr>
+          <w:rFonts w:ascii="Arial" w:hAnsi="Arial" w:eastAsia="Arial" w:cs="Arial"/>
+          <w:b w:val="0"/>
+          <w:i w:val="0"/>
+          <w:color w:val="000000"/>
+          <w:sz w:val="18"/>
+          <w:highlight w:val="lightGray"/>
+        </w:rPr>
+        <w:t>a</w:t>
+      </w:r>
+      <w:r>
+        <w:rPr>
+          <w:rFonts w:ascii="Arial" w:hAnsi="Arial" w:eastAsia="Arial" w:cs="Arial"/>
+          <w:b w:val="0"/>
+          <w:i w:val="0"/>
+          <w:color w:val="000000"/>
+          <w:sz w:val="18"/>
+          <w:highlight w:val="lightGray"/>
+        </w:rPr>
+        <w:t>s</w:t>
+      </w:r>
+      <w:r>
+        <w:rPr>
+          <w:rFonts w:ascii="Arial" w:hAnsi="Arial" w:eastAsia="Arial" w:cs="Arial"/>
+          <w:b w:val="0"/>
+          <w:i w:val="0"/>
+          <w:color w:val="000000"/>
+          <w:sz w:val="18"/>
+          <w:highlight w:val="lightGray"/>
+        </w:rPr>
+        <w:t>e</w:t>
+      </w:r>
+      <w:r>
+        <w:rPr>
+          <w:rFonts w:ascii="Arial" w:hAnsi="Arial" w:eastAsia="Arial" w:cs="Arial"/>
+          <w:b w:val="0"/>
+          <w:i w:val="0"/>
+          <w:color w:val="000000"/>
+          <w:sz w:val="18"/>
+          <w:highlight w:val="lightGray"/>
+        </w:rPr>
+        <w:t>m</w:t>
+      </w:r>
+      <w:r>
+        <w:rPr>
+          <w:rFonts w:ascii="Arial" w:hAnsi="Arial" w:eastAsia="Arial" w:cs="Arial"/>
+          <w:b w:val="0"/>
+          <w:i w:val="0"/>
+          <w:color w:val="000000"/>
+          <w:sz w:val="18"/>
+          <w:highlight w:val="lightGray"/>
+        </w:rPr>
+        <w:t xml:space="preserve"> </w:t>
+      </w:r>
+      <w:r>
+        <w:rPr>
+          <w:rFonts w:ascii="Arial" w:hAnsi="Arial" w:eastAsia="Arial" w:cs="Arial"/>
+          <w:b w:val="0"/>
+          <w:i w:val="0"/>
+          <w:color w:val="000000"/>
+          <w:sz w:val="18"/>
+          <w:highlight w:val="lightGray"/>
+        </w:rPr>
+        <w:t>E</w:t>
+      </w:r>
+      <w:r>
+        <w:rPr>
+          <w:rFonts w:ascii="Arial" w:hAnsi="Arial" w:eastAsia="Arial" w:cs="Arial"/>
+          <w:b w:val="0"/>
+          <w:i w:val="0"/>
+          <w:color w:val="000000"/>
+          <w:sz w:val="18"/>
+          <w:highlight w:val="lightGray"/>
+        </w:rPr>
+        <w:t>s</w:t>
+      </w:r>
+      <w:r>
+        <w:rPr>
+          <w:rFonts w:ascii="Arial" w:hAnsi="Arial" w:eastAsia="Arial" w:cs="Arial"/>
+          <w:b w:val="0"/>
+          <w:i w:val="0"/>
+          <w:color w:val="000000"/>
+          <w:sz w:val="18"/>
+          <w:highlight w:val="lightGray"/>
+        </w:rPr>
+        <w:t>s</w:t>
+      </w:r>
+      <w:r>
+        <w:rPr>
+          <w:rFonts w:ascii="Arial" w:hAnsi="Arial" w:eastAsia="Arial" w:cs="Arial"/>
+          <w:b w:val="0"/>
+          <w:i w:val="0"/>
+          <w:color w:val="000000"/>
+          <w:sz w:val="18"/>
+          <w:highlight w:val="lightGray"/>
+        </w:rPr>
+        <w:t>a</w:t>
+      </w:r>
+      <w:r>
+        <w:rPr>
+          <w:rFonts w:ascii="Arial" w:hAnsi="Arial" w:eastAsia="Arial" w:cs="Arial"/>
+          <w:b w:val="0"/>
+          <w:i w:val="0"/>
+          <w:color w:val="000000"/>
+          <w:sz w:val="18"/>
+          <w:highlight w:val="lightGray"/>
+        </w:rPr>
+        <w:t>m</w:t>
+      </w:r>
+      <w:r>
+        <w:rPr>
+          <w:rFonts w:ascii="Arial" w:hAnsi="Arial" w:eastAsia="Arial" w:cs="Arial"/>
+          <w:b w:val="0"/>
+          <w:i w:val="0"/>
+          <w:color w:val="000000"/>
+          <w:sz w:val="18"/>
+          <w:highlight w:val="lightGray"/>
+        </w:rPr>
+        <w:t>]</w:t>
+      </w:r>
+      <w:r>
+        <w:rPr>
+          <w:rFonts w:ascii="Arial" w:hAnsi="Arial" w:eastAsia="Arial" w:cs="Arial"/>
+          <w:b w:val="0"/>
+          <w:i w:val="0"/>
+          <w:color w:val="000000"/>
+          <w:sz w:val="18"/>
+          <w:highlight w:val="lightGray"/>
+        </w:rPr>
+        <w:t xml:space="preserve"> </w:t>
+      </w:r>
+      <w:r>
+        <w:rPr>
+          <w:rFonts w:ascii="Arial" w:hAnsi="Arial" w:eastAsia="Arial" w:cs="Arial"/>
+          <w:b w:val="0"/>
+          <w:i w:val="0"/>
+          <w:color w:val="000000"/>
+          <w:sz w:val="18"/>
+          <w:highlight w:val="lightGray"/>
+        </w:rPr>
+        <w:t>-</w:t>
+      </w:r>
+      <w:r>
+        <w:rPr>
+          <w:rFonts w:ascii="Arial" w:hAnsi="Arial" w:eastAsia="Arial" w:cs="Arial"/>
+          <w:b w:val="0"/>
+          <w:i w:val="0"/>
+          <w:color w:val="000000"/>
+          <w:sz w:val="18"/>
+          <w:highlight w:val="lightGray"/>
+        </w:rPr>
+        <w:t>&gt;</w:t>
+      </w:r>
+      <w:r>
+        <w:rPr>
+          <w:rFonts w:ascii="Arial" w:hAnsi="Arial" w:eastAsia="Arial" w:cs="Arial"/>
+          <w:b w:val="0"/>
+          <w:i w:val="0"/>
+          <w:color w:val="000000"/>
+          <w:sz w:val="18"/>
+          <w:highlight w:val="lightGray"/>
+        </w:rPr>
+        <w:t xml:space="preserve"> </w:t>
+      </w:r>
+      <w:r>
+        <w:rPr>
+          <w:rFonts w:ascii="Arial" w:hAnsi="Arial" w:eastAsia="Arial" w:cs="Arial"/>
+          <w:b/>
+          <w:i w:val="0"/>
+          <w:color w:val="000000"/>
+          <w:sz w:val="18"/>
+          <w:highlight w:val="lightGray"/>
+        </w:rPr>
+        <w:t>F</w:t>
+      </w:r>
+      <w:r>
+        <w:rPr>
+          <w:rFonts w:ascii="Arial" w:hAnsi="Arial" w:eastAsia="Arial" w:cs="Arial"/>
+          <w:b/>
+          <w:i w:val="0"/>
+          <w:color w:val="000000"/>
+          <w:sz w:val="18"/>
+          <w:highlight w:val="lightGray"/>
+        </w:rPr>
+        <w:t>r</w:t>
+      </w:r>
+      <w:r>
+        <w:rPr>
+          <w:rFonts w:ascii="Arial" w:hAnsi="Arial" w:eastAsia="Arial" w:cs="Arial"/>
+          <w:b/>
+          <w:i w:val="0"/>
+          <w:color w:val="000000"/>
+          <w:sz w:val="18"/>
+          <w:highlight w:val="lightGray"/>
+        </w:rPr>
+        <w:t>o</w:t>
+      </w:r>
+      <w:r>
+        <w:rPr>
+          <w:rFonts w:ascii="Arial" w:hAnsi="Arial" w:eastAsia="Arial" w:cs="Arial"/>
+          <w:b/>
+          <w:i w:val="0"/>
+          <w:color w:val="000000"/>
+          <w:sz w:val="18"/>
+          <w:highlight w:val="lightGray"/>
+        </w:rPr>
+        <w:t>m</w:t>
+      </w:r>
+      <w:r>
+        <w:rPr>
+          <w:rFonts w:ascii="Arial" w:hAnsi="Arial" w:eastAsia="Arial" w:cs="Arial"/>
+          <w:b/>
+          <w:i w:val="0"/>
+          <w:color w:val="000000"/>
+          <w:sz w:val="18"/>
+          <w:highlight w:val="lightGray"/>
+        </w:rPr>
+        <w:t>:</w:t>
+      </w:r>
+      <w:r>
+        <w:rPr>
+          <w:rFonts w:ascii="Arial" w:hAnsi="Arial" w:eastAsia="Arial" w:cs="Arial"/>
+          <w:b w:val="0"/>
+          <w:i w:val="0"/>
+          <w:color w:val="000000"/>
+          <w:sz w:val="18"/>
+          <w:highlight w:val="lightGray"/>
+        </w:rPr>
+        <w:t xml:space="preserve"> </w:t>
+      </w:r>
+      <w:r>
+        <w:rPr>
+          <w:rFonts w:ascii="Arial" w:hAnsi="Arial" w:eastAsia="Arial" w:cs="Arial"/>
+          <w:b w:val="0"/>
+          <w:i w:val="0"/>
+          <w:color w:val="000000"/>
+          <w:sz w:val="18"/>
+          <w:highlight w:val="lightGray"/>
+        </w:rPr>
+        <w:t>[</w:t>
+      </w:r>
+      <w:r>
+        <w:rPr>
+          <w:rFonts w:ascii="Arial" w:hAnsi="Arial" w:eastAsia="Arial" w:cs="Arial"/>
+          <w:b w:val="0"/>
+          <w:i w:val="0"/>
+          <w:color w:val="000000"/>
+          <w:sz w:val="18"/>
+          <w:highlight w:val="lightGray"/>
+        </w:rPr>
+        <w:t>C</w:t>
+      </w:r>
+      <w:r>
+        <w:rPr>
+          <w:rFonts w:ascii="Arial" w:hAnsi="Arial" w:eastAsia="Arial" w:cs="Arial"/>
+          <w:b w:val="0"/>
+          <w:i w:val="0"/>
+          <w:color w:val="000000"/>
+          <w:sz w:val="18"/>
+          <w:highlight w:val="lightGray"/>
+        </w:rPr>
+        <w:t>h</w:t>
+      </w:r>
+      <w:r>
+        <w:rPr>
+          <w:rFonts w:ascii="Arial" w:hAnsi="Arial" w:eastAsia="Arial" w:cs="Arial"/>
+          <w:b w:val="0"/>
+          <w:i w:val="0"/>
+          <w:color w:val="000000"/>
+          <w:sz w:val="18"/>
+          <w:highlight w:val="lightGray"/>
+        </w:rPr>
+        <w:t>a</w:t>
+      </w:r>
+      <w:r>
+        <w:rPr>
+          <w:rFonts w:ascii="Arial" w:hAnsi="Arial" w:eastAsia="Arial" w:cs="Arial"/>
+          <w:b w:val="0"/>
+          <w:i w:val="0"/>
+          <w:color w:val="000000"/>
+          <w:sz w:val="18"/>
+          <w:highlight w:val="lightGray"/>
+        </w:rPr>
+        <w:t>t</w:t>
+      </w:r>
+      <w:r>
+        <w:rPr>
+          <w:rFonts w:ascii="Arial" w:hAnsi="Arial" w:eastAsia="Arial" w:cs="Arial"/>
+          <w:b w:val="0"/>
+          <w:i w:val="0"/>
+          <w:color w:val="000000"/>
+          <w:sz w:val="18"/>
+          <w:highlight w:val="lightGray"/>
+        </w:rPr>
+        <w:t>g</w:t>
+      </w:r>
+      <w:r>
+        <w:rPr>
+          <w:rFonts w:ascii="Arial" w:hAnsi="Arial" w:eastAsia="Arial" w:cs="Arial"/>
+          <w:b w:val="0"/>
+          <w:i w:val="0"/>
+          <w:color w:val="000000"/>
+          <w:sz w:val="18"/>
+          <w:highlight w:val="lightGray"/>
+        </w:rPr>
+        <w:t>p</w:t>
+      </w:r>
+      <w:r>
+        <w:rPr>
+          <w:rFonts w:ascii="Arial" w:hAnsi="Arial" w:eastAsia="Arial" w:cs="Arial"/>
+          <w:b w:val="0"/>
+          <w:i w:val="0"/>
+          <w:color w:val="000000"/>
+          <w:sz w:val="18"/>
+          <w:highlight w:val="lightGray"/>
+        </w:rPr>
+        <w:t>t</w:t>
+      </w:r>
+      <w:r>
+        <w:rPr>
+          <w:rFonts w:ascii="Arial" w:hAnsi="Arial" w:eastAsia="Arial" w:cs="Arial"/>
+          <w:b w:val="0"/>
+          <w:i w:val="0"/>
+          <w:color w:val="000000"/>
+          <w:sz w:val="18"/>
+          <w:highlight w:val="lightGray"/>
+        </w:rPr>
+        <w:t xml:space="preserve"> </w:t>
+      </w:r>
+      <w:r>
+        <w:rPr>
+          <w:rFonts w:ascii="Arial" w:hAnsi="Arial" w:eastAsia="Arial" w:cs="Arial"/>
+          <w:b w:val="0"/>
+          <w:i w:val="0"/>
+          <w:color w:val="000000"/>
+          <w:sz w:val="18"/>
+          <w:highlight w:val="lightGray"/>
+        </w:rPr>
+        <w:t>(</w:t>
+      </w:r>
+      <w:r>
+        <w:rPr>
+          <w:rFonts w:ascii="Arial" w:hAnsi="Arial" w:eastAsia="Arial" w:cs="Arial"/>
+          <w:b w:val="0"/>
+          <w:i w:val="0"/>
+          <w:color w:val="000000"/>
+          <w:sz w:val="18"/>
+          <w:highlight w:val="lightGray"/>
+        </w:rPr>
+        <w:t>G</w:t>
+      </w:r>
+      <w:r>
+        <w:rPr>
+          <w:rFonts w:ascii="Arial" w:hAnsi="Arial" w:eastAsia="Arial" w:cs="Arial"/>
+          <w:b w:val="0"/>
+          <w:i w:val="0"/>
+          <w:color w:val="000000"/>
+          <w:sz w:val="18"/>
+          <w:highlight w:val="lightGray"/>
+        </w:rPr>
+        <w:t>P</w:t>
+      </w:r>
+      <w:r>
+        <w:rPr>
+          <w:rFonts w:ascii="Arial" w:hAnsi="Arial" w:eastAsia="Arial" w:cs="Arial"/>
+          <w:b w:val="0"/>
+          <w:i w:val="0"/>
+          <w:color w:val="000000"/>
+          <w:sz w:val="18"/>
+          <w:highlight w:val="lightGray"/>
+        </w:rPr>
+        <w:t>T</w:t>
+      </w:r>
+      <w:r>
+        <w:rPr>
+          <w:rFonts w:ascii="Arial" w:hAnsi="Arial" w:eastAsia="Arial" w:cs="Arial"/>
+          <w:b w:val="0"/>
+          <w:i w:val="0"/>
+          <w:color w:val="000000"/>
+          <w:sz w:val="18"/>
+          <w:highlight w:val="lightGray"/>
         </w:rPr>
         <w:t>‑</w:t>
       </w:r>
       <w:r>
         <w:rPr>
-          <w:rFonts w:ascii="Arial" w:eastAsia="Arial" w:hAnsi="Arial" w:cs="Arial"/>
-          <w:b/>
-          <w:kern w:val="0"/>
-          <w:sz w:val="22"/>
-          <w:szCs w:val="22"/>
-          <w:highlight w:val="darkGray"/>
-          <w:lang w:val="en"/>
-          <w14:ligatures w14:val="none"/>
-        </w:rPr>
-        <w:t>5 Mini) at [12/18/2025]</w:t>
+          <w:rFonts w:ascii="Arial" w:hAnsi="Arial" w:eastAsia="Arial" w:cs="Arial"/>
+          <w:b w:val="0"/>
+          <w:i w:val="0"/>
+          <w:color w:val="000000"/>
+          <w:sz w:val="18"/>
+          <w:highlight w:val="lightGray"/>
+        </w:rPr>
+        <w:t>5</w:t>
+      </w:r>
+      <w:r>
+        <w:rPr>
+          <w:rFonts w:ascii="Arial" w:hAnsi="Arial" w:eastAsia="Arial" w:cs="Arial"/>
+          <w:b w:val="0"/>
+          <w:i w:val="0"/>
+          <w:color w:val="000000"/>
+          <w:sz w:val="18"/>
+          <w:highlight w:val="lightGray"/>
+        </w:rPr>
+        <w:t xml:space="preserve"> </w:t>
+      </w:r>
+      <w:r>
+        <w:rPr>
+          <w:rFonts w:ascii="Arial" w:hAnsi="Arial" w:eastAsia="Arial" w:cs="Arial"/>
+          <w:b w:val="0"/>
+          <w:i w:val="0"/>
+          <w:color w:val="000000"/>
+          <w:sz w:val="18"/>
+          <w:highlight w:val="lightGray"/>
+        </w:rPr>
+        <w:t>M</w:t>
+      </w:r>
+      <w:r>
+        <w:rPr>
+          <w:rFonts w:ascii="Arial" w:hAnsi="Arial" w:eastAsia="Arial" w:cs="Arial"/>
+          <w:b w:val="0"/>
+          <w:i w:val="0"/>
+          <w:color w:val="000000"/>
+          <w:sz w:val="18"/>
+          <w:highlight w:val="lightGray"/>
+        </w:rPr>
+        <w:t>i</w:t>
+      </w:r>
+      <w:r>
+        <w:rPr>
+          <w:rFonts w:ascii="Arial" w:hAnsi="Arial" w:eastAsia="Arial" w:cs="Arial"/>
+          <w:b w:val="0"/>
+          <w:i w:val="0"/>
+          <w:color w:val="000000"/>
+          <w:sz w:val="18"/>
+          <w:highlight w:val="lightGray"/>
+        </w:rPr>
+        <w:t>n</w:t>
+      </w:r>
+      <w:r>
+        <w:rPr>
+          <w:rFonts w:ascii="Arial" w:hAnsi="Arial" w:eastAsia="Arial" w:cs="Arial"/>
+          <w:b w:val="0"/>
+          <w:i w:val="0"/>
+          <w:color w:val="000000"/>
+          <w:sz w:val="18"/>
+          <w:highlight w:val="lightGray"/>
+        </w:rPr>
+        <w:t>i</w:t>
+      </w:r>
+      <w:r>
+        <w:rPr>
+          <w:rFonts w:ascii="Arial" w:hAnsi="Arial" w:eastAsia="Arial" w:cs="Arial"/>
+          <w:b w:val="0"/>
+          <w:i w:val="0"/>
+          <w:color w:val="000000"/>
+          <w:sz w:val="18"/>
+          <w:highlight w:val="lightGray"/>
+        </w:rPr>
+        <w:t>)</w:t>
+      </w:r>
+      <w:r>
+        <w:rPr>
+          <w:rFonts w:ascii="Arial" w:hAnsi="Arial" w:eastAsia="Arial" w:cs="Arial"/>
+          <w:b w:val="0"/>
+          <w:i w:val="0"/>
+          <w:color w:val="000000"/>
+          <w:sz w:val="18"/>
+          <w:highlight w:val="lightGray"/>
+        </w:rPr>
+        <w:t>]</w:t>
+      </w:r>
+      <w:r>
+        <w:rPr>
+          <w:rFonts w:ascii="Arial" w:hAnsi="Arial" w:eastAsia="Arial" w:cs="Arial"/>
+          <w:b w:val="0"/>
+          <w:i w:val="0"/>
+          <w:color w:val="000000"/>
+          <w:sz w:val="18"/>
+          <w:highlight w:val="lightGray"/>
+        </w:rPr>
+        <w:t xml:space="preserve"> </w:t>
+      </w:r>
+      <w:r>
+        <w:rPr>
+          <w:rFonts w:ascii="Arial" w:hAnsi="Arial" w:eastAsia="Arial" w:cs="Arial"/>
+          <w:b/>
+          <w:i w:val="0"/>
+          <w:color w:val="000000"/>
+          <w:sz w:val="18"/>
+          <w:highlight w:val="lightGray"/>
+        </w:rPr>
+        <w:t>o</w:t>
+      </w:r>
+      <w:r>
+        <w:rPr>
+          <w:rFonts w:ascii="Arial" w:hAnsi="Arial" w:eastAsia="Arial" w:cs="Arial"/>
+          <w:b/>
+          <w:i w:val="0"/>
+          <w:color w:val="000000"/>
+          <w:sz w:val="18"/>
+          <w:highlight w:val="lightGray"/>
+        </w:rPr>
+        <w:t>n</w:t>
+      </w:r>
+      <w:r>
+        <w:rPr>
+          <w:rFonts w:ascii="Arial" w:hAnsi="Arial"/>
+          <w:b w:val="0"/>
+          <w:i w:val="0"/>
+          <w:color w:val="000000"/>
+          <w:sz w:val="18"/>
+          <w:highlight w:val="lightGray"/>
+        </w:rPr>
+        <w:t xml:space="preserve"> </w:t>
+      </w:r>
+      <w:r>
+        <w:rPr>
+          <w:rFonts w:ascii="Arial" w:hAnsi="Arial"/>
+          <w:b w:val="0"/>
+          <w:i w:val="0"/>
+          <w:color w:val="000000"/>
+          <w:sz w:val="18"/>
+          <w:highlight w:val="lightGray"/>
+        </w:rPr>
+        <w:t>[</w:t>
+      </w:r>
+      <w:r>
+        <w:rPr>
+          <w:rFonts w:ascii="Arial" w:hAnsi="Arial"/>
+          <w:b w:val="0"/>
+          <w:i w:val="0"/>
+          <w:sz w:val="18"/>
+          <w:highlight w:val="lightGray"/>
+        </w:rPr>
+        <w:t>12/18/2025]</w:t>
       </w:r>
     </w:p>
     <w:p>
@@ -1776,67 +6366,1597 @@
       </w:pPr>
       <w:r>
         <w:rPr>
-          <w:rFonts w:ascii="Arial" w:eastAsia="Arial" w:hAnsi="Arial" w:cs="Arial"/>
-          <w:b/>
-          <w:kern w:val="0"/>
-          <w:sz w:val="22"/>
-          <w:szCs w:val="22"/>
-          <w:highlight w:val="darkGray"/>
-          <w:lang w:val="en"/>
-          <w14:ligatures w14:val="none"/>
-        </w:rPr>
-        <w:t># Source</w:t>
-      </w:r>
-      <w:r>
-        <w:rPr>
-          <w:rFonts w:ascii="Arial" w:eastAsia="Arial" w:hAnsi="Arial" w:cs="Arial"/>
-          <w:kern w:val="0"/>
-          <w:sz w:val="22"/>
-          <w:szCs w:val="22"/>
-          <w:highlight w:val="darkGray"/>
-          <w:lang w:val="en"/>
-          <w14:ligatures w14:val="none"/>
-        </w:rPr>
-        <w:t xml:space="preserve">: </w:t>
-      </w:r>
-      <w:r>
-        <w:rPr>
-          <w:rFonts w:ascii="Arial" w:eastAsia="Arial" w:hAnsi="Arial" w:cs="Arial"/>
-          <w:b/>
-          <w:kern w:val="0"/>
-          <w:sz w:val="22"/>
-          <w:szCs w:val="22"/>
-          <w:highlight w:val="darkGray"/>
-          <w:lang w:val="en"/>
-          <w14:ligatures w14:val="none"/>
-        </w:rPr>
-        <w:t>Chatgpt (GPT</w:t>
-      </w:r>
-      <w:r>
-        <w:rPr>
-          <w:rFonts w:ascii="Cambria Math" w:eastAsia="Arial" w:hAnsi="Cambria Math" w:cs="Cambria Math"/>
-          <w:b/>
-          <w:kern w:val="0"/>
-          <w:sz w:val="22"/>
-          <w:szCs w:val="22"/>
-          <w:highlight w:val="darkGray"/>
-          <w:lang w:val="en"/>
-          <w14:ligatures w14:val="none"/>
+          <w:rFonts w:ascii="Arial" w:hAnsi="Arial" w:eastAsia="Arial" w:cs="Arial"/>
+          <w:b/>
+          <w:i w:val="0"/>
+          <w:color w:val="000000"/>
+          <w:sz w:val="18"/>
+          <w:highlight w:val="lightGray"/>
+        </w:rPr>
+        <w:t>#</w:t>
+      </w:r>
+      <w:r>
+        <w:rPr>
+          <w:rFonts w:ascii="Arial" w:hAnsi="Arial" w:eastAsia="Arial" w:cs="Arial"/>
+          <w:b/>
+          <w:i w:val="0"/>
+          <w:color w:val="000000"/>
+          <w:sz w:val="18"/>
+          <w:highlight w:val="lightGray"/>
+        </w:rPr>
+        <w:t xml:space="preserve"> </w:t>
+      </w:r>
+      <w:r>
+        <w:rPr>
+          <w:rFonts w:ascii="Arial" w:hAnsi="Arial" w:eastAsia="Arial" w:cs="Arial"/>
+          <w:b/>
+          <w:i w:val="0"/>
+          <w:color w:val="000000"/>
+          <w:sz w:val="18"/>
+          <w:highlight w:val="lightGray"/>
+        </w:rPr>
+        <w:t>S</w:t>
+      </w:r>
+      <w:r>
+        <w:rPr>
+          <w:rFonts w:ascii="Arial" w:hAnsi="Arial" w:eastAsia="Arial" w:cs="Arial"/>
+          <w:b/>
+          <w:i w:val="0"/>
+          <w:color w:val="000000"/>
+          <w:sz w:val="18"/>
+          <w:highlight w:val="lightGray"/>
+        </w:rPr>
+        <w:t>o</w:t>
+      </w:r>
+      <w:r>
+        <w:rPr>
+          <w:rFonts w:ascii="Arial" w:hAnsi="Arial" w:eastAsia="Arial" w:cs="Arial"/>
+          <w:b/>
+          <w:i w:val="0"/>
+          <w:color w:val="000000"/>
+          <w:sz w:val="18"/>
+          <w:highlight w:val="lightGray"/>
+        </w:rPr>
+        <w:t>u</w:t>
+      </w:r>
+      <w:r>
+        <w:rPr>
+          <w:rFonts w:ascii="Arial" w:hAnsi="Arial" w:eastAsia="Arial" w:cs="Arial"/>
+          <w:b/>
+          <w:i w:val="0"/>
+          <w:color w:val="000000"/>
+          <w:sz w:val="18"/>
+          <w:highlight w:val="lightGray"/>
+        </w:rPr>
+        <w:t>r</w:t>
+      </w:r>
+      <w:r>
+        <w:rPr>
+          <w:rFonts w:ascii="Arial" w:hAnsi="Arial" w:eastAsia="Arial" w:cs="Arial"/>
+          <w:b/>
+          <w:i w:val="0"/>
+          <w:color w:val="000000"/>
+          <w:sz w:val="18"/>
+          <w:highlight w:val="lightGray"/>
+        </w:rPr>
+        <w:t>c</w:t>
+      </w:r>
+      <w:r>
+        <w:rPr>
+          <w:rFonts w:ascii="Arial" w:hAnsi="Arial" w:eastAsia="Arial" w:cs="Arial"/>
+          <w:b/>
+          <w:i w:val="0"/>
+          <w:color w:val="000000"/>
+          <w:sz w:val="18"/>
+          <w:highlight w:val="lightGray"/>
+        </w:rPr>
+        <w:t>e</w:t>
+      </w:r>
+      <w:r>
+        <w:rPr>
+          <w:rFonts w:ascii="Arial" w:hAnsi="Arial" w:eastAsia="Arial" w:cs="Arial"/>
+          <w:b/>
+          <w:i w:val="0"/>
+          <w:color w:val="000000"/>
+          <w:sz w:val="18"/>
+          <w:highlight w:val="lightGray"/>
+        </w:rPr>
+        <w:t>:</w:t>
+      </w:r>
+      <w:r>
+        <w:rPr>
+          <w:rFonts w:ascii="Arial" w:hAnsi="Arial" w:eastAsia="Arial" w:cs="Arial"/>
+          <w:b/>
+          <w:i w:val="0"/>
+          <w:color w:val="000000"/>
+          <w:sz w:val="18"/>
+          <w:highlight w:val="lightGray"/>
+        </w:rPr>
+        <w:t xml:space="preserve"> </w:t>
+      </w:r>
+      <w:r>
+        <w:rPr>
+          <w:rFonts w:ascii="Arial" w:hAnsi="Arial" w:eastAsia="Arial" w:cs="Arial"/>
+          <w:b/>
+          <w:i w:val="0"/>
+          <w:color w:val="000000"/>
+          <w:sz w:val="18"/>
+          <w:highlight w:val="lightGray"/>
+        </w:rPr>
+        <w:t>A</w:t>
+      </w:r>
+      <w:r>
+        <w:rPr>
+          <w:rFonts w:ascii="Arial" w:hAnsi="Arial" w:eastAsia="Arial" w:cs="Arial"/>
+          <w:b/>
+          <w:i w:val="0"/>
+          <w:color w:val="000000"/>
+          <w:sz w:val="18"/>
+          <w:highlight w:val="lightGray"/>
+        </w:rPr>
+        <w:t>I</w:t>
+      </w:r>
+      <w:r>
+        <w:rPr>
+          <w:rFonts w:ascii="Arial" w:hAnsi="Arial" w:eastAsia="Arial" w:cs="Arial"/>
+          <w:b/>
+          <w:i w:val="0"/>
+          <w:color w:val="000000"/>
+          <w:sz w:val="18"/>
+          <w:highlight w:val="lightGray"/>
+        </w:rPr>
+        <w:t xml:space="preserve"> </w:t>
+      </w:r>
+      <w:r>
+        <w:rPr>
+          <w:rFonts w:ascii="Arial" w:hAnsi="Arial" w:eastAsia="Arial" w:cs="Arial"/>
+          <w:b/>
+          <w:i w:val="0"/>
+          <w:color w:val="000000"/>
+          <w:sz w:val="18"/>
+          <w:highlight w:val="lightGray"/>
+        </w:rPr>
+        <w:t>S</w:t>
+      </w:r>
+      <w:r>
+        <w:rPr>
+          <w:rFonts w:ascii="Arial" w:hAnsi="Arial" w:eastAsia="Arial" w:cs="Arial"/>
+          <w:b/>
+          <w:i w:val="0"/>
+          <w:color w:val="000000"/>
+          <w:sz w:val="18"/>
+          <w:highlight w:val="lightGray"/>
+        </w:rPr>
+        <w:t>o</w:t>
+      </w:r>
+      <w:r>
+        <w:rPr>
+          <w:rFonts w:ascii="Arial" w:hAnsi="Arial" w:eastAsia="Arial" w:cs="Arial"/>
+          <w:b/>
+          <w:i w:val="0"/>
+          <w:color w:val="000000"/>
+          <w:sz w:val="18"/>
+          <w:highlight w:val="lightGray"/>
+        </w:rPr>
+        <w:t>u</w:t>
+      </w:r>
+      <w:r>
+        <w:rPr>
+          <w:rFonts w:ascii="Arial" w:hAnsi="Arial" w:eastAsia="Arial" w:cs="Arial"/>
+          <w:b/>
+          <w:i w:val="0"/>
+          <w:color w:val="000000"/>
+          <w:sz w:val="18"/>
+          <w:highlight w:val="lightGray"/>
+        </w:rPr>
+        <w:t>r</w:t>
+      </w:r>
+      <w:r>
+        <w:rPr>
+          <w:rFonts w:ascii="Arial" w:hAnsi="Arial" w:eastAsia="Arial" w:cs="Arial"/>
+          <w:b/>
+          <w:i w:val="0"/>
+          <w:color w:val="000000"/>
+          <w:sz w:val="18"/>
+          <w:highlight w:val="lightGray"/>
+        </w:rPr>
+        <w:t>c</w:t>
+      </w:r>
+      <w:r>
+        <w:rPr>
+          <w:rFonts w:ascii="Arial" w:hAnsi="Arial" w:eastAsia="Arial" w:cs="Arial"/>
+          <w:b/>
+          <w:i w:val="0"/>
+          <w:color w:val="000000"/>
+          <w:sz w:val="18"/>
+          <w:highlight w:val="lightGray"/>
+        </w:rPr>
+        <w:t>e</w:t>
+      </w:r>
+      <w:r>
+        <w:rPr>
+          <w:rFonts w:ascii="Arial" w:hAnsi="Arial" w:eastAsia="Arial" w:cs="Arial"/>
+          <w:b/>
+          <w:i w:val="0"/>
+          <w:color w:val="000000"/>
+          <w:sz w:val="18"/>
+          <w:highlight w:val="lightGray"/>
+        </w:rPr>
+        <w:t>:</w:t>
+      </w:r>
+      <w:r>
+        <w:rPr>
+          <w:rFonts w:ascii="Arial" w:hAnsi="Arial" w:eastAsia="Arial" w:cs="Arial"/>
+          <w:b/>
+          <w:i w:val="0"/>
+          <w:color w:val="000000"/>
+          <w:sz w:val="18"/>
+          <w:highlight w:val="lightGray"/>
+        </w:rPr>
+        <w:t xml:space="preserve"> </w:t>
+      </w:r>
+      <w:r>
+        <w:rPr>
+          <w:rFonts w:ascii="Arial" w:hAnsi="Arial" w:eastAsia="Arial" w:cs="Arial"/>
+          <w:b/>
+          <w:i w:val="0"/>
+          <w:color w:val="000000"/>
+          <w:sz w:val="18"/>
+          <w:highlight w:val="lightGray"/>
+        </w:rPr>
+        <w:t>P</w:t>
+      </w:r>
+      <w:r>
+        <w:rPr>
+          <w:rFonts w:ascii="Arial" w:hAnsi="Arial" w:eastAsia="Arial" w:cs="Arial"/>
+          <w:b/>
+          <w:i w:val="0"/>
+          <w:color w:val="000000"/>
+          <w:sz w:val="18"/>
+          <w:highlight w:val="lightGray"/>
+        </w:rPr>
+        <w:t>r</w:t>
+      </w:r>
+      <w:r>
+        <w:rPr>
+          <w:rFonts w:ascii="Arial" w:hAnsi="Arial" w:eastAsia="Arial" w:cs="Arial"/>
+          <w:b/>
+          <w:i w:val="0"/>
+          <w:color w:val="000000"/>
+          <w:sz w:val="18"/>
+          <w:highlight w:val="lightGray"/>
+        </w:rPr>
+        <w:t>o</w:t>
+      </w:r>
+      <w:r>
+        <w:rPr>
+          <w:rFonts w:ascii="Arial" w:hAnsi="Arial" w:eastAsia="Arial" w:cs="Arial"/>
+          <w:b/>
+          <w:i w:val="0"/>
+          <w:color w:val="000000"/>
+          <w:sz w:val="18"/>
+          <w:highlight w:val="lightGray"/>
+        </w:rPr>
+        <w:t>v</w:t>
+      </w:r>
+      <w:r>
+        <w:rPr>
+          <w:rFonts w:ascii="Arial" w:hAnsi="Arial" w:eastAsia="Arial" w:cs="Arial"/>
+          <w:b/>
+          <w:i w:val="0"/>
+          <w:color w:val="000000"/>
+          <w:sz w:val="18"/>
+          <w:highlight w:val="lightGray"/>
+        </w:rPr>
+        <w:t>i</w:t>
+      </w:r>
+      <w:r>
+        <w:rPr>
+          <w:rFonts w:ascii="Arial" w:hAnsi="Arial" w:eastAsia="Arial" w:cs="Arial"/>
+          <w:b/>
+          <w:i w:val="0"/>
+          <w:color w:val="000000"/>
+          <w:sz w:val="18"/>
+          <w:highlight w:val="lightGray"/>
+        </w:rPr>
+        <w:t>d</w:t>
+      </w:r>
+      <w:r>
+        <w:rPr>
+          <w:rFonts w:ascii="Arial" w:hAnsi="Arial" w:eastAsia="Arial" w:cs="Arial"/>
+          <w:b/>
+          <w:i w:val="0"/>
+          <w:color w:val="000000"/>
+          <w:sz w:val="18"/>
+          <w:highlight w:val="lightGray"/>
+        </w:rPr>
+        <w:t>e</w:t>
+      </w:r>
+      <w:r>
+        <w:rPr>
+          <w:rFonts w:ascii="Arial" w:hAnsi="Arial" w:eastAsia="Arial" w:cs="Arial"/>
+          <w:b/>
+          <w:i w:val="0"/>
+          <w:color w:val="000000"/>
+          <w:sz w:val="18"/>
+          <w:highlight w:val="lightGray"/>
+        </w:rPr>
+        <w:t>d</w:t>
+      </w:r>
+      <w:r>
+        <w:rPr>
+          <w:rFonts w:ascii="Arial" w:hAnsi="Arial" w:eastAsia="Arial" w:cs="Arial"/>
+          <w:b/>
+          <w:i w:val="0"/>
+          <w:color w:val="000000"/>
+          <w:sz w:val="18"/>
+          <w:highlight w:val="lightGray"/>
+        </w:rPr>
+        <w:t xml:space="preserve"> </w:t>
+      </w:r>
+      <w:r>
+        <w:rPr>
+          <w:rFonts w:ascii="Arial" w:hAnsi="Arial" w:eastAsia="Arial" w:cs="Arial"/>
+          <w:b/>
+          <w:i w:val="0"/>
+          <w:color w:val="000000"/>
+          <w:sz w:val="18"/>
+          <w:highlight w:val="lightGray"/>
+        </w:rPr>
+        <w:t>b</w:t>
+      </w:r>
+      <w:r>
+        <w:rPr>
+          <w:rFonts w:ascii="Arial" w:hAnsi="Arial" w:eastAsia="Arial" w:cs="Arial"/>
+          <w:b/>
+          <w:i w:val="0"/>
+          <w:color w:val="000000"/>
+          <w:sz w:val="18"/>
+          <w:highlight w:val="lightGray"/>
+        </w:rPr>
+        <w:t>y</w:t>
+      </w:r>
+      <w:r>
+        <w:rPr>
+          <w:rFonts w:ascii="Arial" w:hAnsi="Arial" w:eastAsia="Arial" w:cs="Arial"/>
+          <w:b/>
+          <w:i w:val="0"/>
+          <w:color w:val="000000"/>
+          <w:sz w:val="18"/>
+          <w:highlight w:val="lightGray"/>
+        </w:rPr>
+        <w:t>:</w:t>
+      </w:r>
+      <w:r>
+        <w:rPr>
+          <w:rFonts w:ascii="Arial" w:hAnsi="Arial" w:eastAsia="Arial" w:cs="Arial"/>
+          <w:b/>
+          <w:i w:val="0"/>
+          <w:color w:val="000000"/>
+          <w:sz w:val="18"/>
+          <w:highlight w:val="lightGray"/>
+        </w:rPr>
+        <w:t xml:space="preserve"> </w:t>
+      </w:r>
+      <w:r>
+        <w:rPr>
+          <w:rFonts w:ascii="Arial" w:hAnsi="Arial" w:eastAsia="Arial" w:cs="Arial"/>
+          <w:b/>
+          <w:i w:val="0"/>
+          <w:color w:val="000000"/>
+          <w:sz w:val="18"/>
+          <w:highlight w:val="lightGray"/>
+        </w:rPr>
+        <w:t>[</w:t>
+      </w:r>
+      <w:r>
+        <w:rPr>
+          <w:rFonts w:ascii="Arial" w:hAnsi="Arial" w:eastAsia="Arial" w:cs="Arial"/>
+          <w:b/>
+          <w:i w:val="0"/>
+          <w:color w:val="000000"/>
+          <w:sz w:val="18"/>
+          <w:highlight w:val="lightGray"/>
+        </w:rPr>
+        <w:t>D</w:t>
+      </w:r>
+      <w:r>
+        <w:rPr>
+          <w:rFonts w:ascii="Arial" w:hAnsi="Arial" w:eastAsia="Arial" w:cs="Arial"/>
+          <w:b/>
+          <w:i w:val="0"/>
+          <w:color w:val="000000"/>
+          <w:sz w:val="18"/>
+          <w:highlight w:val="lightGray"/>
+        </w:rPr>
+        <w:t>a</w:t>
+      </w:r>
+      <w:r>
+        <w:rPr>
+          <w:rFonts w:ascii="Arial" w:hAnsi="Arial" w:eastAsia="Arial" w:cs="Arial"/>
+          <w:b/>
+          <w:i w:val="0"/>
+          <w:color w:val="000000"/>
+          <w:sz w:val="18"/>
+          <w:highlight w:val="lightGray"/>
+        </w:rPr>
+        <w:t>t</w:t>
+      </w:r>
+      <w:r>
+        <w:rPr>
+          <w:rFonts w:ascii="Arial" w:hAnsi="Arial" w:eastAsia="Arial" w:cs="Arial"/>
+          <w:b/>
+          <w:i w:val="0"/>
+          <w:color w:val="000000"/>
+          <w:sz w:val="18"/>
+          <w:highlight w:val="lightGray"/>
+        </w:rPr>
+        <w:t>a</w:t>
+      </w:r>
+      <w:r>
+        <w:rPr>
+          <w:rFonts w:ascii="Arial" w:hAnsi="Arial" w:eastAsia="Arial" w:cs="Arial"/>
+          <w:b/>
+          <w:i w:val="0"/>
+          <w:color w:val="000000"/>
+          <w:sz w:val="18"/>
+          <w:highlight w:val="lightGray"/>
+        </w:rPr>
+        <w:t xml:space="preserve"> </w:t>
+      </w:r>
+      <w:r>
+        <w:rPr>
+          <w:rFonts w:ascii="Arial" w:hAnsi="Arial" w:eastAsia="Arial" w:cs="Arial"/>
+          <w:b/>
+          <w:i w:val="0"/>
+          <w:color w:val="000000"/>
+          <w:sz w:val="18"/>
+          <w:highlight w:val="lightGray"/>
+        </w:rPr>
+        <w:t>P</w:t>
+      </w:r>
+      <w:r>
+        <w:rPr>
+          <w:rFonts w:ascii="Arial" w:hAnsi="Arial" w:eastAsia="Arial" w:cs="Arial"/>
+          <w:b/>
+          <w:i w:val="0"/>
+          <w:color w:val="000000"/>
+          <w:sz w:val="18"/>
+          <w:highlight w:val="lightGray"/>
+        </w:rPr>
+        <w:t>a</w:t>
+      </w:r>
+      <w:r>
+        <w:rPr>
+          <w:rFonts w:ascii="Arial" w:hAnsi="Arial" w:eastAsia="Arial" w:cs="Arial"/>
+          <w:b/>
+          <w:i w:val="0"/>
+          <w:color w:val="000000"/>
+          <w:sz w:val="18"/>
+          <w:highlight w:val="lightGray"/>
+        </w:rPr>
+        <w:t>t</w:t>
+      </w:r>
+      <w:r>
+        <w:rPr>
+          <w:rFonts w:ascii="Arial" w:hAnsi="Arial" w:eastAsia="Arial" w:cs="Arial"/>
+          <w:b/>
+          <w:i w:val="0"/>
+          <w:color w:val="000000"/>
+          <w:sz w:val="18"/>
+          <w:highlight w:val="lightGray"/>
+        </w:rPr>
+        <w:t>h</w:t>
+      </w:r>
+      <w:r>
+        <w:rPr>
+          <w:rFonts w:ascii="Arial" w:hAnsi="Arial" w:eastAsia="Arial" w:cs="Arial"/>
+          <w:b w:val="0"/>
+          <w:i w:val="0"/>
+          <w:color w:val="000000"/>
+          <w:sz w:val="18"/>
+          <w:highlight w:val="lightGray"/>
+        </w:rPr>
+        <w:t>:</w:t>
+      </w:r>
+      <w:r>
+        <w:rPr>
+          <w:rFonts w:ascii="Arial" w:hAnsi="Arial" w:eastAsia="Arial" w:cs="Arial"/>
+          <w:b w:val="0"/>
+          <w:i w:val="0"/>
+          <w:color w:val="000000"/>
+          <w:sz w:val="18"/>
+          <w:highlight w:val="lightGray"/>
+        </w:rPr>
+        <w:t xml:space="preserve"> </w:t>
+      </w:r>
+      <w:r>
+        <w:rPr>
+          <w:rFonts w:ascii="Arial" w:hAnsi="Arial" w:eastAsia="Arial" w:cs="Arial"/>
+          <w:b w:val="0"/>
+          <w:i w:val="0"/>
+          <w:color w:val="000000"/>
+          <w:sz w:val="18"/>
+          <w:highlight w:val="lightGray"/>
+        </w:rPr>
+        <w:t>P</w:t>
+      </w:r>
+      <w:r>
+        <w:rPr>
+          <w:rFonts w:ascii="Arial" w:hAnsi="Arial" w:eastAsia="Arial" w:cs="Arial"/>
+          <w:b w:val="0"/>
+          <w:i w:val="0"/>
+          <w:color w:val="000000"/>
+          <w:sz w:val="18"/>
+          <w:highlight w:val="lightGray"/>
+        </w:rPr>
+        <w:t>e</w:t>
+      </w:r>
+      <w:r>
+        <w:rPr>
+          <w:rFonts w:ascii="Arial" w:hAnsi="Arial" w:eastAsia="Arial" w:cs="Arial"/>
+          <w:b w:val="0"/>
+          <w:i w:val="0"/>
+          <w:color w:val="000000"/>
+          <w:sz w:val="18"/>
+          <w:highlight w:val="lightGray"/>
+        </w:rPr>
+        <w:t>r</w:t>
+      </w:r>
+      <w:r>
+        <w:rPr>
+          <w:rFonts w:ascii="Arial" w:hAnsi="Arial" w:eastAsia="Arial" w:cs="Arial"/>
+          <w:b w:val="0"/>
+          <w:i w:val="0"/>
+          <w:color w:val="000000"/>
+          <w:sz w:val="18"/>
+          <w:highlight w:val="lightGray"/>
+        </w:rPr>
+        <w:t>s</w:t>
+      </w:r>
+      <w:r>
+        <w:rPr>
+          <w:rFonts w:ascii="Arial" w:hAnsi="Arial" w:eastAsia="Arial" w:cs="Arial"/>
+          <w:b w:val="0"/>
+          <w:i w:val="0"/>
+          <w:color w:val="000000"/>
+          <w:sz w:val="18"/>
+          <w:highlight w:val="lightGray"/>
+        </w:rPr>
+        <w:t>o</w:t>
+      </w:r>
+      <w:r>
+        <w:rPr>
+          <w:rFonts w:ascii="Arial" w:hAnsi="Arial" w:eastAsia="Arial" w:cs="Arial"/>
+          <w:b w:val="0"/>
+          <w:i w:val="0"/>
+          <w:color w:val="000000"/>
+          <w:sz w:val="18"/>
+          <w:highlight w:val="lightGray"/>
+        </w:rPr>
+        <w:t>n</w:t>
+      </w:r>
+      <w:r>
+        <w:rPr>
+          <w:rFonts w:ascii="Arial" w:hAnsi="Arial" w:eastAsia="Arial" w:cs="Arial"/>
+          <w:b w:val="0"/>
+          <w:i w:val="0"/>
+          <w:color w:val="000000"/>
+          <w:sz w:val="18"/>
+          <w:highlight w:val="lightGray"/>
+        </w:rPr>
+        <w:t>s</w:t>
+      </w:r>
+      <w:r>
+        <w:rPr>
+          <w:rFonts w:ascii="Arial" w:hAnsi="Arial" w:eastAsia="Arial" w:cs="Arial"/>
+          <w:b w:val="0"/>
+          <w:i w:val="0"/>
+          <w:color w:val="000000"/>
+          <w:sz w:val="18"/>
+          <w:highlight w:val="lightGray"/>
+        </w:rPr>
+        <w:t xml:space="preserve"> </w:t>
+      </w:r>
+      <w:r>
+        <w:rPr>
+          <w:rFonts w:ascii="Arial" w:hAnsi="Arial" w:eastAsia="Arial" w:cs="Arial"/>
+          <w:b w:val="0"/>
+          <w:i w:val="0"/>
+          <w:color w:val="000000"/>
+          <w:sz w:val="18"/>
+          <w:highlight w:val="lightGray"/>
+        </w:rPr>
+        <w:t>T</w:t>
+      </w:r>
+      <w:r>
+        <w:rPr>
+          <w:rFonts w:ascii="Arial" w:hAnsi="Arial" w:eastAsia="Arial" w:cs="Arial"/>
+          <w:b w:val="0"/>
+          <w:i w:val="0"/>
+          <w:color w:val="000000"/>
+          <w:sz w:val="18"/>
+          <w:highlight w:val="lightGray"/>
+        </w:rPr>
+        <w:t>a</w:t>
+      </w:r>
+      <w:r>
+        <w:rPr>
+          <w:rFonts w:ascii="Arial" w:hAnsi="Arial" w:eastAsia="Arial" w:cs="Arial"/>
+          <w:b w:val="0"/>
+          <w:i w:val="0"/>
+          <w:color w:val="000000"/>
+          <w:sz w:val="18"/>
+          <w:highlight w:val="lightGray"/>
+        </w:rPr>
+        <w:t>b</w:t>
+      </w:r>
+      <w:r>
+        <w:rPr>
+          <w:rFonts w:ascii="Arial" w:hAnsi="Arial" w:eastAsia="Arial" w:cs="Arial"/>
+          <w:b w:val="0"/>
+          <w:i w:val="0"/>
+          <w:color w:val="000000"/>
+          <w:sz w:val="18"/>
+          <w:highlight w:val="lightGray"/>
+        </w:rPr>
+        <w:t>l</w:t>
+      </w:r>
+      <w:r>
+        <w:rPr>
+          <w:rFonts w:ascii="Arial" w:hAnsi="Arial" w:eastAsia="Arial" w:cs="Arial"/>
+          <w:b w:val="0"/>
+          <w:i w:val="0"/>
+          <w:color w:val="000000"/>
+          <w:sz w:val="18"/>
+          <w:highlight w:val="lightGray"/>
+        </w:rPr>
+        <w:t>e</w:t>
+      </w:r>
+      <w:r>
+        <w:rPr>
+          <w:rFonts w:ascii="Arial" w:hAnsi="Arial" w:eastAsia="Arial" w:cs="Arial"/>
+          <w:b w:val="0"/>
+          <w:i w:val="0"/>
+          <w:color w:val="000000"/>
+          <w:sz w:val="18"/>
+          <w:highlight w:val="lightGray"/>
+        </w:rPr>
+        <w:t xml:space="preserve"> </w:t>
+      </w:r>
+      <w:r>
+        <w:rPr>
+          <w:rFonts w:ascii="Arial" w:hAnsi="Arial" w:eastAsia="Arial" w:cs="Arial"/>
+          <w:b w:val="0"/>
+          <w:i w:val="0"/>
+          <w:color w:val="000000"/>
+          <w:sz w:val="18"/>
+          <w:highlight w:val="lightGray"/>
+        </w:rPr>
+        <w:t>-</w:t>
+      </w:r>
+      <w:r>
+        <w:rPr>
+          <w:rFonts w:ascii="Arial" w:hAnsi="Arial" w:eastAsia="Arial" w:cs="Arial"/>
+          <w:b w:val="0"/>
+          <w:i w:val="0"/>
+          <w:color w:val="000000"/>
+          <w:sz w:val="18"/>
+          <w:highlight w:val="lightGray"/>
+        </w:rPr>
+        <w:t>&gt;</w:t>
+      </w:r>
+      <w:r>
+        <w:rPr>
+          <w:rFonts w:ascii="Arial" w:hAnsi="Arial" w:eastAsia="Arial" w:cs="Arial"/>
+          <w:b w:val="0"/>
+          <w:i w:val="0"/>
+          <w:color w:val="000000"/>
+          <w:sz w:val="18"/>
+          <w:highlight w:val="lightGray"/>
+        </w:rPr>
+        <w:t xml:space="preserve"> </w:t>
+      </w:r>
+      <w:r>
+        <w:rPr>
+          <w:rFonts w:ascii="Arial" w:hAnsi="Arial" w:eastAsia="Arial" w:cs="Arial"/>
+          <w:b w:val="0"/>
+          <w:i w:val="0"/>
+          <w:color w:val="000000"/>
+          <w:sz w:val="18"/>
+          <w:highlight w:val="lightGray"/>
+        </w:rPr>
+        <w:t>I</w:t>
+      </w:r>
+      <w:r>
+        <w:rPr>
+          <w:rFonts w:ascii="Arial" w:hAnsi="Arial" w:eastAsia="Arial" w:cs="Arial"/>
+          <w:b w:val="0"/>
+          <w:i w:val="0"/>
+          <w:color w:val="000000"/>
+          <w:sz w:val="18"/>
+          <w:highlight w:val="lightGray"/>
+        </w:rPr>
+        <w:t>D</w:t>
+      </w:r>
+      <w:r>
+        <w:rPr>
+          <w:rFonts w:ascii="Arial" w:hAnsi="Arial" w:eastAsia="Arial" w:cs="Arial"/>
+          <w:b w:val="0"/>
+          <w:i w:val="0"/>
+          <w:color w:val="000000"/>
+          <w:sz w:val="18"/>
+          <w:highlight w:val="lightGray"/>
+        </w:rPr>
+        <w:t xml:space="preserve"> </w:t>
+      </w:r>
+      <w:r>
+        <w:rPr>
+          <w:rFonts w:ascii="Arial" w:hAnsi="Arial" w:eastAsia="Arial" w:cs="Arial"/>
+          <w:b w:val="0"/>
+          <w:i w:val="0"/>
+          <w:color w:val="000000"/>
+          <w:sz w:val="18"/>
+          <w:highlight w:val="lightGray"/>
+        </w:rPr>
+        <w:t>C</w:t>
+      </w:r>
+      <w:r>
+        <w:rPr>
+          <w:rFonts w:ascii="Arial" w:hAnsi="Arial" w:eastAsia="Arial" w:cs="Arial"/>
+          <w:b w:val="0"/>
+          <w:i w:val="0"/>
+          <w:color w:val="000000"/>
+          <w:sz w:val="18"/>
+          <w:highlight w:val="lightGray"/>
+        </w:rPr>
+        <w:t>o</w:t>
+      </w:r>
+      <w:r>
+        <w:rPr>
+          <w:rFonts w:ascii="Arial" w:hAnsi="Arial" w:eastAsia="Arial" w:cs="Arial"/>
+          <w:b w:val="0"/>
+          <w:i w:val="0"/>
+          <w:color w:val="000000"/>
+          <w:sz w:val="18"/>
+          <w:highlight w:val="lightGray"/>
+        </w:rPr>
+        <w:t>l</w:t>
+      </w:r>
+      <w:r>
+        <w:rPr>
+          <w:rFonts w:ascii="Arial" w:hAnsi="Arial" w:eastAsia="Arial" w:cs="Arial"/>
+          <w:b w:val="0"/>
+          <w:i w:val="0"/>
+          <w:color w:val="000000"/>
+          <w:sz w:val="18"/>
+          <w:highlight w:val="lightGray"/>
+        </w:rPr>
+        <w:t>u</w:t>
+      </w:r>
+      <w:r>
+        <w:rPr>
+          <w:rFonts w:ascii="Arial" w:hAnsi="Arial" w:eastAsia="Arial" w:cs="Arial"/>
+          <w:b w:val="0"/>
+          <w:i w:val="0"/>
+          <w:color w:val="000000"/>
+          <w:sz w:val="18"/>
+          <w:highlight w:val="lightGray"/>
+        </w:rPr>
+        <w:t>m</w:t>
+      </w:r>
+      <w:r>
+        <w:rPr>
+          <w:rFonts w:ascii="Arial" w:hAnsi="Arial" w:eastAsia="Arial" w:cs="Arial"/>
+          <w:b w:val="0"/>
+          <w:i w:val="0"/>
+          <w:color w:val="000000"/>
+          <w:sz w:val="18"/>
+          <w:highlight w:val="lightGray"/>
+        </w:rPr>
+        <w:t>n</w:t>
+      </w:r>
+      <w:r>
+        <w:rPr>
+          <w:rFonts w:ascii="Arial" w:hAnsi="Arial" w:eastAsia="Arial" w:cs="Arial"/>
+          <w:b w:val="0"/>
+          <w:i w:val="0"/>
+          <w:color w:val="000000"/>
+          <w:sz w:val="18"/>
+          <w:highlight w:val="lightGray"/>
+        </w:rPr>
+        <w:t>:</w:t>
+      </w:r>
+      <w:r>
+        <w:rPr>
+          <w:rFonts w:ascii="Arial" w:hAnsi="Arial" w:eastAsia="Arial" w:cs="Arial"/>
+          <w:b w:val="0"/>
+          <w:i w:val="0"/>
+          <w:color w:val="000000"/>
+          <w:sz w:val="18"/>
+          <w:highlight w:val="lightGray"/>
+        </w:rPr>
+        <w:t xml:space="preserve"> </w:t>
+      </w:r>
+      <w:r>
+        <w:rPr>
+          <w:rFonts w:ascii="Arial" w:hAnsi="Arial" w:eastAsia="Arial" w:cs="Arial"/>
+          <w:b w:val="0"/>
+          <w:i w:val="0"/>
+          <w:color w:val="000000"/>
+          <w:sz w:val="18"/>
+          <w:highlight w:val="lightGray"/>
+        </w:rPr>
+        <w:t>1</w:t>
+      </w:r>
+      <w:r>
+        <w:rPr>
+          <w:rFonts w:ascii="Arial" w:hAnsi="Arial" w:eastAsia="Arial" w:cs="Arial"/>
+          <w:b w:val="0"/>
+          <w:i w:val="0"/>
+          <w:color w:val="000000"/>
+          <w:sz w:val="18"/>
+          <w:highlight w:val="lightGray"/>
+        </w:rPr>
+        <w:t>,</w:t>
+      </w:r>
+      <w:r>
+        <w:rPr>
+          <w:rFonts w:ascii="Arial" w:hAnsi="Arial" w:eastAsia="Arial" w:cs="Arial"/>
+          <w:b w:val="0"/>
+          <w:i w:val="0"/>
+          <w:color w:val="000000"/>
+          <w:sz w:val="18"/>
+          <w:highlight w:val="lightGray"/>
+        </w:rPr>
+        <w:t xml:space="preserve"> </w:t>
+      </w:r>
+      <w:r>
+        <w:rPr>
+          <w:rFonts w:ascii="Arial" w:hAnsi="Arial" w:eastAsia="Arial" w:cs="Arial"/>
+          <w:b w:val="0"/>
+          <w:i w:val="0"/>
+          <w:color w:val="000000"/>
+          <w:sz w:val="18"/>
+          <w:highlight w:val="lightGray"/>
+        </w:rPr>
+        <w:t>N</w:t>
+      </w:r>
+      <w:r>
+        <w:rPr>
+          <w:rFonts w:ascii="Arial" w:hAnsi="Arial" w:eastAsia="Arial" w:cs="Arial"/>
+          <w:b w:val="0"/>
+          <w:i w:val="0"/>
+          <w:color w:val="000000"/>
+          <w:sz w:val="18"/>
+          <w:highlight w:val="lightGray"/>
+        </w:rPr>
+        <w:t>a</w:t>
+      </w:r>
+      <w:r>
+        <w:rPr>
+          <w:rFonts w:ascii="Arial" w:hAnsi="Arial" w:eastAsia="Arial" w:cs="Arial"/>
+          <w:b w:val="0"/>
+          <w:i w:val="0"/>
+          <w:color w:val="000000"/>
+          <w:sz w:val="18"/>
+          <w:highlight w:val="lightGray"/>
+        </w:rPr>
+        <w:t>m</w:t>
+      </w:r>
+      <w:r>
+        <w:rPr>
+          <w:rFonts w:ascii="Arial" w:hAnsi="Arial" w:eastAsia="Arial" w:cs="Arial"/>
+          <w:b w:val="0"/>
+          <w:i w:val="0"/>
+          <w:color w:val="000000"/>
+          <w:sz w:val="18"/>
+          <w:highlight w:val="lightGray"/>
+        </w:rPr>
+        <w:t>e</w:t>
+      </w:r>
+      <w:r>
+        <w:rPr>
+          <w:rFonts w:ascii="Arial" w:hAnsi="Arial" w:eastAsia="Arial" w:cs="Arial"/>
+          <w:b w:val="0"/>
+          <w:i w:val="0"/>
+          <w:color w:val="000000"/>
+          <w:sz w:val="18"/>
+          <w:highlight w:val="lightGray"/>
+        </w:rPr>
+        <w:t>_</w:t>
+      </w:r>
+      <w:r>
+        <w:rPr>
+          <w:rFonts w:ascii="Arial" w:hAnsi="Arial" w:eastAsia="Arial" w:cs="Arial"/>
+          <w:b w:val="0"/>
+          <w:i w:val="0"/>
+          <w:color w:val="000000"/>
+          <w:sz w:val="18"/>
+          <w:highlight w:val="lightGray"/>
+        </w:rPr>
+        <w:t>E</w:t>
+      </w:r>
+      <w:r>
+        <w:rPr>
+          <w:rFonts w:ascii="Arial" w:hAnsi="Arial" w:eastAsia="Arial" w:cs="Arial"/>
+          <w:b w:val="0"/>
+          <w:i w:val="0"/>
+          <w:color w:val="000000"/>
+          <w:sz w:val="18"/>
+          <w:highlight w:val="lightGray"/>
+        </w:rPr>
+        <w:t>n</w:t>
+      </w:r>
+      <w:r>
+        <w:rPr>
+          <w:rFonts w:ascii="Arial" w:hAnsi="Arial" w:eastAsia="Arial" w:cs="Arial"/>
+          <w:b w:val="0"/>
+          <w:i w:val="0"/>
+          <w:color w:val="000000"/>
+          <w:sz w:val="18"/>
+          <w:highlight w:val="lightGray"/>
+        </w:rPr>
+        <w:t xml:space="preserve"> </w:t>
+      </w:r>
+      <w:r>
+        <w:rPr>
+          <w:rFonts w:ascii="Arial" w:hAnsi="Arial" w:eastAsia="Arial" w:cs="Arial"/>
+          <w:b w:val="0"/>
+          <w:i w:val="0"/>
+          <w:color w:val="000000"/>
+          <w:sz w:val="18"/>
+          <w:highlight w:val="lightGray"/>
+        </w:rPr>
+        <w:t>C</w:t>
+      </w:r>
+      <w:r>
+        <w:rPr>
+          <w:rFonts w:ascii="Arial" w:hAnsi="Arial" w:eastAsia="Arial" w:cs="Arial"/>
+          <w:b w:val="0"/>
+          <w:i w:val="0"/>
+          <w:color w:val="000000"/>
+          <w:sz w:val="18"/>
+          <w:highlight w:val="lightGray"/>
+        </w:rPr>
+        <w:t>o</w:t>
+      </w:r>
+      <w:r>
+        <w:rPr>
+          <w:rFonts w:ascii="Arial" w:hAnsi="Arial" w:eastAsia="Arial" w:cs="Arial"/>
+          <w:b w:val="0"/>
+          <w:i w:val="0"/>
+          <w:color w:val="000000"/>
+          <w:sz w:val="18"/>
+          <w:highlight w:val="lightGray"/>
+        </w:rPr>
+        <w:t>l</w:t>
+      </w:r>
+      <w:r>
+        <w:rPr>
+          <w:rFonts w:ascii="Arial" w:hAnsi="Arial" w:eastAsia="Arial" w:cs="Arial"/>
+          <w:b w:val="0"/>
+          <w:i w:val="0"/>
+          <w:color w:val="000000"/>
+          <w:sz w:val="18"/>
+          <w:highlight w:val="lightGray"/>
+        </w:rPr>
+        <w:t>u</w:t>
+      </w:r>
+      <w:r>
+        <w:rPr>
+          <w:rFonts w:ascii="Arial" w:hAnsi="Arial" w:eastAsia="Arial" w:cs="Arial"/>
+          <w:b w:val="0"/>
+          <w:i w:val="0"/>
+          <w:color w:val="000000"/>
+          <w:sz w:val="18"/>
+          <w:highlight w:val="lightGray"/>
+        </w:rPr>
+        <w:t>m</w:t>
+      </w:r>
+      <w:r>
+        <w:rPr>
+          <w:rFonts w:ascii="Arial" w:hAnsi="Arial" w:eastAsia="Arial" w:cs="Arial"/>
+          <w:b w:val="0"/>
+          <w:i w:val="0"/>
+          <w:color w:val="000000"/>
+          <w:sz w:val="18"/>
+          <w:highlight w:val="lightGray"/>
+        </w:rPr>
+        <w:t>n</w:t>
+      </w:r>
+      <w:r>
+        <w:rPr>
+          <w:rFonts w:ascii="Arial" w:hAnsi="Arial" w:eastAsia="Arial" w:cs="Arial"/>
+          <w:b w:val="0"/>
+          <w:i w:val="0"/>
+          <w:color w:val="000000"/>
+          <w:sz w:val="18"/>
+          <w:highlight w:val="lightGray"/>
+        </w:rPr>
+        <w:t>:</w:t>
+      </w:r>
+      <w:r>
+        <w:rPr>
+          <w:rFonts w:ascii="Arial" w:hAnsi="Arial" w:eastAsia="Arial" w:cs="Arial"/>
+          <w:b w:val="0"/>
+          <w:i w:val="0"/>
+          <w:color w:val="000000"/>
+          <w:sz w:val="18"/>
+          <w:highlight w:val="lightGray"/>
+        </w:rPr>
+        <w:t xml:space="preserve"> </w:t>
+      </w:r>
+      <w:r>
+        <w:rPr>
+          <w:rFonts w:ascii="Arial" w:hAnsi="Arial" w:eastAsia="Arial" w:cs="Arial"/>
+          <w:b w:val="0"/>
+          <w:i w:val="0"/>
+          <w:color w:val="000000"/>
+          <w:sz w:val="18"/>
+          <w:highlight w:val="lightGray"/>
+        </w:rPr>
+        <w:t>M</w:t>
+      </w:r>
+      <w:r>
+        <w:rPr>
+          <w:rFonts w:ascii="Arial" w:hAnsi="Arial" w:eastAsia="Arial" w:cs="Arial"/>
+          <w:b w:val="0"/>
+          <w:i w:val="0"/>
+          <w:color w:val="000000"/>
+          <w:sz w:val="18"/>
+          <w:highlight w:val="lightGray"/>
+        </w:rPr>
+        <w:t>o</w:t>
+      </w:r>
+      <w:r>
+        <w:rPr>
+          <w:rFonts w:ascii="Arial" w:hAnsi="Arial" w:eastAsia="Arial" w:cs="Arial"/>
+          <w:b w:val="0"/>
+          <w:i w:val="0"/>
+          <w:color w:val="000000"/>
+          <w:sz w:val="18"/>
+          <w:highlight w:val="lightGray"/>
+        </w:rPr>
+        <w:t>t</w:t>
+      </w:r>
+      <w:r>
+        <w:rPr>
+          <w:rFonts w:ascii="Arial" w:hAnsi="Arial" w:eastAsia="Arial" w:cs="Arial"/>
+          <w:b w:val="0"/>
+          <w:i w:val="0"/>
+          <w:color w:val="000000"/>
+          <w:sz w:val="18"/>
+          <w:highlight w:val="lightGray"/>
+        </w:rPr>
+        <w:t>a</w:t>
+      </w:r>
+      <w:r>
+        <w:rPr>
+          <w:rFonts w:ascii="Arial" w:hAnsi="Arial" w:eastAsia="Arial" w:cs="Arial"/>
+          <w:b w:val="0"/>
+          <w:i w:val="0"/>
+          <w:color w:val="000000"/>
+          <w:sz w:val="18"/>
+          <w:highlight w:val="lightGray"/>
+        </w:rPr>
+        <w:t>s</w:t>
+      </w:r>
+      <w:r>
+        <w:rPr>
+          <w:rFonts w:ascii="Arial" w:hAnsi="Arial" w:eastAsia="Arial" w:cs="Arial"/>
+          <w:b w:val="0"/>
+          <w:i w:val="0"/>
+          <w:color w:val="000000"/>
+          <w:sz w:val="18"/>
+          <w:highlight w:val="lightGray"/>
+        </w:rPr>
+        <w:t>e</w:t>
+      </w:r>
+      <w:r>
+        <w:rPr>
+          <w:rFonts w:ascii="Arial" w:hAnsi="Arial" w:eastAsia="Arial" w:cs="Arial"/>
+          <w:b w:val="0"/>
+          <w:i w:val="0"/>
+          <w:color w:val="000000"/>
+          <w:sz w:val="18"/>
+          <w:highlight w:val="lightGray"/>
+        </w:rPr>
+        <w:t>m</w:t>
+      </w:r>
+      <w:r>
+        <w:rPr>
+          <w:rFonts w:ascii="Arial" w:hAnsi="Arial" w:eastAsia="Arial" w:cs="Arial"/>
+          <w:b w:val="0"/>
+          <w:i w:val="0"/>
+          <w:color w:val="000000"/>
+          <w:sz w:val="18"/>
+          <w:highlight w:val="lightGray"/>
+        </w:rPr>
+        <w:t xml:space="preserve"> </w:t>
+      </w:r>
+      <w:r>
+        <w:rPr>
+          <w:rFonts w:ascii="Arial" w:hAnsi="Arial" w:eastAsia="Arial" w:cs="Arial"/>
+          <w:b w:val="0"/>
+          <w:i w:val="0"/>
+          <w:color w:val="000000"/>
+          <w:sz w:val="18"/>
+          <w:highlight w:val="lightGray"/>
+        </w:rPr>
+        <w:t>E</w:t>
+      </w:r>
+      <w:r>
+        <w:rPr>
+          <w:rFonts w:ascii="Arial" w:hAnsi="Arial" w:eastAsia="Arial" w:cs="Arial"/>
+          <w:b w:val="0"/>
+          <w:i w:val="0"/>
+          <w:color w:val="000000"/>
+          <w:sz w:val="18"/>
+          <w:highlight w:val="lightGray"/>
+        </w:rPr>
+        <w:t>s</w:t>
+      </w:r>
+      <w:r>
+        <w:rPr>
+          <w:rFonts w:ascii="Arial" w:hAnsi="Arial" w:eastAsia="Arial" w:cs="Arial"/>
+          <w:b w:val="0"/>
+          <w:i w:val="0"/>
+          <w:color w:val="000000"/>
+          <w:sz w:val="18"/>
+          <w:highlight w:val="lightGray"/>
+        </w:rPr>
+        <w:t>s</w:t>
+      </w:r>
+      <w:r>
+        <w:rPr>
+          <w:rFonts w:ascii="Arial" w:hAnsi="Arial" w:eastAsia="Arial" w:cs="Arial"/>
+          <w:b w:val="0"/>
+          <w:i w:val="0"/>
+          <w:color w:val="000000"/>
+          <w:sz w:val="18"/>
+          <w:highlight w:val="lightGray"/>
+        </w:rPr>
+        <w:t>a</w:t>
+      </w:r>
+      <w:r>
+        <w:rPr>
+          <w:rFonts w:ascii="Arial" w:hAnsi="Arial" w:eastAsia="Arial" w:cs="Arial"/>
+          <w:b w:val="0"/>
+          <w:i w:val="0"/>
+          <w:color w:val="000000"/>
+          <w:sz w:val="18"/>
+          <w:highlight w:val="lightGray"/>
+        </w:rPr>
+        <w:t>m</w:t>
+      </w:r>
+      <w:r>
+        <w:rPr>
+          <w:rFonts w:ascii="Arial" w:hAnsi="Arial" w:eastAsia="Arial" w:cs="Arial"/>
+          <w:b w:val="0"/>
+          <w:i w:val="0"/>
+          <w:color w:val="000000"/>
+          <w:sz w:val="18"/>
+          <w:highlight w:val="lightGray"/>
+        </w:rPr>
+        <w:t>]</w:t>
+      </w:r>
+      <w:r>
+        <w:rPr>
+          <w:rFonts w:ascii="Arial" w:hAnsi="Arial" w:eastAsia="Arial" w:cs="Arial"/>
+          <w:b w:val="0"/>
+          <w:i w:val="0"/>
+          <w:color w:val="000000"/>
+          <w:sz w:val="18"/>
+          <w:highlight w:val="lightGray"/>
+        </w:rPr>
+        <w:t xml:space="preserve"> </w:t>
+      </w:r>
+      <w:r>
+        <w:rPr>
+          <w:rFonts w:ascii="Arial" w:hAnsi="Arial" w:eastAsia="Arial" w:cs="Arial"/>
+          <w:b w:val="0"/>
+          <w:i w:val="0"/>
+          <w:color w:val="000000"/>
+          <w:sz w:val="18"/>
+          <w:highlight w:val="lightGray"/>
+        </w:rPr>
+        <w:t>-</w:t>
+      </w:r>
+      <w:r>
+        <w:rPr>
+          <w:rFonts w:ascii="Arial" w:hAnsi="Arial" w:eastAsia="Arial" w:cs="Arial"/>
+          <w:b w:val="0"/>
+          <w:i w:val="0"/>
+          <w:color w:val="000000"/>
+          <w:sz w:val="18"/>
+          <w:highlight w:val="lightGray"/>
+        </w:rPr>
+        <w:t>&gt;</w:t>
+      </w:r>
+      <w:r>
+        <w:rPr>
+          <w:rFonts w:ascii="Arial" w:hAnsi="Arial" w:eastAsia="Arial" w:cs="Arial"/>
+          <w:b w:val="0"/>
+          <w:i w:val="0"/>
+          <w:color w:val="000000"/>
+          <w:sz w:val="18"/>
+          <w:highlight w:val="lightGray"/>
+        </w:rPr>
+        <w:t xml:space="preserve"> </w:t>
+      </w:r>
+      <w:r>
+        <w:rPr>
+          <w:rFonts w:ascii="Arial" w:hAnsi="Arial" w:eastAsia="Arial" w:cs="Arial"/>
+          <w:b/>
+          <w:i w:val="0"/>
+          <w:color w:val="000000"/>
+          <w:sz w:val="18"/>
+          <w:highlight w:val="lightGray"/>
+        </w:rPr>
+        <w:t>F</w:t>
+      </w:r>
+      <w:r>
+        <w:rPr>
+          <w:rFonts w:ascii="Arial" w:hAnsi="Arial" w:eastAsia="Arial" w:cs="Arial"/>
+          <w:b/>
+          <w:i w:val="0"/>
+          <w:color w:val="000000"/>
+          <w:sz w:val="18"/>
+          <w:highlight w:val="lightGray"/>
+        </w:rPr>
+        <w:t>r</w:t>
+      </w:r>
+      <w:r>
+        <w:rPr>
+          <w:rFonts w:ascii="Arial" w:hAnsi="Arial" w:eastAsia="Arial" w:cs="Arial"/>
+          <w:b/>
+          <w:i w:val="0"/>
+          <w:color w:val="000000"/>
+          <w:sz w:val="18"/>
+          <w:highlight w:val="lightGray"/>
+        </w:rPr>
+        <w:t>o</w:t>
+      </w:r>
+      <w:r>
+        <w:rPr>
+          <w:rFonts w:ascii="Arial" w:hAnsi="Arial" w:eastAsia="Arial" w:cs="Arial"/>
+          <w:b/>
+          <w:i w:val="0"/>
+          <w:color w:val="000000"/>
+          <w:sz w:val="18"/>
+          <w:highlight w:val="lightGray"/>
+        </w:rPr>
+        <w:t>m</w:t>
+      </w:r>
+      <w:r>
+        <w:rPr>
+          <w:rFonts w:ascii="Arial" w:hAnsi="Arial" w:eastAsia="Arial" w:cs="Arial"/>
+          <w:b/>
+          <w:i w:val="0"/>
+          <w:color w:val="000000"/>
+          <w:sz w:val="18"/>
+          <w:highlight w:val="lightGray"/>
+        </w:rPr>
+        <w:t>:</w:t>
+      </w:r>
+      <w:r>
+        <w:rPr>
+          <w:rFonts w:ascii="Arial" w:hAnsi="Arial" w:eastAsia="Arial" w:cs="Arial"/>
+          <w:b w:val="0"/>
+          <w:i w:val="0"/>
+          <w:color w:val="000000"/>
+          <w:sz w:val="18"/>
+          <w:highlight w:val="lightGray"/>
+        </w:rPr>
+        <w:t xml:space="preserve"> </w:t>
+      </w:r>
+      <w:r>
+        <w:rPr>
+          <w:rFonts w:ascii="Arial" w:hAnsi="Arial" w:eastAsia="Arial" w:cs="Arial"/>
+          <w:b w:val="0"/>
+          <w:i w:val="0"/>
+          <w:color w:val="000000"/>
+          <w:sz w:val="18"/>
+          <w:highlight w:val="lightGray"/>
+        </w:rPr>
+        <w:t>[</w:t>
+      </w:r>
+      <w:r>
+        <w:rPr>
+          <w:rFonts w:ascii="Arial" w:hAnsi="Arial" w:eastAsia="Arial" w:cs="Arial"/>
+          <w:b w:val="0"/>
+          <w:i w:val="0"/>
+          <w:color w:val="000000"/>
+          <w:sz w:val="18"/>
+          <w:highlight w:val="lightGray"/>
+        </w:rPr>
+        <w:t>C</w:t>
+      </w:r>
+      <w:r>
+        <w:rPr>
+          <w:rFonts w:ascii="Arial" w:hAnsi="Arial" w:eastAsia="Arial" w:cs="Arial"/>
+          <w:b w:val="0"/>
+          <w:i w:val="0"/>
+          <w:color w:val="000000"/>
+          <w:sz w:val="18"/>
+          <w:highlight w:val="lightGray"/>
+        </w:rPr>
+        <w:t>h</w:t>
+      </w:r>
+      <w:r>
+        <w:rPr>
+          <w:rFonts w:ascii="Arial" w:hAnsi="Arial" w:eastAsia="Arial" w:cs="Arial"/>
+          <w:b w:val="0"/>
+          <w:i w:val="0"/>
+          <w:color w:val="000000"/>
+          <w:sz w:val="18"/>
+          <w:highlight w:val="lightGray"/>
+        </w:rPr>
+        <w:t>a</w:t>
+      </w:r>
+      <w:r>
+        <w:rPr>
+          <w:rFonts w:ascii="Arial" w:hAnsi="Arial" w:eastAsia="Arial" w:cs="Arial"/>
+          <w:b w:val="0"/>
+          <w:i w:val="0"/>
+          <w:color w:val="000000"/>
+          <w:sz w:val="18"/>
+          <w:highlight w:val="lightGray"/>
+        </w:rPr>
+        <w:t>t</w:t>
+      </w:r>
+      <w:r>
+        <w:rPr>
+          <w:rFonts w:ascii="Arial" w:hAnsi="Arial" w:eastAsia="Arial" w:cs="Arial"/>
+          <w:b w:val="0"/>
+          <w:i w:val="0"/>
+          <w:color w:val="000000"/>
+          <w:sz w:val="18"/>
+          <w:highlight w:val="lightGray"/>
+        </w:rPr>
+        <w:t>g</w:t>
+      </w:r>
+      <w:r>
+        <w:rPr>
+          <w:rFonts w:ascii="Arial" w:hAnsi="Arial" w:eastAsia="Arial" w:cs="Arial"/>
+          <w:b w:val="0"/>
+          <w:i w:val="0"/>
+          <w:color w:val="000000"/>
+          <w:sz w:val="18"/>
+          <w:highlight w:val="lightGray"/>
+        </w:rPr>
+        <w:t>p</w:t>
+      </w:r>
+      <w:r>
+        <w:rPr>
+          <w:rFonts w:ascii="Arial" w:hAnsi="Arial" w:eastAsia="Arial" w:cs="Arial"/>
+          <w:b w:val="0"/>
+          <w:i w:val="0"/>
+          <w:color w:val="000000"/>
+          <w:sz w:val="18"/>
+          <w:highlight w:val="lightGray"/>
+        </w:rPr>
+        <w:t>t</w:t>
+      </w:r>
+      <w:r>
+        <w:rPr>
+          <w:rFonts w:ascii="Arial" w:hAnsi="Arial" w:eastAsia="Arial" w:cs="Arial"/>
+          <w:b w:val="0"/>
+          <w:i w:val="0"/>
+          <w:color w:val="000000"/>
+          <w:sz w:val="18"/>
+          <w:highlight w:val="lightGray"/>
+        </w:rPr>
+        <w:t xml:space="preserve"> </w:t>
+      </w:r>
+      <w:r>
+        <w:rPr>
+          <w:rFonts w:ascii="Arial" w:hAnsi="Arial" w:eastAsia="Arial" w:cs="Arial"/>
+          <w:b w:val="0"/>
+          <w:i w:val="0"/>
+          <w:color w:val="000000"/>
+          <w:sz w:val="18"/>
+          <w:highlight w:val="lightGray"/>
+        </w:rPr>
+        <w:t>(</w:t>
+      </w:r>
+      <w:r>
+        <w:rPr>
+          <w:rFonts w:ascii="Arial" w:hAnsi="Arial" w:eastAsia="Arial" w:cs="Arial"/>
+          <w:b w:val="0"/>
+          <w:i w:val="0"/>
+          <w:color w:val="000000"/>
+          <w:sz w:val="18"/>
+          <w:highlight w:val="lightGray"/>
+        </w:rPr>
+        <w:t>G</w:t>
+      </w:r>
+      <w:r>
+        <w:rPr>
+          <w:rFonts w:ascii="Arial" w:hAnsi="Arial" w:eastAsia="Arial" w:cs="Arial"/>
+          <w:b w:val="0"/>
+          <w:i w:val="0"/>
+          <w:color w:val="000000"/>
+          <w:sz w:val="18"/>
+          <w:highlight w:val="lightGray"/>
+        </w:rPr>
+        <w:t>P</w:t>
+      </w:r>
+      <w:r>
+        <w:rPr>
+          <w:rFonts w:ascii="Arial" w:hAnsi="Arial" w:eastAsia="Arial" w:cs="Arial"/>
+          <w:b w:val="0"/>
+          <w:i w:val="0"/>
+          <w:color w:val="000000"/>
+          <w:sz w:val="18"/>
+          <w:highlight w:val="lightGray"/>
+        </w:rPr>
+        <w:t>T</w:t>
+      </w:r>
+      <w:r>
+        <w:rPr>
+          <w:rFonts w:ascii="Arial" w:hAnsi="Arial" w:eastAsia="Arial" w:cs="Arial"/>
+          <w:b w:val="0"/>
+          <w:i w:val="0"/>
+          <w:color w:val="000000"/>
+          <w:sz w:val="18"/>
+          <w:highlight w:val="lightGray"/>
         </w:rPr>
         <w:t>‑</w:t>
       </w:r>
       <w:r>
         <w:rPr>
-          <w:rFonts w:ascii="Arial" w:eastAsia="Arial" w:hAnsi="Arial" w:cs="Arial"/>
-          <w:b/>
-          <w:kern w:val="0"/>
-          <w:sz w:val="22"/>
-          <w:szCs w:val="22"/>
-          <w:highlight w:val="darkGray"/>
-          <w:lang w:val="en"/>
-          <w14:ligatures w14:val="none"/>
-        </w:rPr>
-        <w:t>5 Mini) at [12/18/2025]</w:t>
+          <w:rFonts w:ascii="Arial" w:hAnsi="Arial" w:eastAsia="Arial" w:cs="Arial"/>
+          <w:b w:val="0"/>
+          <w:i w:val="0"/>
+          <w:color w:val="000000"/>
+          <w:sz w:val="18"/>
+          <w:highlight w:val="lightGray"/>
+        </w:rPr>
+        <w:t>5</w:t>
+      </w:r>
+      <w:r>
+        <w:rPr>
+          <w:rFonts w:ascii="Arial" w:hAnsi="Arial" w:eastAsia="Arial" w:cs="Arial"/>
+          <w:b w:val="0"/>
+          <w:i w:val="0"/>
+          <w:color w:val="000000"/>
+          <w:sz w:val="18"/>
+          <w:highlight w:val="lightGray"/>
+        </w:rPr>
+        <w:t xml:space="preserve"> </w:t>
+      </w:r>
+      <w:r>
+        <w:rPr>
+          <w:rFonts w:ascii="Arial" w:hAnsi="Arial" w:eastAsia="Arial" w:cs="Arial"/>
+          <w:b w:val="0"/>
+          <w:i w:val="0"/>
+          <w:color w:val="000000"/>
+          <w:sz w:val="18"/>
+          <w:highlight w:val="lightGray"/>
+        </w:rPr>
+        <w:t>M</w:t>
+      </w:r>
+      <w:r>
+        <w:rPr>
+          <w:rFonts w:ascii="Arial" w:hAnsi="Arial" w:eastAsia="Arial" w:cs="Arial"/>
+          <w:b w:val="0"/>
+          <w:i w:val="0"/>
+          <w:color w:val="000000"/>
+          <w:sz w:val="18"/>
+          <w:highlight w:val="lightGray"/>
+        </w:rPr>
+        <w:t>i</w:t>
+      </w:r>
+      <w:r>
+        <w:rPr>
+          <w:rFonts w:ascii="Arial" w:hAnsi="Arial" w:eastAsia="Arial" w:cs="Arial"/>
+          <w:b w:val="0"/>
+          <w:i w:val="0"/>
+          <w:color w:val="000000"/>
+          <w:sz w:val="18"/>
+          <w:highlight w:val="lightGray"/>
+        </w:rPr>
+        <w:t>n</w:t>
+      </w:r>
+      <w:r>
+        <w:rPr>
+          <w:rFonts w:ascii="Arial" w:hAnsi="Arial" w:eastAsia="Arial" w:cs="Arial"/>
+          <w:b w:val="0"/>
+          <w:i w:val="0"/>
+          <w:color w:val="000000"/>
+          <w:sz w:val="18"/>
+          <w:highlight w:val="lightGray"/>
+        </w:rPr>
+        <w:t>i</w:t>
+      </w:r>
+      <w:r>
+        <w:rPr>
+          <w:rFonts w:ascii="Arial" w:hAnsi="Arial" w:eastAsia="Arial" w:cs="Arial"/>
+          <w:b w:val="0"/>
+          <w:i w:val="0"/>
+          <w:color w:val="000000"/>
+          <w:sz w:val="18"/>
+          <w:highlight w:val="lightGray"/>
+        </w:rPr>
+        <w:t>)</w:t>
+      </w:r>
+      <w:r>
+        <w:rPr>
+          <w:rFonts w:ascii="Arial" w:hAnsi="Arial" w:eastAsia="Arial" w:cs="Arial"/>
+          <w:b w:val="0"/>
+          <w:i w:val="0"/>
+          <w:color w:val="000000"/>
+          <w:sz w:val="18"/>
+          <w:highlight w:val="lightGray"/>
+        </w:rPr>
+        <w:t>]</w:t>
+      </w:r>
+      <w:r>
+        <w:rPr>
+          <w:rFonts w:ascii="Arial" w:hAnsi="Arial" w:eastAsia="Arial" w:cs="Arial"/>
+          <w:b w:val="0"/>
+          <w:i w:val="0"/>
+          <w:color w:val="000000"/>
+          <w:sz w:val="18"/>
+          <w:highlight w:val="lightGray"/>
+        </w:rPr>
+        <w:t xml:space="preserve"> </w:t>
+      </w:r>
+      <w:r>
+        <w:rPr>
+          <w:rFonts w:ascii="Arial" w:hAnsi="Arial" w:eastAsia="Arial" w:cs="Arial"/>
+          <w:b/>
+          <w:i w:val="0"/>
+          <w:color w:val="000000"/>
+          <w:sz w:val="18"/>
+          <w:highlight w:val="lightGray"/>
+        </w:rPr>
+        <w:t>o</w:t>
+      </w:r>
+      <w:r>
+        <w:rPr>
+          <w:rFonts w:ascii="Arial" w:hAnsi="Arial" w:eastAsia="Arial" w:cs="Arial"/>
+          <w:b/>
+          <w:i w:val="0"/>
+          <w:color w:val="000000"/>
+          <w:sz w:val="18"/>
+          <w:highlight w:val="lightGray"/>
+        </w:rPr>
+        <w:t>n</w:t>
+      </w:r>
+      <w:r>
+        <w:rPr>
+          <w:rFonts w:ascii="Arial" w:hAnsi="Arial"/>
+          <w:b w:val="0"/>
+          <w:i w:val="0"/>
+          <w:color w:val="000000"/>
+          <w:sz w:val="18"/>
+          <w:highlight w:val="lightGray"/>
+        </w:rPr>
+        <w:t xml:space="preserve"> </w:t>
+      </w:r>
+      <w:r>
+        <w:rPr>
+          <w:rFonts w:ascii="Arial" w:hAnsi="Arial"/>
+          <w:b w:val="0"/>
+          <w:i w:val="0"/>
+          <w:color w:val="000000"/>
+          <w:sz w:val="18"/>
+          <w:highlight w:val="lightGray"/>
+        </w:rPr>
+        <w:t>[</w:t>
+      </w:r>
+      <w:r>
+        <w:rPr>
+          <w:rFonts w:ascii="Arial" w:hAnsi="Arial"/>
+          <w:b w:val="0"/>
+          <w:i w:val="0"/>
+          <w:sz w:val="18"/>
+          <w:highlight w:val="lightGray"/>
+        </w:rPr>
+        <w:t>12/18/2025]</w:t>
       </w:r>
     </w:p>
     <w:p>
@@ -3095,67 +9215,1597 @@
       </w:pPr>
       <w:r>
         <w:rPr>
-          <w:rFonts w:ascii="Arial" w:eastAsia="Arial" w:hAnsi="Arial" w:cs="Arial"/>
-          <w:b/>
-          <w:kern w:val="0"/>
-          <w:sz w:val="22"/>
-          <w:szCs w:val="22"/>
-          <w:highlight w:val="darkGray"/>
-          <w:lang w:val="en"/>
-          <w14:ligatures w14:val="none"/>
-        </w:rPr>
-        <w:t># Source</w:t>
-      </w:r>
-      <w:r>
-        <w:rPr>
-          <w:rFonts w:ascii="Arial" w:eastAsia="Arial" w:hAnsi="Arial" w:cs="Arial"/>
-          <w:kern w:val="0"/>
-          <w:sz w:val="22"/>
-          <w:szCs w:val="22"/>
-          <w:highlight w:val="darkGray"/>
-          <w:lang w:val="en"/>
-          <w14:ligatures w14:val="none"/>
-        </w:rPr>
-        <w:t xml:space="preserve">: </w:t>
-      </w:r>
-      <w:r>
-        <w:rPr>
-          <w:rFonts w:ascii="Arial" w:eastAsia="Arial" w:hAnsi="Arial" w:cs="Arial"/>
-          <w:b/>
-          <w:kern w:val="0"/>
-          <w:sz w:val="22"/>
-          <w:szCs w:val="22"/>
-          <w:highlight w:val="darkGray"/>
-          <w:lang w:val="en"/>
-          <w14:ligatures w14:val="none"/>
-        </w:rPr>
-        <w:t>Chatgpt (GPT</w:t>
-      </w:r>
-      <w:r>
-        <w:rPr>
-          <w:rFonts w:ascii="Cambria Math" w:eastAsia="Arial" w:hAnsi="Cambria Math" w:cs="Cambria Math"/>
-          <w:b/>
-          <w:kern w:val="0"/>
-          <w:sz w:val="22"/>
-          <w:szCs w:val="22"/>
-          <w:highlight w:val="darkGray"/>
-          <w:lang w:val="en"/>
-          <w14:ligatures w14:val="none"/>
+          <w:rFonts w:ascii="Arial" w:hAnsi="Arial" w:eastAsia="Arial" w:cs="Arial"/>
+          <w:b/>
+          <w:i w:val="0"/>
+          <w:color w:val="000000"/>
+          <w:sz w:val="18"/>
+          <w:highlight w:val="lightGray"/>
+        </w:rPr>
+        <w:t>#</w:t>
+      </w:r>
+      <w:r>
+        <w:rPr>
+          <w:rFonts w:ascii="Arial" w:hAnsi="Arial" w:eastAsia="Arial" w:cs="Arial"/>
+          <w:b/>
+          <w:i w:val="0"/>
+          <w:color w:val="000000"/>
+          <w:sz w:val="18"/>
+          <w:highlight w:val="lightGray"/>
+        </w:rPr>
+        <w:t xml:space="preserve"> </w:t>
+      </w:r>
+      <w:r>
+        <w:rPr>
+          <w:rFonts w:ascii="Arial" w:hAnsi="Arial" w:eastAsia="Arial" w:cs="Arial"/>
+          <w:b/>
+          <w:i w:val="0"/>
+          <w:color w:val="000000"/>
+          <w:sz w:val="18"/>
+          <w:highlight w:val="lightGray"/>
+        </w:rPr>
+        <w:t>S</w:t>
+      </w:r>
+      <w:r>
+        <w:rPr>
+          <w:rFonts w:ascii="Arial" w:hAnsi="Arial" w:eastAsia="Arial" w:cs="Arial"/>
+          <w:b/>
+          <w:i w:val="0"/>
+          <w:color w:val="000000"/>
+          <w:sz w:val="18"/>
+          <w:highlight w:val="lightGray"/>
+        </w:rPr>
+        <w:t>o</w:t>
+      </w:r>
+      <w:r>
+        <w:rPr>
+          <w:rFonts w:ascii="Arial" w:hAnsi="Arial" w:eastAsia="Arial" w:cs="Arial"/>
+          <w:b/>
+          <w:i w:val="0"/>
+          <w:color w:val="000000"/>
+          <w:sz w:val="18"/>
+          <w:highlight w:val="lightGray"/>
+        </w:rPr>
+        <w:t>u</w:t>
+      </w:r>
+      <w:r>
+        <w:rPr>
+          <w:rFonts w:ascii="Arial" w:hAnsi="Arial" w:eastAsia="Arial" w:cs="Arial"/>
+          <w:b/>
+          <w:i w:val="0"/>
+          <w:color w:val="000000"/>
+          <w:sz w:val="18"/>
+          <w:highlight w:val="lightGray"/>
+        </w:rPr>
+        <w:t>r</w:t>
+      </w:r>
+      <w:r>
+        <w:rPr>
+          <w:rFonts w:ascii="Arial" w:hAnsi="Arial" w:eastAsia="Arial" w:cs="Arial"/>
+          <w:b/>
+          <w:i w:val="0"/>
+          <w:color w:val="000000"/>
+          <w:sz w:val="18"/>
+          <w:highlight w:val="lightGray"/>
+        </w:rPr>
+        <w:t>c</w:t>
+      </w:r>
+      <w:r>
+        <w:rPr>
+          <w:rFonts w:ascii="Arial" w:hAnsi="Arial" w:eastAsia="Arial" w:cs="Arial"/>
+          <w:b/>
+          <w:i w:val="0"/>
+          <w:color w:val="000000"/>
+          <w:sz w:val="18"/>
+          <w:highlight w:val="lightGray"/>
+        </w:rPr>
+        <w:t>e</w:t>
+      </w:r>
+      <w:r>
+        <w:rPr>
+          <w:rFonts w:ascii="Arial" w:hAnsi="Arial" w:eastAsia="Arial" w:cs="Arial"/>
+          <w:b/>
+          <w:i w:val="0"/>
+          <w:color w:val="000000"/>
+          <w:sz w:val="18"/>
+          <w:highlight w:val="lightGray"/>
+        </w:rPr>
+        <w:t>:</w:t>
+      </w:r>
+      <w:r>
+        <w:rPr>
+          <w:rFonts w:ascii="Arial" w:hAnsi="Arial" w:eastAsia="Arial" w:cs="Arial"/>
+          <w:b/>
+          <w:i w:val="0"/>
+          <w:color w:val="000000"/>
+          <w:sz w:val="18"/>
+          <w:highlight w:val="lightGray"/>
+        </w:rPr>
+        <w:t xml:space="preserve"> </w:t>
+      </w:r>
+      <w:r>
+        <w:rPr>
+          <w:rFonts w:ascii="Arial" w:hAnsi="Arial" w:eastAsia="Arial" w:cs="Arial"/>
+          <w:b/>
+          <w:i w:val="0"/>
+          <w:color w:val="000000"/>
+          <w:sz w:val="18"/>
+          <w:highlight w:val="lightGray"/>
+        </w:rPr>
+        <w:t>A</w:t>
+      </w:r>
+      <w:r>
+        <w:rPr>
+          <w:rFonts w:ascii="Arial" w:hAnsi="Arial" w:eastAsia="Arial" w:cs="Arial"/>
+          <w:b/>
+          <w:i w:val="0"/>
+          <w:color w:val="000000"/>
+          <w:sz w:val="18"/>
+          <w:highlight w:val="lightGray"/>
+        </w:rPr>
+        <w:t>I</w:t>
+      </w:r>
+      <w:r>
+        <w:rPr>
+          <w:rFonts w:ascii="Arial" w:hAnsi="Arial" w:eastAsia="Arial" w:cs="Arial"/>
+          <w:b/>
+          <w:i w:val="0"/>
+          <w:color w:val="000000"/>
+          <w:sz w:val="18"/>
+          <w:highlight w:val="lightGray"/>
+        </w:rPr>
+        <w:t xml:space="preserve"> </w:t>
+      </w:r>
+      <w:r>
+        <w:rPr>
+          <w:rFonts w:ascii="Arial" w:hAnsi="Arial" w:eastAsia="Arial" w:cs="Arial"/>
+          <w:b/>
+          <w:i w:val="0"/>
+          <w:color w:val="000000"/>
+          <w:sz w:val="18"/>
+          <w:highlight w:val="lightGray"/>
+        </w:rPr>
+        <w:t>S</w:t>
+      </w:r>
+      <w:r>
+        <w:rPr>
+          <w:rFonts w:ascii="Arial" w:hAnsi="Arial" w:eastAsia="Arial" w:cs="Arial"/>
+          <w:b/>
+          <w:i w:val="0"/>
+          <w:color w:val="000000"/>
+          <w:sz w:val="18"/>
+          <w:highlight w:val="lightGray"/>
+        </w:rPr>
+        <w:t>o</w:t>
+      </w:r>
+      <w:r>
+        <w:rPr>
+          <w:rFonts w:ascii="Arial" w:hAnsi="Arial" w:eastAsia="Arial" w:cs="Arial"/>
+          <w:b/>
+          <w:i w:val="0"/>
+          <w:color w:val="000000"/>
+          <w:sz w:val="18"/>
+          <w:highlight w:val="lightGray"/>
+        </w:rPr>
+        <w:t>u</w:t>
+      </w:r>
+      <w:r>
+        <w:rPr>
+          <w:rFonts w:ascii="Arial" w:hAnsi="Arial" w:eastAsia="Arial" w:cs="Arial"/>
+          <w:b/>
+          <w:i w:val="0"/>
+          <w:color w:val="000000"/>
+          <w:sz w:val="18"/>
+          <w:highlight w:val="lightGray"/>
+        </w:rPr>
+        <w:t>r</w:t>
+      </w:r>
+      <w:r>
+        <w:rPr>
+          <w:rFonts w:ascii="Arial" w:hAnsi="Arial" w:eastAsia="Arial" w:cs="Arial"/>
+          <w:b/>
+          <w:i w:val="0"/>
+          <w:color w:val="000000"/>
+          <w:sz w:val="18"/>
+          <w:highlight w:val="lightGray"/>
+        </w:rPr>
+        <w:t>c</w:t>
+      </w:r>
+      <w:r>
+        <w:rPr>
+          <w:rFonts w:ascii="Arial" w:hAnsi="Arial" w:eastAsia="Arial" w:cs="Arial"/>
+          <w:b/>
+          <w:i w:val="0"/>
+          <w:color w:val="000000"/>
+          <w:sz w:val="18"/>
+          <w:highlight w:val="lightGray"/>
+        </w:rPr>
+        <w:t>e</w:t>
+      </w:r>
+      <w:r>
+        <w:rPr>
+          <w:rFonts w:ascii="Arial" w:hAnsi="Arial" w:eastAsia="Arial" w:cs="Arial"/>
+          <w:b/>
+          <w:i w:val="0"/>
+          <w:color w:val="000000"/>
+          <w:sz w:val="18"/>
+          <w:highlight w:val="lightGray"/>
+        </w:rPr>
+        <w:t>:</w:t>
+      </w:r>
+      <w:r>
+        <w:rPr>
+          <w:rFonts w:ascii="Arial" w:hAnsi="Arial" w:eastAsia="Arial" w:cs="Arial"/>
+          <w:b/>
+          <w:i w:val="0"/>
+          <w:color w:val="000000"/>
+          <w:sz w:val="18"/>
+          <w:highlight w:val="lightGray"/>
+        </w:rPr>
+        <w:t xml:space="preserve"> </w:t>
+      </w:r>
+      <w:r>
+        <w:rPr>
+          <w:rFonts w:ascii="Arial" w:hAnsi="Arial" w:eastAsia="Arial" w:cs="Arial"/>
+          <w:b/>
+          <w:i w:val="0"/>
+          <w:color w:val="000000"/>
+          <w:sz w:val="18"/>
+          <w:highlight w:val="lightGray"/>
+        </w:rPr>
+        <w:t>P</w:t>
+      </w:r>
+      <w:r>
+        <w:rPr>
+          <w:rFonts w:ascii="Arial" w:hAnsi="Arial" w:eastAsia="Arial" w:cs="Arial"/>
+          <w:b/>
+          <w:i w:val="0"/>
+          <w:color w:val="000000"/>
+          <w:sz w:val="18"/>
+          <w:highlight w:val="lightGray"/>
+        </w:rPr>
+        <w:t>r</w:t>
+      </w:r>
+      <w:r>
+        <w:rPr>
+          <w:rFonts w:ascii="Arial" w:hAnsi="Arial" w:eastAsia="Arial" w:cs="Arial"/>
+          <w:b/>
+          <w:i w:val="0"/>
+          <w:color w:val="000000"/>
+          <w:sz w:val="18"/>
+          <w:highlight w:val="lightGray"/>
+        </w:rPr>
+        <w:t>o</w:t>
+      </w:r>
+      <w:r>
+        <w:rPr>
+          <w:rFonts w:ascii="Arial" w:hAnsi="Arial" w:eastAsia="Arial" w:cs="Arial"/>
+          <w:b/>
+          <w:i w:val="0"/>
+          <w:color w:val="000000"/>
+          <w:sz w:val="18"/>
+          <w:highlight w:val="lightGray"/>
+        </w:rPr>
+        <w:t>v</w:t>
+      </w:r>
+      <w:r>
+        <w:rPr>
+          <w:rFonts w:ascii="Arial" w:hAnsi="Arial" w:eastAsia="Arial" w:cs="Arial"/>
+          <w:b/>
+          <w:i w:val="0"/>
+          <w:color w:val="000000"/>
+          <w:sz w:val="18"/>
+          <w:highlight w:val="lightGray"/>
+        </w:rPr>
+        <w:t>i</w:t>
+      </w:r>
+      <w:r>
+        <w:rPr>
+          <w:rFonts w:ascii="Arial" w:hAnsi="Arial" w:eastAsia="Arial" w:cs="Arial"/>
+          <w:b/>
+          <w:i w:val="0"/>
+          <w:color w:val="000000"/>
+          <w:sz w:val="18"/>
+          <w:highlight w:val="lightGray"/>
+        </w:rPr>
+        <w:t>d</w:t>
+      </w:r>
+      <w:r>
+        <w:rPr>
+          <w:rFonts w:ascii="Arial" w:hAnsi="Arial" w:eastAsia="Arial" w:cs="Arial"/>
+          <w:b/>
+          <w:i w:val="0"/>
+          <w:color w:val="000000"/>
+          <w:sz w:val="18"/>
+          <w:highlight w:val="lightGray"/>
+        </w:rPr>
+        <w:t>e</w:t>
+      </w:r>
+      <w:r>
+        <w:rPr>
+          <w:rFonts w:ascii="Arial" w:hAnsi="Arial" w:eastAsia="Arial" w:cs="Arial"/>
+          <w:b/>
+          <w:i w:val="0"/>
+          <w:color w:val="000000"/>
+          <w:sz w:val="18"/>
+          <w:highlight w:val="lightGray"/>
+        </w:rPr>
+        <w:t>d</w:t>
+      </w:r>
+      <w:r>
+        <w:rPr>
+          <w:rFonts w:ascii="Arial" w:hAnsi="Arial" w:eastAsia="Arial" w:cs="Arial"/>
+          <w:b/>
+          <w:i w:val="0"/>
+          <w:color w:val="000000"/>
+          <w:sz w:val="18"/>
+          <w:highlight w:val="lightGray"/>
+        </w:rPr>
+        <w:t xml:space="preserve"> </w:t>
+      </w:r>
+      <w:r>
+        <w:rPr>
+          <w:rFonts w:ascii="Arial" w:hAnsi="Arial" w:eastAsia="Arial" w:cs="Arial"/>
+          <w:b/>
+          <w:i w:val="0"/>
+          <w:color w:val="000000"/>
+          <w:sz w:val="18"/>
+          <w:highlight w:val="lightGray"/>
+        </w:rPr>
+        <w:t>b</w:t>
+      </w:r>
+      <w:r>
+        <w:rPr>
+          <w:rFonts w:ascii="Arial" w:hAnsi="Arial" w:eastAsia="Arial" w:cs="Arial"/>
+          <w:b/>
+          <w:i w:val="0"/>
+          <w:color w:val="000000"/>
+          <w:sz w:val="18"/>
+          <w:highlight w:val="lightGray"/>
+        </w:rPr>
+        <w:t>y</w:t>
+      </w:r>
+      <w:r>
+        <w:rPr>
+          <w:rFonts w:ascii="Arial" w:hAnsi="Arial" w:eastAsia="Arial" w:cs="Arial"/>
+          <w:b/>
+          <w:i w:val="0"/>
+          <w:color w:val="000000"/>
+          <w:sz w:val="18"/>
+          <w:highlight w:val="lightGray"/>
+        </w:rPr>
+        <w:t>:</w:t>
+      </w:r>
+      <w:r>
+        <w:rPr>
+          <w:rFonts w:ascii="Arial" w:hAnsi="Arial" w:eastAsia="Arial" w:cs="Arial"/>
+          <w:b/>
+          <w:i w:val="0"/>
+          <w:color w:val="000000"/>
+          <w:sz w:val="18"/>
+          <w:highlight w:val="lightGray"/>
+        </w:rPr>
+        <w:t xml:space="preserve"> </w:t>
+      </w:r>
+      <w:r>
+        <w:rPr>
+          <w:rFonts w:ascii="Arial" w:hAnsi="Arial" w:eastAsia="Arial" w:cs="Arial"/>
+          <w:b/>
+          <w:i w:val="0"/>
+          <w:color w:val="000000"/>
+          <w:sz w:val="18"/>
+          <w:highlight w:val="lightGray"/>
+        </w:rPr>
+        <w:t>[</w:t>
+      </w:r>
+      <w:r>
+        <w:rPr>
+          <w:rFonts w:ascii="Arial" w:hAnsi="Arial" w:eastAsia="Arial" w:cs="Arial"/>
+          <w:b/>
+          <w:i w:val="0"/>
+          <w:color w:val="000000"/>
+          <w:sz w:val="18"/>
+          <w:highlight w:val="lightGray"/>
+        </w:rPr>
+        <w:t>D</w:t>
+      </w:r>
+      <w:r>
+        <w:rPr>
+          <w:rFonts w:ascii="Arial" w:hAnsi="Arial" w:eastAsia="Arial" w:cs="Arial"/>
+          <w:b/>
+          <w:i w:val="0"/>
+          <w:color w:val="000000"/>
+          <w:sz w:val="18"/>
+          <w:highlight w:val="lightGray"/>
+        </w:rPr>
+        <w:t>a</w:t>
+      </w:r>
+      <w:r>
+        <w:rPr>
+          <w:rFonts w:ascii="Arial" w:hAnsi="Arial" w:eastAsia="Arial" w:cs="Arial"/>
+          <w:b/>
+          <w:i w:val="0"/>
+          <w:color w:val="000000"/>
+          <w:sz w:val="18"/>
+          <w:highlight w:val="lightGray"/>
+        </w:rPr>
+        <w:t>t</w:t>
+      </w:r>
+      <w:r>
+        <w:rPr>
+          <w:rFonts w:ascii="Arial" w:hAnsi="Arial" w:eastAsia="Arial" w:cs="Arial"/>
+          <w:b/>
+          <w:i w:val="0"/>
+          <w:color w:val="000000"/>
+          <w:sz w:val="18"/>
+          <w:highlight w:val="lightGray"/>
+        </w:rPr>
+        <w:t>a</w:t>
+      </w:r>
+      <w:r>
+        <w:rPr>
+          <w:rFonts w:ascii="Arial" w:hAnsi="Arial" w:eastAsia="Arial" w:cs="Arial"/>
+          <w:b/>
+          <w:i w:val="0"/>
+          <w:color w:val="000000"/>
+          <w:sz w:val="18"/>
+          <w:highlight w:val="lightGray"/>
+        </w:rPr>
+        <w:t xml:space="preserve"> </w:t>
+      </w:r>
+      <w:r>
+        <w:rPr>
+          <w:rFonts w:ascii="Arial" w:hAnsi="Arial" w:eastAsia="Arial" w:cs="Arial"/>
+          <w:b/>
+          <w:i w:val="0"/>
+          <w:color w:val="000000"/>
+          <w:sz w:val="18"/>
+          <w:highlight w:val="lightGray"/>
+        </w:rPr>
+        <w:t>P</w:t>
+      </w:r>
+      <w:r>
+        <w:rPr>
+          <w:rFonts w:ascii="Arial" w:hAnsi="Arial" w:eastAsia="Arial" w:cs="Arial"/>
+          <w:b/>
+          <w:i w:val="0"/>
+          <w:color w:val="000000"/>
+          <w:sz w:val="18"/>
+          <w:highlight w:val="lightGray"/>
+        </w:rPr>
+        <w:t>a</w:t>
+      </w:r>
+      <w:r>
+        <w:rPr>
+          <w:rFonts w:ascii="Arial" w:hAnsi="Arial" w:eastAsia="Arial" w:cs="Arial"/>
+          <w:b/>
+          <w:i w:val="0"/>
+          <w:color w:val="000000"/>
+          <w:sz w:val="18"/>
+          <w:highlight w:val="lightGray"/>
+        </w:rPr>
+        <w:t>t</w:t>
+      </w:r>
+      <w:r>
+        <w:rPr>
+          <w:rFonts w:ascii="Arial" w:hAnsi="Arial" w:eastAsia="Arial" w:cs="Arial"/>
+          <w:b/>
+          <w:i w:val="0"/>
+          <w:color w:val="000000"/>
+          <w:sz w:val="18"/>
+          <w:highlight w:val="lightGray"/>
+        </w:rPr>
+        <w:t>h</w:t>
+      </w:r>
+      <w:r>
+        <w:rPr>
+          <w:rFonts w:ascii="Arial" w:hAnsi="Arial" w:eastAsia="Arial" w:cs="Arial"/>
+          <w:b w:val="0"/>
+          <w:i w:val="0"/>
+          <w:color w:val="000000"/>
+          <w:sz w:val="18"/>
+          <w:highlight w:val="lightGray"/>
+        </w:rPr>
+        <w:t>:</w:t>
+      </w:r>
+      <w:r>
+        <w:rPr>
+          <w:rFonts w:ascii="Arial" w:hAnsi="Arial" w:eastAsia="Arial" w:cs="Arial"/>
+          <w:b w:val="0"/>
+          <w:i w:val="0"/>
+          <w:color w:val="000000"/>
+          <w:sz w:val="18"/>
+          <w:highlight w:val="lightGray"/>
+        </w:rPr>
+        <w:t xml:space="preserve"> </w:t>
+      </w:r>
+      <w:r>
+        <w:rPr>
+          <w:rFonts w:ascii="Arial" w:hAnsi="Arial" w:eastAsia="Arial" w:cs="Arial"/>
+          <w:b w:val="0"/>
+          <w:i w:val="0"/>
+          <w:color w:val="000000"/>
+          <w:sz w:val="18"/>
+          <w:highlight w:val="lightGray"/>
+        </w:rPr>
+        <w:t>P</w:t>
+      </w:r>
+      <w:r>
+        <w:rPr>
+          <w:rFonts w:ascii="Arial" w:hAnsi="Arial" w:eastAsia="Arial" w:cs="Arial"/>
+          <w:b w:val="0"/>
+          <w:i w:val="0"/>
+          <w:color w:val="000000"/>
+          <w:sz w:val="18"/>
+          <w:highlight w:val="lightGray"/>
+        </w:rPr>
+        <w:t>e</w:t>
+      </w:r>
+      <w:r>
+        <w:rPr>
+          <w:rFonts w:ascii="Arial" w:hAnsi="Arial" w:eastAsia="Arial" w:cs="Arial"/>
+          <w:b w:val="0"/>
+          <w:i w:val="0"/>
+          <w:color w:val="000000"/>
+          <w:sz w:val="18"/>
+          <w:highlight w:val="lightGray"/>
+        </w:rPr>
+        <w:t>r</w:t>
+      </w:r>
+      <w:r>
+        <w:rPr>
+          <w:rFonts w:ascii="Arial" w:hAnsi="Arial" w:eastAsia="Arial" w:cs="Arial"/>
+          <w:b w:val="0"/>
+          <w:i w:val="0"/>
+          <w:color w:val="000000"/>
+          <w:sz w:val="18"/>
+          <w:highlight w:val="lightGray"/>
+        </w:rPr>
+        <w:t>s</w:t>
+      </w:r>
+      <w:r>
+        <w:rPr>
+          <w:rFonts w:ascii="Arial" w:hAnsi="Arial" w:eastAsia="Arial" w:cs="Arial"/>
+          <w:b w:val="0"/>
+          <w:i w:val="0"/>
+          <w:color w:val="000000"/>
+          <w:sz w:val="18"/>
+          <w:highlight w:val="lightGray"/>
+        </w:rPr>
+        <w:t>o</w:t>
+      </w:r>
+      <w:r>
+        <w:rPr>
+          <w:rFonts w:ascii="Arial" w:hAnsi="Arial" w:eastAsia="Arial" w:cs="Arial"/>
+          <w:b w:val="0"/>
+          <w:i w:val="0"/>
+          <w:color w:val="000000"/>
+          <w:sz w:val="18"/>
+          <w:highlight w:val="lightGray"/>
+        </w:rPr>
+        <w:t>n</w:t>
+      </w:r>
+      <w:r>
+        <w:rPr>
+          <w:rFonts w:ascii="Arial" w:hAnsi="Arial" w:eastAsia="Arial" w:cs="Arial"/>
+          <w:b w:val="0"/>
+          <w:i w:val="0"/>
+          <w:color w:val="000000"/>
+          <w:sz w:val="18"/>
+          <w:highlight w:val="lightGray"/>
+        </w:rPr>
+        <w:t>s</w:t>
+      </w:r>
+      <w:r>
+        <w:rPr>
+          <w:rFonts w:ascii="Arial" w:hAnsi="Arial" w:eastAsia="Arial" w:cs="Arial"/>
+          <w:b w:val="0"/>
+          <w:i w:val="0"/>
+          <w:color w:val="000000"/>
+          <w:sz w:val="18"/>
+          <w:highlight w:val="lightGray"/>
+        </w:rPr>
+        <w:t xml:space="preserve"> </w:t>
+      </w:r>
+      <w:r>
+        <w:rPr>
+          <w:rFonts w:ascii="Arial" w:hAnsi="Arial" w:eastAsia="Arial" w:cs="Arial"/>
+          <w:b w:val="0"/>
+          <w:i w:val="0"/>
+          <w:color w:val="000000"/>
+          <w:sz w:val="18"/>
+          <w:highlight w:val="lightGray"/>
+        </w:rPr>
+        <w:t>T</w:t>
+      </w:r>
+      <w:r>
+        <w:rPr>
+          <w:rFonts w:ascii="Arial" w:hAnsi="Arial" w:eastAsia="Arial" w:cs="Arial"/>
+          <w:b w:val="0"/>
+          <w:i w:val="0"/>
+          <w:color w:val="000000"/>
+          <w:sz w:val="18"/>
+          <w:highlight w:val="lightGray"/>
+        </w:rPr>
+        <w:t>a</w:t>
+      </w:r>
+      <w:r>
+        <w:rPr>
+          <w:rFonts w:ascii="Arial" w:hAnsi="Arial" w:eastAsia="Arial" w:cs="Arial"/>
+          <w:b w:val="0"/>
+          <w:i w:val="0"/>
+          <w:color w:val="000000"/>
+          <w:sz w:val="18"/>
+          <w:highlight w:val="lightGray"/>
+        </w:rPr>
+        <w:t>b</w:t>
+      </w:r>
+      <w:r>
+        <w:rPr>
+          <w:rFonts w:ascii="Arial" w:hAnsi="Arial" w:eastAsia="Arial" w:cs="Arial"/>
+          <w:b w:val="0"/>
+          <w:i w:val="0"/>
+          <w:color w:val="000000"/>
+          <w:sz w:val="18"/>
+          <w:highlight w:val="lightGray"/>
+        </w:rPr>
+        <w:t>l</w:t>
+      </w:r>
+      <w:r>
+        <w:rPr>
+          <w:rFonts w:ascii="Arial" w:hAnsi="Arial" w:eastAsia="Arial" w:cs="Arial"/>
+          <w:b w:val="0"/>
+          <w:i w:val="0"/>
+          <w:color w:val="000000"/>
+          <w:sz w:val="18"/>
+          <w:highlight w:val="lightGray"/>
+        </w:rPr>
+        <w:t>e</w:t>
+      </w:r>
+      <w:r>
+        <w:rPr>
+          <w:rFonts w:ascii="Arial" w:hAnsi="Arial" w:eastAsia="Arial" w:cs="Arial"/>
+          <w:b w:val="0"/>
+          <w:i w:val="0"/>
+          <w:color w:val="000000"/>
+          <w:sz w:val="18"/>
+          <w:highlight w:val="lightGray"/>
+        </w:rPr>
+        <w:t xml:space="preserve"> </w:t>
+      </w:r>
+      <w:r>
+        <w:rPr>
+          <w:rFonts w:ascii="Arial" w:hAnsi="Arial" w:eastAsia="Arial" w:cs="Arial"/>
+          <w:b w:val="0"/>
+          <w:i w:val="0"/>
+          <w:color w:val="000000"/>
+          <w:sz w:val="18"/>
+          <w:highlight w:val="lightGray"/>
+        </w:rPr>
+        <w:t>-</w:t>
+      </w:r>
+      <w:r>
+        <w:rPr>
+          <w:rFonts w:ascii="Arial" w:hAnsi="Arial" w:eastAsia="Arial" w:cs="Arial"/>
+          <w:b w:val="0"/>
+          <w:i w:val="0"/>
+          <w:color w:val="000000"/>
+          <w:sz w:val="18"/>
+          <w:highlight w:val="lightGray"/>
+        </w:rPr>
+        <w:t>&gt;</w:t>
+      </w:r>
+      <w:r>
+        <w:rPr>
+          <w:rFonts w:ascii="Arial" w:hAnsi="Arial" w:eastAsia="Arial" w:cs="Arial"/>
+          <w:b w:val="0"/>
+          <w:i w:val="0"/>
+          <w:color w:val="000000"/>
+          <w:sz w:val="18"/>
+          <w:highlight w:val="lightGray"/>
+        </w:rPr>
+        <w:t xml:space="preserve"> </w:t>
+      </w:r>
+      <w:r>
+        <w:rPr>
+          <w:rFonts w:ascii="Arial" w:hAnsi="Arial" w:eastAsia="Arial" w:cs="Arial"/>
+          <w:b w:val="0"/>
+          <w:i w:val="0"/>
+          <w:color w:val="000000"/>
+          <w:sz w:val="18"/>
+          <w:highlight w:val="lightGray"/>
+        </w:rPr>
+        <w:t>I</w:t>
+      </w:r>
+      <w:r>
+        <w:rPr>
+          <w:rFonts w:ascii="Arial" w:hAnsi="Arial" w:eastAsia="Arial" w:cs="Arial"/>
+          <w:b w:val="0"/>
+          <w:i w:val="0"/>
+          <w:color w:val="000000"/>
+          <w:sz w:val="18"/>
+          <w:highlight w:val="lightGray"/>
+        </w:rPr>
+        <w:t>D</w:t>
+      </w:r>
+      <w:r>
+        <w:rPr>
+          <w:rFonts w:ascii="Arial" w:hAnsi="Arial" w:eastAsia="Arial" w:cs="Arial"/>
+          <w:b w:val="0"/>
+          <w:i w:val="0"/>
+          <w:color w:val="000000"/>
+          <w:sz w:val="18"/>
+          <w:highlight w:val="lightGray"/>
+        </w:rPr>
+        <w:t xml:space="preserve"> </w:t>
+      </w:r>
+      <w:r>
+        <w:rPr>
+          <w:rFonts w:ascii="Arial" w:hAnsi="Arial" w:eastAsia="Arial" w:cs="Arial"/>
+          <w:b w:val="0"/>
+          <w:i w:val="0"/>
+          <w:color w:val="000000"/>
+          <w:sz w:val="18"/>
+          <w:highlight w:val="lightGray"/>
+        </w:rPr>
+        <w:t>C</w:t>
+      </w:r>
+      <w:r>
+        <w:rPr>
+          <w:rFonts w:ascii="Arial" w:hAnsi="Arial" w:eastAsia="Arial" w:cs="Arial"/>
+          <w:b w:val="0"/>
+          <w:i w:val="0"/>
+          <w:color w:val="000000"/>
+          <w:sz w:val="18"/>
+          <w:highlight w:val="lightGray"/>
+        </w:rPr>
+        <w:t>o</w:t>
+      </w:r>
+      <w:r>
+        <w:rPr>
+          <w:rFonts w:ascii="Arial" w:hAnsi="Arial" w:eastAsia="Arial" w:cs="Arial"/>
+          <w:b w:val="0"/>
+          <w:i w:val="0"/>
+          <w:color w:val="000000"/>
+          <w:sz w:val="18"/>
+          <w:highlight w:val="lightGray"/>
+        </w:rPr>
+        <w:t>l</w:t>
+      </w:r>
+      <w:r>
+        <w:rPr>
+          <w:rFonts w:ascii="Arial" w:hAnsi="Arial" w:eastAsia="Arial" w:cs="Arial"/>
+          <w:b w:val="0"/>
+          <w:i w:val="0"/>
+          <w:color w:val="000000"/>
+          <w:sz w:val="18"/>
+          <w:highlight w:val="lightGray"/>
+        </w:rPr>
+        <w:t>u</w:t>
+      </w:r>
+      <w:r>
+        <w:rPr>
+          <w:rFonts w:ascii="Arial" w:hAnsi="Arial" w:eastAsia="Arial" w:cs="Arial"/>
+          <w:b w:val="0"/>
+          <w:i w:val="0"/>
+          <w:color w:val="000000"/>
+          <w:sz w:val="18"/>
+          <w:highlight w:val="lightGray"/>
+        </w:rPr>
+        <w:t>m</w:t>
+      </w:r>
+      <w:r>
+        <w:rPr>
+          <w:rFonts w:ascii="Arial" w:hAnsi="Arial" w:eastAsia="Arial" w:cs="Arial"/>
+          <w:b w:val="0"/>
+          <w:i w:val="0"/>
+          <w:color w:val="000000"/>
+          <w:sz w:val="18"/>
+          <w:highlight w:val="lightGray"/>
+        </w:rPr>
+        <w:t>n</w:t>
+      </w:r>
+      <w:r>
+        <w:rPr>
+          <w:rFonts w:ascii="Arial" w:hAnsi="Arial" w:eastAsia="Arial" w:cs="Arial"/>
+          <w:b w:val="0"/>
+          <w:i w:val="0"/>
+          <w:color w:val="000000"/>
+          <w:sz w:val="18"/>
+          <w:highlight w:val="lightGray"/>
+        </w:rPr>
+        <w:t>:</w:t>
+      </w:r>
+      <w:r>
+        <w:rPr>
+          <w:rFonts w:ascii="Arial" w:hAnsi="Arial" w:eastAsia="Arial" w:cs="Arial"/>
+          <w:b w:val="0"/>
+          <w:i w:val="0"/>
+          <w:color w:val="000000"/>
+          <w:sz w:val="18"/>
+          <w:highlight w:val="lightGray"/>
+        </w:rPr>
+        <w:t xml:space="preserve"> </w:t>
+      </w:r>
+      <w:r>
+        <w:rPr>
+          <w:rFonts w:ascii="Arial" w:hAnsi="Arial" w:eastAsia="Arial" w:cs="Arial"/>
+          <w:b w:val="0"/>
+          <w:i w:val="0"/>
+          <w:color w:val="000000"/>
+          <w:sz w:val="18"/>
+          <w:highlight w:val="lightGray"/>
+        </w:rPr>
+        <w:t>1</w:t>
+      </w:r>
+      <w:r>
+        <w:rPr>
+          <w:rFonts w:ascii="Arial" w:hAnsi="Arial" w:eastAsia="Arial" w:cs="Arial"/>
+          <w:b w:val="0"/>
+          <w:i w:val="0"/>
+          <w:color w:val="000000"/>
+          <w:sz w:val="18"/>
+          <w:highlight w:val="lightGray"/>
+        </w:rPr>
+        <w:t>,</w:t>
+      </w:r>
+      <w:r>
+        <w:rPr>
+          <w:rFonts w:ascii="Arial" w:hAnsi="Arial" w:eastAsia="Arial" w:cs="Arial"/>
+          <w:b w:val="0"/>
+          <w:i w:val="0"/>
+          <w:color w:val="000000"/>
+          <w:sz w:val="18"/>
+          <w:highlight w:val="lightGray"/>
+        </w:rPr>
+        <w:t xml:space="preserve"> </w:t>
+      </w:r>
+      <w:r>
+        <w:rPr>
+          <w:rFonts w:ascii="Arial" w:hAnsi="Arial" w:eastAsia="Arial" w:cs="Arial"/>
+          <w:b w:val="0"/>
+          <w:i w:val="0"/>
+          <w:color w:val="000000"/>
+          <w:sz w:val="18"/>
+          <w:highlight w:val="lightGray"/>
+        </w:rPr>
+        <w:t>N</w:t>
+      </w:r>
+      <w:r>
+        <w:rPr>
+          <w:rFonts w:ascii="Arial" w:hAnsi="Arial" w:eastAsia="Arial" w:cs="Arial"/>
+          <w:b w:val="0"/>
+          <w:i w:val="0"/>
+          <w:color w:val="000000"/>
+          <w:sz w:val="18"/>
+          <w:highlight w:val="lightGray"/>
+        </w:rPr>
+        <w:t>a</w:t>
+      </w:r>
+      <w:r>
+        <w:rPr>
+          <w:rFonts w:ascii="Arial" w:hAnsi="Arial" w:eastAsia="Arial" w:cs="Arial"/>
+          <w:b w:val="0"/>
+          <w:i w:val="0"/>
+          <w:color w:val="000000"/>
+          <w:sz w:val="18"/>
+          <w:highlight w:val="lightGray"/>
+        </w:rPr>
+        <w:t>m</w:t>
+      </w:r>
+      <w:r>
+        <w:rPr>
+          <w:rFonts w:ascii="Arial" w:hAnsi="Arial" w:eastAsia="Arial" w:cs="Arial"/>
+          <w:b w:val="0"/>
+          <w:i w:val="0"/>
+          <w:color w:val="000000"/>
+          <w:sz w:val="18"/>
+          <w:highlight w:val="lightGray"/>
+        </w:rPr>
+        <w:t>e</w:t>
+      </w:r>
+      <w:r>
+        <w:rPr>
+          <w:rFonts w:ascii="Arial" w:hAnsi="Arial" w:eastAsia="Arial" w:cs="Arial"/>
+          <w:b w:val="0"/>
+          <w:i w:val="0"/>
+          <w:color w:val="000000"/>
+          <w:sz w:val="18"/>
+          <w:highlight w:val="lightGray"/>
+        </w:rPr>
+        <w:t>_</w:t>
+      </w:r>
+      <w:r>
+        <w:rPr>
+          <w:rFonts w:ascii="Arial" w:hAnsi="Arial" w:eastAsia="Arial" w:cs="Arial"/>
+          <w:b w:val="0"/>
+          <w:i w:val="0"/>
+          <w:color w:val="000000"/>
+          <w:sz w:val="18"/>
+          <w:highlight w:val="lightGray"/>
+        </w:rPr>
+        <w:t>E</w:t>
+      </w:r>
+      <w:r>
+        <w:rPr>
+          <w:rFonts w:ascii="Arial" w:hAnsi="Arial" w:eastAsia="Arial" w:cs="Arial"/>
+          <w:b w:val="0"/>
+          <w:i w:val="0"/>
+          <w:color w:val="000000"/>
+          <w:sz w:val="18"/>
+          <w:highlight w:val="lightGray"/>
+        </w:rPr>
+        <w:t>n</w:t>
+      </w:r>
+      <w:r>
+        <w:rPr>
+          <w:rFonts w:ascii="Arial" w:hAnsi="Arial" w:eastAsia="Arial" w:cs="Arial"/>
+          <w:b w:val="0"/>
+          <w:i w:val="0"/>
+          <w:color w:val="000000"/>
+          <w:sz w:val="18"/>
+          <w:highlight w:val="lightGray"/>
+        </w:rPr>
+        <w:t xml:space="preserve"> </w:t>
+      </w:r>
+      <w:r>
+        <w:rPr>
+          <w:rFonts w:ascii="Arial" w:hAnsi="Arial" w:eastAsia="Arial" w:cs="Arial"/>
+          <w:b w:val="0"/>
+          <w:i w:val="0"/>
+          <w:color w:val="000000"/>
+          <w:sz w:val="18"/>
+          <w:highlight w:val="lightGray"/>
+        </w:rPr>
+        <w:t>C</w:t>
+      </w:r>
+      <w:r>
+        <w:rPr>
+          <w:rFonts w:ascii="Arial" w:hAnsi="Arial" w:eastAsia="Arial" w:cs="Arial"/>
+          <w:b w:val="0"/>
+          <w:i w:val="0"/>
+          <w:color w:val="000000"/>
+          <w:sz w:val="18"/>
+          <w:highlight w:val="lightGray"/>
+        </w:rPr>
+        <w:t>o</w:t>
+      </w:r>
+      <w:r>
+        <w:rPr>
+          <w:rFonts w:ascii="Arial" w:hAnsi="Arial" w:eastAsia="Arial" w:cs="Arial"/>
+          <w:b w:val="0"/>
+          <w:i w:val="0"/>
+          <w:color w:val="000000"/>
+          <w:sz w:val="18"/>
+          <w:highlight w:val="lightGray"/>
+        </w:rPr>
+        <w:t>l</w:t>
+      </w:r>
+      <w:r>
+        <w:rPr>
+          <w:rFonts w:ascii="Arial" w:hAnsi="Arial" w:eastAsia="Arial" w:cs="Arial"/>
+          <w:b w:val="0"/>
+          <w:i w:val="0"/>
+          <w:color w:val="000000"/>
+          <w:sz w:val="18"/>
+          <w:highlight w:val="lightGray"/>
+        </w:rPr>
+        <w:t>u</w:t>
+      </w:r>
+      <w:r>
+        <w:rPr>
+          <w:rFonts w:ascii="Arial" w:hAnsi="Arial" w:eastAsia="Arial" w:cs="Arial"/>
+          <w:b w:val="0"/>
+          <w:i w:val="0"/>
+          <w:color w:val="000000"/>
+          <w:sz w:val="18"/>
+          <w:highlight w:val="lightGray"/>
+        </w:rPr>
+        <w:t>m</w:t>
+      </w:r>
+      <w:r>
+        <w:rPr>
+          <w:rFonts w:ascii="Arial" w:hAnsi="Arial" w:eastAsia="Arial" w:cs="Arial"/>
+          <w:b w:val="0"/>
+          <w:i w:val="0"/>
+          <w:color w:val="000000"/>
+          <w:sz w:val="18"/>
+          <w:highlight w:val="lightGray"/>
+        </w:rPr>
+        <w:t>n</w:t>
+      </w:r>
+      <w:r>
+        <w:rPr>
+          <w:rFonts w:ascii="Arial" w:hAnsi="Arial" w:eastAsia="Arial" w:cs="Arial"/>
+          <w:b w:val="0"/>
+          <w:i w:val="0"/>
+          <w:color w:val="000000"/>
+          <w:sz w:val="18"/>
+          <w:highlight w:val="lightGray"/>
+        </w:rPr>
+        <w:t>:</w:t>
+      </w:r>
+      <w:r>
+        <w:rPr>
+          <w:rFonts w:ascii="Arial" w:hAnsi="Arial" w:eastAsia="Arial" w:cs="Arial"/>
+          <w:b w:val="0"/>
+          <w:i w:val="0"/>
+          <w:color w:val="000000"/>
+          <w:sz w:val="18"/>
+          <w:highlight w:val="lightGray"/>
+        </w:rPr>
+        <w:t xml:space="preserve"> </w:t>
+      </w:r>
+      <w:r>
+        <w:rPr>
+          <w:rFonts w:ascii="Arial" w:hAnsi="Arial" w:eastAsia="Arial" w:cs="Arial"/>
+          <w:b w:val="0"/>
+          <w:i w:val="0"/>
+          <w:color w:val="000000"/>
+          <w:sz w:val="18"/>
+          <w:highlight w:val="lightGray"/>
+        </w:rPr>
+        <w:t>M</w:t>
+      </w:r>
+      <w:r>
+        <w:rPr>
+          <w:rFonts w:ascii="Arial" w:hAnsi="Arial" w:eastAsia="Arial" w:cs="Arial"/>
+          <w:b w:val="0"/>
+          <w:i w:val="0"/>
+          <w:color w:val="000000"/>
+          <w:sz w:val="18"/>
+          <w:highlight w:val="lightGray"/>
+        </w:rPr>
+        <w:t>o</w:t>
+      </w:r>
+      <w:r>
+        <w:rPr>
+          <w:rFonts w:ascii="Arial" w:hAnsi="Arial" w:eastAsia="Arial" w:cs="Arial"/>
+          <w:b w:val="0"/>
+          <w:i w:val="0"/>
+          <w:color w:val="000000"/>
+          <w:sz w:val="18"/>
+          <w:highlight w:val="lightGray"/>
+        </w:rPr>
+        <w:t>t</w:t>
+      </w:r>
+      <w:r>
+        <w:rPr>
+          <w:rFonts w:ascii="Arial" w:hAnsi="Arial" w:eastAsia="Arial" w:cs="Arial"/>
+          <w:b w:val="0"/>
+          <w:i w:val="0"/>
+          <w:color w:val="000000"/>
+          <w:sz w:val="18"/>
+          <w:highlight w:val="lightGray"/>
+        </w:rPr>
+        <w:t>a</w:t>
+      </w:r>
+      <w:r>
+        <w:rPr>
+          <w:rFonts w:ascii="Arial" w:hAnsi="Arial" w:eastAsia="Arial" w:cs="Arial"/>
+          <w:b w:val="0"/>
+          <w:i w:val="0"/>
+          <w:color w:val="000000"/>
+          <w:sz w:val="18"/>
+          <w:highlight w:val="lightGray"/>
+        </w:rPr>
+        <w:t>s</w:t>
+      </w:r>
+      <w:r>
+        <w:rPr>
+          <w:rFonts w:ascii="Arial" w:hAnsi="Arial" w:eastAsia="Arial" w:cs="Arial"/>
+          <w:b w:val="0"/>
+          <w:i w:val="0"/>
+          <w:color w:val="000000"/>
+          <w:sz w:val="18"/>
+          <w:highlight w:val="lightGray"/>
+        </w:rPr>
+        <w:t>e</w:t>
+      </w:r>
+      <w:r>
+        <w:rPr>
+          <w:rFonts w:ascii="Arial" w:hAnsi="Arial" w:eastAsia="Arial" w:cs="Arial"/>
+          <w:b w:val="0"/>
+          <w:i w:val="0"/>
+          <w:color w:val="000000"/>
+          <w:sz w:val="18"/>
+          <w:highlight w:val="lightGray"/>
+        </w:rPr>
+        <w:t>m</w:t>
+      </w:r>
+      <w:r>
+        <w:rPr>
+          <w:rFonts w:ascii="Arial" w:hAnsi="Arial" w:eastAsia="Arial" w:cs="Arial"/>
+          <w:b w:val="0"/>
+          <w:i w:val="0"/>
+          <w:color w:val="000000"/>
+          <w:sz w:val="18"/>
+          <w:highlight w:val="lightGray"/>
+        </w:rPr>
+        <w:t xml:space="preserve"> </w:t>
+      </w:r>
+      <w:r>
+        <w:rPr>
+          <w:rFonts w:ascii="Arial" w:hAnsi="Arial" w:eastAsia="Arial" w:cs="Arial"/>
+          <w:b w:val="0"/>
+          <w:i w:val="0"/>
+          <w:color w:val="000000"/>
+          <w:sz w:val="18"/>
+          <w:highlight w:val="lightGray"/>
+        </w:rPr>
+        <w:t>E</w:t>
+      </w:r>
+      <w:r>
+        <w:rPr>
+          <w:rFonts w:ascii="Arial" w:hAnsi="Arial" w:eastAsia="Arial" w:cs="Arial"/>
+          <w:b w:val="0"/>
+          <w:i w:val="0"/>
+          <w:color w:val="000000"/>
+          <w:sz w:val="18"/>
+          <w:highlight w:val="lightGray"/>
+        </w:rPr>
+        <w:t>s</w:t>
+      </w:r>
+      <w:r>
+        <w:rPr>
+          <w:rFonts w:ascii="Arial" w:hAnsi="Arial" w:eastAsia="Arial" w:cs="Arial"/>
+          <w:b w:val="0"/>
+          <w:i w:val="0"/>
+          <w:color w:val="000000"/>
+          <w:sz w:val="18"/>
+          <w:highlight w:val="lightGray"/>
+        </w:rPr>
+        <w:t>s</w:t>
+      </w:r>
+      <w:r>
+        <w:rPr>
+          <w:rFonts w:ascii="Arial" w:hAnsi="Arial" w:eastAsia="Arial" w:cs="Arial"/>
+          <w:b w:val="0"/>
+          <w:i w:val="0"/>
+          <w:color w:val="000000"/>
+          <w:sz w:val="18"/>
+          <w:highlight w:val="lightGray"/>
+        </w:rPr>
+        <w:t>a</w:t>
+      </w:r>
+      <w:r>
+        <w:rPr>
+          <w:rFonts w:ascii="Arial" w:hAnsi="Arial" w:eastAsia="Arial" w:cs="Arial"/>
+          <w:b w:val="0"/>
+          <w:i w:val="0"/>
+          <w:color w:val="000000"/>
+          <w:sz w:val="18"/>
+          <w:highlight w:val="lightGray"/>
+        </w:rPr>
+        <w:t>m</w:t>
+      </w:r>
+      <w:r>
+        <w:rPr>
+          <w:rFonts w:ascii="Arial" w:hAnsi="Arial" w:eastAsia="Arial" w:cs="Arial"/>
+          <w:b w:val="0"/>
+          <w:i w:val="0"/>
+          <w:color w:val="000000"/>
+          <w:sz w:val="18"/>
+          <w:highlight w:val="lightGray"/>
+        </w:rPr>
+        <w:t>]</w:t>
+      </w:r>
+      <w:r>
+        <w:rPr>
+          <w:rFonts w:ascii="Arial" w:hAnsi="Arial" w:eastAsia="Arial" w:cs="Arial"/>
+          <w:b w:val="0"/>
+          <w:i w:val="0"/>
+          <w:color w:val="000000"/>
+          <w:sz w:val="18"/>
+          <w:highlight w:val="lightGray"/>
+        </w:rPr>
+        <w:t xml:space="preserve"> </w:t>
+      </w:r>
+      <w:r>
+        <w:rPr>
+          <w:rFonts w:ascii="Arial" w:hAnsi="Arial" w:eastAsia="Arial" w:cs="Arial"/>
+          <w:b w:val="0"/>
+          <w:i w:val="0"/>
+          <w:color w:val="000000"/>
+          <w:sz w:val="18"/>
+          <w:highlight w:val="lightGray"/>
+        </w:rPr>
+        <w:t>-</w:t>
+      </w:r>
+      <w:r>
+        <w:rPr>
+          <w:rFonts w:ascii="Arial" w:hAnsi="Arial" w:eastAsia="Arial" w:cs="Arial"/>
+          <w:b w:val="0"/>
+          <w:i w:val="0"/>
+          <w:color w:val="000000"/>
+          <w:sz w:val="18"/>
+          <w:highlight w:val="lightGray"/>
+        </w:rPr>
+        <w:t>&gt;</w:t>
+      </w:r>
+      <w:r>
+        <w:rPr>
+          <w:rFonts w:ascii="Arial" w:hAnsi="Arial" w:eastAsia="Arial" w:cs="Arial"/>
+          <w:b w:val="0"/>
+          <w:i w:val="0"/>
+          <w:color w:val="000000"/>
+          <w:sz w:val="18"/>
+          <w:highlight w:val="lightGray"/>
+        </w:rPr>
+        <w:t xml:space="preserve"> </w:t>
+      </w:r>
+      <w:r>
+        <w:rPr>
+          <w:rFonts w:ascii="Arial" w:hAnsi="Arial" w:eastAsia="Arial" w:cs="Arial"/>
+          <w:b/>
+          <w:i w:val="0"/>
+          <w:color w:val="000000"/>
+          <w:sz w:val="18"/>
+          <w:highlight w:val="lightGray"/>
+        </w:rPr>
+        <w:t>F</w:t>
+      </w:r>
+      <w:r>
+        <w:rPr>
+          <w:rFonts w:ascii="Arial" w:hAnsi="Arial" w:eastAsia="Arial" w:cs="Arial"/>
+          <w:b/>
+          <w:i w:val="0"/>
+          <w:color w:val="000000"/>
+          <w:sz w:val="18"/>
+          <w:highlight w:val="lightGray"/>
+        </w:rPr>
+        <w:t>r</w:t>
+      </w:r>
+      <w:r>
+        <w:rPr>
+          <w:rFonts w:ascii="Arial" w:hAnsi="Arial" w:eastAsia="Arial" w:cs="Arial"/>
+          <w:b/>
+          <w:i w:val="0"/>
+          <w:color w:val="000000"/>
+          <w:sz w:val="18"/>
+          <w:highlight w:val="lightGray"/>
+        </w:rPr>
+        <w:t>o</w:t>
+      </w:r>
+      <w:r>
+        <w:rPr>
+          <w:rFonts w:ascii="Arial" w:hAnsi="Arial" w:eastAsia="Arial" w:cs="Arial"/>
+          <w:b/>
+          <w:i w:val="0"/>
+          <w:color w:val="000000"/>
+          <w:sz w:val="18"/>
+          <w:highlight w:val="lightGray"/>
+        </w:rPr>
+        <w:t>m</w:t>
+      </w:r>
+      <w:r>
+        <w:rPr>
+          <w:rFonts w:ascii="Arial" w:hAnsi="Arial" w:eastAsia="Arial" w:cs="Arial"/>
+          <w:b/>
+          <w:i w:val="0"/>
+          <w:color w:val="000000"/>
+          <w:sz w:val="18"/>
+          <w:highlight w:val="lightGray"/>
+        </w:rPr>
+        <w:t>:</w:t>
+      </w:r>
+      <w:r>
+        <w:rPr>
+          <w:rFonts w:ascii="Arial" w:hAnsi="Arial" w:eastAsia="Arial" w:cs="Arial"/>
+          <w:b w:val="0"/>
+          <w:i w:val="0"/>
+          <w:color w:val="000000"/>
+          <w:sz w:val="18"/>
+          <w:highlight w:val="lightGray"/>
+        </w:rPr>
+        <w:t xml:space="preserve"> </w:t>
+      </w:r>
+      <w:r>
+        <w:rPr>
+          <w:rFonts w:ascii="Arial" w:hAnsi="Arial" w:eastAsia="Arial" w:cs="Arial"/>
+          <w:b w:val="0"/>
+          <w:i w:val="0"/>
+          <w:color w:val="000000"/>
+          <w:sz w:val="18"/>
+          <w:highlight w:val="lightGray"/>
+        </w:rPr>
+        <w:t>[</w:t>
+      </w:r>
+      <w:r>
+        <w:rPr>
+          <w:rFonts w:ascii="Arial" w:hAnsi="Arial" w:eastAsia="Arial" w:cs="Arial"/>
+          <w:b w:val="0"/>
+          <w:i w:val="0"/>
+          <w:color w:val="000000"/>
+          <w:sz w:val="18"/>
+          <w:highlight w:val="lightGray"/>
+        </w:rPr>
+        <w:t>C</w:t>
+      </w:r>
+      <w:r>
+        <w:rPr>
+          <w:rFonts w:ascii="Arial" w:hAnsi="Arial" w:eastAsia="Arial" w:cs="Arial"/>
+          <w:b w:val="0"/>
+          <w:i w:val="0"/>
+          <w:color w:val="000000"/>
+          <w:sz w:val="18"/>
+          <w:highlight w:val="lightGray"/>
+        </w:rPr>
+        <w:t>h</w:t>
+      </w:r>
+      <w:r>
+        <w:rPr>
+          <w:rFonts w:ascii="Arial" w:hAnsi="Arial" w:eastAsia="Arial" w:cs="Arial"/>
+          <w:b w:val="0"/>
+          <w:i w:val="0"/>
+          <w:color w:val="000000"/>
+          <w:sz w:val="18"/>
+          <w:highlight w:val="lightGray"/>
+        </w:rPr>
+        <w:t>a</w:t>
+      </w:r>
+      <w:r>
+        <w:rPr>
+          <w:rFonts w:ascii="Arial" w:hAnsi="Arial" w:eastAsia="Arial" w:cs="Arial"/>
+          <w:b w:val="0"/>
+          <w:i w:val="0"/>
+          <w:color w:val="000000"/>
+          <w:sz w:val="18"/>
+          <w:highlight w:val="lightGray"/>
+        </w:rPr>
+        <w:t>t</w:t>
+      </w:r>
+      <w:r>
+        <w:rPr>
+          <w:rFonts w:ascii="Arial" w:hAnsi="Arial" w:eastAsia="Arial" w:cs="Arial"/>
+          <w:b w:val="0"/>
+          <w:i w:val="0"/>
+          <w:color w:val="000000"/>
+          <w:sz w:val="18"/>
+          <w:highlight w:val="lightGray"/>
+        </w:rPr>
+        <w:t>g</w:t>
+      </w:r>
+      <w:r>
+        <w:rPr>
+          <w:rFonts w:ascii="Arial" w:hAnsi="Arial" w:eastAsia="Arial" w:cs="Arial"/>
+          <w:b w:val="0"/>
+          <w:i w:val="0"/>
+          <w:color w:val="000000"/>
+          <w:sz w:val="18"/>
+          <w:highlight w:val="lightGray"/>
+        </w:rPr>
+        <w:t>p</w:t>
+      </w:r>
+      <w:r>
+        <w:rPr>
+          <w:rFonts w:ascii="Arial" w:hAnsi="Arial" w:eastAsia="Arial" w:cs="Arial"/>
+          <w:b w:val="0"/>
+          <w:i w:val="0"/>
+          <w:color w:val="000000"/>
+          <w:sz w:val="18"/>
+          <w:highlight w:val="lightGray"/>
+        </w:rPr>
+        <w:t>t</w:t>
+      </w:r>
+      <w:r>
+        <w:rPr>
+          <w:rFonts w:ascii="Arial" w:hAnsi="Arial" w:eastAsia="Arial" w:cs="Arial"/>
+          <w:b w:val="0"/>
+          <w:i w:val="0"/>
+          <w:color w:val="000000"/>
+          <w:sz w:val="18"/>
+          <w:highlight w:val="lightGray"/>
+        </w:rPr>
+        <w:t xml:space="preserve"> </w:t>
+      </w:r>
+      <w:r>
+        <w:rPr>
+          <w:rFonts w:ascii="Arial" w:hAnsi="Arial" w:eastAsia="Arial" w:cs="Arial"/>
+          <w:b w:val="0"/>
+          <w:i w:val="0"/>
+          <w:color w:val="000000"/>
+          <w:sz w:val="18"/>
+          <w:highlight w:val="lightGray"/>
+        </w:rPr>
+        <w:t>(</w:t>
+      </w:r>
+      <w:r>
+        <w:rPr>
+          <w:rFonts w:ascii="Arial" w:hAnsi="Arial" w:eastAsia="Arial" w:cs="Arial"/>
+          <w:b w:val="0"/>
+          <w:i w:val="0"/>
+          <w:color w:val="000000"/>
+          <w:sz w:val="18"/>
+          <w:highlight w:val="lightGray"/>
+        </w:rPr>
+        <w:t>G</w:t>
+      </w:r>
+      <w:r>
+        <w:rPr>
+          <w:rFonts w:ascii="Arial" w:hAnsi="Arial" w:eastAsia="Arial" w:cs="Arial"/>
+          <w:b w:val="0"/>
+          <w:i w:val="0"/>
+          <w:color w:val="000000"/>
+          <w:sz w:val="18"/>
+          <w:highlight w:val="lightGray"/>
+        </w:rPr>
+        <w:t>P</w:t>
+      </w:r>
+      <w:r>
+        <w:rPr>
+          <w:rFonts w:ascii="Arial" w:hAnsi="Arial" w:eastAsia="Arial" w:cs="Arial"/>
+          <w:b w:val="0"/>
+          <w:i w:val="0"/>
+          <w:color w:val="000000"/>
+          <w:sz w:val="18"/>
+          <w:highlight w:val="lightGray"/>
+        </w:rPr>
+        <w:t>T</w:t>
+      </w:r>
+      <w:r>
+        <w:rPr>
+          <w:rFonts w:ascii="Arial" w:hAnsi="Arial" w:eastAsia="Arial" w:cs="Arial"/>
+          <w:b w:val="0"/>
+          <w:i w:val="0"/>
+          <w:color w:val="000000"/>
+          <w:sz w:val="18"/>
+          <w:highlight w:val="lightGray"/>
         </w:rPr>
         <w:t>‑</w:t>
       </w:r>
       <w:r>
         <w:rPr>
-          <w:rFonts w:ascii="Arial" w:eastAsia="Arial" w:hAnsi="Arial" w:cs="Arial"/>
-          <w:b/>
-          <w:kern w:val="0"/>
-          <w:sz w:val="22"/>
-          <w:szCs w:val="22"/>
-          <w:highlight w:val="darkGray"/>
-          <w:lang w:val="en"/>
-          <w14:ligatures w14:val="none"/>
-        </w:rPr>
-        <w:t>5 Mini) at [12/18/2025]</w:t>
+          <w:rFonts w:ascii="Arial" w:hAnsi="Arial" w:eastAsia="Arial" w:cs="Arial"/>
+          <w:b w:val="0"/>
+          <w:i w:val="0"/>
+          <w:color w:val="000000"/>
+          <w:sz w:val="18"/>
+          <w:highlight w:val="lightGray"/>
+        </w:rPr>
+        <w:t>5</w:t>
+      </w:r>
+      <w:r>
+        <w:rPr>
+          <w:rFonts w:ascii="Arial" w:hAnsi="Arial" w:eastAsia="Arial" w:cs="Arial"/>
+          <w:b w:val="0"/>
+          <w:i w:val="0"/>
+          <w:color w:val="000000"/>
+          <w:sz w:val="18"/>
+          <w:highlight w:val="lightGray"/>
+        </w:rPr>
+        <w:t xml:space="preserve"> </w:t>
+      </w:r>
+      <w:r>
+        <w:rPr>
+          <w:rFonts w:ascii="Arial" w:hAnsi="Arial" w:eastAsia="Arial" w:cs="Arial"/>
+          <w:b w:val="0"/>
+          <w:i w:val="0"/>
+          <w:color w:val="000000"/>
+          <w:sz w:val="18"/>
+          <w:highlight w:val="lightGray"/>
+        </w:rPr>
+        <w:t>M</w:t>
+      </w:r>
+      <w:r>
+        <w:rPr>
+          <w:rFonts w:ascii="Arial" w:hAnsi="Arial" w:eastAsia="Arial" w:cs="Arial"/>
+          <w:b w:val="0"/>
+          <w:i w:val="0"/>
+          <w:color w:val="000000"/>
+          <w:sz w:val="18"/>
+          <w:highlight w:val="lightGray"/>
+        </w:rPr>
+        <w:t>i</w:t>
+      </w:r>
+      <w:r>
+        <w:rPr>
+          <w:rFonts w:ascii="Arial" w:hAnsi="Arial" w:eastAsia="Arial" w:cs="Arial"/>
+          <w:b w:val="0"/>
+          <w:i w:val="0"/>
+          <w:color w:val="000000"/>
+          <w:sz w:val="18"/>
+          <w:highlight w:val="lightGray"/>
+        </w:rPr>
+        <w:t>n</w:t>
+      </w:r>
+      <w:r>
+        <w:rPr>
+          <w:rFonts w:ascii="Arial" w:hAnsi="Arial" w:eastAsia="Arial" w:cs="Arial"/>
+          <w:b w:val="0"/>
+          <w:i w:val="0"/>
+          <w:color w:val="000000"/>
+          <w:sz w:val="18"/>
+          <w:highlight w:val="lightGray"/>
+        </w:rPr>
+        <w:t>i</w:t>
+      </w:r>
+      <w:r>
+        <w:rPr>
+          <w:rFonts w:ascii="Arial" w:hAnsi="Arial" w:eastAsia="Arial" w:cs="Arial"/>
+          <w:b w:val="0"/>
+          <w:i w:val="0"/>
+          <w:color w:val="000000"/>
+          <w:sz w:val="18"/>
+          <w:highlight w:val="lightGray"/>
+        </w:rPr>
+        <w:t>)</w:t>
+      </w:r>
+      <w:r>
+        <w:rPr>
+          <w:rFonts w:ascii="Arial" w:hAnsi="Arial" w:eastAsia="Arial" w:cs="Arial"/>
+          <w:b w:val="0"/>
+          <w:i w:val="0"/>
+          <w:color w:val="000000"/>
+          <w:sz w:val="18"/>
+          <w:highlight w:val="lightGray"/>
+        </w:rPr>
+        <w:t>]</w:t>
+      </w:r>
+      <w:r>
+        <w:rPr>
+          <w:rFonts w:ascii="Arial" w:hAnsi="Arial" w:eastAsia="Arial" w:cs="Arial"/>
+          <w:b w:val="0"/>
+          <w:i w:val="0"/>
+          <w:color w:val="000000"/>
+          <w:sz w:val="18"/>
+          <w:highlight w:val="lightGray"/>
+        </w:rPr>
+        <w:t xml:space="preserve"> </w:t>
+      </w:r>
+      <w:r>
+        <w:rPr>
+          <w:rFonts w:ascii="Arial" w:hAnsi="Arial" w:eastAsia="Arial" w:cs="Arial"/>
+          <w:b/>
+          <w:i w:val="0"/>
+          <w:color w:val="000000"/>
+          <w:sz w:val="18"/>
+          <w:highlight w:val="lightGray"/>
+        </w:rPr>
+        <w:t>o</w:t>
+      </w:r>
+      <w:r>
+        <w:rPr>
+          <w:rFonts w:ascii="Arial" w:hAnsi="Arial" w:eastAsia="Arial" w:cs="Arial"/>
+          <w:b/>
+          <w:i w:val="0"/>
+          <w:color w:val="000000"/>
+          <w:sz w:val="18"/>
+          <w:highlight w:val="lightGray"/>
+        </w:rPr>
+        <w:t>n</w:t>
+      </w:r>
+      <w:r>
+        <w:rPr>
+          <w:rFonts w:ascii="Arial" w:hAnsi="Arial"/>
+          <w:b w:val="0"/>
+          <w:i w:val="0"/>
+          <w:color w:val="000000"/>
+          <w:sz w:val="18"/>
+          <w:highlight w:val="lightGray"/>
+        </w:rPr>
+        <w:t xml:space="preserve"> </w:t>
+      </w:r>
+      <w:r>
+        <w:rPr>
+          <w:rFonts w:ascii="Arial" w:hAnsi="Arial"/>
+          <w:b w:val="0"/>
+          <w:i w:val="0"/>
+          <w:color w:val="000000"/>
+          <w:sz w:val="18"/>
+          <w:highlight w:val="lightGray"/>
+        </w:rPr>
+        <w:t>[</w:t>
+      </w:r>
+      <w:r>
+        <w:rPr>
+          <w:rFonts w:ascii="Arial" w:hAnsi="Arial"/>
+          <w:b w:val="0"/>
+          <w:i w:val="0"/>
+          <w:sz w:val="18"/>
+          <w:highlight w:val="lightGray"/>
+        </w:rPr>
+        <w:t>12/18/2025]</w:t>
       </w:r>
     </w:p>
     <w:p>
@@ -3361,67 +11011,1597 @@
       </w:pPr>
       <w:r>
         <w:rPr>
-          <w:rFonts w:ascii="Arial" w:eastAsia="Arial" w:hAnsi="Arial" w:cs="Arial"/>
-          <w:b/>
-          <w:kern w:val="0"/>
-          <w:sz w:val="22"/>
-          <w:szCs w:val="22"/>
-          <w:highlight w:val="darkGray"/>
-          <w:lang w:val="en"/>
-          <w14:ligatures w14:val="none"/>
-        </w:rPr>
-        <w:t># Source</w:t>
-      </w:r>
-      <w:r>
-        <w:rPr>
-          <w:rFonts w:ascii="Arial" w:eastAsia="Arial" w:hAnsi="Arial" w:cs="Arial"/>
-          <w:kern w:val="0"/>
-          <w:sz w:val="22"/>
-          <w:szCs w:val="22"/>
-          <w:highlight w:val="darkGray"/>
-          <w:lang w:val="en"/>
-          <w14:ligatures w14:val="none"/>
-        </w:rPr>
-        <w:t xml:space="preserve">: </w:t>
-      </w:r>
-      <w:r>
-        <w:rPr>
-          <w:rFonts w:ascii="Arial" w:eastAsia="Arial" w:hAnsi="Arial" w:cs="Arial"/>
-          <w:b/>
-          <w:kern w:val="0"/>
-          <w:sz w:val="22"/>
-          <w:szCs w:val="22"/>
-          <w:highlight w:val="darkGray"/>
-          <w:lang w:val="en"/>
-          <w14:ligatures w14:val="none"/>
-        </w:rPr>
-        <w:t>Chatgpt (GPT</w:t>
-      </w:r>
-      <w:r>
-        <w:rPr>
-          <w:rFonts w:ascii="Cambria Math" w:eastAsia="Arial" w:hAnsi="Cambria Math" w:cs="Cambria Math"/>
-          <w:b/>
-          <w:kern w:val="0"/>
-          <w:sz w:val="22"/>
-          <w:szCs w:val="22"/>
-          <w:highlight w:val="darkGray"/>
-          <w:lang w:val="en"/>
-          <w14:ligatures w14:val="none"/>
+          <w:rFonts w:ascii="Arial" w:hAnsi="Arial" w:eastAsia="Arial" w:cs="Arial"/>
+          <w:b/>
+          <w:i w:val="0"/>
+          <w:color w:val="000000"/>
+          <w:sz w:val="18"/>
+          <w:highlight w:val="lightGray"/>
+        </w:rPr>
+        <w:t>#</w:t>
+      </w:r>
+      <w:r>
+        <w:rPr>
+          <w:rFonts w:ascii="Arial" w:hAnsi="Arial" w:eastAsia="Arial" w:cs="Arial"/>
+          <w:b/>
+          <w:i w:val="0"/>
+          <w:color w:val="000000"/>
+          <w:sz w:val="18"/>
+          <w:highlight w:val="lightGray"/>
+        </w:rPr>
+        <w:t xml:space="preserve"> </w:t>
+      </w:r>
+      <w:r>
+        <w:rPr>
+          <w:rFonts w:ascii="Arial" w:hAnsi="Arial" w:eastAsia="Arial" w:cs="Arial"/>
+          <w:b/>
+          <w:i w:val="0"/>
+          <w:color w:val="000000"/>
+          <w:sz w:val="18"/>
+          <w:highlight w:val="lightGray"/>
+        </w:rPr>
+        <w:t>S</w:t>
+      </w:r>
+      <w:r>
+        <w:rPr>
+          <w:rFonts w:ascii="Arial" w:hAnsi="Arial" w:eastAsia="Arial" w:cs="Arial"/>
+          <w:b/>
+          <w:i w:val="0"/>
+          <w:color w:val="000000"/>
+          <w:sz w:val="18"/>
+          <w:highlight w:val="lightGray"/>
+        </w:rPr>
+        <w:t>o</w:t>
+      </w:r>
+      <w:r>
+        <w:rPr>
+          <w:rFonts w:ascii="Arial" w:hAnsi="Arial" w:eastAsia="Arial" w:cs="Arial"/>
+          <w:b/>
+          <w:i w:val="0"/>
+          <w:color w:val="000000"/>
+          <w:sz w:val="18"/>
+          <w:highlight w:val="lightGray"/>
+        </w:rPr>
+        <w:t>u</w:t>
+      </w:r>
+      <w:r>
+        <w:rPr>
+          <w:rFonts w:ascii="Arial" w:hAnsi="Arial" w:eastAsia="Arial" w:cs="Arial"/>
+          <w:b/>
+          <w:i w:val="0"/>
+          <w:color w:val="000000"/>
+          <w:sz w:val="18"/>
+          <w:highlight w:val="lightGray"/>
+        </w:rPr>
+        <w:t>r</w:t>
+      </w:r>
+      <w:r>
+        <w:rPr>
+          <w:rFonts w:ascii="Arial" w:hAnsi="Arial" w:eastAsia="Arial" w:cs="Arial"/>
+          <w:b/>
+          <w:i w:val="0"/>
+          <w:color w:val="000000"/>
+          <w:sz w:val="18"/>
+          <w:highlight w:val="lightGray"/>
+        </w:rPr>
+        <w:t>c</w:t>
+      </w:r>
+      <w:r>
+        <w:rPr>
+          <w:rFonts w:ascii="Arial" w:hAnsi="Arial" w:eastAsia="Arial" w:cs="Arial"/>
+          <w:b/>
+          <w:i w:val="0"/>
+          <w:color w:val="000000"/>
+          <w:sz w:val="18"/>
+          <w:highlight w:val="lightGray"/>
+        </w:rPr>
+        <w:t>e</w:t>
+      </w:r>
+      <w:r>
+        <w:rPr>
+          <w:rFonts w:ascii="Arial" w:hAnsi="Arial" w:eastAsia="Arial" w:cs="Arial"/>
+          <w:b/>
+          <w:i w:val="0"/>
+          <w:color w:val="000000"/>
+          <w:sz w:val="18"/>
+          <w:highlight w:val="lightGray"/>
+        </w:rPr>
+        <w:t>:</w:t>
+      </w:r>
+      <w:r>
+        <w:rPr>
+          <w:rFonts w:ascii="Arial" w:hAnsi="Arial" w:eastAsia="Arial" w:cs="Arial"/>
+          <w:b/>
+          <w:i w:val="0"/>
+          <w:color w:val="000000"/>
+          <w:sz w:val="18"/>
+          <w:highlight w:val="lightGray"/>
+        </w:rPr>
+        <w:t xml:space="preserve"> </w:t>
+      </w:r>
+      <w:r>
+        <w:rPr>
+          <w:rFonts w:ascii="Arial" w:hAnsi="Arial" w:eastAsia="Arial" w:cs="Arial"/>
+          <w:b/>
+          <w:i w:val="0"/>
+          <w:color w:val="000000"/>
+          <w:sz w:val="18"/>
+          <w:highlight w:val="lightGray"/>
+        </w:rPr>
+        <w:t>A</w:t>
+      </w:r>
+      <w:r>
+        <w:rPr>
+          <w:rFonts w:ascii="Arial" w:hAnsi="Arial" w:eastAsia="Arial" w:cs="Arial"/>
+          <w:b/>
+          <w:i w:val="0"/>
+          <w:color w:val="000000"/>
+          <w:sz w:val="18"/>
+          <w:highlight w:val="lightGray"/>
+        </w:rPr>
+        <w:t>I</w:t>
+      </w:r>
+      <w:r>
+        <w:rPr>
+          <w:rFonts w:ascii="Arial" w:hAnsi="Arial" w:eastAsia="Arial" w:cs="Arial"/>
+          <w:b/>
+          <w:i w:val="0"/>
+          <w:color w:val="000000"/>
+          <w:sz w:val="18"/>
+          <w:highlight w:val="lightGray"/>
+        </w:rPr>
+        <w:t xml:space="preserve"> </w:t>
+      </w:r>
+      <w:r>
+        <w:rPr>
+          <w:rFonts w:ascii="Arial" w:hAnsi="Arial" w:eastAsia="Arial" w:cs="Arial"/>
+          <w:b/>
+          <w:i w:val="0"/>
+          <w:color w:val="000000"/>
+          <w:sz w:val="18"/>
+          <w:highlight w:val="lightGray"/>
+        </w:rPr>
+        <w:t>S</w:t>
+      </w:r>
+      <w:r>
+        <w:rPr>
+          <w:rFonts w:ascii="Arial" w:hAnsi="Arial" w:eastAsia="Arial" w:cs="Arial"/>
+          <w:b/>
+          <w:i w:val="0"/>
+          <w:color w:val="000000"/>
+          <w:sz w:val="18"/>
+          <w:highlight w:val="lightGray"/>
+        </w:rPr>
+        <w:t>o</w:t>
+      </w:r>
+      <w:r>
+        <w:rPr>
+          <w:rFonts w:ascii="Arial" w:hAnsi="Arial" w:eastAsia="Arial" w:cs="Arial"/>
+          <w:b/>
+          <w:i w:val="0"/>
+          <w:color w:val="000000"/>
+          <w:sz w:val="18"/>
+          <w:highlight w:val="lightGray"/>
+        </w:rPr>
+        <w:t>u</w:t>
+      </w:r>
+      <w:r>
+        <w:rPr>
+          <w:rFonts w:ascii="Arial" w:hAnsi="Arial" w:eastAsia="Arial" w:cs="Arial"/>
+          <w:b/>
+          <w:i w:val="0"/>
+          <w:color w:val="000000"/>
+          <w:sz w:val="18"/>
+          <w:highlight w:val="lightGray"/>
+        </w:rPr>
+        <w:t>r</w:t>
+      </w:r>
+      <w:r>
+        <w:rPr>
+          <w:rFonts w:ascii="Arial" w:hAnsi="Arial" w:eastAsia="Arial" w:cs="Arial"/>
+          <w:b/>
+          <w:i w:val="0"/>
+          <w:color w:val="000000"/>
+          <w:sz w:val="18"/>
+          <w:highlight w:val="lightGray"/>
+        </w:rPr>
+        <w:t>c</w:t>
+      </w:r>
+      <w:r>
+        <w:rPr>
+          <w:rFonts w:ascii="Arial" w:hAnsi="Arial" w:eastAsia="Arial" w:cs="Arial"/>
+          <w:b/>
+          <w:i w:val="0"/>
+          <w:color w:val="000000"/>
+          <w:sz w:val="18"/>
+          <w:highlight w:val="lightGray"/>
+        </w:rPr>
+        <w:t>e</w:t>
+      </w:r>
+      <w:r>
+        <w:rPr>
+          <w:rFonts w:ascii="Arial" w:hAnsi="Arial" w:eastAsia="Arial" w:cs="Arial"/>
+          <w:b/>
+          <w:i w:val="0"/>
+          <w:color w:val="000000"/>
+          <w:sz w:val="18"/>
+          <w:highlight w:val="lightGray"/>
+        </w:rPr>
+        <w:t>:</w:t>
+      </w:r>
+      <w:r>
+        <w:rPr>
+          <w:rFonts w:ascii="Arial" w:hAnsi="Arial" w:eastAsia="Arial" w:cs="Arial"/>
+          <w:b/>
+          <w:i w:val="0"/>
+          <w:color w:val="000000"/>
+          <w:sz w:val="18"/>
+          <w:highlight w:val="lightGray"/>
+        </w:rPr>
+        <w:t xml:space="preserve"> </w:t>
+      </w:r>
+      <w:r>
+        <w:rPr>
+          <w:rFonts w:ascii="Arial" w:hAnsi="Arial" w:eastAsia="Arial" w:cs="Arial"/>
+          <w:b/>
+          <w:i w:val="0"/>
+          <w:color w:val="000000"/>
+          <w:sz w:val="18"/>
+          <w:highlight w:val="lightGray"/>
+        </w:rPr>
+        <w:t>P</w:t>
+      </w:r>
+      <w:r>
+        <w:rPr>
+          <w:rFonts w:ascii="Arial" w:hAnsi="Arial" w:eastAsia="Arial" w:cs="Arial"/>
+          <w:b/>
+          <w:i w:val="0"/>
+          <w:color w:val="000000"/>
+          <w:sz w:val="18"/>
+          <w:highlight w:val="lightGray"/>
+        </w:rPr>
+        <w:t>r</w:t>
+      </w:r>
+      <w:r>
+        <w:rPr>
+          <w:rFonts w:ascii="Arial" w:hAnsi="Arial" w:eastAsia="Arial" w:cs="Arial"/>
+          <w:b/>
+          <w:i w:val="0"/>
+          <w:color w:val="000000"/>
+          <w:sz w:val="18"/>
+          <w:highlight w:val="lightGray"/>
+        </w:rPr>
+        <w:t>o</w:t>
+      </w:r>
+      <w:r>
+        <w:rPr>
+          <w:rFonts w:ascii="Arial" w:hAnsi="Arial" w:eastAsia="Arial" w:cs="Arial"/>
+          <w:b/>
+          <w:i w:val="0"/>
+          <w:color w:val="000000"/>
+          <w:sz w:val="18"/>
+          <w:highlight w:val="lightGray"/>
+        </w:rPr>
+        <w:t>v</w:t>
+      </w:r>
+      <w:r>
+        <w:rPr>
+          <w:rFonts w:ascii="Arial" w:hAnsi="Arial" w:eastAsia="Arial" w:cs="Arial"/>
+          <w:b/>
+          <w:i w:val="0"/>
+          <w:color w:val="000000"/>
+          <w:sz w:val="18"/>
+          <w:highlight w:val="lightGray"/>
+        </w:rPr>
+        <w:t>i</w:t>
+      </w:r>
+      <w:r>
+        <w:rPr>
+          <w:rFonts w:ascii="Arial" w:hAnsi="Arial" w:eastAsia="Arial" w:cs="Arial"/>
+          <w:b/>
+          <w:i w:val="0"/>
+          <w:color w:val="000000"/>
+          <w:sz w:val="18"/>
+          <w:highlight w:val="lightGray"/>
+        </w:rPr>
+        <w:t>d</w:t>
+      </w:r>
+      <w:r>
+        <w:rPr>
+          <w:rFonts w:ascii="Arial" w:hAnsi="Arial" w:eastAsia="Arial" w:cs="Arial"/>
+          <w:b/>
+          <w:i w:val="0"/>
+          <w:color w:val="000000"/>
+          <w:sz w:val="18"/>
+          <w:highlight w:val="lightGray"/>
+        </w:rPr>
+        <w:t>e</w:t>
+      </w:r>
+      <w:r>
+        <w:rPr>
+          <w:rFonts w:ascii="Arial" w:hAnsi="Arial" w:eastAsia="Arial" w:cs="Arial"/>
+          <w:b/>
+          <w:i w:val="0"/>
+          <w:color w:val="000000"/>
+          <w:sz w:val="18"/>
+          <w:highlight w:val="lightGray"/>
+        </w:rPr>
+        <w:t>d</w:t>
+      </w:r>
+      <w:r>
+        <w:rPr>
+          <w:rFonts w:ascii="Arial" w:hAnsi="Arial" w:eastAsia="Arial" w:cs="Arial"/>
+          <w:b/>
+          <w:i w:val="0"/>
+          <w:color w:val="000000"/>
+          <w:sz w:val="18"/>
+          <w:highlight w:val="lightGray"/>
+        </w:rPr>
+        <w:t xml:space="preserve"> </w:t>
+      </w:r>
+      <w:r>
+        <w:rPr>
+          <w:rFonts w:ascii="Arial" w:hAnsi="Arial" w:eastAsia="Arial" w:cs="Arial"/>
+          <w:b/>
+          <w:i w:val="0"/>
+          <w:color w:val="000000"/>
+          <w:sz w:val="18"/>
+          <w:highlight w:val="lightGray"/>
+        </w:rPr>
+        <w:t>b</w:t>
+      </w:r>
+      <w:r>
+        <w:rPr>
+          <w:rFonts w:ascii="Arial" w:hAnsi="Arial" w:eastAsia="Arial" w:cs="Arial"/>
+          <w:b/>
+          <w:i w:val="0"/>
+          <w:color w:val="000000"/>
+          <w:sz w:val="18"/>
+          <w:highlight w:val="lightGray"/>
+        </w:rPr>
+        <w:t>y</w:t>
+      </w:r>
+      <w:r>
+        <w:rPr>
+          <w:rFonts w:ascii="Arial" w:hAnsi="Arial" w:eastAsia="Arial" w:cs="Arial"/>
+          <w:b/>
+          <w:i w:val="0"/>
+          <w:color w:val="000000"/>
+          <w:sz w:val="18"/>
+          <w:highlight w:val="lightGray"/>
+        </w:rPr>
+        <w:t>:</w:t>
+      </w:r>
+      <w:r>
+        <w:rPr>
+          <w:rFonts w:ascii="Arial" w:hAnsi="Arial" w:eastAsia="Arial" w:cs="Arial"/>
+          <w:b/>
+          <w:i w:val="0"/>
+          <w:color w:val="000000"/>
+          <w:sz w:val="18"/>
+          <w:highlight w:val="lightGray"/>
+        </w:rPr>
+        <w:t xml:space="preserve"> </w:t>
+      </w:r>
+      <w:r>
+        <w:rPr>
+          <w:rFonts w:ascii="Arial" w:hAnsi="Arial" w:eastAsia="Arial" w:cs="Arial"/>
+          <w:b/>
+          <w:i w:val="0"/>
+          <w:color w:val="000000"/>
+          <w:sz w:val="18"/>
+          <w:highlight w:val="lightGray"/>
+        </w:rPr>
+        <w:t>[</w:t>
+      </w:r>
+      <w:r>
+        <w:rPr>
+          <w:rFonts w:ascii="Arial" w:hAnsi="Arial" w:eastAsia="Arial" w:cs="Arial"/>
+          <w:b/>
+          <w:i w:val="0"/>
+          <w:color w:val="000000"/>
+          <w:sz w:val="18"/>
+          <w:highlight w:val="lightGray"/>
+        </w:rPr>
+        <w:t>D</w:t>
+      </w:r>
+      <w:r>
+        <w:rPr>
+          <w:rFonts w:ascii="Arial" w:hAnsi="Arial" w:eastAsia="Arial" w:cs="Arial"/>
+          <w:b/>
+          <w:i w:val="0"/>
+          <w:color w:val="000000"/>
+          <w:sz w:val="18"/>
+          <w:highlight w:val="lightGray"/>
+        </w:rPr>
+        <w:t>a</w:t>
+      </w:r>
+      <w:r>
+        <w:rPr>
+          <w:rFonts w:ascii="Arial" w:hAnsi="Arial" w:eastAsia="Arial" w:cs="Arial"/>
+          <w:b/>
+          <w:i w:val="0"/>
+          <w:color w:val="000000"/>
+          <w:sz w:val="18"/>
+          <w:highlight w:val="lightGray"/>
+        </w:rPr>
+        <w:t>t</w:t>
+      </w:r>
+      <w:r>
+        <w:rPr>
+          <w:rFonts w:ascii="Arial" w:hAnsi="Arial" w:eastAsia="Arial" w:cs="Arial"/>
+          <w:b/>
+          <w:i w:val="0"/>
+          <w:color w:val="000000"/>
+          <w:sz w:val="18"/>
+          <w:highlight w:val="lightGray"/>
+        </w:rPr>
+        <w:t>a</w:t>
+      </w:r>
+      <w:r>
+        <w:rPr>
+          <w:rFonts w:ascii="Arial" w:hAnsi="Arial" w:eastAsia="Arial" w:cs="Arial"/>
+          <w:b/>
+          <w:i w:val="0"/>
+          <w:color w:val="000000"/>
+          <w:sz w:val="18"/>
+          <w:highlight w:val="lightGray"/>
+        </w:rPr>
+        <w:t xml:space="preserve"> </w:t>
+      </w:r>
+      <w:r>
+        <w:rPr>
+          <w:rFonts w:ascii="Arial" w:hAnsi="Arial" w:eastAsia="Arial" w:cs="Arial"/>
+          <w:b/>
+          <w:i w:val="0"/>
+          <w:color w:val="000000"/>
+          <w:sz w:val="18"/>
+          <w:highlight w:val="lightGray"/>
+        </w:rPr>
+        <w:t>P</w:t>
+      </w:r>
+      <w:r>
+        <w:rPr>
+          <w:rFonts w:ascii="Arial" w:hAnsi="Arial" w:eastAsia="Arial" w:cs="Arial"/>
+          <w:b/>
+          <w:i w:val="0"/>
+          <w:color w:val="000000"/>
+          <w:sz w:val="18"/>
+          <w:highlight w:val="lightGray"/>
+        </w:rPr>
+        <w:t>a</w:t>
+      </w:r>
+      <w:r>
+        <w:rPr>
+          <w:rFonts w:ascii="Arial" w:hAnsi="Arial" w:eastAsia="Arial" w:cs="Arial"/>
+          <w:b/>
+          <w:i w:val="0"/>
+          <w:color w:val="000000"/>
+          <w:sz w:val="18"/>
+          <w:highlight w:val="lightGray"/>
+        </w:rPr>
+        <w:t>t</w:t>
+      </w:r>
+      <w:r>
+        <w:rPr>
+          <w:rFonts w:ascii="Arial" w:hAnsi="Arial" w:eastAsia="Arial" w:cs="Arial"/>
+          <w:b/>
+          <w:i w:val="0"/>
+          <w:color w:val="000000"/>
+          <w:sz w:val="18"/>
+          <w:highlight w:val="lightGray"/>
+        </w:rPr>
+        <w:t>h</w:t>
+      </w:r>
+      <w:r>
+        <w:rPr>
+          <w:rFonts w:ascii="Arial" w:hAnsi="Arial" w:eastAsia="Arial" w:cs="Arial"/>
+          <w:b w:val="0"/>
+          <w:i w:val="0"/>
+          <w:color w:val="000000"/>
+          <w:sz w:val="18"/>
+          <w:highlight w:val="lightGray"/>
+        </w:rPr>
+        <w:t>:</w:t>
+      </w:r>
+      <w:r>
+        <w:rPr>
+          <w:rFonts w:ascii="Arial" w:hAnsi="Arial" w:eastAsia="Arial" w:cs="Arial"/>
+          <w:b w:val="0"/>
+          <w:i w:val="0"/>
+          <w:color w:val="000000"/>
+          <w:sz w:val="18"/>
+          <w:highlight w:val="lightGray"/>
+        </w:rPr>
+        <w:t xml:space="preserve"> </w:t>
+      </w:r>
+      <w:r>
+        <w:rPr>
+          <w:rFonts w:ascii="Arial" w:hAnsi="Arial" w:eastAsia="Arial" w:cs="Arial"/>
+          <w:b w:val="0"/>
+          <w:i w:val="0"/>
+          <w:color w:val="000000"/>
+          <w:sz w:val="18"/>
+          <w:highlight w:val="lightGray"/>
+        </w:rPr>
+        <w:t>P</w:t>
+      </w:r>
+      <w:r>
+        <w:rPr>
+          <w:rFonts w:ascii="Arial" w:hAnsi="Arial" w:eastAsia="Arial" w:cs="Arial"/>
+          <w:b w:val="0"/>
+          <w:i w:val="0"/>
+          <w:color w:val="000000"/>
+          <w:sz w:val="18"/>
+          <w:highlight w:val="lightGray"/>
+        </w:rPr>
+        <w:t>e</w:t>
+      </w:r>
+      <w:r>
+        <w:rPr>
+          <w:rFonts w:ascii="Arial" w:hAnsi="Arial" w:eastAsia="Arial" w:cs="Arial"/>
+          <w:b w:val="0"/>
+          <w:i w:val="0"/>
+          <w:color w:val="000000"/>
+          <w:sz w:val="18"/>
+          <w:highlight w:val="lightGray"/>
+        </w:rPr>
+        <w:t>r</w:t>
+      </w:r>
+      <w:r>
+        <w:rPr>
+          <w:rFonts w:ascii="Arial" w:hAnsi="Arial" w:eastAsia="Arial" w:cs="Arial"/>
+          <w:b w:val="0"/>
+          <w:i w:val="0"/>
+          <w:color w:val="000000"/>
+          <w:sz w:val="18"/>
+          <w:highlight w:val="lightGray"/>
+        </w:rPr>
+        <w:t>s</w:t>
+      </w:r>
+      <w:r>
+        <w:rPr>
+          <w:rFonts w:ascii="Arial" w:hAnsi="Arial" w:eastAsia="Arial" w:cs="Arial"/>
+          <w:b w:val="0"/>
+          <w:i w:val="0"/>
+          <w:color w:val="000000"/>
+          <w:sz w:val="18"/>
+          <w:highlight w:val="lightGray"/>
+        </w:rPr>
+        <w:t>o</w:t>
+      </w:r>
+      <w:r>
+        <w:rPr>
+          <w:rFonts w:ascii="Arial" w:hAnsi="Arial" w:eastAsia="Arial" w:cs="Arial"/>
+          <w:b w:val="0"/>
+          <w:i w:val="0"/>
+          <w:color w:val="000000"/>
+          <w:sz w:val="18"/>
+          <w:highlight w:val="lightGray"/>
+        </w:rPr>
+        <w:t>n</w:t>
+      </w:r>
+      <w:r>
+        <w:rPr>
+          <w:rFonts w:ascii="Arial" w:hAnsi="Arial" w:eastAsia="Arial" w:cs="Arial"/>
+          <w:b w:val="0"/>
+          <w:i w:val="0"/>
+          <w:color w:val="000000"/>
+          <w:sz w:val="18"/>
+          <w:highlight w:val="lightGray"/>
+        </w:rPr>
+        <w:t>s</w:t>
+      </w:r>
+      <w:r>
+        <w:rPr>
+          <w:rFonts w:ascii="Arial" w:hAnsi="Arial" w:eastAsia="Arial" w:cs="Arial"/>
+          <w:b w:val="0"/>
+          <w:i w:val="0"/>
+          <w:color w:val="000000"/>
+          <w:sz w:val="18"/>
+          <w:highlight w:val="lightGray"/>
+        </w:rPr>
+        <w:t xml:space="preserve"> </w:t>
+      </w:r>
+      <w:r>
+        <w:rPr>
+          <w:rFonts w:ascii="Arial" w:hAnsi="Arial" w:eastAsia="Arial" w:cs="Arial"/>
+          <w:b w:val="0"/>
+          <w:i w:val="0"/>
+          <w:color w:val="000000"/>
+          <w:sz w:val="18"/>
+          <w:highlight w:val="lightGray"/>
+        </w:rPr>
+        <w:t>T</w:t>
+      </w:r>
+      <w:r>
+        <w:rPr>
+          <w:rFonts w:ascii="Arial" w:hAnsi="Arial" w:eastAsia="Arial" w:cs="Arial"/>
+          <w:b w:val="0"/>
+          <w:i w:val="0"/>
+          <w:color w:val="000000"/>
+          <w:sz w:val="18"/>
+          <w:highlight w:val="lightGray"/>
+        </w:rPr>
+        <w:t>a</w:t>
+      </w:r>
+      <w:r>
+        <w:rPr>
+          <w:rFonts w:ascii="Arial" w:hAnsi="Arial" w:eastAsia="Arial" w:cs="Arial"/>
+          <w:b w:val="0"/>
+          <w:i w:val="0"/>
+          <w:color w:val="000000"/>
+          <w:sz w:val="18"/>
+          <w:highlight w:val="lightGray"/>
+        </w:rPr>
+        <w:t>b</w:t>
+      </w:r>
+      <w:r>
+        <w:rPr>
+          <w:rFonts w:ascii="Arial" w:hAnsi="Arial" w:eastAsia="Arial" w:cs="Arial"/>
+          <w:b w:val="0"/>
+          <w:i w:val="0"/>
+          <w:color w:val="000000"/>
+          <w:sz w:val="18"/>
+          <w:highlight w:val="lightGray"/>
+        </w:rPr>
+        <w:t>l</w:t>
+      </w:r>
+      <w:r>
+        <w:rPr>
+          <w:rFonts w:ascii="Arial" w:hAnsi="Arial" w:eastAsia="Arial" w:cs="Arial"/>
+          <w:b w:val="0"/>
+          <w:i w:val="0"/>
+          <w:color w:val="000000"/>
+          <w:sz w:val="18"/>
+          <w:highlight w:val="lightGray"/>
+        </w:rPr>
+        <w:t>e</w:t>
+      </w:r>
+      <w:r>
+        <w:rPr>
+          <w:rFonts w:ascii="Arial" w:hAnsi="Arial" w:eastAsia="Arial" w:cs="Arial"/>
+          <w:b w:val="0"/>
+          <w:i w:val="0"/>
+          <w:color w:val="000000"/>
+          <w:sz w:val="18"/>
+          <w:highlight w:val="lightGray"/>
+        </w:rPr>
+        <w:t xml:space="preserve"> </w:t>
+      </w:r>
+      <w:r>
+        <w:rPr>
+          <w:rFonts w:ascii="Arial" w:hAnsi="Arial" w:eastAsia="Arial" w:cs="Arial"/>
+          <w:b w:val="0"/>
+          <w:i w:val="0"/>
+          <w:color w:val="000000"/>
+          <w:sz w:val="18"/>
+          <w:highlight w:val="lightGray"/>
+        </w:rPr>
+        <w:t>-</w:t>
+      </w:r>
+      <w:r>
+        <w:rPr>
+          <w:rFonts w:ascii="Arial" w:hAnsi="Arial" w:eastAsia="Arial" w:cs="Arial"/>
+          <w:b w:val="0"/>
+          <w:i w:val="0"/>
+          <w:color w:val="000000"/>
+          <w:sz w:val="18"/>
+          <w:highlight w:val="lightGray"/>
+        </w:rPr>
+        <w:t>&gt;</w:t>
+      </w:r>
+      <w:r>
+        <w:rPr>
+          <w:rFonts w:ascii="Arial" w:hAnsi="Arial" w:eastAsia="Arial" w:cs="Arial"/>
+          <w:b w:val="0"/>
+          <w:i w:val="0"/>
+          <w:color w:val="000000"/>
+          <w:sz w:val="18"/>
+          <w:highlight w:val="lightGray"/>
+        </w:rPr>
+        <w:t xml:space="preserve"> </w:t>
+      </w:r>
+      <w:r>
+        <w:rPr>
+          <w:rFonts w:ascii="Arial" w:hAnsi="Arial" w:eastAsia="Arial" w:cs="Arial"/>
+          <w:b w:val="0"/>
+          <w:i w:val="0"/>
+          <w:color w:val="000000"/>
+          <w:sz w:val="18"/>
+          <w:highlight w:val="lightGray"/>
+        </w:rPr>
+        <w:t>I</w:t>
+      </w:r>
+      <w:r>
+        <w:rPr>
+          <w:rFonts w:ascii="Arial" w:hAnsi="Arial" w:eastAsia="Arial" w:cs="Arial"/>
+          <w:b w:val="0"/>
+          <w:i w:val="0"/>
+          <w:color w:val="000000"/>
+          <w:sz w:val="18"/>
+          <w:highlight w:val="lightGray"/>
+        </w:rPr>
+        <w:t>D</w:t>
+      </w:r>
+      <w:r>
+        <w:rPr>
+          <w:rFonts w:ascii="Arial" w:hAnsi="Arial" w:eastAsia="Arial" w:cs="Arial"/>
+          <w:b w:val="0"/>
+          <w:i w:val="0"/>
+          <w:color w:val="000000"/>
+          <w:sz w:val="18"/>
+          <w:highlight w:val="lightGray"/>
+        </w:rPr>
+        <w:t xml:space="preserve"> </w:t>
+      </w:r>
+      <w:r>
+        <w:rPr>
+          <w:rFonts w:ascii="Arial" w:hAnsi="Arial" w:eastAsia="Arial" w:cs="Arial"/>
+          <w:b w:val="0"/>
+          <w:i w:val="0"/>
+          <w:color w:val="000000"/>
+          <w:sz w:val="18"/>
+          <w:highlight w:val="lightGray"/>
+        </w:rPr>
+        <w:t>C</w:t>
+      </w:r>
+      <w:r>
+        <w:rPr>
+          <w:rFonts w:ascii="Arial" w:hAnsi="Arial" w:eastAsia="Arial" w:cs="Arial"/>
+          <w:b w:val="0"/>
+          <w:i w:val="0"/>
+          <w:color w:val="000000"/>
+          <w:sz w:val="18"/>
+          <w:highlight w:val="lightGray"/>
+        </w:rPr>
+        <w:t>o</w:t>
+      </w:r>
+      <w:r>
+        <w:rPr>
+          <w:rFonts w:ascii="Arial" w:hAnsi="Arial" w:eastAsia="Arial" w:cs="Arial"/>
+          <w:b w:val="0"/>
+          <w:i w:val="0"/>
+          <w:color w:val="000000"/>
+          <w:sz w:val="18"/>
+          <w:highlight w:val="lightGray"/>
+        </w:rPr>
+        <w:t>l</w:t>
+      </w:r>
+      <w:r>
+        <w:rPr>
+          <w:rFonts w:ascii="Arial" w:hAnsi="Arial" w:eastAsia="Arial" w:cs="Arial"/>
+          <w:b w:val="0"/>
+          <w:i w:val="0"/>
+          <w:color w:val="000000"/>
+          <w:sz w:val="18"/>
+          <w:highlight w:val="lightGray"/>
+        </w:rPr>
+        <w:t>u</w:t>
+      </w:r>
+      <w:r>
+        <w:rPr>
+          <w:rFonts w:ascii="Arial" w:hAnsi="Arial" w:eastAsia="Arial" w:cs="Arial"/>
+          <w:b w:val="0"/>
+          <w:i w:val="0"/>
+          <w:color w:val="000000"/>
+          <w:sz w:val="18"/>
+          <w:highlight w:val="lightGray"/>
+        </w:rPr>
+        <w:t>m</w:t>
+      </w:r>
+      <w:r>
+        <w:rPr>
+          <w:rFonts w:ascii="Arial" w:hAnsi="Arial" w:eastAsia="Arial" w:cs="Arial"/>
+          <w:b w:val="0"/>
+          <w:i w:val="0"/>
+          <w:color w:val="000000"/>
+          <w:sz w:val="18"/>
+          <w:highlight w:val="lightGray"/>
+        </w:rPr>
+        <w:t>n</w:t>
+      </w:r>
+      <w:r>
+        <w:rPr>
+          <w:rFonts w:ascii="Arial" w:hAnsi="Arial" w:eastAsia="Arial" w:cs="Arial"/>
+          <w:b w:val="0"/>
+          <w:i w:val="0"/>
+          <w:color w:val="000000"/>
+          <w:sz w:val="18"/>
+          <w:highlight w:val="lightGray"/>
+        </w:rPr>
+        <w:t>:</w:t>
+      </w:r>
+      <w:r>
+        <w:rPr>
+          <w:rFonts w:ascii="Arial" w:hAnsi="Arial" w:eastAsia="Arial" w:cs="Arial"/>
+          <w:b w:val="0"/>
+          <w:i w:val="0"/>
+          <w:color w:val="000000"/>
+          <w:sz w:val="18"/>
+          <w:highlight w:val="lightGray"/>
+        </w:rPr>
+        <w:t xml:space="preserve"> </w:t>
+      </w:r>
+      <w:r>
+        <w:rPr>
+          <w:rFonts w:ascii="Arial" w:hAnsi="Arial" w:eastAsia="Arial" w:cs="Arial"/>
+          <w:b w:val="0"/>
+          <w:i w:val="0"/>
+          <w:color w:val="000000"/>
+          <w:sz w:val="18"/>
+          <w:highlight w:val="lightGray"/>
+        </w:rPr>
+        <w:t>1</w:t>
+      </w:r>
+      <w:r>
+        <w:rPr>
+          <w:rFonts w:ascii="Arial" w:hAnsi="Arial" w:eastAsia="Arial" w:cs="Arial"/>
+          <w:b w:val="0"/>
+          <w:i w:val="0"/>
+          <w:color w:val="000000"/>
+          <w:sz w:val="18"/>
+          <w:highlight w:val="lightGray"/>
+        </w:rPr>
+        <w:t>,</w:t>
+      </w:r>
+      <w:r>
+        <w:rPr>
+          <w:rFonts w:ascii="Arial" w:hAnsi="Arial" w:eastAsia="Arial" w:cs="Arial"/>
+          <w:b w:val="0"/>
+          <w:i w:val="0"/>
+          <w:color w:val="000000"/>
+          <w:sz w:val="18"/>
+          <w:highlight w:val="lightGray"/>
+        </w:rPr>
+        <w:t xml:space="preserve"> </w:t>
+      </w:r>
+      <w:r>
+        <w:rPr>
+          <w:rFonts w:ascii="Arial" w:hAnsi="Arial" w:eastAsia="Arial" w:cs="Arial"/>
+          <w:b w:val="0"/>
+          <w:i w:val="0"/>
+          <w:color w:val="000000"/>
+          <w:sz w:val="18"/>
+          <w:highlight w:val="lightGray"/>
+        </w:rPr>
+        <w:t>N</w:t>
+      </w:r>
+      <w:r>
+        <w:rPr>
+          <w:rFonts w:ascii="Arial" w:hAnsi="Arial" w:eastAsia="Arial" w:cs="Arial"/>
+          <w:b w:val="0"/>
+          <w:i w:val="0"/>
+          <w:color w:val="000000"/>
+          <w:sz w:val="18"/>
+          <w:highlight w:val="lightGray"/>
+        </w:rPr>
+        <w:t>a</w:t>
+      </w:r>
+      <w:r>
+        <w:rPr>
+          <w:rFonts w:ascii="Arial" w:hAnsi="Arial" w:eastAsia="Arial" w:cs="Arial"/>
+          <w:b w:val="0"/>
+          <w:i w:val="0"/>
+          <w:color w:val="000000"/>
+          <w:sz w:val="18"/>
+          <w:highlight w:val="lightGray"/>
+        </w:rPr>
+        <w:t>m</w:t>
+      </w:r>
+      <w:r>
+        <w:rPr>
+          <w:rFonts w:ascii="Arial" w:hAnsi="Arial" w:eastAsia="Arial" w:cs="Arial"/>
+          <w:b w:val="0"/>
+          <w:i w:val="0"/>
+          <w:color w:val="000000"/>
+          <w:sz w:val="18"/>
+          <w:highlight w:val="lightGray"/>
+        </w:rPr>
+        <w:t>e</w:t>
+      </w:r>
+      <w:r>
+        <w:rPr>
+          <w:rFonts w:ascii="Arial" w:hAnsi="Arial" w:eastAsia="Arial" w:cs="Arial"/>
+          <w:b w:val="0"/>
+          <w:i w:val="0"/>
+          <w:color w:val="000000"/>
+          <w:sz w:val="18"/>
+          <w:highlight w:val="lightGray"/>
+        </w:rPr>
+        <w:t>_</w:t>
+      </w:r>
+      <w:r>
+        <w:rPr>
+          <w:rFonts w:ascii="Arial" w:hAnsi="Arial" w:eastAsia="Arial" w:cs="Arial"/>
+          <w:b w:val="0"/>
+          <w:i w:val="0"/>
+          <w:color w:val="000000"/>
+          <w:sz w:val="18"/>
+          <w:highlight w:val="lightGray"/>
+        </w:rPr>
+        <w:t>E</w:t>
+      </w:r>
+      <w:r>
+        <w:rPr>
+          <w:rFonts w:ascii="Arial" w:hAnsi="Arial" w:eastAsia="Arial" w:cs="Arial"/>
+          <w:b w:val="0"/>
+          <w:i w:val="0"/>
+          <w:color w:val="000000"/>
+          <w:sz w:val="18"/>
+          <w:highlight w:val="lightGray"/>
+        </w:rPr>
+        <w:t>n</w:t>
+      </w:r>
+      <w:r>
+        <w:rPr>
+          <w:rFonts w:ascii="Arial" w:hAnsi="Arial" w:eastAsia="Arial" w:cs="Arial"/>
+          <w:b w:val="0"/>
+          <w:i w:val="0"/>
+          <w:color w:val="000000"/>
+          <w:sz w:val="18"/>
+          <w:highlight w:val="lightGray"/>
+        </w:rPr>
+        <w:t xml:space="preserve"> </w:t>
+      </w:r>
+      <w:r>
+        <w:rPr>
+          <w:rFonts w:ascii="Arial" w:hAnsi="Arial" w:eastAsia="Arial" w:cs="Arial"/>
+          <w:b w:val="0"/>
+          <w:i w:val="0"/>
+          <w:color w:val="000000"/>
+          <w:sz w:val="18"/>
+          <w:highlight w:val="lightGray"/>
+        </w:rPr>
+        <w:t>C</w:t>
+      </w:r>
+      <w:r>
+        <w:rPr>
+          <w:rFonts w:ascii="Arial" w:hAnsi="Arial" w:eastAsia="Arial" w:cs="Arial"/>
+          <w:b w:val="0"/>
+          <w:i w:val="0"/>
+          <w:color w:val="000000"/>
+          <w:sz w:val="18"/>
+          <w:highlight w:val="lightGray"/>
+        </w:rPr>
+        <w:t>o</w:t>
+      </w:r>
+      <w:r>
+        <w:rPr>
+          <w:rFonts w:ascii="Arial" w:hAnsi="Arial" w:eastAsia="Arial" w:cs="Arial"/>
+          <w:b w:val="0"/>
+          <w:i w:val="0"/>
+          <w:color w:val="000000"/>
+          <w:sz w:val="18"/>
+          <w:highlight w:val="lightGray"/>
+        </w:rPr>
+        <w:t>l</w:t>
+      </w:r>
+      <w:r>
+        <w:rPr>
+          <w:rFonts w:ascii="Arial" w:hAnsi="Arial" w:eastAsia="Arial" w:cs="Arial"/>
+          <w:b w:val="0"/>
+          <w:i w:val="0"/>
+          <w:color w:val="000000"/>
+          <w:sz w:val="18"/>
+          <w:highlight w:val="lightGray"/>
+        </w:rPr>
+        <w:t>u</w:t>
+      </w:r>
+      <w:r>
+        <w:rPr>
+          <w:rFonts w:ascii="Arial" w:hAnsi="Arial" w:eastAsia="Arial" w:cs="Arial"/>
+          <w:b w:val="0"/>
+          <w:i w:val="0"/>
+          <w:color w:val="000000"/>
+          <w:sz w:val="18"/>
+          <w:highlight w:val="lightGray"/>
+        </w:rPr>
+        <w:t>m</w:t>
+      </w:r>
+      <w:r>
+        <w:rPr>
+          <w:rFonts w:ascii="Arial" w:hAnsi="Arial" w:eastAsia="Arial" w:cs="Arial"/>
+          <w:b w:val="0"/>
+          <w:i w:val="0"/>
+          <w:color w:val="000000"/>
+          <w:sz w:val="18"/>
+          <w:highlight w:val="lightGray"/>
+        </w:rPr>
+        <w:t>n</w:t>
+      </w:r>
+      <w:r>
+        <w:rPr>
+          <w:rFonts w:ascii="Arial" w:hAnsi="Arial" w:eastAsia="Arial" w:cs="Arial"/>
+          <w:b w:val="0"/>
+          <w:i w:val="0"/>
+          <w:color w:val="000000"/>
+          <w:sz w:val="18"/>
+          <w:highlight w:val="lightGray"/>
+        </w:rPr>
+        <w:t>:</w:t>
+      </w:r>
+      <w:r>
+        <w:rPr>
+          <w:rFonts w:ascii="Arial" w:hAnsi="Arial" w:eastAsia="Arial" w:cs="Arial"/>
+          <w:b w:val="0"/>
+          <w:i w:val="0"/>
+          <w:color w:val="000000"/>
+          <w:sz w:val="18"/>
+          <w:highlight w:val="lightGray"/>
+        </w:rPr>
+        <w:t xml:space="preserve"> </w:t>
+      </w:r>
+      <w:r>
+        <w:rPr>
+          <w:rFonts w:ascii="Arial" w:hAnsi="Arial" w:eastAsia="Arial" w:cs="Arial"/>
+          <w:b w:val="0"/>
+          <w:i w:val="0"/>
+          <w:color w:val="000000"/>
+          <w:sz w:val="18"/>
+          <w:highlight w:val="lightGray"/>
+        </w:rPr>
+        <w:t>M</w:t>
+      </w:r>
+      <w:r>
+        <w:rPr>
+          <w:rFonts w:ascii="Arial" w:hAnsi="Arial" w:eastAsia="Arial" w:cs="Arial"/>
+          <w:b w:val="0"/>
+          <w:i w:val="0"/>
+          <w:color w:val="000000"/>
+          <w:sz w:val="18"/>
+          <w:highlight w:val="lightGray"/>
+        </w:rPr>
+        <w:t>o</w:t>
+      </w:r>
+      <w:r>
+        <w:rPr>
+          <w:rFonts w:ascii="Arial" w:hAnsi="Arial" w:eastAsia="Arial" w:cs="Arial"/>
+          <w:b w:val="0"/>
+          <w:i w:val="0"/>
+          <w:color w:val="000000"/>
+          <w:sz w:val="18"/>
+          <w:highlight w:val="lightGray"/>
+        </w:rPr>
+        <w:t>t</w:t>
+      </w:r>
+      <w:r>
+        <w:rPr>
+          <w:rFonts w:ascii="Arial" w:hAnsi="Arial" w:eastAsia="Arial" w:cs="Arial"/>
+          <w:b w:val="0"/>
+          <w:i w:val="0"/>
+          <w:color w:val="000000"/>
+          <w:sz w:val="18"/>
+          <w:highlight w:val="lightGray"/>
+        </w:rPr>
+        <w:t>a</w:t>
+      </w:r>
+      <w:r>
+        <w:rPr>
+          <w:rFonts w:ascii="Arial" w:hAnsi="Arial" w:eastAsia="Arial" w:cs="Arial"/>
+          <w:b w:val="0"/>
+          <w:i w:val="0"/>
+          <w:color w:val="000000"/>
+          <w:sz w:val="18"/>
+          <w:highlight w:val="lightGray"/>
+        </w:rPr>
+        <w:t>s</w:t>
+      </w:r>
+      <w:r>
+        <w:rPr>
+          <w:rFonts w:ascii="Arial" w:hAnsi="Arial" w:eastAsia="Arial" w:cs="Arial"/>
+          <w:b w:val="0"/>
+          <w:i w:val="0"/>
+          <w:color w:val="000000"/>
+          <w:sz w:val="18"/>
+          <w:highlight w:val="lightGray"/>
+        </w:rPr>
+        <w:t>e</w:t>
+      </w:r>
+      <w:r>
+        <w:rPr>
+          <w:rFonts w:ascii="Arial" w:hAnsi="Arial" w:eastAsia="Arial" w:cs="Arial"/>
+          <w:b w:val="0"/>
+          <w:i w:val="0"/>
+          <w:color w:val="000000"/>
+          <w:sz w:val="18"/>
+          <w:highlight w:val="lightGray"/>
+        </w:rPr>
+        <w:t>m</w:t>
+      </w:r>
+      <w:r>
+        <w:rPr>
+          <w:rFonts w:ascii="Arial" w:hAnsi="Arial" w:eastAsia="Arial" w:cs="Arial"/>
+          <w:b w:val="0"/>
+          <w:i w:val="0"/>
+          <w:color w:val="000000"/>
+          <w:sz w:val="18"/>
+          <w:highlight w:val="lightGray"/>
+        </w:rPr>
+        <w:t xml:space="preserve"> </w:t>
+      </w:r>
+      <w:r>
+        <w:rPr>
+          <w:rFonts w:ascii="Arial" w:hAnsi="Arial" w:eastAsia="Arial" w:cs="Arial"/>
+          <w:b w:val="0"/>
+          <w:i w:val="0"/>
+          <w:color w:val="000000"/>
+          <w:sz w:val="18"/>
+          <w:highlight w:val="lightGray"/>
+        </w:rPr>
+        <w:t>E</w:t>
+      </w:r>
+      <w:r>
+        <w:rPr>
+          <w:rFonts w:ascii="Arial" w:hAnsi="Arial" w:eastAsia="Arial" w:cs="Arial"/>
+          <w:b w:val="0"/>
+          <w:i w:val="0"/>
+          <w:color w:val="000000"/>
+          <w:sz w:val="18"/>
+          <w:highlight w:val="lightGray"/>
+        </w:rPr>
+        <w:t>s</w:t>
+      </w:r>
+      <w:r>
+        <w:rPr>
+          <w:rFonts w:ascii="Arial" w:hAnsi="Arial" w:eastAsia="Arial" w:cs="Arial"/>
+          <w:b w:val="0"/>
+          <w:i w:val="0"/>
+          <w:color w:val="000000"/>
+          <w:sz w:val="18"/>
+          <w:highlight w:val="lightGray"/>
+        </w:rPr>
+        <w:t>s</w:t>
+      </w:r>
+      <w:r>
+        <w:rPr>
+          <w:rFonts w:ascii="Arial" w:hAnsi="Arial" w:eastAsia="Arial" w:cs="Arial"/>
+          <w:b w:val="0"/>
+          <w:i w:val="0"/>
+          <w:color w:val="000000"/>
+          <w:sz w:val="18"/>
+          <w:highlight w:val="lightGray"/>
+        </w:rPr>
+        <w:t>a</w:t>
+      </w:r>
+      <w:r>
+        <w:rPr>
+          <w:rFonts w:ascii="Arial" w:hAnsi="Arial" w:eastAsia="Arial" w:cs="Arial"/>
+          <w:b w:val="0"/>
+          <w:i w:val="0"/>
+          <w:color w:val="000000"/>
+          <w:sz w:val="18"/>
+          <w:highlight w:val="lightGray"/>
+        </w:rPr>
+        <w:t>m</w:t>
+      </w:r>
+      <w:r>
+        <w:rPr>
+          <w:rFonts w:ascii="Arial" w:hAnsi="Arial" w:eastAsia="Arial" w:cs="Arial"/>
+          <w:b w:val="0"/>
+          <w:i w:val="0"/>
+          <w:color w:val="000000"/>
+          <w:sz w:val="18"/>
+          <w:highlight w:val="lightGray"/>
+        </w:rPr>
+        <w:t>]</w:t>
+      </w:r>
+      <w:r>
+        <w:rPr>
+          <w:rFonts w:ascii="Arial" w:hAnsi="Arial" w:eastAsia="Arial" w:cs="Arial"/>
+          <w:b w:val="0"/>
+          <w:i w:val="0"/>
+          <w:color w:val="000000"/>
+          <w:sz w:val="18"/>
+          <w:highlight w:val="lightGray"/>
+        </w:rPr>
+        <w:t xml:space="preserve"> </w:t>
+      </w:r>
+      <w:r>
+        <w:rPr>
+          <w:rFonts w:ascii="Arial" w:hAnsi="Arial" w:eastAsia="Arial" w:cs="Arial"/>
+          <w:b w:val="0"/>
+          <w:i w:val="0"/>
+          <w:color w:val="000000"/>
+          <w:sz w:val="18"/>
+          <w:highlight w:val="lightGray"/>
+        </w:rPr>
+        <w:t>-</w:t>
+      </w:r>
+      <w:r>
+        <w:rPr>
+          <w:rFonts w:ascii="Arial" w:hAnsi="Arial" w:eastAsia="Arial" w:cs="Arial"/>
+          <w:b w:val="0"/>
+          <w:i w:val="0"/>
+          <w:color w:val="000000"/>
+          <w:sz w:val="18"/>
+          <w:highlight w:val="lightGray"/>
+        </w:rPr>
+        <w:t>&gt;</w:t>
+      </w:r>
+      <w:r>
+        <w:rPr>
+          <w:rFonts w:ascii="Arial" w:hAnsi="Arial" w:eastAsia="Arial" w:cs="Arial"/>
+          <w:b w:val="0"/>
+          <w:i w:val="0"/>
+          <w:color w:val="000000"/>
+          <w:sz w:val="18"/>
+          <w:highlight w:val="lightGray"/>
+        </w:rPr>
+        <w:t xml:space="preserve"> </w:t>
+      </w:r>
+      <w:r>
+        <w:rPr>
+          <w:rFonts w:ascii="Arial" w:hAnsi="Arial" w:eastAsia="Arial" w:cs="Arial"/>
+          <w:b/>
+          <w:i w:val="0"/>
+          <w:color w:val="000000"/>
+          <w:sz w:val="18"/>
+          <w:highlight w:val="lightGray"/>
+        </w:rPr>
+        <w:t>F</w:t>
+      </w:r>
+      <w:r>
+        <w:rPr>
+          <w:rFonts w:ascii="Arial" w:hAnsi="Arial" w:eastAsia="Arial" w:cs="Arial"/>
+          <w:b/>
+          <w:i w:val="0"/>
+          <w:color w:val="000000"/>
+          <w:sz w:val="18"/>
+          <w:highlight w:val="lightGray"/>
+        </w:rPr>
+        <w:t>r</w:t>
+      </w:r>
+      <w:r>
+        <w:rPr>
+          <w:rFonts w:ascii="Arial" w:hAnsi="Arial" w:eastAsia="Arial" w:cs="Arial"/>
+          <w:b/>
+          <w:i w:val="0"/>
+          <w:color w:val="000000"/>
+          <w:sz w:val="18"/>
+          <w:highlight w:val="lightGray"/>
+        </w:rPr>
+        <w:t>o</w:t>
+      </w:r>
+      <w:r>
+        <w:rPr>
+          <w:rFonts w:ascii="Arial" w:hAnsi="Arial" w:eastAsia="Arial" w:cs="Arial"/>
+          <w:b/>
+          <w:i w:val="0"/>
+          <w:color w:val="000000"/>
+          <w:sz w:val="18"/>
+          <w:highlight w:val="lightGray"/>
+        </w:rPr>
+        <w:t>m</w:t>
+      </w:r>
+      <w:r>
+        <w:rPr>
+          <w:rFonts w:ascii="Arial" w:hAnsi="Arial" w:eastAsia="Arial" w:cs="Arial"/>
+          <w:b/>
+          <w:i w:val="0"/>
+          <w:color w:val="000000"/>
+          <w:sz w:val="18"/>
+          <w:highlight w:val="lightGray"/>
+        </w:rPr>
+        <w:t>:</w:t>
+      </w:r>
+      <w:r>
+        <w:rPr>
+          <w:rFonts w:ascii="Arial" w:hAnsi="Arial" w:eastAsia="Arial" w:cs="Arial"/>
+          <w:b w:val="0"/>
+          <w:i w:val="0"/>
+          <w:color w:val="000000"/>
+          <w:sz w:val="18"/>
+          <w:highlight w:val="lightGray"/>
+        </w:rPr>
+        <w:t xml:space="preserve"> </w:t>
+      </w:r>
+      <w:r>
+        <w:rPr>
+          <w:rFonts w:ascii="Arial" w:hAnsi="Arial" w:eastAsia="Arial" w:cs="Arial"/>
+          <w:b w:val="0"/>
+          <w:i w:val="0"/>
+          <w:color w:val="000000"/>
+          <w:sz w:val="18"/>
+          <w:highlight w:val="lightGray"/>
+        </w:rPr>
+        <w:t>[</w:t>
+      </w:r>
+      <w:r>
+        <w:rPr>
+          <w:rFonts w:ascii="Arial" w:hAnsi="Arial" w:eastAsia="Arial" w:cs="Arial"/>
+          <w:b w:val="0"/>
+          <w:i w:val="0"/>
+          <w:color w:val="000000"/>
+          <w:sz w:val="18"/>
+          <w:highlight w:val="lightGray"/>
+        </w:rPr>
+        <w:t>C</w:t>
+      </w:r>
+      <w:r>
+        <w:rPr>
+          <w:rFonts w:ascii="Arial" w:hAnsi="Arial" w:eastAsia="Arial" w:cs="Arial"/>
+          <w:b w:val="0"/>
+          <w:i w:val="0"/>
+          <w:color w:val="000000"/>
+          <w:sz w:val="18"/>
+          <w:highlight w:val="lightGray"/>
+        </w:rPr>
+        <w:t>h</w:t>
+      </w:r>
+      <w:r>
+        <w:rPr>
+          <w:rFonts w:ascii="Arial" w:hAnsi="Arial" w:eastAsia="Arial" w:cs="Arial"/>
+          <w:b w:val="0"/>
+          <w:i w:val="0"/>
+          <w:color w:val="000000"/>
+          <w:sz w:val="18"/>
+          <w:highlight w:val="lightGray"/>
+        </w:rPr>
+        <w:t>a</w:t>
+      </w:r>
+      <w:r>
+        <w:rPr>
+          <w:rFonts w:ascii="Arial" w:hAnsi="Arial" w:eastAsia="Arial" w:cs="Arial"/>
+          <w:b w:val="0"/>
+          <w:i w:val="0"/>
+          <w:color w:val="000000"/>
+          <w:sz w:val="18"/>
+          <w:highlight w:val="lightGray"/>
+        </w:rPr>
+        <w:t>t</w:t>
+      </w:r>
+      <w:r>
+        <w:rPr>
+          <w:rFonts w:ascii="Arial" w:hAnsi="Arial" w:eastAsia="Arial" w:cs="Arial"/>
+          <w:b w:val="0"/>
+          <w:i w:val="0"/>
+          <w:color w:val="000000"/>
+          <w:sz w:val="18"/>
+          <w:highlight w:val="lightGray"/>
+        </w:rPr>
+        <w:t>g</w:t>
+      </w:r>
+      <w:r>
+        <w:rPr>
+          <w:rFonts w:ascii="Arial" w:hAnsi="Arial" w:eastAsia="Arial" w:cs="Arial"/>
+          <w:b w:val="0"/>
+          <w:i w:val="0"/>
+          <w:color w:val="000000"/>
+          <w:sz w:val="18"/>
+          <w:highlight w:val="lightGray"/>
+        </w:rPr>
+        <w:t>p</w:t>
+      </w:r>
+      <w:r>
+        <w:rPr>
+          <w:rFonts w:ascii="Arial" w:hAnsi="Arial" w:eastAsia="Arial" w:cs="Arial"/>
+          <w:b w:val="0"/>
+          <w:i w:val="0"/>
+          <w:color w:val="000000"/>
+          <w:sz w:val="18"/>
+          <w:highlight w:val="lightGray"/>
+        </w:rPr>
+        <w:t>t</w:t>
+      </w:r>
+      <w:r>
+        <w:rPr>
+          <w:rFonts w:ascii="Arial" w:hAnsi="Arial" w:eastAsia="Arial" w:cs="Arial"/>
+          <w:b w:val="0"/>
+          <w:i w:val="0"/>
+          <w:color w:val="000000"/>
+          <w:sz w:val="18"/>
+          <w:highlight w:val="lightGray"/>
+        </w:rPr>
+        <w:t xml:space="preserve"> </w:t>
+      </w:r>
+      <w:r>
+        <w:rPr>
+          <w:rFonts w:ascii="Arial" w:hAnsi="Arial" w:eastAsia="Arial" w:cs="Arial"/>
+          <w:b w:val="0"/>
+          <w:i w:val="0"/>
+          <w:color w:val="000000"/>
+          <w:sz w:val="18"/>
+          <w:highlight w:val="lightGray"/>
+        </w:rPr>
+        <w:t>(</w:t>
+      </w:r>
+      <w:r>
+        <w:rPr>
+          <w:rFonts w:ascii="Arial" w:hAnsi="Arial" w:eastAsia="Arial" w:cs="Arial"/>
+          <w:b w:val="0"/>
+          <w:i w:val="0"/>
+          <w:color w:val="000000"/>
+          <w:sz w:val="18"/>
+          <w:highlight w:val="lightGray"/>
+        </w:rPr>
+        <w:t>G</w:t>
+      </w:r>
+      <w:r>
+        <w:rPr>
+          <w:rFonts w:ascii="Arial" w:hAnsi="Arial" w:eastAsia="Arial" w:cs="Arial"/>
+          <w:b w:val="0"/>
+          <w:i w:val="0"/>
+          <w:color w:val="000000"/>
+          <w:sz w:val="18"/>
+          <w:highlight w:val="lightGray"/>
+        </w:rPr>
+        <w:t>P</w:t>
+      </w:r>
+      <w:r>
+        <w:rPr>
+          <w:rFonts w:ascii="Arial" w:hAnsi="Arial" w:eastAsia="Arial" w:cs="Arial"/>
+          <w:b w:val="0"/>
+          <w:i w:val="0"/>
+          <w:color w:val="000000"/>
+          <w:sz w:val="18"/>
+          <w:highlight w:val="lightGray"/>
+        </w:rPr>
+        <w:t>T</w:t>
+      </w:r>
+      <w:r>
+        <w:rPr>
+          <w:rFonts w:ascii="Arial" w:hAnsi="Arial" w:eastAsia="Arial" w:cs="Arial"/>
+          <w:b w:val="0"/>
+          <w:i w:val="0"/>
+          <w:color w:val="000000"/>
+          <w:sz w:val="18"/>
+          <w:highlight w:val="lightGray"/>
         </w:rPr>
         <w:t>‑</w:t>
       </w:r>
       <w:r>
         <w:rPr>
-          <w:rFonts w:ascii="Arial" w:eastAsia="Arial" w:hAnsi="Arial" w:cs="Arial"/>
-          <w:b/>
-          <w:kern w:val="0"/>
-          <w:sz w:val="22"/>
-          <w:szCs w:val="22"/>
-          <w:highlight w:val="darkGray"/>
-          <w:lang w:val="en"/>
-          <w14:ligatures w14:val="none"/>
-        </w:rPr>
-        <w:t>5 Mini) at [12/18/2025]</w:t>
+          <w:rFonts w:ascii="Arial" w:hAnsi="Arial" w:eastAsia="Arial" w:cs="Arial"/>
+          <w:b w:val="0"/>
+          <w:i w:val="0"/>
+          <w:color w:val="000000"/>
+          <w:sz w:val="18"/>
+          <w:highlight w:val="lightGray"/>
+        </w:rPr>
+        <w:t>5</w:t>
+      </w:r>
+      <w:r>
+        <w:rPr>
+          <w:rFonts w:ascii="Arial" w:hAnsi="Arial" w:eastAsia="Arial" w:cs="Arial"/>
+          <w:b w:val="0"/>
+          <w:i w:val="0"/>
+          <w:color w:val="000000"/>
+          <w:sz w:val="18"/>
+          <w:highlight w:val="lightGray"/>
+        </w:rPr>
+        <w:t xml:space="preserve"> </w:t>
+      </w:r>
+      <w:r>
+        <w:rPr>
+          <w:rFonts w:ascii="Arial" w:hAnsi="Arial" w:eastAsia="Arial" w:cs="Arial"/>
+          <w:b w:val="0"/>
+          <w:i w:val="0"/>
+          <w:color w:val="000000"/>
+          <w:sz w:val="18"/>
+          <w:highlight w:val="lightGray"/>
+        </w:rPr>
+        <w:t>M</w:t>
+      </w:r>
+      <w:r>
+        <w:rPr>
+          <w:rFonts w:ascii="Arial" w:hAnsi="Arial" w:eastAsia="Arial" w:cs="Arial"/>
+          <w:b w:val="0"/>
+          <w:i w:val="0"/>
+          <w:color w:val="000000"/>
+          <w:sz w:val="18"/>
+          <w:highlight w:val="lightGray"/>
+        </w:rPr>
+        <w:t>i</w:t>
+      </w:r>
+      <w:r>
+        <w:rPr>
+          <w:rFonts w:ascii="Arial" w:hAnsi="Arial" w:eastAsia="Arial" w:cs="Arial"/>
+          <w:b w:val="0"/>
+          <w:i w:val="0"/>
+          <w:color w:val="000000"/>
+          <w:sz w:val="18"/>
+          <w:highlight w:val="lightGray"/>
+        </w:rPr>
+        <w:t>n</w:t>
+      </w:r>
+      <w:r>
+        <w:rPr>
+          <w:rFonts w:ascii="Arial" w:hAnsi="Arial" w:eastAsia="Arial" w:cs="Arial"/>
+          <w:b w:val="0"/>
+          <w:i w:val="0"/>
+          <w:color w:val="000000"/>
+          <w:sz w:val="18"/>
+          <w:highlight w:val="lightGray"/>
+        </w:rPr>
+        <w:t>i</w:t>
+      </w:r>
+      <w:r>
+        <w:rPr>
+          <w:rFonts w:ascii="Arial" w:hAnsi="Arial" w:eastAsia="Arial" w:cs="Arial"/>
+          <w:b w:val="0"/>
+          <w:i w:val="0"/>
+          <w:color w:val="000000"/>
+          <w:sz w:val="18"/>
+          <w:highlight w:val="lightGray"/>
+        </w:rPr>
+        <w:t>)</w:t>
+      </w:r>
+      <w:r>
+        <w:rPr>
+          <w:rFonts w:ascii="Arial" w:hAnsi="Arial" w:eastAsia="Arial" w:cs="Arial"/>
+          <w:b w:val="0"/>
+          <w:i w:val="0"/>
+          <w:color w:val="000000"/>
+          <w:sz w:val="18"/>
+          <w:highlight w:val="lightGray"/>
+        </w:rPr>
+        <w:t>]</w:t>
+      </w:r>
+      <w:r>
+        <w:rPr>
+          <w:rFonts w:ascii="Arial" w:hAnsi="Arial" w:eastAsia="Arial" w:cs="Arial"/>
+          <w:b w:val="0"/>
+          <w:i w:val="0"/>
+          <w:color w:val="000000"/>
+          <w:sz w:val="18"/>
+          <w:highlight w:val="lightGray"/>
+        </w:rPr>
+        <w:t xml:space="preserve"> </w:t>
+      </w:r>
+      <w:r>
+        <w:rPr>
+          <w:rFonts w:ascii="Arial" w:hAnsi="Arial" w:eastAsia="Arial" w:cs="Arial"/>
+          <w:b/>
+          <w:i w:val="0"/>
+          <w:color w:val="000000"/>
+          <w:sz w:val="18"/>
+          <w:highlight w:val="lightGray"/>
+        </w:rPr>
+        <w:t>o</w:t>
+      </w:r>
+      <w:r>
+        <w:rPr>
+          <w:rFonts w:ascii="Arial" w:hAnsi="Arial" w:eastAsia="Arial" w:cs="Arial"/>
+          <w:b/>
+          <w:i w:val="0"/>
+          <w:color w:val="000000"/>
+          <w:sz w:val="18"/>
+          <w:highlight w:val="lightGray"/>
+        </w:rPr>
+        <w:t>n</w:t>
+      </w:r>
+      <w:r>
+        <w:rPr>
+          <w:rFonts w:ascii="Arial" w:hAnsi="Arial"/>
+          <w:b w:val="0"/>
+          <w:i w:val="0"/>
+          <w:color w:val="000000"/>
+          <w:sz w:val="18"/>
+          <w:highlight w:val="lightGray"/>
+        </w:rPr>
+        <w:t xml:space="preserve"> </w:t>
+      </w:r>
+      <w:r>
+        <w:rPr>
+          <w:rFonts w:ascii="Arial" w:hAnsi="Arial"/>
+          <w:b w:val="0"/>
+          <w:i w:val="0"/>
+          <w:color w:val="000000"/>
+          <w:sz w:val="18"/>
+          <w:highlight w:val="lightGray"/>
+        </w:rPr>
+        <w:t>[</w:t>
+      </w:r>
+      <w:r>
+        <w:rPr>
+          <w:rFonts w:ascii="Arial" w:hAnsi="Arial"/>
+          <w:b w:val="0"/>
+          <w:i w:val="0"/>
+          <w:sz w:val="18"/>
+          <w:highlight w:val="lightGray"/>
+        </w:rPr>
+        <w:t>12/18/2025]</w:t>
       </w:r>
     </w:p>
     <w:p>
